--- a/گرافت/RAG/PP-g-St-co-GMA Suspension/دستوالعمل آزمایشگاهی-سناریو.docx
+++ b/گرافت/RAG/PP-g-St-co-GMA Suspension/دستوالعمل آزمایشگاهی-سناریو.docx
@@ -1,6 +1,6 @@
 
 <file path=word/document.xml><?xml version="1.0" encoding="utf-8"?>
-<w:document xmlns:wpc="http://schemas.microsoft.com/office/word/2010/wordprocessingCanvas" xmlns:cx="http://schemas.microsoft.com/office/drawing/2014/chartex" xmlns:cx1="http://schemas.microsoft.com/office/drawing/2015/9/8/chartex" xmlns:cx2="http://schemas.microsoft.com/office/drawing/2015/10/21/chartex" xmlns:cx3="http://schemas.microsoft.com/office/drawing/2016/5/9/chartex" xmlns:cx4="http://schemas.microsoft.com/office/drawing/2016/5/10/chartex" xmlns:cx5="http://schemas.microsoft.com/office/drawing/2016/5/11/chartex" xmlns:cx6="http://schemas.microsoft.com/office/drawing/2016/5/12/chartex" xmlns:cx7="http://schemas.microsoft.com/office/drawing/2016/5/13/chartex" xmlns:cx8="http://schemas.microsoft.com/office/drawing/2016/5/14/chartex" xmlns:mc="http://schemas.openxmlformats.org/markup-compatibility/2006" xmlns:aink="http://schemas.microsoft.com/office/drawing/2016/ink" xmlns:am3d="http://schemas.microsoft.com/office/drawing/2017/model3d" xmlns:o="urn:schemas-microsoft-com:office:office" xmlns:oel="http://schemas.microsoft.com/office/2019/extlst" xmlns:r="http://schemas.openxmlformats.org/officeDocument/2006/relationships" xmlns:m="http://schemas.openxmlformats.org/officeDocument/2006/math" xmlns:v="urn:schemas-microsoft-com:vml" xmlns:wp14="http://schemas.microsoft.com/office/word/2010/wordprocessingDrawing" xmlns:wp="http://schemas.openxmlformats.org/drawingml/2006/wordprocessingDrawing" xmlns:w10="urn:schemas-microsoft-com:office:word" xmlns:w="http://schemas.openxmlformats.org/wordprocessingml/2006/main" xmlns:w14="http://schemas.microsoft.com/office/word/2010/wordml" xmlns:w15="http://schemas.microsoft.com/office/word/2012/wordml" xmlns:w16cei="http://schemas.microsoft.com/office/word/2026/wordml/cei" xmlns:w16cex="http://schemas.microsoft.com/office/word/2018/wordml/cex" xmlns:w16cid="http://schemas.microsoft.com/office/word/2016/wordml/cid" xmlns:w16="http://schemas.microsoft.com/office/word/2018/wordml" xmlns:w16du="http://schemas.microsoft.com/office/word/2023/wordml/word16du" xmlns:w16sdtdh="http://schemas.microsoft.com/office/word/2020/wordml/sdtdatahash" xmlns:w16sdtfl="http://schemas.microsoft.com/office/word/2024/wordml/sdtformatlock" xmlns:w16se="http://schemas.microsoft.com/office/word/2015/wordml/symex" xmlns:wpg="http://schemas.microsoft.com/office/word/2010/wordprocessingGroup" xmlns:wpi="http://schemas.microsoft.com/office/word/2010/wordprocessingInk" xmlns:wne="http://schemas.microsoft.com/office/word/2006/wordml" xmlns:wps="http://schemas.microsoft.com/office/word/2010/wordprocessingShape" mc:Ignorable="w14 w15 w16se w16cid w16 w16cex w16sdtdh w16sdtfl w16du wp14">
+<w:document xmlns:wpc="http://schemas.microsoft.com/office/word/2010/wordprocessingCanvas" xmlns:cx="http://schemas.microsoft.com/office/drawing/2014/chartex" xmlns:cx1="http://schemas.microsoft.com/office/drawing/2015/9/8/chartex" xmlns:cx2="http://schemas.microsoft.com/office/drawing/2015/10/21/chartex" xmlns:cx3="http://schemas.microsoft.com/office/drawing/2016/5/9/chartex" xmlns:cx4="http://schemas.microsoft.com/office/drawing/2016/5/10/chartex" xmlns:cx5="http://schemas.microsoft.com/office/drawing/2016/5/11/chartex" xmlns:cx6="http://schemas.microsoft.com/office/drawing/2016/5/12/chartex" xmlns:cx7="http://schemas.microsoft.com/office/drawing/2016/5/13/chartex" xmlns:cx8="http://schemas.microsoft.com/office/drawing/2016/5/14/chartex" xmlns:mc="http://schemas.openxmlformats.org/markup-compatibility/2006" xmlns:aink="http://schemas.microsoft.com/office/drawing/2016/ink" xmlns:am3d="http://schemas.microsoft.com/office/drawing/2017/model3d" xmlns:o="urn:schemas-microsoft-com:office:office" xmlns:oel="http://schemas.microsoft.com/office/2019/extlst" xmlns:r="http://schemas.openxmlformats.org/officeDocument/2006/relationships" xmlns:m="http://schemas.openxmlformats.org/officeDocument/2006/math" xmlns:v="urn:schemas-microsoft-com:vml" xmlns:wp14="http://schemas.microsoft.com/office/word/2010/wordprocessingDrawing" xmlns:wp="http://schemas.openxmlformats.org/drawingml/2006/wordprocessingDrawing" xmlns:w10="urn:schemas-microsoft-com:office:word" xmlns:w="http://schemas.openxmlformats.org/wordprocessingml/2006/main" xmlns:w14="http://schemas.microsoft.com/office/word/2010/wordml" xmlns:w15="http://schemas.microsoft.com/office/word/2012/wordml" xmlns:w16cex="http://schemas.microsoft.com/office/word/2018/wordml/cex" xmlns:w16cid="http://schemas.microsoft.com/office/word/2016/wordml/cid" xmlns:w16="http://schemas.microsoft.com/office/word/2018/wordml" xmlns:w16du="http://schemas.microsoft.com/office/word/2023/wordml/word16du" xmlns:w16sdtdh="http://schemas.microsoft.com/office/word/2020/wordml/sdtdatahash" xmlns:w16sdtfl="http://schemas.microsoft.com/office/word/2024/wordml/sdtformatlock" xmlns:w16se="http://schemas.microsoft.com/office/word/2015/wordml/symex" xmlns:wpg="http://schemas.microsoft.com/office/word/2010/wordprocessingGroup" xmlns:wpi="http://schemas.microsoft.com/office/word/2010/wordprocessingInk" xmlns:wne="http://schemas.microsoft.com/office/word/2006/wordml" xmlns:wps="http://schemas.microsoft.com/office/word/2010/wordprocessingShape" mc:Ignorable="w14 w15 w16se w16cid w16 w16cex w16sdtdh w16sdtfl w16du wp14">
   <w:body>
     <w:p>
       <w:pPr>
@@ -1900,16 +1900,7 @@
           <w:szCs w:val="32"/>
           <w:lang w:bidi="fa-IR"/>
         </w:rPr>
-        <w:t>BPO = 0.07 g</w:t>
-      </w:r>
-      <w:r>
-        <w:rPr>
-          <w:rFonts w:cs="B Koodak"/>
-          <w:sz w:val="32"/>
-          <w:szCs w:val="32"/>
-          <w:lang w:bidi="fa-IR"/>
-        </w:rPr>
-        <w:br/>
+        <w:t xml:space="preserve">Xylene = </w:t>
       </w:r>
       <w:r>
         <w:rPr>
@@ -1920,16 +1911,7 @@
           <w:szCs w:val="32"/>
           <w:lang w:bidi="fa-IR"/>
         </w:rPr>
-        <w:t>Xylene = 35 mL</w:t>
-      </w:r>
-      <w:r>
-        <w:rPr>
-          <w:rFonts w:cs="B Koodak"/>
-          <w:sz w:val="32"/>
-          <w:szCs w:val="32"/>
-          <w:lang w:bidi="fa-IR"/>
-        </w:rPr>
-        <w:br/>
+        <w:t>35</w:t>
       </w:r>
       <w:r>
         <w:rPr>
@@ -1940,7 +1922,16 @@
           <w:szCs w:val="32"/>
           <w:lang w:bidi="fa-IR"/>
         </w:rPr>
-        <w:t xml:space="preserve">DI Water = </w:t>
+        <w:t xml:space="preserve"> mL</w:t>
+      </w:r>
+      <w:r>
+        <w:rPr>
+          <w:rFonts w:cs="B Koodak"/>
+          <w:sz w:val="32"/>
+          <w:szCs w:val="32"/>
+          <w:lang w:bidi="fa-IR"/>
+        </w:rPr>
+        <w:br/>
       </w:r>
       <w:r>
         <w:rPr>
@@ -1951,7 +1942,7 @@
           <w:szCs w:val="32"/>
           <w:lang w:bidi="fa-IR"/>
         </w:rPr>
-        <w:t>8</w:t>
+        <w:t xml:space="preserve">DI Water = </w:t>
       </w:r>
       <w:r>
         <w:rPr>
@@ -1962,7 +1953,18 @@
           <w:szCs w:val="32"/>
           <w:lang w:bidi="fa-IR"/>
         </w:rPr>
-        <w:t>0 mL</w:t>
+        <w:t>80</w:t>
+      </w:r>
+      <w:r>
+        <w:rPr>
+          <w:rFonts w:cs="B Koodak"/>
+          <w:b/>
+          <w:bCs/>
+          <w:sz w:val="32"/>
+          <w:szCs w:val="32"/>
+          <w:lang w:bidi="fa-IR"/>
+        </w:rPr>
+        <w:t xml:space="preserve"> mL</w:t>
       </w:r>
     </w:p>
     <w:p>
@@ -2020,7 +2022,31 @@
           <w:szCs w:val="32"/>
           <w:lang w:bidi="fa-IR"/>
         </w:rPr>
-        <w:t xml:space="preserve"> Styrene:GMA = 1.5:1 </w:t>
+        <w:t xml:space="preserve"> </w:t>
+      </w:r>
+      <w:proofErr w:type="spellStart"/>
+      <w:r>
+        <w:rPr>
+          <w:rFonts w:cs="B Koodak"/>
+          <w:b/>
+          <w:bCs/>
+          <w:sz w:val="32"/>
+          <w:szCs w:val="32"/>
+          <w:lang w:bidi="fa-IR"/>
+        </w:rPr>
+        <w:t>Styrene:GMA</w:t>
+      </w:r>
+      <w:proofErr w:type="spellEnd"/>
+      <w:r>
+        <w:rPr>
+          <w:rFonts w:cs="B Koodak"/>
+          <w:b/>
+          <w:bCs/>
+          <w:sz w:val="32"/>
+          <w:szCs w:val="32"/>
+          <w:lang w:bidi="fa-IR"/>
+        </w:rPr>
+        <w:t xml:space="preserve"> = 1.5:1 </w:t>
       </w:r>
       <w:r>
         <w:rPr>
@@ -2057,7 +2083,29 @@
           <w:szCs w:val="32"/>
           <w:lang w:bidi="fa-IR"/>
         </w:rPr>
-        <w:t xml:space="preserve">BPO = 0.7 wt% </w:t>
+        <w:t xml:space="preserve">BPO = </w:t>
+      </w:r>
+      <w:r>
+        <w:rPr>
+          <w:rFonts w:cs="B Koodak"/>
+          <w:b/>
+          <w:bCs/>
+          <w:sz w:val="32"/>
+          <w:szCs w:val="32"/>
+          <w:lang w:bidi="fa-IR"/>
+        </w:rPr>
+        <w:t>2.5 * Monomer</w:t>
+      </w:r>
+      <w:r>
+        <w:rPr>
+          <w:rFonts w:cs="B Koodak"/>
+          <w:b/>
+          <w:bCs/>
+          <w:sz w:val="32"/>
+          <w:szCs w:val="32"/>
+          <w:lang w:bidi="fa-IR"/>
+        </w:rPr>
+        <w:t xml:space="preserve"> </w:t>
       </w:r>
       <w:r>
         <w:rPr>
@@ -2095,7 +2143,29 @@
           <w:szCs w:val="32"/>
           <w:lang w:bidi="fa-IR"/>
         </w:rPr>
-        <w:t>Xylene ≈ 3.5 mL/g PP</w:t>
+        <w:t xml:space="preserve">Xylene ≈ </w:t>
+      </w:r>
+      <w:r>
+        <w:rPr>
+          <w:rFonts w:cs="B Koodak"/>
+          <w:b/>
+          <w:bCs/>
+          <w:sz w:val="32"/>
+          <w:szCs w:val="32"/>
+          <w:lang w:bidi="fa-IR"/>
+        </w:rPr>
+        <w:t>3.5</w:t>
+      </w:r>
+      <w:r>
+        <w:rPr>
+          <w:rFonts w:cs="B Koodak"/>
+          <w:b/>
+          <w:bCs/>
+          <w:sz w:val="32"/>
+          <w:szCs w:val="32"/>
+          <w:lang w:bidi="fa-IR"/>
+        </w:rPr>
+        <w:t xml:space="preserve"> mL/g PP</w:t>
       </w:r>
     </w:p>
     <w:p>
@@ -2121,7 +2191,29 @@
           <w:szCs w:val="32"/>
           <w:lang w:bidi="fa-IR"/>
         </w:rPr>
-        <w:t>Water ≈ 5 mL/g PP</w:t>
+        <w:t xml:space="preserve">Water ≈ </w:t>
+      </w:r>
+      <w:r>
+        <w:rPr>
+          <w:rFonts w:cs="B Koodak"/>
+          <w:b/>
+          <w:bCs/>
+          <w:sz w:val="32"/>
+          <w:szCs w:val="32"/>
+          <w:lang w:bidi="fa-IR"/>
+        </w:rPr>
+        <w:t>8</w:t>
+      </w:r>
+      <w:r>
+        <w:rPr>
+          <w:rFonts w:cs="B Koodak"/>
+          <w:b/>
+          <w:bCs/>
+          <w:sz w:val="32"/>
+          <w:szCs w:val="32"/>
+          <w:lang w:bidi="fa-IR"/>
+        </w:rPr>
+        <w:t xml:space="preserve"> mL/g PP</w:t>
       </w:r>
     </w:p>
     <w:p>
@@ -2185,12 +2277,12 @@
       </w:tblPr>
       <w:tblGrid>
         <w:gridCol w:w="1077"/>
-        <w:gridCol w:w="2091"/>
-        <w:gridCol w:w="1148"/>
-        <w:gridCol w:w="1553"/>
-        <w:gridCol w:w="1087"/>
-        <w:gridCol w:w="1689"/>
-        <w:gridCol w:w="1595"/>
+        <w:gridCol w:w="2076"/>
+        <w:gridCol w:w="1140"/>
+        <w:gridCol w:w="1542"/>
+        <w:gridCol w:w="1143"/>
+        <w:gridCol w:w="1678"/>
+        <w:gridCol w:w="1584"/>
       </w:tblGrid>
       <w:tr>
         <w:trPr>
@@ -2442,7 +2534,21 @@
               <w:rPr>
                 <w:rFonts w:cs="B Koodak"/>
               </w:rPr>
-              <w:t>0 wt%</w:t>
+              <w:t xml:space="preserve">0 </w:t>
+            </w:r>
+            <w:proofErr w:type="spellStart"/>
+            <w:r>
+              <w:rPr>
+                <w:rFonts w:cs="B Koodak"/>
+              </w:rPr>
+              <w:t>wt</w:t>
+            </w:r>
+            <w:proofErr w:type="spellEnd"/>
+            <w:r>
+              <w:rPr>
+                <w:rFonts w:cs="B Koodak"/>
+              </w:rPr>
+              <w:t>%</w:t>
             </w:r>
           </w:p>
         </w:tc>
@@ -2548,6 +2654,173 @@
                 <w:rFonts w:cs="B Koodak"/>
               </w:rPr>
               <w:t>0</w:t>
+            </w:r>
+          </w:p>
+        </w:tc>
+      </w:tr>
+      <w:tr>
+        <w:trPr>
+          <w:trHeight w:val="499"/>
+          <w:tblCellSpacing w:w="15" w:type="dxa"/>
+        </w:trPr>
+        <w:tc>
+          <w:tcPr>
+            <w:tcW w:w="1032" w:type="dxa"/>
+            <w:vAlign w:val="center"/>
+          </w:tcPr>
+          <w:p>
+            <w:pPr>
+              <w:bidi/>
+              <w:jc w:val="center"/>
+              <w:rPr>
+                <w:rFonts w:cs="B Koodak"/>
+              </w:rPr>
+            </w:pPr>
+            <w:r>
+              <w:rPr>
+                <w:rFonts w:cs="B Koodak"/>
+              </w:rPr>
+              <w:t>S1</w:t>
+            </w:r>
+          </w:p>
+        </w:tc>
+        <w:tc>
+          <w:tcPr>
+            <w:tcW w:w="0" w:type="auto"/>
+            <w:vAlign w:val="center"/>
+          </w:tcPr>
+          <w:p>
+            <w:pPr>
+              <w:bidi/>
+              <w:jc w:val="center"/>
+              <w:rPr>
+                <w:rFonts w:cs="B Koodak"/>
+              </w:rPr>
+            </w:pPr>
+            <w:r>
+              <w:rPr>
+                <w:rFonts w:cs="B Koodak"/>
+              </w:rPr>
+              <w:t xml:space="preserve">0.5 </w:t>
+            </w:r>
+            <w:proofErr w:type="spellStart"/>
+            <w:r>
+              <w:rPr>
+                <w:rFonts w:cs="B Koodak"/>
+              </w:rPr>
+              <w:t>wt</w:t>
+            </w:r>
+            <w:proofErr w:type="spellEnd"/>
+            <w:r>
+              <w:rPr>
+                <w:rFonts w:cs="B Koodak"/>
+              </w:rPr>
+              <w:t>%</w:t>
+            </w:r>
+          </w:p>
+        </w:tc>
+        <w:tc>
+          <w:tcPr>
+            <w:tcW w:w="0" w:type="auto"/>
+            <w:vAlign w:val="center"/>
+          </w:tcPr>
+          <w:p>
+            <w:pPr>
+              <w:bidi/>
+              <w:jc w:val="center"/>
+              <w:rPr>
+                <w:rFonts w:cs="B Koodak"/>
+              </w:rPr>
+            </w:pPr>
+            <w:r>
+              <w:rPr>
+                <w:rFonts w:cs="B Koodak"/>
+              </w:rPr>
+              <w:t>0.05</w:t>
+            </w:r>
+          </w:p>
+        </w:tc>
+        <w:tc>
+          <w:tcPr>
+            <w:tcW w:w="0" w:type="auto"/>
+            <w:vAlign w:val="center"/>
+          </w:tcPr>
+          <w:p>
+            <w:pPr>
+              <w:bidi/>
+              <w:jc w:val="center"/>
+              <w:rPr>
+                <w:rFonts w:cs="B Koodak"/>
+              </w:rPr>
+            </w:pPr>
+            <w:r>
+              <w:rPr>
+                <w:rFonts w:cs="B Koodak"/>
+              </w:rPr>
+              <w:t>0.075</w:t>
+            </w:r>
+          </w:p>
+        </w:tc>
+        <w:tc>
+          <w:tcPr>
+            <w:tcW w:w="0" w:type="auto"/>
+            <w:vAlign w:val="center"/>
+          </w:tcPr>
+          <w:p>
+            <w:pPr>
+              <w:bidi/>
+              <w:jc w:val="center"/>
+              <w:rPr>
+                <w:rFonts w:cs="B Koodak"/>
+              </w:rPr>
+            </w:pPr>
+            <w:r>
+              <w:rPr>
+                <w:rFonts w:cs="B Koodak"/>
+              </w:rPr>
+              <w:t>0.00313</w:t>
+            </w:r>
+          </w:p>
+        </w:tc>
+        <w:tc>
+          <w:tcPr>
+            <w:tcW w:w="0" w:type="auto"/>
+            <w:vAlign w:val="center"/>
+          </w:tcPr>
+          <w:p>
+            <w:pPr>
+              <w:bidi/>
+              <w:jc w:val="center"/>
+              <w:rPr>
+                <w:rFonts w:cs="B Koodak"/>
+              </w:rPr>
+            </w:pPr>
+            <w:r>
+              <w:rPr>
+                <w:rFonts w:cs="B Koodak"/>
+              </w:rPr>
+              <w:t>35</w:t>
+            </w:r>
+          </w:p>
+        </w:tc>
+        <w:tc>
+          <w:tcPr>
+            <w:tcW w:w="0" w:type="auto"/>
+            <w:vAlign w:val="center"/>
+          </w:tcPr>
+          <w:p>
+            <w:pPr>
+              <w:bidi/>
+              <w:jc w:val="center"/>
+              <w:rPr>
+                <w:rFonts w:cs="B Koodak"/>
+              </w:rPr>
+            </w:pPr>
+            <w:r>
+              <w:rPr>
+                <w:rFonts w:cs="B Koodak"/>
+              </w:rPr>
+              <w:t>80</w:t>
             </w:r>
           </w:p>
         </w:tc>
@@ -2576,7 +2849,13 @@
                 <w:rFonts w:cs="B Koodak"/>
               </w:rPr>
               <w:lastRenderedPageBreak/>
-              <w:t>S1</w:t>
+              <w:t>S</w:t>
+            </w:r>
+            <w:r>
+              <w:rPr>
+                <w:rFonts w:cs="B Koodak"/>
+              </w:rPr>
+              <w:t>2</w:t>
             </w:r>
           </w:p>
         </w:tc>
@@ -2604,7 +2883,21 @@
               <w:rPr>
                 <w:rFonts w:cs="B Koodak"/>
               </w:rPr>
-              <w:t xml:space="preserve"> wt%</w:t>
+              <w:t xml:space="preserve"> </w:t>
+            </w:r>
+            <w:proofErr w:type="spellStart"/>
+            <w:r>
+              <w:rPr>
+                <w:rFonts w:cs="B Koodak"/>
+              </w:rPr>
+              <w:t>wt</w:t>
+            </w:r>
+            <w:proofErr w:type="spellEnd"/>
+            <w:r>
+              <w:rPr>
+                <w:rFonts w:cs="B Koodak"/>
+              </w:rPr>
+              <w:t>%</w:t>
             </w:r>
           </w:p>
         </w:tc>
@@ -2682,7 +2975,7 @@
               <w:rPr>
                 <w:rFonts w:cs="B Koodak"/>
               </w:rPr>
-              <w:t>0.07</w:t>
+              <w:t>0.00625</w:t>
             </w:r>
           </w:p>
         </w:tc>
@@ -2702,7 +2995,8 @@
             </w:pPr>
             <w:r>
               <w:rPr>
-                <w:rFonts w:cs="B Koodak"/>
+                <w:rFonts w:cs="B Koodak" w:hint="cs"/>
+                <w:rtl/>
               </w:rPr>
               <w:t>35</w:t>
             </w:r>
@@ -2761,7 +3055,13 @@
               <w:rPr>
                 <w:rFonts w:cs="B Koodak"/>
               </w:rPr>
-              <w:t>S2</w:t>
+              <w:t>S</w:t>
+            </w:r>
+            <w:r>
+              <w:rPr>
+                <w:rFonts w:cs="B Koodak"/>
+              </w:rPr>
+              <w:t>3</w:t>
             </w:r>
           </w:p>
         </w:tc>
@@ -2789,7 +3089,21 @@
               <w:rPr>
                 <w:rFonts w:cs="B Koodak"/>
               </w:rPr>
-              <w:t xml:space="preserve"> wt%</w:t>
+              <w:t xml:space="preserve"> </w:t>
+            </w:r>
+            <w:proofErr w:type="spellStart"/>
+            <w:r>
+              <w:rPr>
+                <w:rFonts w:cs="B Koodak"/>
+              </w:rPr>
+              <w:t>wt</w:t>
+            </w:r>
+            <w:proofErr w:type="spellEnd"/>
+            <w:r>
+              <w:rPr>
+                <w:rFonts w:cs="B Koodak"/>
+              </w:rPr>
+              <w:t>%</w:t>
             </w:r>
           </w:p>
         </w:tc>
@@ -2867,7 +3181,7 @@
               <w:rPr>
                 <w:rFonts w:cs="B Koodak"/>
               </w:rPr>
-              <w:t>0.07</w:t>
+              <w:t>0.01250</w:t>
             </w:r>
           </w:p>
         </w:tc>
@@ -2940,7 +3254,13 @@
               <w:rPr>
                 <w:rFonts w:cs="B Koodak"/>
               </w:rPr>
-              <w:t>S3</w:t>
+              <w:t>S</w:t>
+            </w:r>
+            <w:r>
+              <w:rPr>
+                <w:rFonts w:cs="B Koodak"/>
+              </w:rPr>
+              <w:t>4</w:t>
             </w:r>
           </w:p>
         </w:tc>
@@ -2968,7 +3288,21 @@
               <w:rPr>
                 <w:rFonts w:cs="B Koodak"/>
               </w:rPr>
-              <w:t xml:space="preserve"> wt%</w:t>
+              <w:t xml:space="preserve"> </w:t>
+            </w:r>
+            <w:proofErr w:type="spellStart"/>
+            <w:r>
+              <w:rPr>
+                <w:rFonts w:cs="B Koodak"/>
+              </w:rPr>
+              <w:t>wt</w:t>
+            </w:r>
+            <w:proofErr w:type="spellEnd"/>
+            <w:r>
+              <w:rPr>
+                <w:rFonts w:cs="B Koodak"/>
+              </w:rPr>
+              <w:t>%</w:t>
             </w:r>
           </w:p>
         </w:tc>
@@ -3046,7 +3380,7 @@
               <w:rPr>
                 <w:rFonts w:cs="B Koodak"/>
               </w:rPr>
-              <w:t>0.07</w:t>
+              <w:t>0.01875</w:t>
             </w:r>
           </w:p>
         </w:tc>
@@ -3119,7 +3453,13 @@
               <w:rPr>
                 <w:rFonts w:cs="B Koodak"/>
               </w:rPr>
-              <w:t>S4</w:t>
+              <w:t>S</w:t>
+            </w:r>
+            <w:r>
+              <w:rPr>
+                <w:rFonts w:cs="B Koodak"/>
+              </w:rPr>
+              <w:t>5</w:t>
             </w:r>
           </w:p>
         </w:tc>
@@ -3147,7 +3487,21 @@
               <w:rPr>
                 <w:rFonts w:cs="B Koodak"/>
               </w:rPr>
-              <w:t xml:space="preserve"> wt%</w:t>
+              <w:t xml:space="preserve"> </w:t>
+            </w:r>
+            <w:proofErr w:type="spellStart"/>
+            <w:r>
+              <w:rPr>
+                <w:rFonts w:cs="B Koodak"/>
+              </w:rPr>
+              <w:t>wt</w:t>
+            </w:r>
+            <w:proofErr w:type="spellEnd"/>
+            <w:r>
+              <w:rPr>
+                <w:rFonts w:cs="B Koodak"/>
+              </w:rPr>
+              <w:t>%</w:t>
             </w:r>
           </w:p>
         </w:tc>
@@ -3225,7 +3579,7 @@
               <w:rPr>
                 <w:rFonts w:cs="B Koodak"/>
               </w:rPr>
-              <w:t>0.07</w:t>
+              <w:t>0.02500</w:t>
             </w:r>
           </w:p>
         </w:tc>
@@ -3298,7 +3652,13 @@
               <w:rPr>
                 <w:rFonts w:cs="B Koodak"/>
               </w:rPr>
-              <w:t>S5</w:t>
+              <w:t>S</w:t>
+            </w:r>
+            <w:r>
+              <w:rPr>
+                <w:rFonts w:cs="B Koodak"/>
+              </w:rPr>
+              <w:t>6</w:t>
             </w:r>
           </w:p>
         </w:tc>
@@ -3326,7 +3686,21 @@
               <w:rPr>
                 <w:rFonts w:cs="B Koodak"/>
               </w:rPr>
-              <w:t xml:space="preserve"> wt%</w:t>
+              <w:t xml:space="preserve"> </w:t>
+            </w:r>
+            <w:proofErr w:type="spellStart"/>
+            <w:r>
+              <w:rPr>
+                <w:rFonts w:cs="B Koodak"/>
+              </w:rPr>
+              <w:t>wt</w:t>
+            </w:r>
+            <w:proofErr w:type="spellEnd"/>
+            <w:r>
+              <w:rPr>
+                <w:rFonts w:cs="B Koodak"/>
+              </w:rPr>
+              <w:t>%</w:t>
             </w:r>
           </w:p>
         </w:tc>
@@ -3392,7 +3766,19 @@
               <w:rPr>
                 <w:rFonts w:cs="B Koodak"/>
               </w:rPr>
-              <w:t>0.07</w:t>
+              <w:t>0.0</w:t>
+            </w:r>
+            <w:r>
+              <w:rPr>
+                <w:rFonts w:cs="B Koodak"/>
+              </w:rPr>
+              <w:t>3</w:t>
+            </w:r>
+            <w:r>
+              <w:rPr>
+                <w:rFonts w:cs="B Koodak"/>
+              </w:rPr>
+              <w:t>125</w:t>
             </w:r>
           </w:p>
         </w:tc>
@@ -3572,12 +3958,13 @@
       <w:pPr>
         <w:bidi/>
         <w:rPr>
-          <w:rFonts w:cs="B Koodak"/>
+          <w:rFonts w:cs="B Koodak" w:hint="cs"/>
           <w:b/>
           <w:bCs/>
           <w:sz w:val="32"/>
           <w:szCs w:val="32"/>
           <w:rtl/>
+          <w:lang w:bidi="fa-IR"/>
         </w:rPr>
       </w:pPr>
     </w:p>
@@ -4021,7 +4408,6 @@
           <w:tcPr>
             <w:tcW w:w="1156" w:type="dxa"/>
             <w:vAlign w:val="center"/>
-            <w:hideMark/>
           </w:tcPr>
           <w:p>
             <w:pPr>
@@ -4051,7 +4437,6 @@
           <w:tcPr>
             <w:tcW w:w="0" w:type="auto"/>
             <w:vAlign w:val="center"/>
-            <w:hideMark/>
           </w:tcPr>
           <w:p>
             <w:pPr>
@@ -4073,7 +4458,7 @@
                 <w:sz w:val="32"/>
                 <w:szCs w:val="32"/>
               </w:rPr>
-              <w:t>0.10</w:t>
+              <w:t>0.05</w:t>
             </w:r>
           </w:p>
         </w:tc>
@@ -4081,7 +4466,6 @@
           <w:tcPr>
             <w:tcW w:w="0" w:type="auto"/>
             <w:vAlign w:val="center"/>
-            <w:hideMark/>
           </w:tcPr>
           <w:p>
             <w:pPr>
@@ -4103,7 +4487,7 @@
                 <w:sz w:val="32"/>
                 <w:szCs w:val="32"/>
               </w:rPr>
-              <w:t>0.093</w:t>
+              <w:t>0.0467</w:t>
             </w:r>
           </w:p>
         </w:tc>
@@ -4111,7 +4495,6 @@
           <w:tcPr>
             <w:tcW w:w="0" w:type="auto"/>
             <w:vAlign w:val="center"/>
-            <w:hideMark/>
           </w:tcPr>
           <w:p>
             <w:pPr>
@@ -4133,7 +4516,7 @@
                 <w:sz w:val="32"/>
                 <w:szCs w:val="32"/>
               </w:rPr>
-              <w:t>0.15</w:t>
+              <w:t>0.075</w:t>
             </w:r>
           </w:p>
         </w:tc>
@@ -4141,7 +4524,6 @@
           <w:tcPr>
             <w:tcW w:w="0" w:type="auto"/>
             <w:vAlign w:val="center"/>
-            <w:hideMark/>
           </w:tcPr>
           <w:p>
             <w:pPr>
@@ -4157,13 +4539,14 @@
             </w:pPr>
             <w:r>
               <w:rPr>
-                <w:rFonts w:cs="B Koodak"/>
+                <w:rFonts w:cs="B Koodak" w:hint="cs"/>
                 <w:b/>
                 <w:bCs/>
                 <w:sz w:val="32"/>
                 <w:szCs w:val="32"/>
-              </w:rPr>
-              <w:t>0.165</w:t>
+                <w:rtl/>
+              </w:rPr>
+              <w:t>0.0825</w:t>
             </w:r>
           </w:p>
         </w:tc>
@@ -4199,7 +4582,17 @@
                 <w:sz w:val="32"/>
                 <w:szCs w:val="32"/>
               </w:rPr>
-              <w:t>S2</w:t>
+              <w:t>S</w:t>
+            </w:r>
+            <w:r>
+              <w:rPr>
+                <w:rFonts w:cs="B Koodak"/>
+                <w:b/>
+                <w:bCs/>
+                <w:sz w:val="32"/>
+                <w:szCs w:val="32"/>
+              </w:rPr>
+              <w:t>2</w:t>
             </w:r>
           </w:p>
         </w:tc>
@@ -4229,7 +4622,7 @@
                 <w:sz w:val="32"/>
                 <w:szCs w:val="32"/>
               </w:rPr>
-              <w:t>0.20</w:t>
+              <w:t>0.10</w:t>
             </w:r>
           </w:p>
         </w:tc>
@@ -4259,7 +4652,7 @@
                 <w:sz w:val="32"/>
                 <w:szCs w:val="32"/>
               </w:rPr>
-              <w:t>0.187</w:t>
+              <w:t>0.093</w:t>
             </w:r>
           </w:p>
         </w:tc>
@@ -4289,7 +4682,7 @@
                 <w:sz w:val="32"/>
                 <w:szCs w:val="32"/>
               </w:rPr>
-              <w:t>0.30</w:t>
+              <w:t>0.15</w:t>
             </w:r>
           </w:p>
         </w:tc>
@@ -4319,7 +4712,7 @@
                 <w:sz w:val="32"/>
                 <w:szCs w:val="32"/>
               </w:rPr>
-              <w:t>0.330</w:t>
+              <w:t>0.165</w:t>
             </w:r>
           </w:p>
         </w:tc>
@@ -4355,7 +4748,17 @@
                 <w:sz w:val="32"/>
                 <w:szCs w:val="32"/>
               </w:rPr>
-              <w:t>S3</w:t>
+              <w:t>S</w:t>
+            </w:r>
+            <w:r>
+              <w:rPr>
+                <w:rFonts w:cs="B Koodak"/>
+                <w:b/>
+                <w:bCs/>
+                <w:sz w:val="32"/>
+                <w:szCs w:val="32"/>
+              </w:rPr>
+              <w:t>3</w:t>
             </w:r>
           </w:p>
         </w:tc>
@@ -4385,7 +4788,7 @@
                 <w:sz w:val="32"/>
                 <w:szCs w:val="32"/>
               </w:rPr>
-              <w:t>0.30</w:t>
+              <w:t>0.20</w:t>
             </w:r>
           </w:p>
         </w:tc>
@@ -4415,7 +4818,7 @@
                 <w:sz w:val="32"/>
                 <w:szCs w:val="32"/>
               </w:rPr>
-              <w:t>0.280</w:t>
+              <w:t>0.187</w:t>
             </w:r>
           </w:p>
         </w:tc>
@@ -4445,7 +4848,7 @@
                 <w:sz w:val="32"/>
                 <w:szCs w:val="32"/>
               </w:rPr>
-              <w:t>0.45</w:t>
+              <w:t>0.30</w:t>
             </w:r>
           </w:p>
         </w:tc>
@@ -4475,7 +4878,7 @@
                 <w:sz w:val="32"/>
                 <w:szCs w:val="32"/>
               </w:rPr>
-              <w:t>0.495</w:t>
+              <w:t>0.330</w:t>
             </w:r>
           </w:p>
         </w:tc>
@@ -4511,7 +4914,183 @@
                 <w:sz w:val="32"/>
                 <w:szCs w:val="32"/>
               </w:rPr>
-              <w:t>S4</w:t>
+              <w:t>S</w:t>
+            </w:r>
+            <w:r>
+              <w:rPr>
+                <w:rFonts w:cs="B Koodak"/>
+                <w:b/>
+                <w:bCs/>
+                <w:sz w:val="32"/>
+                <w:szCs w:val="32"/>
+              </w:rPr>
+              <w:t>4</w:t>
+            </w:r>
+          </w:p>
+        </w:tc>
+        <w:tc>
+          <w:tcPr>
+            <w:tcW w:w="0" w:type="auto"/>
+            <w:vAlign w:val="center"/>
+            <w:hideMark/>
+          </w:tcPr>
+          <w:p>
+            <w:pPr>
+              <w:bidi/>
+              <w:jc w:val="center"/>
+              <w:rPr>
+                <w:rFonts w:cs="B Koodak"/>
+                <w:b/>
+                <w:bCs/>
+                <w:sz w:val="32"/>
+                <w:szCs w:val="32"/>
+              </w:rPr>
+            </w:pPr>
+            <w:r>
+              <w:rPr>
+                <w:rFonts w:cs="B Koodak"/>
+                <w:b/>
+                <w:bCs/>
+                <w:sz w:val="32"/>
+                <w:szCs w:val="32"/>
+              </w:rPr>
+              <w:t>0.30</w:t>
+            </w:r>
+          </w:p>
+        </w:tc>
+        <w:tc>
+          <w:tcPr>
+            <w:tcW w:w="0" w:type="auto"/>
+            <w:vAlign w:val="center"/>
+            <w:hideMark/>
+          </w:tcPr>
+          <w:p>
+            <w:pPr>
+              <w:bidi/>
+              <w:jc w:val="center"/>
+              <w:rPr>
+                <w:rFonts w:cs="B Koodak"/>
+                <w:b/>
+                <w:bCs/>
+                <w:sz w:val="32"/>
+                <w:szCs w:val="32"/>
+              </w:rPr>
+            </w:pPr>
+            <w:r>
+              <w:rPr>
+                <w:rFonts w:cs="B Koodak"/>
+                <w:b/>
+                <w:bCs/>
+                <w:sz w:val="32"/>
+                <w:szCs w:val="32"/>
+              </w:rPr>
+              <w:t>0.280</w:t>
+            </w:r>
+          </w:p>
+        </w:tc>
+        <w:tc>
+          <w:tcPr>
+            <w:tcW w:w="0" w:type="auto"/>
+            <w:vAlign w:val="center"/>
+            <w:hideMark/>
+          </w:tcPr>
+          <w:p>
+            <w:pPr>
+              <w:bidi/>
+              <w:jc w:val="center"/>
+              <w:rPr>
+                <w:rFonts w:cs="B Koodak"/>
+                <w:b/>
+                <w:bCs/>
+                <w:sz w:val="32"/>
+                <w:szCs w:val="32"/>
+              </w:rPr>
+            </w:pPr>
+            <w:r>
+              <w:rPr>
+                <w:rFonts w:cs="B Koodak"/>
+                <w:b/>
+                <w:bCs/>
+                <w:sz w:val="32"/>
+                <w:szCs w:val="32"/>
+              </w:rPr>
+              <w:t>0.45</w:t>
+            </w:r>
+          </w:p>
+        </w:tc>
+        <w:tc>
+          <w:tcPr>
+            <w:tcW w:w="0" w:type="auto"/>
+            <w:vAlign w:val="center"/>
+            <w:hideMark/>
+          </w:tcPr>
+          <w:p>
+            <w:pPr>
+              <w:bidi/>
+              <w:jc w:val="center"/>
+              <w:rPr>
+                <w:rFonts w:cs="B Koodak"/>
+                <w:b/>
+                <w:bCs/>
+                <w:sz w:val="32"/>
+                <w:szCs w:val="32"/>
+              </w:rPr>
+            </w:pPr>
+            <w:r>
+              <w:rPr>
+                <w:rFonts w:cs="B Koodak"/>
+                <w:b/>
+                <w:bCs/>
+                <w:sz w:val="32"/>
+                <w:szCs w:val="32"/>
+              </w:rPr>
+              <w:t>0.495</w:t>
+            </w:r>
+          </w:p>
+        </w:tc>
+      </w:tr>
+      <w:tr>
+        <w:trPr>
+          <w:trHeight w:val="626"/>
+          <w:tblCellSpacing w:w="15" w:type="dxa"/>
+        </w:trPr>
+        <w:tc>
+          <w:tcPr>
+            <w:tcW w:w="1156" w:type="dxa"/>
+            <w:vAlign w:val="center"/>
+            <w:hideMark/>
+          </w:tcPr>
+          <w:p>
+            <w:pPr>
+              <w:bidi/>
+              <w:jc w:val="center"/>
+              <w:rPr>
+                <w:rFonts w:cs="B Koodak"/>
+                <w:b/>
+                <w:bCs/>
+                <w:sz w:val="32"/>
+                <w:szCs w:val="32"/>
+              </w:rPr>
+            </w:pPr>
+            <w:r>
+              <w:rPr>
+                <w:rFonts w:cs="B Koodak"/>
+                <w:b/>
+                <w:bCs/>
+                <w:sz w:val="32"/>
+                <w:szCs w:val="32"/>
+              </w:rPr>
+              <w:t>S</w:t>
+            </w:r>
+            <w:r>
+              <w:rPr>
+                <w:rFonts w:cs="B Koodak"/>
+                <w:b/>
+                <w:bCs/>
+                <w:sz w:val="32"/>
+                <w:szCs w:val="32"/>
+              </w:rPr>
+              <w:t>5</w:t>
             </w:r>
           </w:p>
         </w:tc>
@@ -4667,7 +5246,17 @@
                 <w:sz w:val="32"/>
                 <w:szCs w:val="32"/>
               </w:rPr>
-              <w:t>S5</w:t>
+              <w:t>S</w:t>
+            </w:r>
+            <w:r>
+              <w:rPr>
+                <w:rFonts w:cs="B Koodak"/>
+                <w:b/>
+                <w:bCs/>
+                <w:sz w:val="32"/>
+                <w:szCs w:val="32"/>
+              </w:rPr>
+              <w:t>6</w:t>
             </w:r>
           </w:p>
         </w:tc>
@@ -4881,9 +5470,9 @@
         <w:tblLook w:val="04A0" w:firstRow="1" w:lastRow="0" w:firstColumn="1" w:lastColumn="0" w:noHBand="0" w:noVBand="1"/>
       </w:tblPr>
       <w:tblGrid>
-        <w:gridCol w:w="2078"/>
-        <w:gridCol w:w="3360"/>
-        <w:gridCol w:w="4021"/>
+        <w:gridCol w:w="1964"/>
+        <w:gridCol w:w="3698"/>
+        <w:gridCol w:w="3797"/>
       </w:tblGrid>
       <w:tr>
         <w:trPr>
@@ -4979,6 +5568,141 @@
                 <w:szCs w:val="32"/>
               </w:rPr>
               <w:t>Styrene</w:t>
+            </w:r>
+          </w:p>
+        </w:tc>
+      </w:tr>
+      <w:tr>
+        <w:trPr>
+          <w:trHeight w:val="630"/>
+          <w:tblCellSpacing w:w="15" w:type="dxa"/>
+        </w:trPr>
+        <w:tc>
+          <w:tcPr>
+            <w:tcW w:w="0" w:type="auto"/>
+            <w:vAlign w:val="center"/>
+          </w:tcPr>
+          <w:p>
+            <w:pPr>
+              <w:bidi/>
+              <w:jc w:val="center"/>
+              <w:rPr>
+                <w:rFonts w:cs="B Koodak"/>
+                <w:b/>
+                <w:bCs/>
+                <w:sz w:val="32"/>
+                <w:szCs w:val="32"/>
+              </w:rPr>
+            </w:pPr>
+            <w:r>
+              <w:rPr>
+                <w:rFonts w:cs="B Koodak"/>
+                <w:b/>
+                <w:bCs/>
+                <w:sz w:val="32"/>
+                <w:szCs w:val="32"/>
+              </w:rPr>
+              <w:t>S1</w:t>
+            </w:r>
+          </w:p>
+        </w:tc>
+        <w:tc>
+          <w:tcPr>
+            <w:tcW w:w="0" w:type="auto"/>
+            <w:vAlign w:val="center"/>
+          </w:tcPr>
+          <w:p>
+            <w:pPr>
+              <w:bidi/>
+              <w:jc w:val="center"/>
+              <w:rPr>
+                <w:rFonts w:cs="B Koodak"/>
+                <w:b/>
+                <w:bCs/>
+                <w:sz w:val="32"/>
+                <w:szCs w:val="32"/>
+              </w:rPr>
+            </w:pPr>
+            <w:r>
+              <w:rPr>
+                <w:rFonts w:cs="B Koodak"/>
+                <w:b/>
+                <w:bCs/>
+                <w:sz w:val="32"/>
+                <w:szCs w:val="32"/>
+              </w:rPr>
+              <w:t xml:space="preserve"> </w:t>
+            </w:r>
+            <w:r>
+              <w:rPr>
+                <w:rFonts w:cs="B Koodak"/>
+                <w:b/>
+                <w:bCs/>
+                <w:sz w:val="32"/>
+                <w:szCs w:val="32"/>
+              </w:rPr>
+              <w:t>µL</w:t>
+            </w:r>
+            <w:r>
+              <w:rPr>
+                <w:rFonts w:cs="B Koodak" w:hint="cs"/>
+                <w:b/>
+                <w:bCs/>
+                <w:sz w:val="32"/>
+                <w:szCs w:val="32"/>
+                <w:rtl/>
+              </w:rPr>
+              <w:t xml:space="preserve"> 46.7</w:t>
+            </w:r>
+          </w:p>
+        </w:tc>
+        <w:tc>
+          <w:tcPr>
+            <w:tcW w:w="0" w:type="auto"/>
+            <w:vAlign w:val="center"/>
+          </w:tcPr>
+          <w:p>
+            <w:pPr>
+              <w:bidi/>
+              <w:jc w:val="center"/>
+              <w:rPr>
+                <w:rFonts w:cs="B Koodak"/>
+                <w:b/>
+                <w:bCs/>
+                <w:sz w:val="32"/>
+                <w:szCs w:val="32"/>
+              </w:rPr>
+            </w:pPr>
+            <w:r>
+              <w:rPr>
+                <w:rFonts w:cs="B Koodak"/>
+                <w:b/>
+                <w:bCs/>
+                <w:sz w:val="32"/>
+                <w:szCs w:val="32"/>
+              </w:rPr>
+              <w:t xml:space="preserve"> </w:t>
+            </w:r>
+            <w:r>
+              <w:rPr>
+                <w:rFonts w:cs="B Koodak"/>
+                <w:b/>
+                <w:bCs/>
+                <w:sz w:val="32"/>
+                <w:szCs w:val="32"/>
+              </w:rPr>
+              <w:t>µL</w:t>
+            </w:r>
+            <w:r>
+              <w:rPr>
+                <w:rFonts w:cs="B Koodak" w:hint="cs"/>
+                <w:b/>
+                <w:bCs/>
+                <w:sz w:val="32"/>
+                <w:szCs w:val="32"/>
+                <w:rtl/>
+              </w:rPr>
+              <w:t xml:space="preserve"> 82.5</w:t>
             </w:r>
           </w:p>
         </w:tc>
@@ -5014,7 +5738,17 @@
                 <w:sz w:val="32"/>
                 <w:szCs w:val="32"/>
               </w:rPr>
-              <w:t>S1</w:t>
+              <w:t>S</w:t>
+            </w:r>
+            <w:r>
+              <w:rPr>
+                <w:rFonts w:cs="B Koodak"/>
+                <w:b/>
+                <w:bCs/>
+                <w:sz w:val="32"/>
+                <w:szCs w:val="32"/>
+              </w:rPr>
+              <w:t>2</w:t>
             </w:r>
           </w:p>
         </w:tc>
@@ -5110,7 +5844,17 @@
                 <w:sz w:val="32"/>
                 <w:szCs w:val="32"/>
               </w:rPr>
-              <w:t>S2</w:t>
+              <w:t>S</w:t>
+            </w:r>
+            <w:r>
+              <w:rPr>
+                <w:rFonts w:cs="B Koodak"/>
+                <w:b/>
+                <w:bCs/>
+                <w:sz w:val="32"/>
+                <w:szCs w:val="32"/>
+              </w:rPr>
+              <w:t>3</w:t>
             </w:r>
           </w:p>
         </w:tc>
@@ -5206,7 +5950,17 @@
                 <w:sz w:val="32"/>
                 <w:szCs w:val="32"/>
               </w:rPr>
-              <w:t>S3</w:t>
+              <w:t>S</w:t>
+            </w:r>
+            <w:r>
+              <w:rPr>
+                <w:rFonts w:cs="B Koodak"/>
+                <w:b/>
+                <w:bCs/>
+                <w:sz w:val="32"/>
+                <w:szCs w:val="32"/>
+              </w:rPr>
+              <w:t>4</w:t>
             </w:r>
           </w:p>
         </w:tc>
@@ -5302,7 +6056,17 @@
                 <w:sz w:val="32"/>
                 <w:szCs w:val="32"/>
               </w:rPr>
-              <w:t>S4</w:t>
+              <w:t>S</w:t>
+            </w:r>
+            <w:r>
+              <w:rPr>
+                <w:rFonts w:cs="B Koodak"/>
+                <w:b/>
+                <w:bCs/>
+                <w:sz w:val="32"/>
+                <w:szCs w:val="32"/>
+              </w:rPr>
+              <w:t>5</w:t>
             </w:r>
           </w:p>
         </w:tc>
@@ -5398,7 +6162,18 @@
                 <w:sz w:val="32"/>
                 <w:szCs w:val="32"/>
               </w:rPr>
-              <w:t>S5</w:t>
+              <w:lastRenderedPageBreak/>
+              <w:t>S</w:t>
+            </w:r>
+            <w:r>
+              <w:rPr>
+                <w:rFonts w:cs="B Koodak"/>
+                <w:b/>
+                <w:bCs/>
+                <w:sz w:val="32"/>
+                <w:szCs w:val="32"/>
+              </w:rPr>
+              <w:t>6</w:t>
             </w:r>
           </w:p>
         </w:tc>
@@ -5489,7 +6264,6 @@
           <w:rFonts w:cs="B Koodak"/>
           <w:lang w:bidi="fa-IR"/>
         </w:rPr>
-        <w:lastRenderedPageBreak/>
         <w:t xml:space="preserve"> (4) </w:t>
       </w:r>
       <w:r>
@@ -5859,7 +6633,27 @@
           <w:rtl/>
           <w:lang w:bidi="fa-IR"/>
         </w:rPr>
-        <w:t xml:space="preserve">تا 140 درجه سانتی‌گراد دما را افزایش دهید. سرعت همزدن 300 </w:t>
+        <w:t xml:space="preserve">تا 140 درجه سانتی‌گراد دما را افزایش دهید. سرعت همزدن </w:t>
+      </w:r>
+      <w:r>
+        <w:rPr>
+          <w:rFonts w:cs="B Koodak" w:hint="cs"/>
+          <w:sz w:val="32"/>
+          <w:szCs w:val="32"/>
+          <w:rtl/>
+          <w:lang w:bidi="fa-IR"/>
+        </w:rPr>
+        <w:t>40</w:t>
+      </w:r>
+      <w:r>
+        <w:rPr>
+          <w:rFonts w:cs="B Koodak" w:hint="cs"/>
+          <w:sz w:val="32"/>
+          <w:szCs w:val="32"/>
+          <w:rtl/>
+          <w:lang w:bidi="fa-IR"/>
+        </w:rPr>
+        <w:t xml:space="preserve">0 </w:t>
       </w:r>
       <w:r>
         <w:rPr>
@@ -5947,7 +6741,36 @@
           <w:rtl/>
           <w:lang w:bidi="fa-IR"/>
         </w:rPr>
-        <w:t>این فرایند را 60 دقیقه انجام دهید.</w:t>
+        <w:t xml:space="preserve">این فرایند را </w:t>
+      </w:r>
+      <w:r>
+        <w:rPr>
+          <w:rFonts w:cs="B Koodak" w:hint="cs"/>
+          <w:sz w:val="32"/>
+          <w:szCs w:val="32"/>
+          <w:rtl/>
+          <w:lang w:bidi="fa-IR"/>
+        </w:rPr>
+        <w:t xml:space="preserve">تا زمانی که به محلول یکنواخت </w:t>
+      </w:r>
+      <w:r>
+        <w:rPr>
+          <w:rFonts w:cs="B Koodak"/>
+          <w:sz w:val="32"/>
+          <w:szCs w:val="32"/>
+          <w:lang w:bidi="fa-IR"/>
+        </w:rPr>
+        <w:t>PP</w:t>
+      </w:r>
+      <w:r>
+        <w:rPr>
+          <w:rFonts w:cs="B Koodak" w:hint="cs"/>
+          <w:sz w:val="32"/>
+          <w:szCs w:val="32"/>
+          <w:rtl/>
+          <w:lang w:bidi="fa-IR"/>
+        </w:rPr>
+        <w:t xml:space="preserve"> و زایلین برسید ادامه دهید.(30 دقیقه پیشنهادی ولی ممکن است بیشتر یا کمتر زمان ببرد)</w:t>
       </w:r>
     </w:p>
     <w:p>
@@ -5997,6 +6820,7 @@
           <w:rtl/>
           <w:lang w:bidi="fa-IR"/>
         </w:rPr>
+        <w:lastRenderedPageBreak/>
         <w:t xml:space="preserve">بلافاصله محلول داغ زایلین و </w:t>
       </w:r>
       <w:r>
@@ -6060,7 +6884,37 @@
           <w:rtl/>
           <w:lang w:bidi="fa-IR"/>
         </w:rPr>
-        <w:t>چندبار با آب دیونیزه و استون بشورید تا زایلین حذف شود.</w:t>
+        <w:t>پنج بار</w:t>
+      </w:r>
+      <w:r>
+        <w:rPr>
+          <w:rFonts w:cs="B Koodak" w:hint="cs"/>
+          <w:sz w:val="32"/>
+          <w:szCs w:val="32"/>
+          <w:rtl/>
+          <w:lang w:bidi="fa-IR"/>
+        </w:rPr>
+        <w:t xml:space="preserve"> با آب دیونیزه و</w:t>
+      </w:r>
+      <w:r>
+        <w:rPr>
+          <w:rFonts w:cs="B Koodak" w:hint="cs"/>
+          <w:sz w:val="32"/>
+          <w:szCs w:val="32"/>
+          <w:rtl/>
+          <w:lang w:bidi="fa-IR"/>
+        </w:rPr>
+        <w:t xml:space="preserve"> مجدد پنج بار با</w:t>
+      </w:r>
+      <w:r>
+        <w:rPr>
+          <w:rFonts w:cs="B Koodak" w:hint="cs"/>
+          <w:sz w:val="32"/>
+          <w:szCs w:val="32"/>
+          <w:rtl/>
+          <w:lang w:bidi="fa-IR"/>
+        </w:rPr>
+        <w:t xml:space="preserve"> استون بشورید تا زایلین حذف شود.</w:t>
       </w:r>
     </w:p>
     <w:p>
@@ -6085,6 +6939,16 @@
           <w:rtl/>
           <w:lang w:bidi="fa-IR"/>
         </w:rPr>
+        <w:t xml:space="preserve">در هربار شستشو ، </w:t>
+      </w:r>
+      <w:r>
+        <w:rPr>
+          <w:rFonts w:cs="B Koodak" w:hint="cs"/>
+          <w:sz w:val="32"/>
+          <w:szCs w:val="32"/>
+          <w:rtl/>
+          <w:lang w:bidi="fa-IR"/>
+        </w:rPr>
         <w:t xml:space="preserve">ذرات </w:t>
       </w:r>
       <w:r>
@@ -6129,7 +6993,6 @@
           <w:rtl/>
           <w:lang w:bidi="fa-IR"/>
         </w:rPr>
-        <w:lastRenderedPageBreak/>
         <w:t xml:space="preserve">ذرات </w:t>
       </w:r>
       <w:r>
@@ -6437,6 +7300,7 @@
           <w:rtl/>
           <w:lang w:bidi="fa-IR"/>
         </w:rPr>
+        <w:lastRenderedPageBreak/>
         <w:t xml:space="preserve">مقدار 35 میلی‌لیتر </w:t>
       </w:r>
       <w:r>
@@ -6491,7 +7355,7 @@
           <w:rtl/>
           <w:lang w:bidi="fa-IR"/>
         </w:rPr>
-        <w:t>دما را به مدت 3 دقیقه تا در 130 درجه سانتی‌گراد بعد از تثبیت دما، نگهدارید.</w:t>
+        <w:t>مقدار 60 میلی‌لیتر آب دیونیزه را اضافه کنید.</w:t>
       </w:r>
     </w:p>
     <w:p>
@@ -6516,66 +7380,45 @@
           <w:rtl/>
           <w:lang w:bidi="fa-IR"/>
         </w:rPr>
-        <w:t xml:space="preserve">با </w:t>
-      </w:r>
-      <w:r>
-        <w:rPr>
-          <w:rFonts w:cs="B Koodak" w:hint="cs"/>
-          <w:sz w:val="32"/>
-          <w:szCs w:val="32"/>
-          <w:rtl/>
-          <w:lang w:bidi="fa-IR"/>
-        </w:rPr>
-        <w:t xml:space="preserve">سرعت </w:t>
-      </w:r>
-      <w:r>
-        <w:rPr>
-          <w:rFonts w:cs="B Koodak"/>
-          <w:sz w:val="32"/>
-          <w:szCs w:val="32"/>
-          <w:u w:val="single"/>
-          <w:lang w:bidi="fa-IR"/>
-        </w:rPr>
-        <w:t>rpm</w:t>
-      </w:r>
-      <w:r>
-        <w:rPr>
-          <w:rFonts w:cs="B Koodak" w:hint="cs"/>
-          <w:sz w:val="32"/>
-          <w:szCs w:val="32"/>
-          <w:u w:val="single"/>
-          <w:rtl/>
-          <w:lang w:bidi="fa-IR"/>
-        </w:rPr>
-        <w:t xml:space="preserve">  400</w:t>
-      </w:r>
-      <w:r>
-        <w:rPr>
-          <w:rFonts w:cs="B Koodak" w:hint="cs"/>
-          <w:sz w:val="32"/>
-          <w:szCs w:val="32"/>
-          <w:rtl/>
-          <w:lang w:bidi="fa-IR"/>
-        </w:rPr>
-        <w:t xml:space="preserve"> </w:t>
-      </w:r>
-      <w:r>
-        <w:rPr>
-          <w:rFonts w:cs="B Koodak"/>
-          <w:sz w:val="32"/>
-          <w:szCs w:val="32"/>
-          <w:rtl/>
-        </w:rPr>
-        <w:t>هم بزن</w:t>
-      </w:r>
-      <w:r>
-        <w:rPr>
-          <w:rFonts w:cs="B Koodak" w:hint="cs"/>
-          <w:sz w:val="32"/>
-          <w:szCs w:val="32"/>
-          <w:rtl/>
-        </w:rPr>
-        <w:t>ید.</w:t>
+        <w:t xml:space="preserve">دما را به مدت </w:t>
+      </w:r>
+      <w:r>
+        <w:rPr>
+          <w:rFonts w:cs="B Koodak"/>
+          <w:sz w:val="32"/>
+          <w:szCs w:val="32"/>
+          <w:lang w:bidi="fa-IR"/>
+        </w:rPr>
+        <w:t>120</w:t>
+      </w:r>
+      <w:r>
+        <w:rPr>
+          <w:rFonts w:cs="B Koodak" w:hint="cs"/>
+          <w:sz w:val="32"/>
+          <w:szCs w:val="32"/>
+          <w:rtl/>
+          <w:lang w:bidi="fa-IR"/>
+        </w:rPr>
+        <w:t xml:space="preserve"> دقیقه تا در </w:t>
+      </w:r>
+      <w:r>
+        <w:rPr>
+          <w:rFonts w:cs="B Koodak"/>
+          <w:sz w:val="32"/>
+          <w:szCs w:val="32"/>
+          <w:lang w:bidi="fa-IR"/>
+        </w:rPr>
+        <w:t>50</w:t>
+      </w:r>
+      <w:r>
+        <w:rPr>
+          <w:rFonts w:cs="B Koodak" w:hint="cs"/>
+          <w:sz w:val="32"/>
+          <w:szCs w:val="32"/>
+          <w:rtl/>
+          <w:lang w:bidi="fa-IR"/>
+        </w:rPr>
+        <w:t xml:space="preserve"> درجه سانتی‌گراد بعد از تثبیت دما، نگهدارید.</w:t>
       </w:r>
     </w:p>
     <w:p>
@@ -6600,45 +7443,198 @@
           <w:rtl/>
           <w:lang w:bidi="fa-IR"/>
         </w:rPr>
-        <w:t xml:space="preserve">از حل شدن </w:t>
-      </w:r>
-      <w:r>
-        <w:rPr>
-          <w:rFonts w:cs="B Koodak"/>
-          <w:sz w:val="32"/>
-          <w:szCs w:val="32"/>
-          <w:lang w:bidi="fa-IR"/>
-        </w:rPr>
-        <w:t>PP</w:t>
-      </w:r>
-      <w:r>
-        <w:rPr>
-          <w:rFonts w:cs="B Koodak" w:hint="cs"/>
-          <w:sz w:val="32"/>
-          <w:szCs w:val="32"/>
-          <w:rtl/>
-          <w:lang w:bidi="fa-IR"/>
-        </w:rPr>
-        <w:t xml:space="preserve"> شدیدا جلوگیری شود.  باید ذرات </w:t>
-      </w:r>
-      <w:r>
-        <w:rPr>
-          <w:rFonts w:cs="B Koodak"/>
-          <w:sz w:val="32"/>
-          <w:szCs w:val="32"/>
-          <w:lang w:bidi="fa-IR"/>
-        </w:rPr>
-        <w:t>PP</w:t>
-      </w:r>
-      <w:r>
-        <w:rPr>
-          <w:rFonts w:cs="B Koodak" w:hint="cs"/>
-          <w:sz w:val="32"/>
-          <w:szCs w:val="32"/>
-          <w:rtl/>
-          <w:lang w:bidi="fa-IR"/>
-        </w:rPr>
-        <w:t xml:space="preserve"> معلق باشند.</w:t>
+        <w:t xml:space="preserve">با </w:t>
+      </w:r>
+      <w:r>
+        <w:rPr>
+          <w:rFonts w:cs="B Koodak" w:hint="cs"/>
+          <w:sz w:val="32"/>
+          <w:szCs w:val="32"/>
+          <w:rtl/>
+          <w:lang w:bidi="fa-IR"/>
+        </w:rPr>
+        <w:t xml:space="preserve">سرعت </w:t>
+      </w:r>
+      <w:r>
+        <w:rPr>
+          <w:rFonts w:cs="B Koodak"/>
+          <w:sz w:val="32"/>
+          <w:szCs w:val="32"/>
+          <w:u w:val="single"/>
+          <w:lang w:bidi="fa-IR"/>
+        </w:rPr>
+        <w:t>rpm</w:t>
+      </w:r>
+      <w:r>
+        <w:rPr>
+          <w:rFonts w:cs="B Koodak" w:hint="cs"/>
+          <w:sz w:val="32"/>
+          <w:szCs w:val="32"/>
+          <w:u w:val="single"/>
+          <w:rtl/>
+          <w:lang w:bidi="fa-IR"/>
+        </w:rPr>
+        <w:t xml:space="preserve">  400</w:t>
+      </w:r>
+      <w:r>
+        <w:rPr>
+          <w:rFonts w:cs="B Koodak" w:hint="cs"/>
+          <w:sz w:val="32"/>
+          <w:szCs w:val="32"/>
+          <w:rtl/>
+          <w:lang w:bidi="fa-IR"/>
+        </w:rPr>
+        <w:t xml:space="preserve"> </w:t>
+      </w:r>
+      <w:r>
+        <w:rPr>
+          <w:rFonts w:cs="B Koodak"/>
+          <w:sz w:val="32"/>
+          <w:szCs w:val="32"/>
+          <w:rtl/>
+        </w:rPr>
+        <w:t>هم بزن</w:t>
+      </w:r>
+      <w:r>
+        <w:rPr>
+          <w:rFonts w:cs="B Koodak" w:hint="cs"/>
+          <w:sz w:val="32"/>
+          <w:szCs w:val="32"/>
+          <w:rtl/>
+        </w:rPr>
+        <w:t>ید.</w:t>
+      </w:r>
+      <w:r>
+        <w:rPr>
+          <w:rFonts w:cs="B Koodak" w:hint="cs"/>
+          <w:sz w:val="32"/>
+          <w:szCs w:val="32"/>
+          <w:rtl/>
+        </w:rPr>
+        <w:t xml:space="preserve">(سرعت طوری تنظیم شود که </w:t>
+      </w:r>
+      <w:r>
+        <w:rPr>
+          <w:rFonts w:cs="B Koodak"/>
+          <w:sz w:val="32"/>
+          <w:szCs w:val="32"/>
+          <w:rtl/>
+        </w:rPr>
+        <w:t>تمام</w:t>
+      </w:r>
+      <w:r>
+        <w:rPr>
+          <w:rFonts w:cs="B Koodak"/>
+          <w:sz w:val="32"/>
+          <w:szCs w:val="32"/>
+        </w:rPr>
+        <w:t xml:space="preserve"> PP </w:t>
+      </w:r>
+      <w:r>
+        <w:rPr>
+          <w:rFonts w:cs="B Koodak"/>
+          <w:sz w:val="32"/>
+          <w:szCs w:val="32"/>
+          <w:rtl/>
+        </w:rPr>
+        <w:t>ذرات معلق باشند،</w:t>
+      </w:r>
+      <w:r>
+        <w:rPr>
+          <w:rFonts w:cs="B Koodak" w:hint="cs"/>
+          <w:sz w:val="32"/>
+          <w:szCs w:val="32"/>
+          <w:rtl/>
+        </w:rPr>
+        <w:t xml:space="preserve"> </w:t>
+      </w:r>
+      <w:r>
+        <w:rPr>
+          <w:rFonts w:cs="B Koodak"/>
+          <w:sz w:val="32"/>
+          <w:szCs w:val="32"/>
+          <w:rtl/>
+        </w:rPr>
+        <w:t>کلوخه تشکیل نشود،</w:t>
+      </w:r>
+      <w:r>
+        <w:rPr>
+          <w:rFonts w:cs="B Koodak" w:hint="cs"/>
+          <w:sz w:val="32"/>
+          <w:szCs w:val="32"/>
+          <w:rtl/>
+        </w:rPr>
+        <w:t xml:space="preserve"> </w:t>
+      </w:r>
+      <w:r>
+        <w:rPr>
+          <w:rFonts w:cs="B Koodak"/>
+          <w:sz w:val="32"/>
+          <w:szCs w:val="32"/>
+        </w:rPr>
+        <w:t xml:space="preserve">vortex </w:t>
+      </w:r>
+      <w:r>
+        <w:rPr>
+          <w:rFonts w:cs="B Koodak"/>
+          <w:sz w:val="32"/>
+          <w:szCs w:val="32"/>
+          <w:rtl/>
+        </w:rPr>
+        <w:t>شدید ایجاد نشود،</w:t>
+      </w:r>
+      <w:r>
+        <w:rPr>
+          <w:rFonts w:cs="B Koodak" w:hint="cs"/>
+          <w:sz w:val="32"/>
+          <w:szCs w:val="32"/>
+          <w:rtl/>
+        </w:rPr>
+        <w:t xml:space="preserve"> </w:t>
+      </w:r>
+      <w:r>
+        <w:rPr>
+          <w:rFonts w:cs="B Koodak"/>
+          <w:sz w:val="32"/>
+          <w:szCs w:val="32"/>
+          <w:rtl/>
+        </w:rPr>
+        <w:t>فاز آب و زایلین کنترل‌شده باقی بماند،</w:t>
+      </w:r>
+      <w:r>
+        <w:rPr>
+          <w:rFonts w:cs="B Koodak" w:hint="cs"/>
+          <w:sz w:val="32"/>
+          <w:szCs w:val="32"/>
+          <w:rtl/>
+        </w:rPr>
+        <w:t xml:space="preserve"> </w:t>
+      </w:r>
+      <w:r>
+        <w:rPr>
+          <w:rFonts w:cs="B Koodak"/>
+          <w:sz w:val="32"/>
+          <w:szCs w:val="32"/>
+          <w:rtl/>
+        </w:rPr>
+        <w:t>و پاشش/اتلاف زایلین رخ ندهد</w:t>
+      </w:r>
+      <w:r>
+        <w:rPr>
+          <w:rFonts w:cs="B Koodak"/>
+          <w:sz w:val="32"/>
+          <w:szCs w:val="32"/>
+        </w:rPr>
+        <w:t>.</w:t>
+      </w:r>
+      <w:r>
+        <w:rPr>
+          <w:rFonts w:cs="B Koodak" w:hint="cs"/>
+          <w:sz w:val="32"/>
+          <w:szCs w:val="32"/>
+          <w:rtl/>
+        </w:rPr>
+        <w:t>)</w:t>
       </w:r>
     </w:p>
     <w:p>
@@ -6663,28 +7659,74 @@
           <w:rtl/>
           <w:lang w:bidi="fa-IR"/>
         </w:rPr>
-        <w:lastRenderedPageBreak/>
-        <w:t xml:space="preserve">بعد از سه دقیقه یا مشاهده حل شدن ذرات زیر این زمان، مقدار </w:t>
-      </w:r>
-      <w:r>
-        <w:rPr>
-          <w:rFonts w:cs="B Koodak" w:hint="cs"/>
-          <w:sz w:val="32"/>
-          <w:szCs w:val="32"/>
-          <w:rtl/>
-          <w:lang w:bidi="fa-IR"/>
-        </w:rPr>
-        <w:t>8</w:t>
-      </w:r>
-      <w:r>
-        <w:rPr>
-          <w:rFonts w:cs="B Koodak" w:hint="cs"/>
-          <w:sz w:val="32"/>
-          <w:szCs w:val="32"/>
-          <w:rtl/>
-          <w:lang w:bidi="fa-IR"/>
-        </w:rPr>
-        <w:t>0 میلی‌لیتر آب دیونیزه اضافه کنید.</w:t>
+        <w:t xml:space="preserve">از حل شدن </w:t>
+      </w:r>
+      <w:r>
+        <w:rPr>
+          <w:rFonts w:cs="B Koodak"/>
+          <w:sz w:val="32"/>
+          <w:szCs w:val="32"/>
+          <w:lang w:bidi="fa-IR"/>
+        </w:rPr>
+        <w:t>PP</w:t>
+      </w:r>
+      <w:r>
+        <w:rPr>
+          <w:rFonts w:cs="B Koodak" w:hint="cs"/>
+          <w:sz w:val="32"/>
+          <w:szCs w:val="32"/>
+          <w:rtl/>
+          <w:lang w:bidi="fa-IR"/>
+        </w:rPr>
+        <w:t xml:space="preserve"> شدیدا جلوگیری شود.  باید ذرات </w:t>
+      </w:r>
+      <w:r>
+        <w:rPr>
+          <w:rFonts w:cs="B Koodak"/>
+          <w:sz w:val="32"/>
+          <w:szCs w:val="32"/>
+          <w:lang w:bidi="fa-IR"/>
+        </w:rPr>
+        <w:t>PP</w:t>
+      </w:r>
+      <w:r>
+        <w:rPr>
+          <w:rFonts w:cs="B Koodak" w:hint="cs"/>
+          <w:sz w:val="32"/>
+          <w:szCs w:val="32"/>
+          <w:rtl/>
+          <w:lang w:bidi="fa-IR"/>
+        </w:rPr>
+        <w:t xml:space="preserve"> معلق باشند.</w:t>
+      </w:r>
+      <w:r>
+        <w:rPr>
+          <w:rFonts w:cs="B Koodak" w:hint="cs"/>
+          <w:sz w:val="32"/>
+          <w:szCs w:val="32"/>
+          <w:rtl/>
+          <w:lang w:bidi="fa-IR"/>
+        </w:rPr>
+        <w:t xml:space="preserve"> ذرات </w:t>
+      </w:r>
+      <w:r>
+        <w:rPr>
+          <w:rFonts w:cs="B Koodak"/>
+          <w:sz w:val="32"/>
+          <w:szCs w:val="32"/>
+          <w:lang w:bidi="fa-IR"/>
+        </w:rPr>
+        <w:t>PP</w:t>
+      </w:r>
+      <w:r>
+        <w:rPr>
+          <w:rFonts w:cs="B Koodak" w:hint="cs"/>
+          <w:sz w:val="32"/>
+          <w:szCs w:val="32"/>
+          <w:rtl/>
+          <w:lang w:bidi="fa-IR"/>
+        </w:rPr>
+        <w:t xml:space="preserve"> باید به صورت ذرات سوسپاسیونی معلق باشند.</w:t>
       </w:r>
     </w:p>
     <w:p>
@@ -7306,6 +8348,7 @@
           <w:szCs w:val="32"/>
           <w:rtl/>
         </w:rPr>
+        <w:lastRenderedPageBreak/>
         <w:t xml:space="preserve">واکنش را </w:t>
       </w:r>
       <w:r>
@@ -7587,7 +8630,6 @@
           <w:szCs w:val="32"/>
           <w:rtl/>
         </w:rPr>
-        <w:lastRenderedPageBreak/>
         <w:t>جامد/مایع را از هم جدا کن</w:t>
       </w:r>
       <w:r>
@@ -8123,6 +9165,7 @@
           <w:rtl/>
           <w:lang w:bidi="fa-IR"/>
         </w:rPr>
+        <w:lastRenderedPageBreak/>
         <w:t xml:space="preserve">از آنجا که سایز بچ نمونه، 10 گرم است، بهتر آنکه از وزن کل نمونه </w:t>
       </w:r>
       <w:r>
@@ -8264,7 +9307,6 @@
           <w:rtl/>
           <w:lang w:bidi="fa-IR"/>
         </w:rPr>
-        <w:lastRenderedPageBreak/>
         <w:t>در صورت نیاز، از کل جرم یک نمونه به صورت پ</w:t>
       </w:r>
       <w:r>
@@ -8602,6 +9644,7 @@
           <w:rtl/>
           <w:lang w:bidi="fa-IR"/>
         </w:rPr>
+        <w:lastRenderedPageBreak/>
         <w:t>هر آزمونی که به دلیل نبود تجهیزات امکان انجام نیست، در گزارش نهایی، ذکر شود</w:t>
       </w:r>
       <w:r>
@@ -8686,7 +9729,6 @@
           <w:rFonts w:cs="B Koodak"/>
           <w:lang w:bidi="fa-IR"/>
         </w:rPr>
-        <w:lastRenderedPageBreak/>
         <w:t xml:space="preserve"> : (5-1) </w:t>
       </w:r>
       <w:r>
@@ -9231,6 +10273,7 @@
           <w:highlight w:val="red"/>
           <w:rtl/>
         </w:rPr>
+        <w:lastRenderedPageBreak/>
         <w:t>شرایط برای همه نمونه‌ها یکسان باشد.برای مثال 250 سانتی‌گراد برای همه نمونه‌ها</w:t>
       </w:r>
       <w:r>
@@ -9324,7 +10367,6 @@
         <w:rPr>
           <w:rFonts w:cs="B Koodak"/>
         </w:rPr>
-        <w:lastRenderedPageBreak/>
         <w:t>(</w:t>
       </w:r>
       <w:r>
@@ -9972,6 +11014,7 @@
           <w:szCs w:val="32"/>
           <w:lang w:bidi="fa-IR"/>
         </w:rPr>
+        <w:lastRenderedPageBreak/>
         <w:br/>
       </w:r>
       <w:r>
@@ -10138,7 +11181,6 @@
           <w:szCs w:val="32"/>
           <w:lang w:bidi="fa-IR"/>
         </w:rPr>
-        <w:lastRenderedPageBreak/>
         <w:t xml:space="preserve">  T_{onset}</w:t>
       </w:r>
     </w:p>
@@ -10386,8 +11428,19 @@
           <w:szCs w:val="32"/>
           <w:lang w:bidi="fa-IR"/>
         </w:rPr>
-        <w:t xml:space="preserve"> μL</w:t>
-      </w:r>
+        <w:t xml:space="preserve"> </w:t>
+      </w:r>
+      <w:proofErr w:type="spellStart"/>
+      <w:r>
+        <w:rPr>
+          <w:rFonts w:cs="B Koodak"/>
+          <w:sz w:val="32"/>
+          <w:szCs w:val="32"/>
+          <w:lang w:bidi="fa-IR"/>
+        </w:rPr>
+        <w:t>μL</w:t>
+      </w:r>
+      <w:proofErr w:type="spellEnd"/>
       <w:r>
         <w:rPr>
           <w:rFonts w:cs="B Koodak"/>
@@ -10560,6 +11613,7 @@
           <w:rFonts w:cs="B Koodak"/>
           <w:lang w:bidi="fa-IR"/>
         </w:rPr>
+        <w:lastRenderedPageBreak/>
         <w:t xml:space="preserve">5-7) </w:t>
       </w:r>
       <w:r>
@@ -10719,7 +11773,6 @@
           <w:rFonts w:cs="B Koodak"/>
           <w:lang w:bidi="fa-IR"/>
         </w:rPr>
-        <w:lastRenderedPageBreak/>
         <w:t xml:space="preserve">: (5-8)  </w:t>
       </w:r>
       <w:r>
@@ -10814,6 +11867,7 @@
           <w14:ligatures w14:val="none"/>
         </w:rPr>
       </w:pPr>
+      <w:proofErr w:type="spellStart"/>
       <w:r>
         <w:rPr>
           <w:rFonts w:ascii="Times New Roman" w:eastAsia="Times New Roman" w:hAnsi="Times New Roman" w:cs="B Koodak"/>
@@ -10824,6 +11878,7 @@
         </w:rPr>
         <w:t>ΔHm</w:t>
       </w:r>
+      <w:proofErr w:type="spellEnd"/>
     </w:p>
     <w:p>
       <w:pPr>
@@ -10841,6 +11896,7 @@
           <w14:ligatures w14:val="none"/>
         </w:rPr>
       </w:pPr>
+      <w:proofErr w:type="spellStart"/>
       <w:r>
         <w:rPr>
           <w:rFonts w:ascii="Times New Roman" w:eastAsia="Times New Roman" w:hAnsi="Times New Roman" w:cs="B Koodak"/>
@@ -10851,6 +11907,7 @@
         </w:rPr>
         <w:t>Xc</w:t>
       </w:r>
+      <w:proofErr w:type="spellEnd"/>
     </w:p>
     <w:p>
       <w:pPr>
@@ -11035,7 +12092,6 @@
           <w:rFonts w:cs="B Koodak"/>
           <w:lang w:bidi="fa-IR"/>
         </w:rPr>
-        <w:lastRenderedPageBreak/>
         <w:t xml:space="preserve"> (</w:t>
       </w:r>
       <w:r>
@@ -11583,6 +12639,7 @@
           <w:sz w:val="32"/>
           <w:szCs w:val="32"/>
         </w:rPr>
+        <w:lastRenderedPageBreak/>
         <w:t xml:space="preserve">  </w:t>
       </w:r>
       <w:r>
@@ -11685,7 +12742,6 @@
           <w:sz w:val="32"/>
           <w:szCs w:val="32"/>
         </w:rPr>
-        <w:lastRenderedPageBreak/>
         <w:t xml:space="preserve">  </w:t>
       </w:r>
       <w:r>
@@ -11805,7 +12861,43 @@
           <w:sz w:val="32"/>
           <w:szCs w:val="32"/>
         </w:rPr>
-        <w:t xml:space="preserve">  TGA Tonset / Tmax / residue</w:t>
+        <w:t xml:space="preserve">  TGA </w:t>
+      </w:r>
+      <w:proofErr w:type="spellStart"/>
+      <w:r>
+        <w:rPr>
+          <w:rFonts w:cs="B Koodak"/>
+          <w:sz w:val="32"/>
+          <w:szCs w:val="32"/>
+        </w:rPr>
+        <w:t>Tonset</w:t>
+      </w:r>
+      <w:proofErr w:type="spellEnd"/>
+      <w:r>
+        <w:rPr>
+          <w:rFonts w:cs="B Koodak"/>
+          <w:sz w:val="32"/>
+          <w:szCs w:val="32"/>
+        </w:rPr>
+        <w:t xml:space="preserve"> / </w:t>
+      </w:r>
+      <w:proofErr w:type="spellStart"/>
+      <w:r>
+        <w:rPr>
+          <w:rFonts w:cs="B Koodak"/>
+          <w:sz w:val="32"/>
+          <w:szCs w:val="32"/>
+        </w:rPr>
+        <w:t>Tmax</w:t>
+      </w:r>
+      <w:proofErr w:type="spellEnd"/>
+      <w:r>
+        <w:rPr>
+          <w:rFonts w:cs="B Koodak"/>
+          <w:sz w:val="32"/>
+          <w:szCs w:val="32"/>
+        </w:rPr>
+        <w:t xml:space="preserve"> / residue</w:t>
       </w:r>
     </w:p>
     <w:p>
@@ -11965,7 +13057,7 @@
 </file>
 
 <file path=word/numbering.xml><?xml version="1.0" encoding="utf-8"?>
-<w:numbering xmlns:wpc="http://schemas.microsoft.com/office/word/2010/wordprocessingCanvas" xmlns:cx="http://schemas.microsoft.com/office/drawing/2014/chartex" xmlns:cx1="http://schemas.microsoft.com/office/drawing/2015/9/8/chartex" xmlns:cx2="http://schemas.microsoft.com/office/drawing/2015/10/21/chartex" xmlns:cx3="http://schemas.microsoft.com/office/drawing/2016/5/9/chartex" xmlns:cx4="http://schemas.microsoft.com/office/drawing/2016/5/10/chartex" xmlns:cx5="http://schemas.microsoft.com/office/drawing/2016/5/11/chartex" xmlns:cx6="http://schemas.microsoft.com/office/drawing/2016/5/12/chartex" xmlns:cx7="http://schemas.microsoft.com/office/drawing/2016/5/13/chartex" xmlns:cx8="http://schemas.microsoft.com/office/drawing/2016/5/14/chartex" xmlns:mc="http://schemas.openxmlformats.org/markup-compatibility/2006" xmlns:aink="http://schemas.microsoft.com/office/drawing/2016/ink" xmlns:am3d="http://schemas.microsoft.com/office/drawing/2017/model3d" xmlns:o="urn:schemas-microsoft-com:office:office" xmlns:oel="http://schemas.microsoft.com/office/2019/extlst" xmlns:r="http://schemas.openxmlformats.org/officeDocument/2006/relationships" xmlns:m="http://schemas.openxmlformats.org/officeDocument/2006/math" xmlns:v="urn:schemas-microsoft-com:vml" xmlns:wp14="http://schemas.microsoft.com/office/word/2010/wordprocessingDrawing" xmlns:wp="http://schemas.openxmlformats.org/drawingml/2006/wordprocessingDrawing" xmlns:w10="urn:schemas-microsoft-com:office:word" xmlns:w="http://schemas.openxmlformats.org/wordprocessingml/2006/main" xmlns:w14="http://schemas.microsoft.com/office/word/2010/wordml" xmlns:w15="http://schemas.microsoft.com/office/word/2012/wordml" xmlns:w16cei="http://schemas.microsoft.com/office/word/2026/wordml/cei" xmlns:w16cex="http://schemas.microsoft.com/office/word/2018/wordml/cex" xmlns:w16cid="http://schemas.microsoft.com/office/word/2016/wordml/cid" xmlns:w16="http://schemas.microsoft.com/office/word/2018/wordml" xmlns:w16du="http://schemas.microsoft.com/office/word/2023/wordml/word16du" xmlns:w16sdtdh="http://schemas.microsoft.com/office/word/2020/wordml/sdtdatahash" xmlns:w16sdtfl="http://schemas.microsoft.com/office/word/2024/wordml/sdtformatlock" xmlns:w16se="http://schemas.microsoft.com/office/word/2015/wordml/symex" xmlns:wpg="http://schemas.microsoft.com/office/word/2010/wordprocessingGroup" xmlns:wpi="http://schemas.microsoft.com/office/word/2010/wordprocessingInk" xmlns:wne="http://schemas.microsoft.com/office/word/2006/wordml" xmlns:wps="http://schemas.microsoft.com/office/word/2010/wordprocessingShape" mc:Ignorable="w14 w15 w16se w16cid w16 w16cex w16sdtdh w16sdtfl w16du wp14">
+<w:numbering xmlns:wpc="http://schemas.microsoft.com/office/word/2010/wordprocessingCanvas" xmlns:cx="http://schemas.microsoft.com/office/drawing/2014/chartex" xmlns:cx1="http://schemas.microsoft.com/office/drawing/2015/9/8/chartex" xmlns:cx2="http://schemas.microsoft.com/office/drawing/2015/10/21/chartex" xmlns:cx3="http://schemas.microsoft.com/office/drawing/2016/5/9/chartex" xmlns:cx4="http://schemas.microsoft.com/office/drawing/2016/5/10/chartex" xmlns:cx5="http://schemas.microsoft.com/office/drawing/2016/5/11/chartex" xmlns:cx6="http://schemas.microsoft.com/office/drawing/2016/5/12/chartex" xmlns:cx7="http://schemas.microsoft.com/office/drawing/2016/5/13/chartex" xmlns:cx8="http://schemas.microsoft.com/office/drawing/2016/5/14/chartex" xmlns:mc="http://schemas.openxmlformats.org/markup-compatibility/2006" xmlns:aink="http://schemas.microsoft.com/office/drawing/2016/ink" xmlns:am3d="http://schemas.microsoft.com/office/drawing/2017/model3d" xmlns:o="urn:schemas-microsoft-com:office:office" xmlns:oel="http://schemas.microsoft.com/office/2019/extlst" xmlns:r="http://schemas.openxmlformats.org/officeDocument/2006/relationships" xmlns:m="http://schemas.openxmlformats.org/officeDocument/2006/math" xmlns:v="urn:schemas-microsoft-com:vml" xmlns:wp14="http://schemas.microsoft.com/office/word/2010/wordprocessingDrawing" xmlns:wp="http://schemas.openxmlformats.org/drawingml/2006/wordprocessingDrawing" xmlns:w10="urn:schemas-microsoft-com:office:word" xmlns:w="http://schemas.openxmlformats.org/wordprocessingml/2006/main" xmlns:w14="http://schemas.microsoft.com/office/word/2010/wordml" xmlns:w15="http://schemas.microsoft.com/office/word/2012/wordml" xmlns:w16cex="http://schemas.microsoft.com/office/word/2018/wordml/cex" xmlns:w16cid="http://schemas.microsoft.com/office/word/2016/wordml/cid" xmlns:w16="http://schemas.microsoft.com/office/word/2018/wordml" xmlns:w16du="http://schemas.microsoft.com/office/word/2023/wordml/word16du" xmlns:w16sdtdh="http://schemas.microsoft.com/office/word/2020/wordml/sdtdatahash" xmlns:w16sdtfl="http://schemas.microsoft.com/office/word/2024/wordml/sdtformatlock" xmlns:w16se="http://schemas.microsoft.com/office/word/2015/wordml/symex" xmlns:wpg="http://schemas.microsoft.com/office/word/2010/wordprocessingGroup" xmlns:wpi="http://schemas.microsoft.com/office/word/2010/wordprocessingInk" xmlns:wne="http://schemas.microsoft.com/office/word/2006/wordml" xmlns:wps="http://schemas.microsoft.com/office/word/2010/wordprocessingShape" mc:Ignorable="w14 w15 w16se w16cid w16 w16cex w16sdtdh w16sdtfl w16du wp14">
   <w:abstractNum w:abstractNumId="0" w15:restartNumberingAfterBreak="0">
     <w:nsid w:val="10304283"/>
     <w:multiLevelType w:val="multilevel"/>
@@ -15889,7 +16981,6 @@
   <w:style w:type="character" w:default="1" w:styleId="DefaultParagraphFont">
     <w:name w:val="Default Paragraph Font"/>
     <w:uiPriority w:val="1"/>
-    <w:semiHidden/>
     <w:unhideWhenUsed/>
   </w:style>
   <w:style w:type="table" w:default="1" w:styleId="TableNormal">

--- a/گرافت/RAG/PP-g-St-co-GMA Suspension/دستوالعمل آزمایشگاهی-سناریو.docx
+++ b/گرافت/RAG/PP-g-St-co-GMA Suspension/دستوالعمل آزمایشگاهی-سناریو.docx
@@ -16,8 +16,9 @@
         <w:rPr>
           <w:rFonts w:cs="B Koodak" w:hint="cs"/>
           <w:rtl/>
-        </w:rPr>
-        <w:t xml:space="preserve">محمدمهدی خانی - </w:t>
+          <w:lang w:bidi="fa-IR"/>
+        </w:rPr>
+        <w:t xml:space="preserve">آزمایش </w:t>
       </w:r>
       <w:r>
         <w:rPr>
@@ -133,6 +134,7 @@
           <w:lang w:bidi="fa-IR"/>
         </w:rPr>
       </w:pPr>
+      <w:proofErr w:type="gramStart"/>
       <w:r>
         <w:rPr>
           <w:rFonts w:cs="B Koodak"/>
@@ -146,7 +148,16 @@
           <w:rtl/>
           <w:lang w:bidi="fa-IR"/>
         </w:rPr>
-        <w:t xml:space="preserve">) </w:t>
+        <w:t>)</w:t>
+      </w:r>
+      <w:proofErr w:type="gramEnd"/>
+      <w:r>
+        <w:rPr>
+          <w:rFonts w:cs="B Koodak" w:hint="cs"/>
+          <w:rtl/>
+          <w:lang w:bidi="fa-IR"/>
+        </w:rPr>
+        <w:t xml:space="preserve"> </w:t>
       </w:r>
       <w:r>
         <w:rPr>
@@ -236,10 +247,8 @@
         <w:tblLook w:val="04A0" w:firstRow="1" w:lastRow="0" w:firstColumn="1" w:lastColumn="0" w:noHBand="0" w:noVBand="1"/>
       </w:tblPr>
       <w:tblGrid>
-        <w:gridCol w:w="1625"/>
-        <w:gridCol w:w="30"/>
-        <w:gridCol w:w="3645"/>
-        <w:gridCol w:w="4050"/>
+        <w:gridCol w:w="3415"/>
+        <w:gridCol w:w="5670"/>
       </w:tblGrid>
       <w:tr>
         <w:trPr>
@@ -248,8 +257,7 @@
         </w:trPr>
         <w:tc>
           <w:tcPr>
-            <w:tcW w:w="2020" w:type="dxa"/>
-            <w:gridSpan w:val="2"/>
+            <w:tcW w:w="3370" w:type="dxa"/>
             <w:tcBorders>
               <w:top w:val="single" w:sz="4" w:space="0" w:color="auto"/>
               <w:left w:val="single" w:sz="4" w:space="0" w:color="auto"/>
@@ -287,7 +295,7 @@
         </w:tc>
         <w:tc>
           <w:tcPr>
-            <w:tcW w:w="2940" w:type="dxa"/>
+            <w:tcW w:w="5625" w:type="dxa"/>
             <w:tcBorders>
               <w:top w:val="single" w:sz="4" w:space="0" w:color="auto"/>
               <w:left w:val="single" w:sz="4" w:space="0" w:color="auto"/>
@@ -323,9 +331,14 @@
             </w:r>
           </w:p>
         </w:tc>
+      </w:tr>
+      <w:tr>
+        <w:trPr>
+          <w:tblCellSpacing w:w="15" w:type="dxa"/>
+        </w:trPr>
         <w:tc>
           <w:tcPr>
-            <w:tcW w:w="4005" w:type="dxa"/>
+            <w:tcW w:w="3370" w:type="dxa"/>
             <w:tcBorders>
               <w:top w:val="single" w:sz="4" w:space="0" w:color="auto"/>
               <w:left w:val="single" w:sz="4" w:space="0" w:color="auto"/>
@@ -341,8 +354,6 @@
               <w:jc w:val="center"/>
               <w:rPr>
                 <w:rFonts w:cs="B Koodak"/>
-                <w:b/>
-                <w:bCs/>
                 <w:sz w:val="32"/>
                 <w:szCs w:val="32"/>
                 <w:lang w:bidi="fa-IR"/>
@@ -350,25 +361,27 @@
             </w:pPr>
             <w:r>
               <w:rPr>
-                <w:rFonts w:cs="B Koodak" w:hint="cs"/>
-                <w:b/>
-                <w:bCs/>
+                <w:rFonts w:cs="B Koodak"/>
+                <w:sz w:val="32"/>
+                <w:szCs w:val="32"/>
+                <w:lang w:bidi="fa-IR"/>
+              </w:rPr>
+              <w:t xml:space="preserve">PP </w:t>
+            </w:r>
+            <w:r>
+              <w:rPr>
+                <w:rFonts w:cs="B Koodak"/>
                 <w:sz w:val="32"/>
                 <w:szCs w:val="32"/>
                 <w:rtl/>
               </w:rPr>
-              <w:t>مقدار</w:t>
+              <w:t>گرانولی</w:t>
             </w:r>
           </w:p>
         </w:tc>
-      </w:tr>
-      <w:tr>
-        <w:trPr>
-          <w:tblCellSpacing w:w="15" w:type="dxa"/>
-        </w:trPr>
         <w:tc>
           <w:tcPr>
-            <w:tcW w:w="0" w:type="auto"/>
+            <w:tcW w:w="5625" w:type="dxa"/>
             <w:tcBorders>
               <w:top w:val="single" w:sz="4" w:space="0" w:color="auto"/>
               <w:left w:val="single" w:sz="4" w:space="0" w:color="auto"/>
@@ -394,25 +407,20 @@
                 <w:rFonts w:cs="B Koodak"/>
                 <w:sz w:val="32"/>
                 <w:szCs w:val="32"/>
-                <w:lang w:bidi="fa-IR"/>
-              </w:rPr>
-              <w:t xml:space="preserve">PP </w:t>
-            </w:r>
-            <w:r>
-              <w:rPr>
-                <w:rFonts w:cs="B Koodak"/>
-                <w:sz w:val="32"/>
-                <w:szCs w:val="32"/>
                 <w:rtl/>
               </w:rPr>
-              <w:t>گرانولی</w:t>
+              <w:t>بستر اصلی</w:t>
             </w:r>
           </w:p>
         </w:tc>
+      </w:tr>
+      <w:tr>
+        <w:trPr>
+          <w:tblCellSpacing w:w="15" w:type="dxa"/>
+        </w:trPr>
         <w:tc>
           <w:tcPr>
-            <w:tcW w:w="3645" w:type="dxa"/>
-            <w:gridSpan w:val="2"/>
+            <w:tcW w:w="3370" w:type="dxa"/>
             <w:tcBorders>
               <w:top w:val="single" w:sz="4" w:space="0" w:color="auto"/>
               <w:left w:val="single" w:sz="4" w:space="0" w:color="auto"/>
@@ -438,15 +446,15 @@
                 <w:rFonts w:cs="B Koodak"/>
                 <w:sz w:val="32"/>
                 <w:szCs w:val="32"/>
-                <w:rtl/>
-              </w:rPr>
-              <w:t>بستر اصلی</w:t>
+                <w:lang w:bidi="fa-IR"/>
+              </w:rPr>
+              <w:t>Styrene</w:t>
             </w:r>
           </w:p>
         </w:tc>
         <w:tc>
           <w:tcPr>
-            <w:tcW w:w="4005" w:type="dxa"/>
+            <w:tcW w:w="5625" w:type="dxa"/>
             <w:tcBorders>
               <w:top w:val="single" w:sz="4" w:space="0" w:color="auto"/>
               <w:left w:val="single" w:sz="4" w:space="0" w:color="auto"/>
@@ -472,9 +480,9 @@
                 <w:rFonts w:cs="B Koodak"/>
                 <w:sz w:val="32"/>
                 <w:szCs w:val="32"/>
-                <w:lang w:bidi="fa-IR"/>
-              </w:rPr>
-              <w:t>10.00 g</w:t>
+                <w:rtl/>
+              </w:rPr>
+              <w:t>مونومر آروماتیک کمک‌گرافت</w:t>
             </w:r>
           </w:p>
         </w:tc>
@@ -485,7 +493,7 @@
         </w:trPr>
         <w:tc>
           <w:tcPr>
-            <w:tcW w:w="0" w:type="auto"/>
+            <w:tcW w:w="3370" w:type="dxa"/>
             <w:tcBorders>
               <w:top w:val="single" w:sz="4" w:space="0" w:color="auto"/>
               <w:left w:val="single" w:sz="4" w:space="0" w:color="auto"/>
@@ -513,14 +521,13 @@
                 <w:szCs w:val="32"/>
                 <w:lang w:bidi="fa-IR"/>
               </w:rPr>
-              <w:t>Styrene</w:t>
+              <w:t>GMA</w:t>
             </w:r>
           </w:p>
         </w:tc>
         <w:tc>
           <w:tcPr>
-            <w:tcW w:w="3645" w:type="dxa"/>
-            <w:gridSpan w:val="2"/>
+            <w:tcW w:w="5625" w:type="dxa"/>
             <w:tcBorders>
               <w:top w:val="single" w:sz="4" w:space="0" w:color="auto"/>
               <w:left w:val="single" w:sz="4" w:space="0" w:color="auto"/>
@@ -548,13 +555,18 @@
                 <w:szCs w:val="32"/>
                 <w:rtl/>
               </w:rPr>
-              <w:t>مونومر آروماتیک کمک‌گرافت</w:t>
+              <w:t>مونومر دارای گروه اپوکسی</w:t>
             </w:r>
           </w:p>
         </w:tc>
+      </w:tr>
+      <w:tr>
+        <w:trPr>
+          <w:tblCellSpacing w:w="15" w:type="dxa"/>
+        </w:trPr>
         <w:tc>
           <w:tcPr>
-            <w:tcW w:w="4005" w:type="dxa"/>
+            <w:tcW w:w="3370" w:type="dxa"/>
             <w:tcBorders>
               <w:top w:val="single" w:sz="4" w:space="0" w:color="auto"/>
               <w:left w:val="single" w:sz="4" w:space="0" w:color="auto"/>
@@ -582,18 +594,13 @@
                 <w:szCs w:val="32"/>
                 <w:lang w:bidi="fa-IR"/>
               </w:rPr>
-              <w:t>1.50 g</w:t>
+              <w:t>BPO</w:t>
             </w:r>
           </w:p>
         </w:tc>
-      </w:tr>
-      <w:tr>
-        <w:trPr>
-          <w:tblCellSpacing w:w="15" w:type="dxa"/>
-        </w:trPr>
         <w:tc>
           <w:tcPr>
-            <w:tcW w:w="0" w:type="auto"/>
+            <w:tcW w:w="5625" w:type="dxa"/>
             <w:tcBorders>
               <w:top w:val="single" w:sz="4" w:space="0" w:color="auto"/>
               <w:left w:val="single" w:sz="4" w:space="0" w:color="auto"/>
@@ -619,16 +626,20 @@
                 <w:rFonts w:cs="B Koodak"/>
                 <w:sz w:val="32"/>
                 <w:szCs w:val="32"/>
-                <w:lang w:bidi="fa-IR"/>
-              </w:rPr>
-              <w:t>GMA</w:t>
+                <w:rtl/>
+              </w:rPr>
+              <w:t>آغازگر رادیکالی</w:t>
             </w:r>
           </w:p>
         </w:tc>
+      </w:tr>
+      <w:tr>
+        <w:trPr>
+          <w:tblCellSpacing w:w="15" w:type="dxa"/>
+        </w:trPr>
         <w:tc>
           <w:tcPr>
-            <w:tcW w:w="3645" w:type="dxa"/>
-            <w:gridSpan w:val="2"/>
+            <w:tcW w:w="3370" w:type="dxa"/>
             <w:tcBorders>
               <w:top w:val="single" w:sz="4" w:space="0" w:color="auto"/>
               <w:left w:val="single" w:sz="4" w:space="0" w:color="auto"/>
@@ -654,15 +665,15 @@
                 <w:rFonts w:cs="B Koodak"/>
                 <w:sz w:val="32"/>
                 <w:szCs w:val="32"/>
-                <w:rtl/>
-              </w:rPr>
-              <w:t>مونومر دارای گروه اپوکسی</w:t>
+                <w:lang w:bidi="fa-IR"/>
+              </w:rPr>
+              <w:t>Xylene</w:t>
             </w:r>
           </w:p>
         </w:tc>
         <w:tc>
           <w:tcPr>
-            <w:tcW w:w="4005" w:type="dxa"/>
+            <w:tcW w:w="5625" w:type="dxa"/>
             <w:tcBorders>
               <w:top w:val="single" w:sz="4" w:space="0" w:color="auto"/>
               <w:left w:val="single" w:sz="4" w:space="0" w:color="auto"/>
@@ -688,9 +699,9 @@
                 <w:rFonts w:cs="B Koodak"/>
                 <w:sz w:val="32"/>
                 <w:szCs w:val="32"/>
-                <w:lang w:bidi="fa-IR"/>
-              </w:rPr>
-              <w:t>1.00 g</w:t>
+                <w:rtl/>
+              </w:rPr>
+              <w:t>عامل تورم / فاز آلی</w:t>
             </w:r>
           </w:p>
         </w:tc>
@@ -701,7 +712,7 @@
         </w:trPr>
         <w:tc>
           <w:tcPr>
-            <w:tcW w:w="0" w:type="auto"/>
+            <w:tcW w:w="3370" w:type="dxa"/>
             <w:tcBorders>
               <w:top w:val="single" w:sz="4" w:space="0" w:color="auto"/>
               <w:left w:val="single" w:sz="4" w:space="0" w:color="auto"/>
@@ -727,16 +738,15 @@
                 <w:rFonts w:cs="B Koodak"/>
                 <w:sz w:val="32"/>
                 <w:szCs w:val="32"/>
-                <w:lang w:bidi="fa-IR"/>
-              </w:rPr>
-              <w:t>BPO</w:t>
+                <w:rtl/>
+              </w:rPr>
+              <w:t>آب دیونیزه</w:t>
             </w:r>
           </w:p>
         </w:tc>
         <w:tc>
           <w:tcPr>
-            <w:tcW w:w="3645" w:type="dxa"/>
-            <w:gridSpan w:val="2"/>
+            <w:tcW w:w="5625" w:type="dxa"/>
             <w:tcBorders>
               <w:top w:val="single" w:sz="4" w:space="0" w:color="auto"/>
               <w:left w:val="single" w:sz="4" w:space="0" w:color="auto"/>
@@ -764,13 +774,18 @@
                 <w:szCs w:val="32"/>
                 <w:rtl/>
               </w:rPr>
-              <w:t>آغازگر رادیکالی</w:t>
+              <w:t>فاز سوسپانسیون</w:t>
             </w:r>
           </w:p>
         </w:tc>
+      </w:tr>
+      <w:tr>
+        <w:trPr>
+          <w:tblCellSpacing w:w="15" w:type="dxa"/>
+        </w:trPr>
         <w:tc>
           <w:tcPr>
-            <w:tcW w:w="4005" w:type="dxa"/>
+            <w:tcW w:w="3370" w:type="dxa"/>
             <w:tcBorders>
               <w:top w:val="single" w:sz="4" w:space="0" w:color="auto"/>
               <w:left w:val="single" w:sz="4" w:space="0" w:color="auto"/>
@@ -798,18 +813,13 @@
                 <w:szCs w:val="32"/>
                 <w:lang w:bidi="fa-IR"/>
               </w:rPr>
-              <w:t>0.07 g</w:t>
+              <w:t>Acetone</w:t>
             </w:r>
           </w:p>
         </w:tc>
-      </w:tr>
-      <w:tr>
-        <w:trPr>
-          <w:tblCellSpacing w:w="15" w:type="dxa"/>
-        </w:trPr>
         <w:tc>
           <w:tcPr>
-            <w:tcW w:w="0" w:type="auto"/>
+            <w:tcW w:w="5625" w:type="dxa"/>
             <w:tcBorders>
               <w:top w:val="single" w:sz="4" w:space="0" w:color="auto"/>
               <w:left w:val="single" w:sz="4" w:space="0" w:color="auto"/>
@@ -835,16 +845,20 @@
                 <w:rFonts w:cs="B Koodak"/>
                 <w:sz w:val="32"/>
                 <w:szCs w:val="32"/>
-                <w:lang w:bidi="fa-IR"/>
-              </w:rPr>
-              <w:t>Xylene</w:t>
+                <w:rtl/>
+              </w:rPr>
+              <w:t>شستشو و استخراج</w:t>
             </w:r>
           </w:p>
         </w:tc>
+      </w:tr>
+      <w:tr>
+        <w:trPr>
+          <w:tblCellSpacing w:w="15" w:type="dxa"/>
+        </w:trPr>
         <w:tc>
           <w:tcPr>
-            <w:tcW w:w="3645" w:type="dxa"/>
-            <w:gridSpan w:val="2"/>
+            <w:tcW w:w="3370" w:type="dxa"/>
             <w:tcBorders>
               <w:top w:val="single" w:sz="4" w:space="0" w:color="auto"/>
               <w:left w:val="single" w:sz="4" w:space="0" w:color="auto"/>
@@ -870,15 +884,15 @@
                 <w:rFonts w:cs="B Koodak"/>
                 <w:sz w:val="32"/>
                 <w:szCs w:val="32"/>
-                <w:rtl/>
-              </w:rPr>
-              <w:t>عامل تورم / فاز آلی</w:t>
+                <w:lang w:bidi="fa-IR"/>
+              </w:rPr>
+              <w:t>N2</w:t>
             </w:r>
           </w:p>
         </w:tc>
         <w:tc>
           <w:tcPr>
-            <w:tcW w:w="4005" w:type="dxa"/>
+            <w:tcW w:w="5625" w:type="dxa"/>
             <w:tcBorders>
               <w:top w:val="single" w:sz="4" w:space="0" w:color="auto"/>
               <w:left w:val="single" w:sz="4" w:space="0" w:color="auto"/>
@@ -904,381 +918,9 @@
                 <w:rFonts w:cs="B Koodak"/>
                 <w:sz w:val="32"/>
                 <w:szCs w:val="32"/>
-                <w:lang w:bidi="fa-IR"/>
-              </w:rPr>
-              <w:t>mL</w:t>
-            </w:r>
-            <w:r>
-              <w:rPr>
-                <w:rFonts w:cs="B Koodak"/>
-                <w:sz w:val="32"/>
-                <w:szCs w:val="32"/>
                 <w:rtl/>
               </w:rPr>
-              <w:t xml:space="preserve"> 35</w:t>
-            </w:r>
-          </w:p>
-        </w:tc>
-      </w:tr>
-      <w:tr>
-        <w:trPr>
-          <w:tblCellSpacing w:w="15" w:type="dxa"/>
-        </w:trPr>
-        <w:tc>
-          <w:tcPr>
-            <w:tcW w:w="0" w:type="auto"/>
-            <w:tcBorders>
-              <w:top w:val="single" w:sz="4" w:space="0" w:color="auto"/>
-              <w:left w:val="single" w:sz="4" w:space="0" w:color="auto"/>
-              <w:bottom w:val="single" w:sz="4" w:space="0" w:color="auto"/>
-              <w:right w:val="single" w:sz="4" w:space="0" w:color="auto"/>
-            </w:tcBorders>
-            <w:vAlign w:val="center"/>
-            <w:hideMark/>
-          </w:tcPr>
-          <w:p>
-            <w:pPr>
-              <w:bidi/>
-              <w:jc w:val="center"/>
-              <w:rPr>
-                <w:rFonts w:cs="B Koodak"/>
-                <w:sz w:val="32"/>
-                <w:szCs w:val="32"/>
-                <w:lang w:bidi="fa-IR"/>
-              </w:rPr>
-            </w:pPr>
-            <w:r>
-              <w:rPr>
-                <w:rFonts w:cs="B Koodak"/>
-                <w:sz w:val="32"/>
-                <w:szCs w:val="32"/>
-                <w:rtl/>
-              </w:rPr>
-              <w:t>آب دیونیزه</w:t>
-            </w:r>
-          </w:p>
-        </w:tc>
-        <w:tc>
-          <w:tcPr>
-            <w:tcW w:w="3645" w:type="dxa"/>
-            <w:gridSpan w:val="2"/>
-            <w:tcBorders>
-              <w:top w:val="single" w:sz="4" w:space="0" w:color="auto"/>
-              <w:left w:val="single" w:sz="4" w:space="0" w:color="auto"/>
-              <w:bottom w:val="single" w:sz="4" w:space="0" w:color="auto"/>
-              <w:right w:val="single" w:sz="4" w:space="0" w:color="auto"/>
-            </w:tcBorders>
-            <w:vAlign w:val="center"/>
-            <w:hideMark/>
-          </w:tcPr>
-          <w:p>
-            <w:pPr>
-              <w:bidi/>
-              <w:jc w:val="center"/>
-              <w:rPr>
-                <w:rFonts w:cs="B Koodak"/>
-                <w:sz w:val="32"/>
-                <w:szCs w:val="32"/>
-                <w:lang w:bidi="fa-IR"/>
-              </w:rPr>
-            </w:pPr>
-            <w:r>
-              <w:rPr>
-                <w:rFonts w:cs="B Koodak"/>
-                <w:sz w:val="32"/>
-                <w:szCs w:val="32"/>
-                <w:rtl/>
-              </w:rPr>
-              <w:t>فاز سوسپانسیون</w:t>
-            </w:r>
-          </w:p>
-        </w:tc>
-        <w:tc>
-          <w:tcPr>
-            <w:tcW w:w="4005" w:type="dxa"/>
-            <w:tcBorders>
-              <w:top w:val="single" w:sz="4" w:space="0" w:color="auto"/>
-              <w:left w:val="single" w:sz="4" w:space="0" w:color="auto"/>
-              <w:bottom w:val="single" w:sz="4" w:space="0" w:color="auto"/>
-              <w:right w:val="single" w:sz="4" w:space="0" w:color="auto"/>
-            </w:tcBorders>
-            <w:vAlign w:val="center"/>
-            <w:hideMark/>
-          </w:tcPr>
-          <w:p>
-            <w:pPr>
-              <w:bidi/>
-              <w:jc w:val="center"/>
-              <w:rPr>
-                <w:rFonts w:cs="B Koodak"/>
-                <w:sz w:val="32"/>
-                <w:szCs w:val="32"/>
-                <w:lang w:bidi="fa-IR"/>
-              </w:rPr>
-            </w:pPr>
-            <w:r>
-              <w:rPr>
-                <w:rFonts w:cs="B Koodak"/>
-                <w:sz w:val="32"/>
-                <w:szCs w:val="32"/>
-                <w:lang w:bidi="fa-IR"/>
-              </w:rPr>
-              <w:t>50 mL</w:t>
-            </w:r>
-          </w:p>
-        </w:tc>
-      </w:tr>
-      <w:tr>
-        <w:trPr>
-          <w:tblCellSpacing w:w="15" w:type="dxa"/>
-        </w:trPr>
-        <w:tc>
-          <w:tcPr>
-            <w:tcW w:w="0" w:type="auto"/>
-            <w:tcBorders>
-              <w:top w:val="single" w:sz="4" w:space="0" w:color="auto"/>
-              <w:left w:val="single" w:sz="4" w:space="0" w:color="auto"/>
-              <w:bottom w:val="single" w:sz="4" w:space="0" w:color="auto"/>
-              <w:right w:val="single" w:sz="4" w:space="0" w:color="auto"/>
-            </w:tcBorders>
-            <w:vAlign w:val="center"/>
-            <w:hideMark/>
-          </w:tcPr>
-          <w:p>
-            <w:pPr>
-              <w:bidi/>
-              <w:jc w:val="center"/>
-              <w:rPr>
-                <w:rFonts w:cs="B Koodak"/>
-                <w:sz w:val="32"/>
-                <w:szCs w:val="32"/>
-                <w:lang w:bidi="fa-IR"/>
-              </w:rPr>
-            </w:pPr>
-            <w:r>
-              <w:rPr>
-                <w:rFonts w:cs="B Koodak"/>
-                <w:sz w:val="32"/>
-                <w:szCs w:val="32"/>
-                <w:lang w:bidi="fa-IR"/>
-              </w:rPr>
-              <w:lastRenderedPageBreak/>
-              <w:t>Acetone</w:t>
-            </w:r>
-          </w:p>
-        </w:tc>
-        <w:tc>
-          <w:tcPr>
-            <w:tcW w:w="3645" w:type="dxa"/>
-            <w:gridSpan w:val="2"/>
-            <w:tcBorders>
-              <w:top w:val="single" w:sz="4" w:space="0" w:color="auto"/>
-              <w:left w:val="single" w:sz="4" w:space="0" w:color="auto"/>
-              <w:bottom w:val="single" w:sz="4" w:space="0" w:color="auto"/>
-              <w:right w:val="single" w:sz="4" w:space="0" w:color="auto"/>
-            </w:tcBorders>
-            <w:vAlign w:val="center"/>
-            <w:hideMark/>
-          </w:tcPr>
-          <w:p>
-            <w:pPr>
-              <w:bidi/>
-              <w:jc w:val="center"/>
-              <w:rPr>
-                <w:rFonts w:cs="B Koodak"/>
-                <w:sz w:val="32"/>
-                <w:szCs w:val="32"/>
-                <w:lang w:bidi="fa-IR"/>
-              </w:rPr>
-            </w:pPr>
-            <w:r>
-              <w:rPr>
-                <w:rFonts w:cs="B Koodak"/>
-                <w:sz w:val="32"/>
-                <w:szCs w:val="32"/>
-                <w:rtl/>
-              </w:rPr>
-              <w:t>شستشو و استخراج</w:t>
-            </w:r>
-          </w:p>
-        </w:tc>
-        <w:tc>
-          <w:tcPr>
-            <w:tcW w:w="4005" w:type="dxa"/>
-            <w:tcBorders>
-              <w:top w:val="single" w:sz="4" w:space="0" w:color="auto"/>
-              <w:left w:val="single" w:sz="4" w:space="0" w:color="auto"/>
-              <w:bottom w:val="single" w:sz="4" w:space="0" w:color="auto"/>
-              <w:right w:val="single" w:sz="4" w:space="0" w:color="auto"/>
-            </w:tcBorders>
-            <w:vAlign w:val="center"/>
-            <w:hideMark/>
-          </w:tcPr>
-          <w:p>
-            <w:pPr>
-              <w:bidi/>
-              <w:jc w:val="center"/>
-              <w:rPr>
-                <w:rFonts w:cs="B Koodak"/>
-                <w:sz w:val="32"/>
-                <w:szCs w:val="32"/>
-                <w:lang w:bidi="fa-IR"/>
-              </w:rPr>
-            </w:pPr>
-            <w:r>
-              <w:rPr>
-                <w:rFonts w:cs="B Koodak"/>
-                <w:sz w:val="32"/>
-                <w:szCs w:val="32"/>
-                <w:lang w:bidi="fa-IR"/>
-              </w:rPr>
-              <w:t xml:space="preserve">150 </w:t>
-            </w:r>
-            <w:r>
-              <w:rPr>
-                <w:rFonts w:cs="B Koodak"/>
-                <w:sz w:val="32"/>
-                <w:szCs w:val="32"/>
-                <w:rtl/>
-              </w:rPr>
-              <w:t>تا 250</w:t>
-            </w:r>
-            <w:r>
-              <w:rPr>
-                <w:rFonts w:cs="B Koodak"/>
-                <w:sz w:val="32"/>
-                <w:szCs w:val="32"/>
-                <w:lang w:bidi="fa-IR"/>
-              </w:rPr>
-              <w:t xml:space="preserve"> </w:t>
-            </w:r>
-            <w:r>
-              <w:rPr>
-                <w:rFonts w:cs="B Koodak" w:hint="cs"/>
-                <w:sz w:val="32"/>
-                <w:szCs w:val="32"/>
-                <w:rtl/>
-                <w:lang w:bidi="fa-IR"/>
-              </w:rPr>
-              <w:t xml:space="preserve"> </w:t>
-            </w:r>
-            <w:r>
-              <w:rPr>
-                <w:rFonts w:cs="B Koodak"/>
-                <w:sz w:val="32"/>
-                <w:szCs w:val="32"/>
-                <w:lang w:bidi="fa-IR"/>
-              </w:rPr>
-              <w:t>mL</w:t>
-            </w:r>
-          </w:p>
-        </w:tc>
-      </w:tr>
-      <w:tr>
-        <w:trPr>
-          <w:tblCellSpacing w:w="15" w:type="dxa"/>
-        </w:trPr>
-        <w:tc>
-          <w:tcPr>
-            <w:tcW w:w="0" w:type="auto"/>
-            <w:tcBorders>
-              <w:top w:val="single" w:sz="4" w:space="0" w:color="auto"/>
-              <w:left w:val="single" w:sz="4" w:space="0" w:color="auto"/>
-              <w:bottom w:val="single" w:sz="4" w:space="0" w:color="auto"/>
-              <w:right w:val="single" w:sz="4" w:space="0" w:color="auto"/>
-            </w:tcBorders>
-            <w:vAlign w:val="center"/>
-            <w:hideMark/>
-          </w:tcPr>
-          <w:p>
-            <w:pPr>
-              <w:bidi/>
-              <w:jc w:val="center"/>
-              <w:rPr>
-                <w:rFonts w:cs="B Koodak"/>
-                <w:sz w:val="32"/>
-                <w:szCs w:val="32"/>
-                <w:lang w:bidi="fa-IR"/>
-              </w:rPr>
-            </w:pPr>
-            <w:r>
-              <w:rPr>
-                <w:rFonts w:cs="B Koodak"/>
-                <w:sz w:val="32"/>
-                <w:szCs w:val="32"/>
-                <w:lang w:bidi="fa-IR"/>
-              </w:rPr>
-              <w:t>N2</w:t>
-            </w:r>
-          </w:p>
-        </w:tc>
-        <w:tc>
-          <w:tcPr>
-            <w:tcW w:w="3645" w:type="dxa"/>
-            <w:gridSpan w:val="2"/>
-            <w:tcBorders>
-              <w:top w:val="single" w:sz="4" w:space="0" w:color="auto"/>
-              <w:left w:val="single" w:sz="4" w:space="0" w:color="auto"/>
-              <w:bottom w:val="single" w:sz="4" w:space="0" w:color="auto"/>
-              <w:right w:val="single" w:sz="4" w:space="0" w:color="auto"/>
-            </w:tcBorders>
-            <w:vAlign w:val="center"/>
-            <w:hideMark/>
-          </w:tcPr>
-          <w:p>
-            <w:pPr>
-              <w:bidi/>
-              <w:jc w:val="center"/>
-              <w:rPr>
-                <w:rFonts w:cs="B Koodak"/>
-                <w:sz w:val="32"/>
-                <w:szCs w:val="32"/>
-                <w:lang w:bidi="fa-IR"/>
-              </w:rPr>
-            </w:pPr>
-            <w:r>
-              <w:rPr>
-                <w:rFonts w:cs="B Koodak"/>
-                <w:sz w:val="32"/>
-                <w:szCs w:val="32"/>
-                <w:rtl/>
-              </w:rPr>
               <w:t>حذف اکسیژن</w:t>
-            </w:r>
-          </w:p>
-        </w:tc>
-        <w:tc>
-          <w:tcPr>
-            <w:tcW w:w="4005" w:type="dxa"/>
-            <w:tcBorders>
-              <w:top w:val="single" w:sz="4" w:space="0" w:color="auto"/>
-              <w:left w:val="single" w:sz="4" w:space="0" w:color="auto"/>
-              <w:bottom w:val="single" w:sz="4" w:space="0" w:color="auto"/>
-              <w:right w:val="single" w:sz="4" w:space="0" w:color="auto"/>
-            </w:tcBorders>
-            <w:vAlign w:val="center"/>
-            <w:hideMark/>
-          </w:tcPr>
-          <w:p>
-            <w:pPr>
-              <w:bidi/>
-              <w:jc w:val="center"/>
-              <w:rPr>
-                <w:rFonts w:cs="B Koodak"/>
-                <w:sz w:val="32"/>
-                <w:szCs w:val="32"/>
-                <w:rtl/>
-                <w:lang w:bidi="fa-IR"/>
-              </w:rPr>
-            </w:pPr>
-            <w:r>
-              <w:rPr>
-                <w:rFonts w:cs="B Koodak"/>
-                <w:sz w:val="32"/>
-                <w:szCs w:val="32"/>
-                <w:rtl/>
-              </w:rPr>
-              <w:t>به مقدار کافی</w:t>
             </w:r>
           </w:p>
         </w:tc>
@@ -1344,12 +986,38 @@
       </w:pPr>
       <w:r>
         <w:rPr>
-          <w:rFonts w:cs="B Koodak"/>
-          <w:sz w:val="32"/>
-          <w:szCs w:val="32"/>
-          <w:rtl/>
-        </w:rPr>
-        <w:t>بالن سه‌گردنه یا راکتور شیشه‌ای مقاوم به حلال</w:t>
+          <w:rFonts w:cs="B Koodak" w:hint="cs"/>
+          <w:sz w:val="32"/>
+          <w:szCs w:val="32"/>
+          <w:rtl/>
+        </w:rPr>
+        <w:t xml:space="preserve">راکتور اصلی = </w:t>
+      </w:r>
+      <w:r>
+        <w:rPr>
+          <w:rFonts w:cs="B Koodak"/>
+          <w:sz w:val="32"/>
+          <w:szCs w:val="32"/>
+          <w:rtl/>
+        </w:rPr>
+        <w:t>بالن سه‌گردنه</w:t>
+      </w:r>
+      <w:r>
+        <w:rPr>
+          <w:rFonts w:cs="B Koodak" w:hint="cs"/>
+          <w:sz w:val="32"/>
+          <w:szCs w:val="32"/>
+          <w:rtl/>
+        </w:rPr>
+        <w:t xml:space="preserve"> یا چهار گردنه با حجم 250 </w:t>
+      </w:r>
+      <w:r>
+        <w:rPr>
+          <w:rFonts w:cs="B Koodak"/>
+          <w:sz w:val="32"/>
+          <w:szCs w:val="32"/>
+        </w:rPr>
+        <w:t>ml</w:t>
       </w:r>
     </w:p>
     <w:p>
@@ -1406,7 +1074,25 @@
           <w:szCs w:val="32"/>
           <w:rtl/>
         </w:rPr>
-        <w:t xml:space="preserve"> یا حمام روغن</w:t>
+        <w:t xml:space="preserve"> </w:t>
+      </w:r>
+      <w:r>
+        <w:rPr>
+          <w:rFonts w:cs="B Koodak" w:hint="cs"/>
+          <w:sz w:val="32"/>
+          <w:szCs w:val="32"/>
+          <w:rtl/>
+        </w:rPr>
+        <w:t>+</w:t>
+      </w:r>
+      <w:r>
+        <w:rPr>
+          <w:rFonts w:cs="B Koodak" w:hint="cs"/>
+          <w:sz w:val="32"/>
+          <w:szCs w:val="32"/>
+          <w:rtl/>
+        </w:rPr>
+        <w:t xml:space="preserve"> حمام روغن</w:t>
       </w:r>
     </w:p>
     <w:p>
@@ -1432,6 +1118,23 @@
         </w:rPr>
         <w:t>کندانسور رفلاکس</w:t>
       </w:r>
+      <w:r>
+        <w:rPr>
+          <w:rFonts w:cs="B Koodak" w:hint="cs"/>
+          <w:sz w:val="32"/>
+          <w:szCs w:val="32"/>
+          <w:rtl/>
+        </w:rPr>
+        <w:t xml:space="preserve"> مارپیچی با ارتفاع 30 </w:t>
+      </w:r>
+      <w:r>
+        <w:rPr>
+          <w:rFonts w:cs="B Koodak"/>
+          <w:sz w:val="32"/>
+          <w:szCs w:val="32"/>
+        </w:rPr>
+        <w:t>cm</w:t>
+      </w:r>
     </w:p>
     <w:p>
       <w:pPr>
@@ -1449,12 +1152,76 @@
       </w:pPr>
       <w:r>
         <w:rPr>
-          <w:rFonts w:cs="B Koodak"/>
-          <w:sz w:val="32"/>
-          <w:szCs w:val="32"/>
-          <w:rtl/>
-        </w:rPr>
-        <w:t>ورودی نیتروژن</w:t>
+          <w:rFonts w:cs="B Koodak" w:hint="cs"/>
+          <w:sz w:val="32"/>
+          <w:szCs w:val="32"/>
+          <w:rtl/>
+        </w:rPr>
+        <w:t>گاز</w:t>
+      </w:r>
+      <w:r>
+        <w:rPr>
+          <w:rFonts w:cs="B Koodak"/>
+          <w:sz w:val="32"/>
+          <w:szCs w:val="32"/>
+          <w:rtl/>
+        </w:rPr>
+        <w:t xml:space="preserve"> نیتروژن</w:t>
+      </w:r>
+      <w:r>
+        <w:rPr>
+          <w:rFonts w:cs="B Koodak" w:hint="cs"/>
+          <w:sz w:val="32"/>
+          <w:szCs w:val="32"/>
+          <w:rtl/>
+        </w:rPr>
+        <w:t xml:space="preserve"> با مینومتر قابل تنظیم در بازه‌ی </w:t>
+      </w:r>
+      <w:r>
+        <w:rPr>
+          <w:rFonts w:cs="B Koodak"/>
+          <w:sz w:val="32"/>
+          <w:szCs w:val="32"/>
+        </w:rPr>
+        <w:t>25</w:t>
+      </w:r>
+      <w:r>
+        <w:rPr>
+          <w:rFonts w:cs="B Koodak" w:hint="cs"/>
+          <w:sz w:val="32"/>
+          <w:szCs w:val="32"/>
+          <w:rtl/>
+          <w:lang w:bidi="fa-IR"/>
+        </w:rPr>
+        <w:t xml:space="preserve"> الی </w:t>
+      </w:r>
+      <w:r>
+        <w:rPr>
+          <w:rFonts w:cs="B Koodak"/>
+          <w:sz w:val="32"/>
+          <w:szCs w:val="32"/>
+          <w:lang w:bidi="fa-IR"/>
+        </w:rPr>
+        <w:t>50</w:t>
+      </w:r>
+      <w:r>
+        <w:rPr>
+          <w:rFonts w:cs="B Koodak" w:hint="cs"/>
+          <w:sz w:val="32"/>
+          <w:szCs w:val="32"/>
+          <w:rtl/>
+          <w:lang w:bidi="fa-IR"/>
+        </w:rPr>
+        <w:t xml:space="preserve"> </w:t>
+      </w:r>
+      <w:r>
+        <w:rPr>
+          <w:rFonts w:cs="B Koodak"/>
+          <w:sz w:val="32"/>
+          <w:szCs w:val="32"/>
+          <w:lang w:bidi="fa-IR"/>
+        </w:rPr>
+        <w:t>ml/min</w:t>
       </w:r>
     </w:p>
     <w:p>
@@ -1504,6 +1271,15 @@
         </w:rPr>
         <w:t>قیف بوخنر و فیلتر</w:t>
       </w:r>
+      <w:r>
+        <w:rPr>
+          <w:rFonts w:cs="B Koodak" w:hint="cs"/>
+          <w:sz w:val="32"/>
+          <w:szCs w:val="32"/>
+          <w:rtl/>
+        </w:rPr>
+        <w:t>(کاغذ صافی)</w:t>
+      </w:r>
     </w:p>
     <w:p>
       <w:pPr>
@@ -1615,7 +1391,6 @@
           <w:rFonts w:cs="B Koodak" w:hint="cs"/>
           <w:rtl/>
         </w:rPr>
-        <w:lastRenderedPageBreak/>
         <w:t xml:space="preserve">ج) </w:t>
       </w:r>
       <w:r>
@@ -1774,7 +1549,14 @@
           <w:rFonts w:cs="B Koodak"/>
           <w:rtl/>
         </w:rPr>
-        <w:t>فرمول پیشنهادی</w:t>
+        <w:t xml:space="preserve">فرمول </w:t>
+      </w:r>
+      <w:r>
+        <w:rPr>
+          <w:rFonts w:cs="B Koodak" w:hint="cs"/>
+          <w:rtl/>
+        </w:rPr>
+        <w:t>یک نمونه (کثال)</w:t>
       </w:r>
     </w:p>
     <w:p>
@@ -1981,15 +1763,32 @@
           <w:rFonts w:cs="B Koodak"/>
           <w:lang w:bidi="fa-IR"/>
         </w:rPr>
-        <w:t xml:space="preserve">3-2) </w:t>
-      </w:r>
-      <w:r>
-        <w:rPr>
-          <w:rFonts w:cs="B Koodak" w:hint="cs"/>
-          <w:rtl/>
+        <w:t>3-2</w:t>
+      </w:r>
+      <w:proofErr w:type="gramStart"/>
+      <w:r>
+        <w:rPr>
+          <w:rFonts w:cs="B Koodak"/>
           <w:lang w:bidi="fa-IR"/>
         </w:rPr>
         <w:t xml:space="preserve">) </w:t>
+      </w:r>
+      <w:r>
+        <w:rPr>
+          <w:rFonts w:cs="B Koodak" w:hint="cs"/>
+          <w:rtl/>
+          <w:lang w:bidi="fa-IR"/>
+        </w:rPr>
+        <w:t>)</w:t>
+      </w:r>
+      <w:proofErr w:type="gramEnd"/>
+      <w:r>
+        <w:rPr>
+          <w:rFonts w:cs="B Koodak" w:hint="cs"/>
+          <w:rtl/>
+          <w:lang w:bidi="fa-IR"/>
+        </w:rPr>
+        <w:t xml:space="preserve"> </w:t>
       </w:r>
       <w:r>
         <w:rPr>
@@ -2025,6 +1824,7 @@
         <w:t xml:space="preserve"> </w:t>
       </w:r>
       <w:proofErr w:type="spellStart"/>
+      <w:proofErr w:type="gramStart"/>
       <w:r>
         <w:rPr>
           <w:rFonts w:cs="B Koodak"/>
@@ -2037,6 +1837,7 @@
         <w:t>Styrene:GMA</w:t>
       </w:r>
       <w:proofErr w:type="spellEnd"/>
+      <w:proofErr w:type="gramEnd"/>
       <w:r>
         <w:rPr>
           <w:rFonts w:cs="B Koodak"/>
@@ -2215,6 +2016,31 @@
         </w:rPr>
         <w:t xml:space="preserve"> mL/g PP</w:t>
       </w:r>
+    </w:p>
+    <w:p>
+      <w:pPr>
+        <w:bidi/>
+        <w:rPr>
+          <w:rFonts w:cs="B Koodak"/>
+          <w:b/>
+          <w:bCs/>
+          <w:sz w:val="32"/>
+          <w:szCs w:val="32"/>
+          <w:rtl/>
+          <w:lang w:bidi="fa-IR"/>
+        </w:rPr>
+      </w:pPr>
+    </w:p>
+    <w:p>
+      <w:pPr>
+        <w:bidi/>
+        <w:rPr>
+          <w:rFonts w:cs="B Koodak"/>
+          <w:sz w:val="32"/>
+          <w:szCs w:val="32"/>
+          <w:lang w:bidi="fa-IR"/>
+        </w:rPr>
+      </w:pPr>
     </w:p>
     <w:p>
       <w:pPr>
@@ -2848,7 +2674,6 @@
               <w:rPr>
                 <w:rFonts w:cs="B Koodak"/>
               </w:rPr>
-              <w:lastRenderedPageBreak/>
               <w:t>S</w:t>
             </w:r>
             <w:r>
@@ -3958,7 +3783,7 @@
       <w:pPr>
         <w:bidi/>
         <w:rPr>
-          <w:rFonts w:cs="B Koodak" w:hint="cs"/>
+          <w:rFonts w:cs="B Koodak"/>
           <w:b/>
           <w:bCs/>
           <w:sz w:val="32"/>
@@ -4003,59 +3828,8 @@
           <w:bCs/>
           <w:sz w:val="32"/>
           <w:szCs w:val="32"/>
-          <w:rtl/>
-        </w:rPr>
-      </w:pPr>
-    </w:p>
-    <w:p>
-      <w:pPr>
-        <w:bidi/>
-        <w:rPr>
-          <w:rFonts w:cs="B Koodak"/>
-          <w:b/>
-          <w:bCs/>
-          <w:sz w:val="32"/>
-          <w:szCs w:val="32"/>
-          <w:rtl/>
-        </w:rPr>
-      </w:pPr>
-    </w:p>
-    <w:p>
-      <w:pPr>
-        <w:bidi/>
-        <w:rPr>
-          <w:rFonts w:cs="B Koodak"/>
-          <w:b/>
-          <w:bCs/>
-          <w:sz w:val="32"/>
-          <w:szCs w:val="32"/>
-          <w:rtl/>
-        </w:rPr>
-      </w:pPr>
-    </w:p>
-    <w:p>
-      <w:pPr>
-        <w:bidi/>
-        <w:rPr>
-          <w:rFonts w:cs="B Koodak"/>
-          <w:b/>
-          <w:bCs/>
-          <w:sz w:val="32"/>
-          <w:szCs w:val="32"/>
-        </w:rPr>
-      </w:pPr>
-      <w:r>
-        <w:rPr>
-          <w:rFonts w:cs="B Koodak" w:hint="cs"/>
-          <w:b/>
-          <w:bCs/>
-          <w:sz w:val="32"/>
-          <w:szCs w:val="32"/>
-          <w:rtl/>
-        </w:rPr>
-        <w:lastRenderedPageBreak/>
-        <w:t>تبدیل گرم به حجم برای مونومرها :</w:t>
-      </w:r>
+        </w:rPr>
+      </w:pPr>
     </w:p>
     <w:tbl>
       <w:tblPr>
@@ -5415,7 +5189,29 @@
           <w:szCs w:val="32"/>
           <w:rtl/>
         </w:rPr>
-        <w:t>اگر با پیپت یا سرنگ 1</w:t>
+        <w:t xml:space="preserve">اگر با </w:t>
+      </w:r>
+      <w:r>
+        <w:rPr>
+          <w:rFonts w:cs="B Koodak" w:hint="cs"/>
+          <w:b/>
+          <w:bCs/>
+          <w:sz w:val="32"/>
+          <w:szCs w:val="32"/>
+          <w:rtl/>
+        </w:rPr>
+        <w:t xml:space="preserve">میکرو </w:t>
+      </w:r>
+      <w:r>
+        <w:rPr>
+          <w:rFonts w:cs="B Koodak"/>
+          <w:b/>
+          <w:bCs/>
+          <w:sz w:val="32"/>
+          <w:szCs w:val="32"/>
+          <w:rtl/>
+        </w:rPr>
+        <w:t>پیپت یا سرنگ 1</w:t>
       </w:r>
       <w:r>
         <w:rPr>
@@ -6162,7 +5958,6 @@
                 <w:sz w:val="32"/>
                 <w:szCs w:val="32"/>
               </w:rPr>
-              <w:lastRenderedPageBreak/>
               <w:t>S</w:t>
             </w:r>
             <w:r>
@@ -6264,6 +6059,7 @@
           <w:rFonts w:cs="B Koodak"/>
           <w:lang w:bidi="fa-IR"/>
         </w:rPr>
+        <w:lastRenderedPageBreak/>
         <w:t xml:space="preserve"> (4) </w:t>
       </w:r>
       <w:r>
@@ -6361,7 +6157,21 @@
           <w:rFonts w:cs="B Koodak"/>
           <w:lang w:bidi="fa-IR"/>
         </w:rPr>
-        <w:t xml:space="preserve"> (4-1) </w:t>
+        <w:t xml:space="preserve"> (4-</w:t>
+      </w:r>
+      <w:r>
+        <w:rPr>
+          <w:rFonts w:cs="B Koodak"/>
+          <w:lang w:bidi="fa-IR"/>
+        </w:rPr>
+        <w:t>0</w:t>
+      </w:r>
+      <w:r>
+        <w:rPr>
+          <w:rFonts w:cs="B Koodak"/>
+          <w:lang w:bidi="fa-IR"/>
+        </w:rPr>
+        <w:t xml:space="preserve">) </w:t>
       </w:r>
       <w:r>
         <w:rPr>
@@ -6397,17 +6207,107 @@
           <w:rFonts w:cs="B Koodak"/>
           <w:sz w:val="32"/>
           <w:szCs w:val="32"/>
-          <w:lang w:bidi="fa-IR"/>
-        </w:rPr>
-        <w:t xml:space="preserve">PP </w:t>
-      </w:r>
-      <w:r>
-        <w:rPr>
-          <w:rFonts w:cs="B Koodak" w:hint="cs"/>
-          <w:sz w:val="32"/>
-          <w:szCs w:val="32"/>
-          <w:rtl/>
-          <w:lang w:bidi="fa-IR"/>
+          <w:rtl/>
+        </w:rPr>
+        <w:t>گرانول‌های</w:t>
+      </w:r>
+      <w:r>
+        <w:rPr>
+          <w:rFonts w:cs="B Koodak"/>
+          <w:sz w:val="32"/>
+          <w:szCs w:val="32"/>
+          <w:lang w:bidi="fa-IR"/>
+        </w:rPr>
+        <w:t xml:space="preserve"> PP</w:t>
+      </w:r>
+      <w:r>
+        <w:rPr>
+          <w:rFonts w:cs="B Koodak" w:hint="cs"/>
+          <w:sz w:val="32"/>
+          <w:szCs w:val="32"/>
+          <w:rtl/>
+          <w:lang w:bidi="fa-IR"/>
+        </w:rPr>
+        <w:t xml:space="preserve"> را به مقدار کافی</w:t>
+      </w:r>
+      <w:r>
+        <w:rPr>
+          <w:rFonts w:cs="B Koodak"/>
+          <w:sz w:val="32"/>
+          <w:szCs w:val="32"/>
+          <w:rtl/>
+        </w:rPr>
+        <w:t xml:space="preserve"> جهت حذف رطوبت، در آون در دمای 90 درجه سانتی‌گراد به مدت 2 ساعت خشک کنید. پس از پایان خشک‌کردن، نمونه را تا دمای اتاق در شرایط خشک سرد </w:t>
+      </w:r>
+      <w:r>
+        <w:rPr>
+          <w:rFonts w:cs="B Koodak" w:hint="cs"/>
+          <w:sz w:val="32"/>
+          <w:szCs w:val="32"/>
+          <w:rtl/>
+        </w:rPr>
+        <w:t>کنید.</w:t>
+      </w:r>
+    </w:p>
+    <w:p>
+      <w:pPr>
+        <w:pStyle w:val="Heading3"/>
+        <w:bidi/>
+        <w:rPr>
+          <w:rFonts w:cs="B Koodak"/>
+          <w:lang w:bidi="fa-IR"/>
+        </w:rPr>
+      </w:pPr>
+      <w:r>
+        <w:rPr>
+          <w:rFonts w:cs="B Koodak"/>
+          <w:lang w:bidi="fa-IR"/>
+        </w:rPr>
+        <w:t xml:space="preserve">(4-1) </w:t>
+      </w:r>
+      <w:proofErr w:type="gramStart"/>
+      <w:r>
+        <w:rPr>
+          <w:rFonts w:cs="B Koodak" w:hint="cs"/>
+          <w:rtl/>
+        </w:rPr>
+        <w:t xml:space="preserve">کوئنچ </w:t>
+      </w:r>
+      <w:r>
+        <w:rPr>
+          <w:rFonts w:cs="B Koodak"/>
+          <w:lang w:bidi="fa-IR"/>
+        </w:rPr>
+        <w:t xml:space="preserve"> PP</w:t>
+      </w:r>
+      <w:proofErr w:type="gramEnd"/>
+    </w:p>
+    <w:p>
+      <w:pPr>
+        <w:bidi/>
+        <w:ind w:left="450"/>
+        <w:rPr>
+          <w:rFonts w:cs="B Koodak"/>
+          <w:sz w:val="32"/>
+          <w:szCs w:val="32"/>
+          <w:lang w:bidi="fa-IR"/>
+        </w:rPr>
+      </w:pPr>
+      <w:r>
+        <w:rPr>
+          <w:rFonts w:cs="B Koodak" w:hint="cs"/>
+          <w:sz w:val="32"/>
+          <w:szCs w:val="32"/>
+          <w:rtl/>
+        </w:rPr>
+        <w:t>1</w:t>
+      </w:r>
+      <w:r>
+        <w:rPr>
+          <w:rFonts w:cs="B Koodak"/>
+          <w:sz w:val="32"/>
+          <w:szCs w:val="32"/>
+          <w:rtl/>
         </w:rPr>
         <w:t xml:space="preserve"> </w:t>
       </w:r>
@@ -6418,100 +6318,297 @@
           <w:szCs w:val="32"/>
           <w:rtl/>
         </w:rPr>
-        <w:t xml:space="preserve">را </w:t>
-      </w:r>
-      <w:r>
-        <w:rPr>
-          <w:rFonts w:cs="B Koodak" w:hint="cs"/>
-          <w:sz w:val="32"/>
-          <w:szCs w:val="32"/>
-          <w:rtl/>
-        </w:rPr>
-        <w:t xml:space="preserve">جهت حذف رطوبت در آون در دمای 90 درجه سانتی‌گراد به مدت 2 ساعت </w:t>
-      </w:r>
-      <w:r>
-        <w:rPr>
-          <w:rFonts w:cs="B Koodak"/>
-          <w:sz w:val="32"/>
-          <w:szCs w:val="32"/>
-          <w:rtl/>
-        </w:rPr>
-        <w:t>خشک کن</w:t>
-      </w:r>
-      <w:r>
-        <w:rPr>
-          <w:rFonts w:cs="B Koodak" w:hint="cs"/>
-          <w:sz w:val="32"/>
-          <w:szCs w:val="32"/>
-          <w:rtl/>
-        </w:rPr>
-        <w:t>ید</w:t>
-      </w:r>
-      <w:r>
-        <w:rPr>
-          <w:rFonts w:cs="B Koodak"/>
-          <w:sz w:val="32"/>
-          <w:szCs w:val="32"/>
-          <w:rtl/>
-        </w:rPr>
-        <w:t xml:space="preserve"> و </w:t>
-      </w:r>
-      <w:r>
-        <w:rPr>
-          <w:rFonts w:cs="B Koodak" w:hint="cs"/>
-          <w:sz w:val="32"/>
-          <w:szCs w:val="32"/>
-          <w:rtl/>
-        </w:rPr>
-        <w:t xml:space="preserve">سپس </w:t>
-      </w:r>
-      <w:r>
-        <w:rPr>
-          <w:rFonts w:cs="B Koodak"/>
-          <w:sz w:val="32"/>
-          <w:szCs w:val="32"/>
-          <w:rtl/>
-        </w:rPr>
-        <w:t>جرم دقیق اولیه را ثبت کن</w:t>
-      </w:r>
-      <w:r>
-        <w:rPr>
-          <w:rFonts w:cs="B Koodak" w:hint="cs"/>
-          <w:sz w:val="32"/>
-          <w:szCs w:val="32"/>
-          <w:rtl/>
-        </w:rPr>
-        <w:t>ید</w:t>
-      </w:r>
-      <w:r>
-        <w:rPr>
-          <w:rFonts w:cs="B Koodak"/>
-          <w:sz w:val="32"/>
-          <w:szCs w:val="32"/>
-          <w:lang w:bidi="fa-IR"/>
+        <w:t>مقدار 10.00 گرم از</w:t>
+      </w:r>
+      <w:r>
+        <w:rPr>
+          <w:rFonts w:cs="B Koodak"/>
+          <w:sz w:val="32"/>
+          <w:szCs w:val="32"/>
+        </w:rPr>
+        <w:t xml:space="preserve"> PP </w:t>
+      </w:r>
+      <w:r>
+        <w:rPr>
+          <w:rFonts w:cs="B Koodak"/>
+          <w:sz w:val="32"/>
+          <w:szCs w:val="32"/>
+          <w:rtl/>
+        </w:rPr>
+        <w:t xml:space="preserve">خشک‌شده را وزن کرده و داخل راکتور مجهز به همزن، کندانسور و سیستم ورود گاز </w:t>
+      </w:r>
+      <w:r>
+        <w:rPr>
+          <w:rFonts w:cs="B Koodak" w:hint="cs"/>
+          <w:sz w:val="32"/>
+          <w:szCs w:val="32"/>
+          <w:rtl/>
+        </w:rPr>
+        <w:t>نیتروژن</w:t>
+      </w:r>
+      <w:r>
+        <w:rPr>
+          <w:rFonts w:cs="B Koodak"/>
+          <w:sz w:val="32"/>
+          <w:szCs w:val="32"/>
+          <w:rtl/>
+        </w:rPr>
+        <w:t xml:space="preserve"> قرار دهید</w:t>
+      </w:r>
+      <w:r>
+        <w:rPr>
+          <w:rFonts w:cs="B Koodak"/>
+          <w:sz w:val="32"/>
+          <w:szCs w:val="32"/>
         </w:rPr>
         <w:t>.</w:t>
       </w:r>
-      <w:r>
-        <w:rPr>
-          <w:rFonts w:cs="B Koodak"/>
-          <w:sz w:val="32"/>
-          <w:szCs w:val="32"/>
-          <w:rtl/>
-          <w:lang w:bidi="fa-IR"/>
-        </w:rPr>
-        <w:br/>
-      </w:r>
-      <w:r>
-        <w:rPr>
-          <w:rFonts w:cs="B Koodak" w:hint="cs"/>
-          <w:sz w:val="32"/>
-          <w:szCs w:val="32"/>
-          <w:rtl/>
-          <w:lang w:bidi="fa-IR"/>
-        </w:rPr>
-        <w:t xml:space="preserve"> ( به همراه درصد خطای ترازو)</w:t>
-      </w:r>
+    </w:p>
+    <w:p>
+      <w:pPr>
+        <w:bidi/>
+        <w:ind w:left="720"/>
+        <w:rPr>
+          <w:rFonts w:cs="B Koodak"/>
+          <w:sz w:val="32"/>
+          <w:szCs w:val="32"/>
+          <w:rtl/>
+          <w:lang w:bidi="fa-IR"/>
+        </w:rPr>
+      </w:pPr>
+      <w:r>
+        <w:rPr>
+          <w:rFonts w:cs="B Koodak" w:hint="cs"/>
+          <w:sz w:val="32"/>
+          <w:szCs w:val="32"/>
+          <w:highlight w:val="yellow"/>
+          <w:rtl/>
+        </w:rPr>
+        <w:t>(</w:t>
+      </w:r>
+      <w:r>
+        <w:rPr>
+          <w:rFonts w:cs="B Koodak" w:hint="cs"/>
+          <w:sz w:val="32"/>
+          <w:szCs w:val="32"/>
+          <w:highlight w:val="yellow"/>
+          <w:rtl/>
+        </w:rPr>
+        <w:t>مقدار</w:t>
+      </w:r>
+      <w:r>
+        <w:rPr>
+          <w:rFonts w:cs="B Koodak"/>
+          <w:sz w:val="32"/>
+          <w:szCs w:val="32"/>
+          <w:highlight w:val="yellow"/>
+          <w:rtl/>
+        </w:rPr>
+        <w:t xml:space="preserve"> </w:t>
+      </w:r>
+      <w:r>
+        <w:rPr>
+          <w:rFonts w:cs="B Koodak" w:hint="cs"/>
+          <w:sz w:val="32"/>
+          <w:szCs w:val="32"/>
+          <w:highlight w:val="yellow"/>
+          <w:rtl/>
+        </w:rPr>
+        <w:t>خطای</w:t>
+      </w:r>
+      <w:r>
+        <w:rPr>
+          <w:rFonts w:cs="B Koodak"/>
+          <w:sz w:val="32"/>
+          <w:szCs w:val="32"/>
+          <w:highlight w:val="yellow"/>
+          <w:rtl/>
+        </w:rPr>
+        <w:t xml:space="preserve"> </w:t>
+      </w:r>
+      <w:r>
+        <w:rPr>
+          <w:rFonts w:cs="B Koodak" w:hint="cs"/>
+          <w:sz w:val="32"/>
+          <w:szCs w:val="32"/>
+          <w:highlight w:val="yellow"/>
+          <w:rtl/>
+        </w:rPr>
+        <w:t>اندازه‌گیری</w:t>
+      </w:r>
+      <w:r>
+        <w:rPr>
+          <w:rFonts w:cs="B Koodak"/>
+          <w:sz w:val="32"/>
+          <w:szCs w:val="32"/>
+          <w:highlight w:val="yellow"/>
+          <w:rtl/>
+        </w:rPr>
+        <w:t xml:space="preserve"> </w:t>
+      </w:r>
+      <w:r>
+        <w:rPr>
+          <w:rFonts w:cs="B Koodak" w:hint="cs"/>
+          <w:sz w:val="32"/>
+          <w:szCs w:val="32"/>
+          <w:highlight w:val="yellow"/>
+          <w:rtl/>
+        </w:rPr>
+        <w:t>ترازو</w:t>
+      </w:r>
+      <w:r>
+        <w:rPr>
+          <w:rFonts w:cs="B Koodak"/>
+          <w:sz w:val="32"/>
+          <w:szCs w:val="32"/>
+          <w:highlight w:val="yellow"/>
+          <w:rtl/>
+        </w:rPr>
+        <w:t xml:space="preserve"> </w:t>
+      </w:r>
+      <w:r>
+        <w:rPr>
+          <w:rFonts w:cs="B Koodak" w:hint="cs"/>
+          <w:sz w:val="32"/>
+          <w:szCs w:val="32"/>
+          <w:highlight w:val="yellow"/>
+          <w:rtl/>
+        </w:rPr>
+        <w:t>نیز</w:t>
+      </w:r>
+      <w:r>
+        <w:rPr>
+          <w:rFonts w:cs="B Koodak"/>
+          <w:sz w:val="32"/>
+          <w:szCs w:val="32"/>
+          <w:highlight w:val="yellow"/>
+          <w:rtl/>
+        </w:rPr>
+        <w:t xml:space="preserve"> </w:t>
+      </w:r>
+      <w:r>
+        <w:rPr>
+          <w:rFonts w:cs="B Koodak" w:hint="cs"/>
+          <w:sz w:val="32"/>
+          <w:szCs w:val="32"/>
+          <w:highlight w:val="yellow"/>
+          <w:rtl/>
+        </w:rPr>
+        <w:t>در</w:t>
+      </w:r>
+      <w:r>
+        <w:rPr>
+          <w:rFonts w:cs="B Koodak"/>
+          <w:sz w:val="32"/>
+          <w:szCs w:val="32"/>
+          <w:highlight w:val="yellow"/>
+          <w:rtl/>
+        </w:rPr>
+        <w:t xml:space="preserve"> </w:t>
+      </w:r>
+      <w:r>
+        <w:rPr>
+          <w:rFonts w:cs="B Koodak" w:hint="cs"/>
+          <w:sz w:val="32"/>
+          <w:szCs w:val="32"/>
+          <w:highlight w:val="yellow"/>
+          <w:rtl/>
+        </w:rPr>
+        <w:t>گزارش</w:t>
+      </w:r>
+      <w:r>
+        <w:rPr>
+          <w:rFonts w:cs="B Koodak"/>
+          <w:sz w:val="32"/>
+          <w:szCs w:val="32"/>
+          <w:highlight w:val="yellow"/>
+          <w:rtl/>
+        </w:rPr>
+        <w:t xml:space="preserve"> </w:t>
+      </w:r>
+      <w:r>
+        <w:rPr>
+          <w:rFonts w:cs="B Koodak" w:hint="cs"/>
+          <w:sz w:val="32"/>
+          <w:szCs w:val="32"/>
+          <w:highlight w:val="yellow"/>
+          <w:rtl/>
+        </w:rPr>
+        <w:t>آزمایش</w:t>
+      </w:r>
+      <w:r>
+        <w:rPr>
+          <w:rFonts w:cs="B Koodak"/>
+          <w:sz w:val="32"/>
+          <w:szCs w:val="32"/>
+          <w:highlight w:val="yellow"/>
+          <w:rtl/>
+        </w:rPr>
+        <w:t xml:space="preserve"> </w:t>
+      </w:r>
+      <w:r>
+        <w:rPr>
+          <w:rFonts w:cs="B Koodak" w:hint="cs"/>
+          <w:sz w:val="32"/>
+          <w:szCs w:val="32"/>
+          <w:highlight w:val="yellow"/>
+          <w:rtl/>
+        </w:rPr>
+        <w:t>ثبت</w:t>
+      </w:r>
+      <w:r>
+        <w:rPr>
+          <w:rFonts w:cs="B Koodak"/>
+          <w:sz w:val="32"/>
+          <w:szCs w:val="32"/>
+          <w:highlight w:val="yellow"/>
+          <w:rtl/>
+        </w:rPr>
+        <w:t xml:space="preserve"> </w:t>
+      </w:r>
+      <w:r>
+        <w:rPr>
+          <w:rFonts w:cs="B Koodak" w:hint="cs"/>
+          <w:sz w:val="32"/>
+          <w:szCs w:val="32"/>
+          <w:highlight w:val="yellow"/>
+          <w:rtl/>
+        </w:rPr>
+        <w:t>شود</w:t>
+      </w:r>
+      <w:r>
+        <w:rPr>
+          <w:rFonts w:cs="B Koodak"/>
+          <w:sz w:val="32"/>
+          <w:szCs w:val="32"/>
+          <w:highlight w:val="yellow"/>
+          <w:lang w:bidi="fa-IR"/>
+        </w:rPr>
+        <w:t>.</w:t>
+      </w:r>
+      <w:r>
+        <w:rPr>
+          <w:rFonts w:cs="B Koodak" w:hint="cs"/>
+          <w:sz w:val="32"/>
+          <w:szCs w:val="32"/>
+          <w:highlight w:val="yellow"/>
+          <w:rtl/>
+          <w:lang w:bidi="fa-IR"/>
+        </w:rPr>
+        <w:t>)</w:t>
+      </w:r>
+    </w:p>
+    <w:p>
+      <w:pPr>
+        <w:bidi/>
+        <w:ind w:left="720"/>
+        <w:rPr>
+          <w:rFonts w:cs="B Koodak"/>
+          <w:sz w:val="32"/>
+          <w:szCs w:val="32"/>
+          <w:lang w:bidi="fa-IR"/>
+        </w:rPr>
+      </w:pPr>
     </w:p>
     <w:p>
       <w:pPr>
@@ -6535,26 +6632,7 @@
           <w:rtl/>
           <w:lang w:bidi="fa-IR"/>
         </w:rPr>
-        <w:t xml:space="preserve">جهت فرایند کوئنچ، ابتدا گرانول‌های </w:t>
-      </w:r>
-      <w:r>
-        <w:rPr>
-          <w:rFonts w:cs="B Koodak"/>
-          <w:sz w:val="32"/>
-          <w:szCs w:val="32"/>
-          <w:lang w:bidi="fa-IR"/>
-        </w:rPr>
-        <w:t>PP</w:t>
-      </w:r>
-      <w:r>
-        <w:rPr>
-          <w:rFonts w:cs="B Koodak" w:hint="cs"/>
-          <w:sz w:val="32"/>
-          <w:szCs w:val="32"/>
-          <w:rtl/>
-          <w:lang w:bidi="fa-IR"/>
-        </w:rPr>
-        <w:t xml:space="preserve"> را وزن کنید و داخل راکتور بریزید.</w:t>
+        <w:t>رداژ(دهانه) اصلی شامل کندانسور باشد. یک رداژ برای ورودی گاز نیتروژن و رداژهای دیگر بسته باشد.</w:t>
       </w:r>
     </w:p>
     <w:p>
@@ -6573,42 +6651,30 @@
       </w:pPr>
       <w:r>
         <w:rPr>
-          <w:rFonts w:cs="B Koodak" w:hint="cs"/>
-          <w:sz w:val="32"/>
-          <w:szCs w:val="32"/>
-          <w:rtl/>
-          <w:lang w:bidi="fa-IR"/>
-        </w:rPr>
-        <w:t xml:space="preserve">به ازای هر گرم </w:t>
-      </w:r>
-      <w:r>
-        <w:rPr>
-          <w:rFonts w:cs="B Koodak"/>
-          <w:sz w:val="32"/>
-          <w:szCs w:val="32"/>
-          <w:lang w:bidi="fa-IR"/>
-        </w:rPr>
-        <w:t>PP</w:t>
-      </w:r>
-      <w:r>
-        <w:rPr>
-          <w:rFonts w:cs="B Koodak" w:hint="cs"/>
-          <w:sz w:val="32"/>
-          <w:szCs w:val="32"/>
-          <w:rtl/>
-          <w:lang w:bidi="fa-IR"/>
-        </w:rPr>
-        <w:t xml:space="preserve"> گرانول، 3</w:t>
-      </w:r>
-      <w:r>
-        <w:rPr>
-          <w:rFonts w:cs="B Koodak" w:hint="cs"/>
-          <w:sz w:val="32"/>
-          <w:szCs w:val="32"/>
-          <w:rtl/>
-          <w:lang w:bidi="fa-IR"/>
-        </w:rPr>
-        <w:t xml:space="preserve"> میلی‌لیتر زایلین به راکتور اضافه کنید.</w:t>
+          <w:rFonts w:cs="B Koodak"/>
+          <w:sz w:val="32"/>
+          <w:szCs w:val="32"/>
+          <w:rtl/>
+        </w:rPr>
+        <w:t>مقدار 10.00 گرم از</w:t>
+      </w:r>
+      <w:r>
+        <w:rPr>
+          <w:rFonts w:cs="B Koodak"/>
+          <w:sz w:val="32"/>
+          <w:szCs w:val="32"/>
+          <w:lang w:bidi="fa-IR"/>
+        </w:rPr>
+        <w:t xml:space="preserve"> PP </w:t>
+      </w:r>
+      <w:r>
+        <w:rPr>
+          <w:rFonts w:cs="B Koodak"/>
+          <w:sz w:val="32"/>
+          <w:szCs w:val="32"/>
+          <w:rtl/>
+        </w:rPr>
+        <w:t>خشک‌شده را وزن کرده و داخل راکتور</w:t>
       </w:r>
     </w:p>
     <w:p>
@@ -6633,46 +6699,65 @@
           <w:rtl/>
           <w:lang w:bidi="fa-IR"/>
         </w:rPr>
-        <w:t xml:space="preserve">تا 140 درجه سانتی‌گراد دما را افزایش دهید. سرعت همزدن </w:t>
-      </w:r>
-      <w:r>
-        <w:rPr>
-          <w:rFonts w:cs="B Koodak" w:hint="cs"/>
-          <w:sz w:val="32"/>
-          <w:szCs w:val="32"/>
-          <w:rtl/>
-          <w:lang w:bidi="fa-IR"/>
-        </w:rPr>
-        <w:t>40</w:t>
-      </w:r>
-      <w:r>
-        <w:rPr>
-          <w:rFonts w:cs="B Koodak" w:hint="cs"/>
-          <w:sz w:val="32"/>
-          <w:szCs w:val="32"/>
-          <w:rtl/>
-          <w:lang w:bidi="fa-IR"/>
-        </w:rPr>
-        <w:t xml:space="preserve">0 </w:t>
-      </w:r>
-      <w:r>
-        <w:rPr>
-          <w:rFonts w:cs="B Koodak"/>
-          <w:sz w:val="32"/>
-          <w:szCs w:val="32"/>
-          <w:lang w:bidi="fa-IR"/>
-        </w:rPr>
-        <w:t>rpm</w:t>
-      </w:r>
-      <w:r>
-        <w:rPr>
-          <w:rFonts w:cs="B Koodak" w:hint="cs"/>
-          <w:sz w:val="32"/>
-          <w:szCs w:val="32"/>
-          <w:rtl/>
-          <w:lang w:bidi="fa-IR"/>
-        </w:rPr>
-        <w:t xml:space="preserve"> باشد.</w:t>
+        <w:t xml:space="preserve">به ازای هر گرم </w:t>
+      </w:r>
+      <w:r>
+        <w:rPr>
+          <w:rFonts w:cs="B Koodak"/>
+          <w:sz w:val="32"/>
+          <w:szCs w:val="32"/>
+          <w:lang w:bidi="fa-IR"/>
+        </w:rPr>
+        <w:t>PP</w:t>
+      </w:r>
+      <w:r>
+        <w:rPr>
+          <w:rFonts w:cs="B Koodak" w:hint="cs"/>
+          <w:sz w:val="32"/>
+          <w:szCs w:val="32"/>
+          <w:rtl/>
+          <w:lang w:bidi="fa-IR"/>
+        </w:rPr>
+        <w:t xml:space="preserve"> گرانول، 3</w:t>
+      </w:r>
+      <w:r>
+        <w:rPr>
+          <w:rFonts w:cs="B Koodak" w:hint="cs"/>
+          <w:sz w:val="32"/>
+          <w:szCs w:val="32"/>
+          <w:rtl/>
+          <w:lang w:bidi="fa-IR"/>
+        </w:rPr>
+        <w:t xml:space="preserve"> میلی‌لیتر زایلین به راکتور اضافه کنید.</w:t>
+      </w:r>
+      <w:r>
+        <w:rPr>
+          <w:rFonts w:cs="B Koodak" w:hint="cs"/>
+          <w:sz w:val="32"/>
+          <w:szCs w:val="32"/>
+          <w:rtl/>
+          <w:lang w:bidi="fa-IR"/>
+        </w:rPr>
+        <w:t xml:space="preserve">(30 </w:t>
+      </w:r>
+      <w:r>
+        <w:rPr>
+          <w:rFonts w:cs="B Koodak"/>
+          <w:sz w:val="32"/>
+          <w:szCs w:val="32"/>
+          <w:lang w:bidi="fa-IR"/>
+        </w:rPr>
+        <w:t>ml</w:t>
+      </w:r>
+      <w:r>
+        <w:rPr>
+          <w:rFonts w:cs="B Koodak" w:hint="cs"/>
+          <w:sz w:val="32"/>
+          <w:szCs w:val="32"/>
+          <w:rtl/>
+          <w:lang w:bidi="fa-IR"/>
+        </w:rPr>
+        <w:t xml:space="preserve"> زایلین)</w:t>
       </w:r>
     </w:p>
     <w:p>
@@ -6697,26 +6782,106 @@
           <w:rtl/>
           <w:lang w:bidi="fa-IR"/>
         </w:rPr>
-        <w:t xml:space="preserve">گرانول‌های </w:t>
-      </w:r>
-      <w:r>
-        <w:rPr>
-          <w:rFonts w:cs="B Koodak"/>
-          <w:sz w:val="32"/>
-          <w:szCs w:val="32"/>
-          <w:lang w:bidi="fa-IR"/>
-        </w:rPr>
-        <w:t>PP</w:t>
-      </w:r>
-      <w:r>
-        <w:rPr>
-          <w:rFonts w:cs="B Koodak" w:hint="cs"/>
-          <w:sz w:val="32"/>
-          <w:szCs w:val="32"/>
-          <w:rtl/>
-          <w:lang w:bidi="fa-IR"/>
-        </w:rPr>
-        <w:t xml:space="preserve"> باید کاملا در زایلین حل شوند.</w:t>
+        <w:lastRenderedPageBreak/>
+        <w:t>جریان آرام 25</w:t>
+      </w:r>
+      <w:r>
+        <w:rPr>
+          <w:rFonts w:cs="B Koodak"/>
+          <w:sz w:val="32"/>
+          <w:szCs w:val="32"/>
+          <w:lang w:bidi="fa-IR"/>
+        </w:rPr>
+        <w:t xml:space="preserve"> ml/min</w:t>
+      </w:r>
+      <w:r>
+        <w:rPr>
+          <w:rFonts w:cs="B Koodak" w:hint="cs"/>
+          <w:sz w:val="32"/>
+          <w:szCs w:val="32"/>
+          <w:rtl/>
+          <w:lang w:bidi="fa-IR"/>
+        </w:rPr>
+        <w:t xml:space="preserve"> نیتروژن جریان یابد و تا</w:t>
+      </w:r>
+      <w:r>
+        <w:rPr>
+          <w:rFonts w:cs="B Koodak" w:hint="cs"/>
+          <w:sz w:val="32"/>
+          <w:szCs w:val="32"/>
+          <w:rtl/>
+          <w:lang w:bidi="fa-IR"/>
+        </w:rPr>
+        <w:t xml:space="preserve"> 140 درجه سانتی‌گراد دما را افزایش دهید. سرعت همزدن </w:t>
+      </w:r>
+      <w:r>
+        <w:rPr>
+          <w:rFonts w:cs="B Koodak" w:hint="cs"/>
+          <w:sz w:val="32"/>
+          <w:szCs w:val="32"/>
+          <w:rtl/>
+          <w:lang w:bidi="fa-IR"/>
+        </w:rPr>
+        <w:t>40</w:t>
+      </w:r>
+      <w:r>
+        <w:rPr>
+          <w:rFonts w:cs="B Koodak" w:hint="cs"/>
+          <w:sz w:val="32"/>
+          <w:szCs w:val="32"/>
+          <w:rtl/>
+          <w:lang w:bidi="fa-IR"/>
+        </w:rPr>
+        <w:t>0</w:t>
+      </w:r>
+      <w:r>
+        <w:rPr>
+          <w:rFonts w:cs="B Koodak" w:hint="cs"/>
+          <w:sz w:val="32"/>
+          <w:szCs w:val="32"/>
+          <w:rtl/>
+          <w:lang w:bidi="fa-IR"/>
+        </w:rPr>
+        <w:t>-450</w:t>
+      </w:r>
+      <w:r>
+        <w:rPr>
+          <w:rFonts w:cs="B Koodak" w:hint="cs"/>
+          <w:sz w:val="32"/>
+          <w:szCs w:val="32"/>
+          <w:rtl/>
+          <w:lang w:bidi="fa-IR"/>
+        </w:rPr>
+        <w:t xml:space="preserve"> </w:t>
+      </w:r>
+      <w:r>
+        <w:rPr>
+          <w:rFonts w:cs="B Koodak"/>
+          <w:sz w:val="32"/>
+          <w:szCs w:val="32"/>
+          <w:lang w:bidi="fa-IR"/>
+        </w:rPr>
+        <w:t>rpm</w:t>
+      </w:r>
+      <w:r>
+        <w:rPr>
+          <w:rFonts w:cs="B Koodak" w:hint="cs"/>
+          <w:sz w:val="32"/>
+          <w:szCs w:val="32"/>
+          <w:rtl/>
+          <w:lang w:bidi="fa-IR"/>
+        </w:rPr>
+        <w:t xml:space="preserve"> باشد.</w:t>
+      </w:r>
+      <w:r>
+        <w:rPr>
+          <w:rFonts w:cs="B Koodak" w:hint="cs"/>
+          <w:sz w:val="32"/>
+          <w:szCs w:val="32"/>
+          <w:rtl/>
+          <w:lang w:bidi="fa-IR"/>
+        </w:rPr>
+        <w:t xml:space="preserve"> باید گرانول‌ها یکنواخت پخش بشوند و تجمع یا آگولمه نشوند. از پاشش زایلین به بیرون جلوگیری شود.</w:t>
       </w:r>
     </w:p>
     <w:p>
@@ -6741,17 +6906,7 @@
           <w:rtl/>
           <w:lang w:bidi="fa-IR"/>
         </w:rPr>
-        <w:t xml:space="preserve">این فرایند را </w:t>
-      </w:r>
-      <w:r>
-        <w:rPr>
-          <w:rFonts w:cs="B Koodak" w:hint="cs"/>
-          <w:sz w:val="32"/>
-          <w:szCs w:val="32"/>
-          <w:rtl/>
-          <w:lang w:bidi="fa-IR"/>
-        </w:rPr>
-        <w:t xml:space="preserve">تا زمانی که به محلول یکنواخت </w:t>
+        <w:t xml:space="preserve">گرانول‌های </w:t>
       </w:r>
       <w:r>
         <w:rPr>
@@ -6770,7 +6925,7 @@
           <w:rtl/>
           <w:lang w:bidi="fa-IR"/>
         </w:rPr>
-        <w:t xml:space="preserve"> و زایلین برسید ادامه دهید.(30 دقیقه پیشنهادی ولی ممکن است بیشتر یا کمتر زمان ببرد)</w:t>
+        <w:t xml:space="preserve"> باید کاملا در زایلین حل شوند.</w:t>
       </w:r>
     </w:p>
     <w:p>
@@ -6795,7 +6950,46 @@
           <w:rtl/>
           <w:lang w:bidi="fa-IR"/>
         </w:rPr>
-        <w:t>سپس آب دیونیزه به مقدار کافی و یخ جهت فراهم کردن حمام یخ، تهیه کنید.</w:t>
+        <w:t xml:space="preserve">این فرایند را </w:t>
+      </w:r>
+      <w:r>
+        <w:rPr>
+          <w:rFonts w:cs="B Koodak" w:hint="cs"/>
+          <w:sz w:val="32"/>
+          <w:szCs w:val="32"/>
+          <w:rtl/>
+          <w:lang w:bidi="fa-IR"/>
+        </w:rPr>
+        <w:t xml:space="preserve">تا زمانی که به محلول یکنواخت </w:t>
+      </w:r>
+      <w:r>
+        <w:rPr>
+          <w:rFonts w:cs="B Koodak"/>
+          <w:sz w:val="32"/>
+          <w:szCs w:val="32"/>
+          <w:lang w:bidi="fa-IR"/>
+        </w:rPr>
+        <w:t>PP</w:t>
+      </w:r>
+      <w:r>
+        <w:rPr>
+          <w:rFonts w:cs="B Koodak" w:hint="cs"/>
+          <w:sz w:val="32"/>
+          <w:szCs w:val="32"/>
+          <w:rtl/>
+          <w:lang w:bidi="fa-IR"/>
+        </w:rPr>
+        <w:t xml:space="preserve"> و زایلین برسید ادامه دهید</w:t>
+      </w:r>
+      <w:r>
+        <w:rPr>
+          <w:rFonts w:cs="B Koodak" w:hint="cs"/>
+          <w:sz w:val="32"/>
+          <w:szCs w:val="32"/>
+          <w:rtl/>
+          <w:lang w:bidi="fa-IR"/>
+        </w:rPr>
+        <w:t>. این فرایند باید 60 دقیقه ادامه یابد.</w:t>
       </w:r>
     </w:p>
     <w:p>
@@ -6814,52 +7008,21 @@
       </w:pPr>
       <w:r>
         <w:rPr>
-          <w:rFonts w:cs="B Koodak" w:hint="cs"/>
-          <w:sz w:val="32"/>
-          <w:szCs w:val="32"/>
-          <w:rtl/>
-          <w:lang w:bidi="fa-IR"/>
-        </w:rPr>
-        <w:lastRenderedPageBreak/>
-        <w:t xml:space="preserve">بلافاصله محلول داغ زایلین و </w:t>
-      </w:r>
-      <w:r>
-        <w:rPr>
-          <w:rFonts w:cs="B Koodak"/>
-          <w:sz w:val="32"/>
-          <w:szCs w:val="32"/>
-          <w:lang w:bidi="fa-IR"/>
-        </w:rPr>
-        <w:t>PP</w:t>
-      </w:r>
-      <w:r>
-        <w:rPr>
-          <w:rFonts w:cs="B Koodak" w:hint="cs"/>
-          <w:sz w:val="32"/>
-          <w:szCs w:val="32"/>
-          <w:rtl/>
-          <w:lang w:bidi="fa-IR"/>
-        </w:rPr>
-        <w:t xml:space="preserve"> را داخل حمام یخ قرار دهید تا پودرهای </w:t>
-      </w:r>
-      <w:r>
-        <w:rPr>
-          <w:rFonts w:cs="B Koodak"/>
-          <w:sz w:val="32"/>
-          <w:szCs w:val="32"/>
-          <w:lang w:bidi="fa-IR"/>
-        </w:rPr>
-        <w:t>PP</w:t>
-      </w:r>
-      <w:r>
-        <w:rPr>
-          <w:rFonts w:cs="B Koodak" w:hint="cs"/>
-          <w:sz w:val="32"/>
-          <w:szCs w:val="32"/>
-          <w:rtl/>
-          <w:lang w:bidi="fa-IR"/>
-        </w:rPr>
-        <w:t xml:space="preserve"> رسوب کند. </w:t>
+          <w:rFonts w:cs="B Koodak"/>
+          <w:sz w:val="32"/>
+          <w:szCs w:val="32"/>
+          <w:rtl/>
+        </w:rPr>
+        <w:t>پیش از پایان مرحله حرارت‌دهی، مقدار کافی آب دیونیزه و یخ آماده کنید تا یک حمام یخ با دمای تقریبی 0 تا 5 درجه سانتی‌گراد فراهم شود</w:t>
+      </w:r>
+      <w:r>
+        <w:rPr>
+          <w:rFonts w:cs="B Koodak"/>
+          <w:sz w:val="32"/>
+          <w:szCs w:val="32"/>
+          <w:lang w:bidi="fa-IR"/>
+        </w:rPr>
+        <w:t>.</w:t>
       </w:r>
     </w:p>
     <w:p>
@@ -6878,43 +7041,180 @@
       </w:pPr>
       <w:r>
         <w:rPr>
-          <w:rFonts w:cs="B Koodak" w:hint="cs"/>
-          <w:sz w:val="32"/>
-          <w:szCs w:val="32"/>
-          <w:rtl/>
-          <w:lang w:bidi="fa-IR"/>
-        </w:rPr>
-        <w:t>پنج بار</w:t>
-      </w:r>
-      <w:r>
-        <w:rPr>
-          <w:rFonts w:cs="B Koodak" w:hint="cs"/>
-          <w:sz w:val="32"/>
-          <w:szCs w:val="32"/>
-          <w:rtl/>
-          <w:lang w:bidi="fa-IR"/>
-        </w:rPr>
-        <w:t xml:space="preserve"> با آب دیونیزه و</w:t>
-      </w:r>
-      <w:r>
-        <w:rPr>
-          <w:rFonts w:cs="B Koodak" w:hint="cs"/>
-          <w:sz w:val="32"/>
-          <w:szCs w:val="32"/>
-          <w:rtl/>
-          <w:lang w:bidi="fa-IR"/>
-        </w:rPr>
-        <w:t xml:space="preserve"> مجدد پنج بار با</w:t>
-      </w:r>
-      <w:r>
-        <w:rPr>
-          <w:rFonts w:cs="B Koodak" w:hint="cs"/>
-          <w:sz w:val="32"/>
-          <w:szCs w:val="32"/>
-          <w:rtl/>
-          <w:lang w:bidi="fa-IR"/>
-        </w:rPr>
-        <w:t xml:space="preserve"> استون بشورید تا زایلین حذف شود.</w:t>
+          <w:rFonts w:cs="B Koodak"/>
+          <w:sz w:val="32"/>
+          <w:szCs w:val="32"/>
+          <w:rtl/>
+        </w:rPr>
+        <w:t>پس از پایان پیش‌تیمار حرارتی، مخلوط داغ</w:t>
+      </w:r>
+      <w:r>
+        <w:rPr>
+          <w:rFonts w:cs="B Koodak"/>
+          <w:sz w:val="32"/>
+          <w:szCs w:val="32"/>
+          <w:lang w:bidi="fa-IR"/>
+        </w:rPr>
+        <w:t xml:space="preserve"> PP </w:t>
+      </w:r>
+      <w:r>
+        <w:rPr>
+          <w:rFonts w:cs="B Koodak"/>
+          <w:sz w:val="32"/>
+          <w:szCs w:val="32"/>
+          <w:rtl/>
+        </w:rPr>
+        <w:t xml:space="preserve">و زایلین را بدون تأخیر در شرایط ایمن و تحت کنترل </w:t>
+      </w:r>
+      <w:r>
+        <w:rPr>
+          <w:rFonts w:cs="B Koodak" w:hint="cs"/>
+          <w:sz w:val="32"/>
+          <w:szCs w:val="32"/>
+          <w:rtl/>
+        </w:rPr>
+        <w:t xml:space="preserve">، زیر هود ، </w:t>
+      </w:r>
+      <w:r>
+        <w:rPr>
+          <w:rFonts w:cs="B Koodak"/>
+          <w:sz w:val="32"/>
+          <w:szCs w:val="32"/>
+          <w:rtl/>
+        </w:rPr>
+        <w:t>به محیط آب</w:t>
+      </w:r>
+      <w:r>
+        <w:rPr>
+          <w:rFonts w:cs="B Koodak" w:hint="cs"/>
+          <w:sz w:val="32"/>
+          <w:szCs w:val="32"/>
+          <w:rtl/>
+        </w:rPr>
+        <w:t xml:space="preserve"> و</w:t>
+      </w:r>
+      <w:r>
+        <w:rPr>
+          <w:rFonts w:cs="B Koodak"/>
+          <w:sz w:val="32"/>
+          <w:szCs w:val="32"/>
+          <w:rtl/>
+        </w:rPr>
+        <w:t xml:space="preserve"> یخ منتقل کنید تا سردشدن سریع</w:t>
+      </w:r>
+      <w:r>
+        <w:rPr>
+          <w:rFonts w:cs="B Koodak"/>
+          <w:sz w:val="32"/>
+          <w:szCs w:val="32"/>
+          <w:lang w:bidi="fa-IR"/>
+        </w:rPr>
+        <w:t xml:space="preserve"> </w:t>
+      </w:r>
+      <w:r>
+        <w:rPr>
+          <w:rFonts w:cs="B Koodak" w:hint="cs"/>
+          <w:sz w:val="32"/>
+          <w:szCs w:val="32"/>
+          <w:rtl/>
+          <w:lang w:bidi="fa-IR"/>
+        </w:rPr>
+        <w:t xml:space="preserve"> </w:t>
+      </w:r>
+      <w:r>
+        <w:rPr>
+          <w:rFonts w:cs="B Koodak"/>
+          <w:sz w:val="32"/>
+          <w:szCs w:val="32"/>
+          <w:lang w:bidi="fa-IR"/>
+        </w:rPr>
+        <w:t xml:space="preserve">(Quenching) </w:t>
+      </w:r>
+      <w:r>
+        <w:rPr>
+          <w:rFonts w:cs="B Koodak" w:hint="cs"/>
+          <w:sz w:val="32"/>
+          <w:szCs w:val="32"/>
+          <w:rtl/>
+          <w:lang w:bidi="fa-IR"/>
+        </w:rPr>
+        <w:t xml:space="preserve"> </w:t>
+      </w:r>
+      <w:r>
+        <w:rPr>
+          <w:rFonts w:cs="B Koodak"/>
+          <w:sz w:val="32"/>
+          <w:szCs w:val="32"/>
+          <w:rtl/>
+        </w:rPr>
+        <w:t>انجام شود. در این مرحله</w:t>
+      </w:r>
+      <w:r>
+        <w:rPr>
+          <w:rFonts w:cs="B Koodak"/>
+          <w:sz w:val="32"/>
+          <w:szCs w:val="32"/>
+          <w:lang w:bidi="fa-IR"/>
+        </w:rPr>
+        <w:t xml:space="preserve"> PP </w:t>
+      </w:r>
+      <w:r>
+        <w:rPr>
+          <w:rFonts w:cs="B Koodak"/>
+          <w:sz w:val="32"/>
+          <w:szCs w:val="32"/>
+          <w:rtl/>
+        </w:rPr>
+        <w:t>از محیط زایلین خارج شده و ذرات</w:t>
+      </w:r>
+      <w:r>
+        <w:rPr>
+          <w:rFonts w:cs="B Koodak"/>
+          <w:sz w:val="32"/>
+          <w:szCs w:val="32"/>
+          <w:lang w:bidi="fa-IR"/>
+        </w:rPr>
+        <w:t xml:space="preserve"> PP </w:t>
+      </w:r>
+      <w:r>
+        <w:rPr>
+          <w:rFonts w:cs="B Koodak"/>
+          <w:sz w:val="32"/>
+          <w:szCs w:val="32"/>
+          <w:rtl/>
+        </w:rPr>
+        <w:t>با ساختار کم‌بلور و متخلخل تشکیل و بازیابی می‌شوند</w:t>
+      </w:r>
+      <w:r>
+        <w:rPr>
+          <w:rFonts w:cs="B Koodak"/>
+          <w:sz w:val="32"/>
+          <w:szCs w:val="32"/>
+          <w:lang w:bidi="fa-IR"/>
+        </w:rPr>
+        <w:t xml:space="preserve">. </w:t>
+      </w:r>
+    </w:p>
+    <w:p>
+      <w:pPr>
+        <w:bidi/>
+        <w:ind w:left="810"/>
+        <w:rPr>
+          <w:rFonts w:cs="B Koodak"/>
+          <w:sz w:val="32"/>
+          <w:szCs w:val="32"/>
+          <w:lang w:bidi="fa-IR"/>
+        </w:rPr>
+      </w:pPr>
+      <w:r>
+        <w:rPr>
+          <w:rFonts w:cs="B Koodak" w:hint="cs"/>
+          <w:sz w:val="32"/>
+          <w:szCs w:val="32"/>
+          <w:rtl/>
+          <w:lang w:bidi="fa-IR"/>
+        </w:rPr>
+        <w:t>(توجه کنید که در هنگام قراردادن در حمام یخ تا انتها، راکتور همچنان تحت کندانسور رفلاکس و گاز نیتروژن باشد)</w:t>
       </w:r>
     </w:p>
     <w:p>
@@ -6933,42 +7233,57 @@
       </w:pPr>
       <w:r>
         <w:rPr>
-          <w:rFonts w:cs="B Koodak" w:hint="cs"/>
-          <w:sz w:val="32"/>
-          <w:szCs w:val="32"/>
-          <w:rtl/>
-          <w:lang w:bidi="fa-IR"/>
-        </w:rPr>
-        <w:t xml:space="preserve">در هربار شستشو ، </w:t>
-      </w:r>
-      <w:r>
-        <w:rPr>
-          <w:rFonts w:cs="B Koodak" w:hint="cs"/>
-          <w:sz w:val="32"/>
-          <w:szCs w:val="32"/>
-          <w:rtl/>
-          <w:lang w:bidi="fa-IR"/>
-        </w:rPr>
-        <w:t xml:space="preserve">ذرات </w:t>
-      </w:r>
-      <w:r>
-        <w:rPr>
-          <w:rFonts w:cs="B Koodak"/>
-          <w:sz w:val="32"/>
-          <w:szCs w:val="32"/>
-          <w:lang w:bidi="fa-IR"/>
-        </w:rPr>
-        <w:t>PP</w:t>
-      </w:r>
-      <w:r>
-        <w:rPr>
-          <w:rFonts w:cs="B Koodak" w:hint="cs"/>
-          <w:sz w:val="32"/>
-          <w:szCs w:val="32"/>
-          <w:rtl/>
-          <w:lang w:bidi="fa-IR"/>
-        </w:rPr>
-        <w:t xml:space="preserve"> را به اندازه کافی از هم فاصله دهید تا جلوه کلوخه شدن گرفته شود.</w:t>
+          <w:rFonts w:cs="B Koodak"/>
+          <w:sz w:val="32"/>
+          <w:szCs w:val="32"/>
+          <w:rtl/>
+        </w:rPr>
+        <w:t>ذرات</w:t>
+      </w:r>
+      <w:r>
+        <w:rPr>
+          <w:rFonts w:cs="B Koodak"/>
+          <w:sz w:val="32"/>
+          <w:szCs w:val="32"/>
+          <w:lang w:bidi="fa-IR"/>
+        </w:rPr>
+        <w:t xml:space="preserve"> PP </w:t>
+      </w:r>
+      <w:r>
+        <w:rPr>
+          <w:rFonts w:cs="B Koodak"/>
+          <w:sz w:val="32"/>
+          <w:szCs w:val="32"/>
+          <w:rtl/>
+        </w:rPr>
+        <w:t xml:space="preserve">کوئنچ‌شده را پس از بازیابی و فیلتراسیون، </w:t>
+      </w:r>
+      <w:r>
+        <w:rPr>
+          <w:rFonts w:cs="B Koodak" w:hint="cs"/>
+          <w:sz w:val="32"/>
+          <w:szCs w:val="32"/>
+          <w:rtl/>
+        </w:rPr>
+        <w:t>5بار</w:t>
+      </w:r>
+      <w:r>
+        <w:rPr>
+          <w:rFonts w:cs="B Koodak"/>
+          <w:sz w:val="32"/>
+          <w:szCs w:val="32"/>
+          <w:rtl/>
+        </w:rPr>
+        <w:t xml:space="preserve"> با آب دیونیزه شست‌وشو دهید تا بقایای سطحی زایلین و مواد محلول حذف شوند</w:t>
+      </w:r>
+      <w:r>
+        <w:rPr>
+          <w:rFonts w:cs="B Koodak"/>
+          <w:sz w:val="32"/>
+          <w:szCs w:val="32"/>
+          <w:lang w:bidi="fa-IR"/>
+        </w:rPr>
+        <w:t xml:space="preserve">. </w:t>
       </w:r>
     </w:p>
     <w:p>
@@ -6993,6 +7308,16 @@
           <w:rtl/>
           <w:lang w:bidi="fa-IR"/>
         </w:rPr>
+        <w:t xml:space="preserve">در هربار شستشو ، </w:t>
+      </w:r>
+      <w:r>
+        <w:rPr>
+          <w:rFonts w:cs="B Koodak" w:hint="cs"/>
+          <w:sz w:val="32"/>
+          <w:szCs w:val="32"/>
+          <w:rtl/>
+          <w:lang w:bidi="fa-IR"/>
+        </w:rPr>
         <w:t xml:space="preserve">ذرات </w:t>
       </w:r>
       <w:r>
@@ -7012,7 +7337,7 @@
           <w:rtl/>
           <w:lang w:bidi="fa-IR"/>
         </w:rPr>
-        <w:t xml:space="preserve"> را به روش آون یا قراردادن در دمای اتاق خشک کنید تا به وزن ثابت برسید.</w:t>
+        <w:t xml:space="preserve"> را به اندازه کافی از هم فاصله دهید تا جلوه کلوخه شدن گرفته شود.</w:t>
       </w:r>
     </w:p>
     <w:p>
@@ -7037,6 +7362,51 @@
           <w:rtl/>
           <w:lang w:bidi="fa-IR"/>
         </w:rPr>
+        <w:lastRenderedPageBreak/>
+        <w:t xml:space="preserve">ذرات </w:t>
+      </w:r>
+      <w:r>
+        <w:rPr>
+          <w:rFonts w:cs="B Koodak"/>
+          <w:sz w:val="32"/>
+          <w:szCs w:val="32"/>
+          <w:lang w:bidi="fa-IR"/>
+        </w:rPr>
+        <w:t>PP</w:t>
+      </w:r>
+      <w:r>
+        <w:rPr>
+          <w:rFonts w:cs="B Koodak" w:hint="cs"/>
+          <w:sz w:val="32"/>
+          <w:szCs w:val="32"/>
+          <w:rtl/>
+          <w:lang w:bidi="fa-IR"/>
+        </w:rPr>
+        <w:t xml:space="preserve"> را به روش آون یا قراردادن در دمای اتاق خشک کنید تا به وزن ثابت برسید.</w:t>
+      </w:r>
+    </w:p>
+    <w:p>
+      <w:pPr>
+        <w:numPr>
+          <w:ilvl w:val="0"/>
+          <w:numId w:val="4"/>
+        </w:numPr>
+        <w:bidi/>
+        <w:rPr>
+          <w:rFonts w:cs="B Koodak"/>
+          <w:sz w:val="32"/>
+          <w:szCs w:val="32"/>
+          <w:lang w:bidi="fa-IR"/>
+        </w:rPr>
+      </w:pPr>
+      <w:r>
+        <w:rPr>
+          <w:rFonts w:cs="B Koodak" w:hint="cs"/>
+          <w:sz w:val="32"/>
+          <w:szCs w:val="32"/>
+          <w:rtl/>
+          <w:lang w:bidi="fa-IR"/>
+        </w:rPr>
         <w:t>این ذرات، برای نمونه شاهد و نمونه مجهول، در مراحل بعدی استفاده و توزین می‌شوند.</w:t>
       </w:r>
     </w:p>
@@ -7300,7 +7670,6 @@
           <w:rtl/>
           <w:lang w:bidi="fa-IR"/>
         </w:rPr>
-        <w:lastRenderedPageBreak/>
         <w:t xml:space="preserve">مقدار 35 میلی‌لیتر </w:t>
       </w:r>
       <w:r>
@@ -7443,6 +7812,7 @@
           <w:rtl/>
           <w:lang w:bidi="fa-IR"/>
         </w:rPr>
+        <w:lastRenderedPageBreak/>
         <w:t xml:space="preserve">با </w:t>
       </w:r>
       <w:r>
@@ -7965,15 +8335,32 @@
           <w:rFonts w:cs="B Koodak"/>
           <w:lang w:bidi="fa-IR"/>
         </w:rPr>
-        <w:t xml:space="preserve">4-3) </w:t>
-      </w:r>
-      <w:r>
-        <w:rPr>
-          <w:rFonts w:cs="B Koodak" w:hint="cs"/>
-          <w:rtl/>
+        <w:t>4-3</w:t>
+      </w:r>
+      <w:proofErr w:type="gramStart"/>
+      <w:r>
+        <w:rPr>
+          <w:rFonts w:cs="B Koodak"/>
           <w:lang w:bidi="fa-IR"/>
         </w:rPr>
         <w:t xml:space="preserve">) </w:t>
+      </w:r>
+      <w:r>
+        <w:rPr>
+          <w:rFonts w:cs="B Koodak" w:hint="cs"/>
+          <w:rtl/>
+          <w:lang w:bidi="fa-IR"/>
+        </w:rPr>
+        <w:t>)</w:t>
+      </w:r>
+      <w:proofErr w:type="gramEnd"/>
+      <w:r>
+        <w:rPr>
+          <w:rFonts w:cs="B Koodak" w:hint="cs"/>
+          <w:rtl/>
+          <w:lang w:bidi="fa-IR"/>
+        </w:rPr>
+        <w:t xml:space="preserve"> </w:t>
       </w:r>
       <w:r>
         <w:rPr>
@@ -8348,7 +8735,6 @@
           <w:szCs w:val="32"/>
           <w:rtl/>
         </w:rPr>
-        <w:lastRenderedPageBreak/>
         <w:t xml:space="preserve">واکنش را </w:t>
       </w:r>
       <w:r>
@@ -8414,6 +8800,7 @@
         <w:rPr>
           <w:rFonts w:cs="B Koodak"/>
         </w:rPr>
+        <w:lastRenderedPageBreak/>
         <w:t xml:space="preserve"> (</w:t>
       </w:r>
       <w:r>
@@ -9165,7 +9552,6 @@
           <w:rtl/>
           <w:lang w:bidi="fa-IR"/>
         </w:rPr>
-        <w:lastRenderedPageBreak/>
         <w:t xml:space="preserve">از آنجا که سایز بچ نمونه، 10 گرم است، بهتر آنکه از وزن کل نمونه </w:t>
       </w:r>
       <w:r>
@@ -9212,7 +9598,20 @@
           <w:rtl/>
           <w:lang w:bidi="fa-IR"/>
         </w:rPr>
-        <w:t xml:space="preserve"> را ، 10 فیلم 5 در 5 سانتی متر با ضخامت 0.4 میلی‌متر بسازید. یعنی برای هر فیلم بین 0.9 تا 1 گرم از نمونه.</w:t>
+        <w:t xml:space="preserve"> را ، 10 فیلم 5 در 5 سانتی متر با ضخامت 0.4 میلی‌متر بسازید. یعنی برای هر فیلم </w:t>
+      </w:r>
+      <w:r>
+        <w:rPr>
+          <w:rFonts w:cs="B Koodak" w:hint="cs"/>
+          <w:b/>
+          <w:bCs/>
+          <w:sz w:val="32"/>
+          <w:szCs w:val="32"/>
+          <w:rtl/>
+          <w:lang w:bidi="fa-IR"/>
+        </w:rPr>
+        <w:lastRenderedPageBreak/>
+        <w:t>بین 0.9 تا 1 گرم از نمونه.</w:t>
       </w:r>
       <w:r>
         <w:rPr>
@@ -9644,7 +10043,6 @@
           <w:rtl/>
           <w:lang w:bidi="fa-IR"/>
         </w:rPr>
-        <w:lastRenderedPageBreak/>
         <w:t>هر آزمونی که به دلیل نبود تجهیزات امکان انجام نیست، در گزارش نهایی، ذکر شود</w:t>
       </w:r>
       <w:r>
@@ -9729,7 +10127,15 @@
           <w:rFonts w:cs="B Koodak"/>
           <w:lang w:bidi="fa-IR"/>
         </w:rPr>
-        <w:t xml:space="preserve"> : (5-1) </w:t>
+        <w:t xml:space="preserve"> : (5-1</w:t>
+      </w:r>
+      <w:proofErr w:type="gramStart"/>
+      <w:r>
+        <w:rPr>
+          <w:rFonts w:cs="B Koodak"/>
+          <w:lang w:bidi="fa-IR"/>
+        </w:rPr>
+        <w:t xml:space="preserve">) </w:t>
       </w:r>
       <w:r>
         <w:rPr>
@@ -9746,6 +10152,7 @@
         </w:rPr>
         <w:t>GP</w:t>
       </w:r>
+      <w:proofErr w:type="gramEnd"/>
       <w:r>
         <w:rPr>
           <w:rFonts w:cs="B Koodak" w:hint="cs"/>
@@ -10057,6 +10464,7 @@
         </w:rPr>
         <w:t xml:space="preserve"> MFI</w:t>
       </w:r>
+      <w:proofErr w:type="gramStart"/>
       <w:r>
         <w:rPr>
           <w:rFonts w:cs="B Koodak"/>
@@ -10069,7 +10477,15 @@
           <w:rFonts w:cs="B Koodak"/>
           <w:lang w:bidi="fa-IR"/>
         </w:rPr>
-        <w:t xml:space="preserve">: (5-2) </w:t>
+        <w:t>:</w:t>
+      </w:r>
+      <w:proofErr w:type="gramEnd"/>
+      <w:r>
+        <w:rPr>
+          <w:rFonts w:cs="B Koodak"/>
+          <w:lang w:bidi="fa-IR"/>
+        </w:rPr>
+        <w:t xml:space="preserve"> (5-2) </w:t>
       </w:r>
     </w:p>
     <w:p>
@@ -10273,7 +10689,6 @@
           <w:highlight w:val="red"/>
           <w:rtl/>
         </w:rPr>
-        <w:lastRenderedPageBreak/>
         <w:t>شرایط برای همه نمونه‌ها یکسان باشد.برای مثال 250 سانتی‌گراد برای همه نمونه‌ها</w:t>
       </w:r>
       <w:r>
@@ -10374,7 +10789,15 @@
           <w:rFonts w:cs="B Koodak"/>
           <w:lang w:bidi="fa-IR"/>
         </w:rPr>
-        <w:t xml:space="preserve">5-3) </w:t>
+        <w:t>5-3</w:t>
+      </w:r>
+      <w:proofErr w:type="gramStart"/>
+      <w:r>
+        <w:rPr>
+          <w:rFonts w:cs="B Koodak"/>
+          <w:lang w:bidi="fa-IR"/>
+        </w:rPr>
+        <w:t xml:space="preserve">) </w:t>
       </w:r>
       <w:r>
         <w:rPr>
@@ -10392,6 +10815,7 @@
         </w:rPr>
         <w:t>:</w:t>
       </w:r>
+      <w:proofErr w:type="gramEnd"/>
       <w:r>
         <w:rPr>
           <w:rFonts w:cs="B Koodak" w:hint="cs"/>
@@ -10799,15 +11223,32 @@
           <w:rFonts w:cs="B Koodak"/>
           <w:lang w:bidi="fa-IR"/>
         </w:rPr>
-        <w:t xml:space="preserve">5-5) </w:t>
-      </w:r>
-      <w:r>
-        <w:rPr>
-          <w:rFonts w:cs="B Koodak" w:hint="cs"/>
-          <w:rtl/>
-          <w:lang w:bidi="fa-IR"/>
-        </w:rPr>
-        <w:t xml:space="preserve">): </w:t>
+        <w:t>5-5</w:t>
+      </w:r>
+      <w:proofErr w:type="gramStart"/>
+      <w:r>
+        <w:rPr>
+          <w:rFonts w:cs="B Koodak"/>
+          <w:lang w:bidi="fa-IR"/>
+        </w:rPr>
+        <w:t xml:space="preserve">) </w:t>
+      </w:r>
+      <w:r>
+        <w:rPr>
+          <w:rFonts w:cs="B Koodak" w:hint="cs"/>
+          <w:rtl/>
+          <w:lang w:bidi="fa-IR"/>
+        </w:rPr>
+        <w:t>)</w:t>
+      </w:r>
+      <w:proofErr w:type="gramEnd"/>
+      <w:r>
+        <w:rPr>
+          <w:rFonts w:cs="B Koodak" w:hint="cs"/>
+          <w:rtl/>
+          <w:lang w:bidi="fa-IR"/>
+        </w:rPr>
+        <w:t xml:space="preserve">: </w:t>
       </w:r>
       <w:r>
         <w:rPr>
@@ -11014,7 +11455,6 @@
           <w:szCs w:val="32"/>
           <w:lang w:bidi="fa-IR"/>
         </w:rPr>
-        <w:lastRenderedPageBreak/>
         <w:br/>
       </w:r>
       <w:r>
@@ -11275,7 +11715,15 @@
           <w:rFonts w:cs="B Koodak"/>
           <w:lang w:bidi="fa-IR"/>
         </w:rPr>
-        <w:t xml:space="preserve">(5-6) </w:t>
+        <w:t>(5-6</w:t>
+      </w:r>
+      <w:proofErr w:type="gramStart"/>
+      <w:r>
+        <w:rPr>
+          <w:rFonts w:cs="B Koodak"/>
+          <w:lang w:bidi="fa-IR"/>
+        </w:rPr>
+        <w:t xml:space="preserve">) </w:t>
       </w:r>
       <w:r>
         <w:rPr>
@@ -11291,7 +11739,16 @@
           <w:rtl/>
           <w:lang w:bidi="fa-IR"/>
         </w:rPr>
-        <w:t xml:space="preserve">: </w:t>
+        <w:t>:</w:t>
+      </w:r>
+      <w:proofErr w:type="gramEnd"/>
+      <w:r>
+        <w:rPr>
+          <w:rFonts w:cs="B Koodak" w:hint="cs"/>
+          <w:rtl/>
+          <w:lang w:bidi="fa-IR"/>
+        </w:rPr>
+        <w:t xml:space="preserve"> </w:t>
       </w:r>
       <w:r>
         <w:rPr>
@@ -11613,8 +12070,15 @@
           <w:rFonts w:cs="B Koodak"/>
           <w:lang w:bidi="fa-IR"/>
         </w:rPr>
-        <w:lastRenderedPageBreak/>
-        <w:t xml:space="preserve">5-7) </w:t>
+        <w:t>5-7</w:t>
+      </w:r>
+      <w:proofErr w:type="gramStart"/>
+      <w:r>
+        <w:rPr>
+          <w:rFonts w:cs="B Koodak"/>
+          <w:lang w:bidi="fa-IR"/>
+        </w:rPr>
+        <w:t xml:space="preserve">) </w:t>
       </w:r>
       <w:r>
         <w:rPr>
@@ -11624,6 +12088,7 @@
         </w:rPr>
         <w:t>)</w:t>
       </w:r>
+      <w:proofErr w:type="gramEnd"/>
       <w:r>
         <w:rPr>
           <w:rFonts w:cs="B Koodak"/>
@@ -12639,7 +13104,6 @@
           <w:sz w:val="32"/>
           <w:szCs w:val="32"/>
         </w:rPr>
-        <w:lastRenderedPageBreak/>
         <w:t xml:space="preserve">  </w:t>
       </w:r>
       <w:r>
@@ -15232,9 +15696,9 @@
       <w:lvlJc w:val="left"/>
       <w:pPr>
         <w:tabs>
-          <w:tab w:val="num" w:pos="720"/>
-        </w:tabs>
-        <w:ind w:left="720" w:hanging="360"/>
+          <w:tab w:val="num" w:pos="810"/>
+        </w:tabs>
+        <w:ind w:left="810" w:hanging="360"/>
       </w:pPr>
     </w:lvl>
     <w:lvl w:ilvl="1" w:tentative="1">

--- a/گرافت/RAG/PP-g-St-co-GMA Suspension/دستوالعمل آزمایشگاهی-سناریو.docx
+++ b/گرافت/RAG/PP-g-St-co-GMA Suspension/دستوالعمل آزمایشگاهی-سناریو.docx
@@ -134,7 +134,6 @@
           <w:lang w:bidi="fa-IR"/>
         </w:rPr>
       </w:pPr>
-      <w:proofErr w:type="gramStart"/>
       <w:r>
         <w:rPr>
           <w:rFonts w:cs="B Koodak"/>
@@ -148,16 +147,7 @@
           <w:rtl/>
           <w:lang w:bidi="fa-IR"/>
         </w:rPr>
-        <w:t>)</w:t>
-      </w:r>
-      <w:proofErr w:type="gramEnd"/>
-      <w:r>
-        <w:rPr>
-          <w:rFonts w:cs="B Koodak" w:hint="cs"/>
-          <w:rtl/>
-          <w:lang w:bidi="fa-IR"/>
-        </w:rPr>
-        <w:t xml:space="preserve"> </w:t>
+        <w:t xml:space="preserve">) </w:t>
       </w:r>
       <w:r>
         <w:rPr>
@@ -1763,32 +1753,15 @@
           <w:rFonts w:cs="B Koodak"/>
           <w:lang w:bidi="fa-IR"/>
         </w:rPr>
-        <w:t>3-2</w:t>
-      </w:r>
-      <w:proofErr w:type="gramStart"/>
-      <w:r>
-        <w:rPr>
-          <w:rFonts w:cs="B Koodak"/>
+        <w:t xml:space="preserve">3-2) </w:t>
+      </w:r>
+      <w:r>
+        <w:rPr>
+          <w:rFonts w:cs="B Koodak" w:hint="cs"/>
+          <w:rtl/>
           <w:lang w:bidi="fa-IR"/>
         </w:rPr>
         <w:t xml:space="preserve">) </w:t>
-      </w:r>
-      <w:r>
-        <w:rPr>
-          <w:rFonts w:cs="B Koodak" w:hint="cs"/>
-          <w:rtl/>
-          <w:lang w:bidi="fa-IR"/>
-        </w:rPr>
-        <w:t>)</w:t>
-      </w:r>
-      <w:proofErr w:type="gramEnd"/>
-      <w:r>
-        <w:rPr>
-          <w:rFonts w:cs="B Koodak" w:hint="cs"/>
-          <w:rtl/>
-          <w:lang w:bidi="fa-IR"/>
-        </w:rPr>
-        <w:t xml:space="preserve"> </w:t>
       </w:r>
       <w:r>
         <w:rPr>
@@ -1821,33 +1794,7 @@
           <w:szCs w:val="32"/>
           <w:lang w:bidi="fa-IR"/>
         </w:rPr>
-        <w:t xml:space="preserve"> </w:t>
-      </w:r>
-      <w:proofErr w:type="spellStart"/>
-      <w:proofErr w:type="gramStart"/>
-      <w:r>
-        <w:rPr>
-          <w:rFonts w:cs="B Koodak"/>
-          <w:b/>
-          <w:bCs/>
-          <w:sz w:val="32"/>
-          <w:szCs w:val="32"/>
-          <w:lang w:bidi="fa-IR"/>
-        </w:rPr>
-        <w:t>Styrene:GMA</w:t>
-      </w:r>
-      <w:proofErr w:type="spellEnd"/>
-      <w:proofErr w:type="gramEnd"/>
-      <w:r>
-        <w:rPr>
-          <w:rFonts w:cs="B Koodak"/>
-          <w:b/>
-          <w:bCs/>
-          <w:sz w:val="32"/>
-          <w:szCs w:val="32"/>
-          <w:lang w:bidi="fa-IR"/>
-        </w:rPr>
-        <w:t xml:space="preserve"> = 1.5:1 </w:t>
+        <w:t xml:space="preserve"> Styrene:GMA = 1.5:1 </w:t>
       </w:r>
       <w:r>
         <w:rPr>
@@ -2360,21 +2307,7 @@
               <w:rPr>
                 <w:rFonts w:cs="B Koodak"/>
               </w:rPr>
-              <w:t xml:space="preserve">0 </w:t>
-            </w:r>
-            <w:proofErr w:type="spellStart"/>
-            <w:r>
-              <w:rPr>
-                <w:rFonts w:cs="B Koodak"/>
-              </w:rPr>
-              <w:t>wt</w:t>
-            </w:r>
-            <w:proofErr w:type="spellEnd"/>
-            <w:r>
-              <w:rPr>
-                <w:rFonts w:cs="B Koodak"/>
-              </w:rPr>
-              <w:t>%</w:t>
+              <w:t>0 wt%</w:t>
             </w:r>
           </w:p>
         </w:tc>
@@ -2527,21 +2460,7 @@
               <w:rPr>
                 <w:rFonts w:cs="B Koodak"/>
               </w:rPr>
-              <w:t xml:space="preserve">0.5 </w:t>
-            </w:r>
-            <w:proofErr w:type="spellStart"/>
-            <w:r>
-              <w:rPr>
-                <w:rFonts w:cs="B Koodak"/>
-              </w:rPr>
-              <w:t>wt</w:t>
-            </w:r>
-            <w:proofErr w:type="spellEnd"/>
-            <w:r>
-              <w:rPr>
-                <w:rFonts w:cs="B Koodak"/>
-              </w:rPr>
-              <w:t>%</w:t>
+              <w:t>0.5 wt%</w:t>
             </w:r>
           </w:p>
         </w:tc>
@@ -2708,21 +2627,7 @@
               <w:rPr>
                 <w:rFonts w:cs="B Koodak"/>
               </w:rPr>
-              <w:t xml:space="preserve"> </w:t>
-            </w:r>
-            <w:proofErr w:type="spellStart"/>
-            <w:r>
-              <w:rPr>
-                <w:rFonts w:cs="B Koodak"/>
-              </w:rPr>
-              <w:t>wt</w:t>
-            </w:r>
-            <w:proofErr w:type="spellEnd"/>
-            <w:r>
-              <w:rPr>
-                <w:rFonts w:cs="B Koodak"/>
-              </w:rPr>
-              <w:t>%</w:t>
+              <w:t xml:space="preserve"> wt%</w:t>
             </w:r>
           </w:p>
         </w:tc>
@@ -2914,21 +2819,7 @@
               <w:rPr>
                 <w:rFonts w:cs="B Koodak"/>
               </w:rPr>
-              <w:t xml:space="preserve"> </w:t>
-            </w:r>
-            <w:proofErr w:type="spellStart"/>
-            <w:r>
-              <w:rPr>
-                <w:rFonts w:cs="B Koodak"/>
-              </w:rPr>
-              <w:t>wt</w:t>
-            </w:r>
-            <w:proofErr w:type="spellEnd"/>
-            <w:r>
-              <w:rPr>
-                <w:rFonts w:cs="B Koodak"/>
-              </w:rPr>
-              <w:t>%</w:t>
+              <w:t xml:space="preserve"> wt%</w:t>
             </w:r>
           </w:p>
         </w:tc>
@@ -3113,21 +3004,7 @@
               <w:rPr>
                 <w:rFonts w:cs="B Koodak"/>
               </w:rPr>
-              <w:t xml:space="preserve"> </w:t>
-            </w:r>
-            <w:proofErr w:type="spellStart"/>
-            <w:r>
-              <w:rPr>
-                <w:rFonts w:cs="B Koodak"/>
-              </w:rPr>
-              <w:t>wt</w:t>
-            </w:r>
-            <w:proofErr w:type="spellEnd"/>
-            <w:r>
-              <w:rPr>
-                <w:rFonts w:cs="B Koodak"/>
-              </w:rPr>
-              <w:t>%</w:t>
+              <w:t xml:space="preserve"> wt%</w:t>
             </w:r>
           </w:p>
         </w:tc>
@@ -3312,21 +3189,7 @@
               <w:rPr>
                 <w:rFonts w:cs="B Koodak"/>
               </w:rPr>
-              <w:t xml:space="preserve"> </w:t>
-            </w:r>
-            <w:proofErr w:type="spellStart"/>
-            <w:r>
-              <w:rPr>
-                <w:rFonts w:cs="B Koodak"/>
-              </w:rPr>
-              <w:t>wt</w:t>
-            </w:r>
-            <w:proofErr w:type="spellEnd"/>
-            <w:r>
-              <w:rPr>
-                <w:rFonts w:cs="B Koodak"/>
-              </w:rPr>
-              <w:t>%</w:t>
+              <w:t xml:space="preserve"> wt%</w:t>
             </w:r>
           </w:p>
         </w:tc>
@@ -3511,21 +3374,7 @@
               <w:rPr>
                 <w:rFonts w:cs="B Koodak"/>
               </w:rPr>
-              <w:t xml:space="preserve"> </w:t>
-            </w:r>
-            <w:proofErr w:type="spellStart"/>
-            <w:r>
-              <w:rPr>
-                <w:rFonts w:cs="B Koodak"/>
-              </w:rPr>
-              <w:t>wt</w:t>
-            </w:r>
-            <w:proofErr w:type="spellEnd"/>
-            <w:r>
-              <w:rPr>
-                <w:rFonts w:cs="B Koodak"/>
-              </w:rPr>
-              <w:t>%</w:t>
+              <w:t xml:space="preserve"> wt%</w:t>
             </w:r>
           </w:p>
         </w:tc>
@@ -6059,7 +5908,6 @@
           <w:rFonts w:cs="B Koodak"/>
           <w:lang w:bidi="fa-IR"/>
         </w:rPr>
-        <w:lastRenderedPageBreak/>
         <w:t xml:space="preserve"> (4) </w:t>
       </w:r>
       <w:r>
@@ -6265,7 +6113,6 @@
         </w:rPr>
         <w:t xml:space="preserve">(4-1) </w:t>
       </w:r>
-      <w:proofErr w:type="gramStart"/>
       <w:r>
         <w:rPr>
           <w:rFonts w:cs="B Koodak" w:hint="cs"/>
@@ -6280,7 +6127,6 @@
         </w:rPr>
         <w:t xml:space="preserve"> PP</w:t>
       </w:r>
-      <w:proofErr w:type="gramEnd"/>
     </w:p>
     <w:p>
       <w:pPr>
@@ -6660,6 +6506,15 @@
       </w:r>
       <w:r>
         <w:rPr>
+          <w:rFonts w:cs="B Koodak" w:hint="cs"/>
+          <w:sz w:val="32"/>
+          <w:szCs w:val="32"/>
+          <w:rtl/>
+        </w:rPr>
+        <w:t xml:space="preserve"> گرانول</w:t>
+      </w:r>
+      <w:r>
+        <w:rPr>
           <w:rFonts w:cs="B Koodak"/>
           <w:sz w:val="32"/>
           <w:szCs w:val="32"/>
@@ -6718,7 +6573,17 @@
           <w:rtl/>
           <w:lang w:bidi="fa-IR"/>
         </w:rPr>
-        <w:t xml:space="preserve"> گرانول، 3</w:t>
+        <w:t xml:space="preserve"> گرانول، </w:t>
+      </w:r>
+      <w:r>
+        <w:rPr>
+          <w:rFonts w:cs="B Koodak" w:hint="cs"/>
+          <w:sz w:val="32"/>
+          <w:szCs w:val="32"/>
+          <w:rtl/>
+          <w:lang w:bidi="fa-IR"/>
+        </w:rPr>
+        <w:t>5</w:t>
       </w:r>
       <w:r>
         <w:rPr>
@@ -6738,7 +6603,27 @@
           <w:rtl/>
           <w:lang w:bidi="fa-IR"/>
         </w:rPr>
-        <w:t xml:space="preserve">(30 </w:t>
+        <w:t>(</w:t>
+      </w:r>
+      <w:r>
+        <w:rPr>
+          <w:rFonts w:cs="B Koodak" w:hint="cs"/>
+          <w:sz w:val="32"/>
+          <w:szCs w:val="32"/>
+          <w:rtl/>
+          <w:lang w:bidi="fa-IR"/>
+        </w:rPr>
+        <w:t>5</w:t>
+      </w:r>
+      <w:r>
+        <w:rPr>
+          <w:rFonts w:cs="B Koodak" w:hint="cs"/>
+          <w:sz w:val="32"/>
+          <w:szCs w:val="32"/>
+          <w:rtl/>
+          <w:lang w:bidi="fa-IR"/>
+        </w:rPr>
+        <w:t xml:space="preserve">0 </w:t>
       </w:r>
       <w:r>
         <w:rPr>
@@ -6782,7 +6667,6 @@
           <w:rtl/>
           <w:lang w:bidi="fa-IR"/>
         </w:rPr>
-        <w:lastRenderedPageBreak/>
         <w:t>جریان آرام 25</w:t>
       </w:r>
       <w:r>
@@ -6796,6 +6680,15 @@
       </w:r>
       <w:r>
         <w:rPr>
+          <w:rFonts w:cs="B Koodak"/>
+          <w:sz w:val="32"/>
+          <w:szCs w:val="32"/>
+          <w:lang w:bidi="fa-IR"/>
+        </w:rPr>
+        <w:t xml:space="preserve"> </w:t>
+      </w:r>
+      <w:r>
+        <w:rPr>
           <w:rFonts w:cs="B Koodak" w:hint="cs"/>
           <w:sz w:val="32"/>
           <w:szCs w:val="32"/>
@@ -6881,7 +6774,27 @@
           <w:rtl/>
           <w:lang w:bidi="fa-IR"/>
         </w:rPr>
-        <w:t xml:space="preserve"> باید گرانول‌ها یکنواخت پخش بشوند و تجمع یا آگولمه نشوند. از پاشش زایلین به بیرون جلوگیری شود.</w:t>
+        <w:t xml:space="preserve"> باید گرانول‌ها یکنواخت پخش بشوند و تجمع یا </w:t>
+      </w:r>
+      <w:r>
+        <w:rPr>
+          <w:rFonts w:cs="B Koodak" w:hint="cs"/>
+          <w:sz w:val="32"/>
+          <w:szCs w:val="32"/>
+          <w:rtl/>
+          <w:lang w:bidi="fa-IR"/>
+        </w:rPr>
+        <w:t>کلوخه</w:t>
+      </w:r>
+      <w:r>
+        <w:rPr>
+          <w:rFonts w:cs="B Koodak" w:hint="cs"/>
+          <w:sz w:val="32"/>
+          <w:szCs w:val="32"/>
+          <w:rtl/>
+          <w:lang w:bidi="fa-IR"/>
+        </w:rPr>
+        <w:t xml:space="preserve"> نشوند. از پاشش زایلین به بیرون جلوگیری شود.</w:t>
       </w:r>
     </w:p>
     <w:p>
@@ -7211,6 +7124,7 @@
           <w:rFonts w:cs="B Koodak" w:hint="cs"/>
           <w:sz w:val="32"/>
           <w:szCs w:val="32"/>
+          <w:highlight w:val="yellow"/>
           <w:rtl/>
           <w:lang w:bidi="fa-IR"/>
         </w:rPr>
@@ -7265,7 +7179,25 @@
           <w:szCs w:val="32"/>
           <w:rtl/>
         </w:rPr>
-        <w:t>5بار</w:t>
+        <w:t>5</w:t>
+      </w:r>
+      <w:r>
+        <w:rPr>
+          <w:rFonts w:cs="B Koodak" w:hint="cs"/>
+          <w:sz w:val="32"/>
+          <w:szCs w:val="32"/>
+          <w:rtl/>
+        </w:rPr>
+        <w:t xml:space="preserve"> </w:t>
+      </w:r>
+      <w:r>
+        <w:rPr>
+          <w:rFonts w:cs="B Koodak" w:hint="cs"/>
+          <w:sz w:val="32"/>
+          <w:szCs w:val="32"/>
+          <w:rtl/>
+        </w:rPr>
+        <w:t>بار</w:t>
       </w:r>
       <w:r>
         <w:rPr>
@@ -7362,7 +7294,6 @@
           <w:rtl/>
           <w:lang w:bidi="fa-IR"/>
         </w:rPr>
-        <w:lastRenderedPageBreak/>
         <w:t xml:space="preserve">ذرات </w:t>
       </w:r>
       <w:r>
@@ -7383,6 +7314,98 @@
           <w:lang w:bidi="fa-IR"/>
         </w:rPr>
         <w:t xml:space="preserve"> را به روش آون یا قراردادن در دمای اتاق خشک کنید تا به وزن ثابت برسید.</w:t>
+      </w:r>
+      <w:r>
+        <w:rPr>
+          <w:rFonts w:cs="B Koodak" w:hint="cs"/>
+          <w:sz w:val="32"/>
+          <w:szCs w:val="32"/>
+          <w:rtl/>
+          <w:lang w:bidi="fa-IR"/>
+        </w:rPr>
+        <w:t xml:space="preserve"> (</w:t>
+      </w:r>
+      <w:r>
+        <w:rPr>
+          <w:rFonts w:cs="B Koodak"/>
+          <w:sz w:val="32"/>
+          <w:szCs w:val="32"/>
+          <w:lang w:bidi="fa-IR"/>
+        </w:rPr>
+        <w:t>m</w:t>
+      </w:r>
+      <w:r>
+        <w:rPr>
+          <w:rFonts w:ascii="Cambria Math" w:hAnsi="Cambria Math" w:cs="Cambria Math"/>
+          <w:sz w:val="32"/>
+          <w:szCs w:val="32"/>
+          <w:lang w:bidi="fa-IR"/>
+        </w:rPr>
+        <w:t>ₙ</w:t>
+      </w:r>
+      <w:r>
+        <w:rPr>
+          <w:rFonts w:cs="B Koodak"/>
+          <w:sz w:val="32"/>
+          <w:szCs w:val="32"/>
+          <w:lang w:bidi="fa-IR"/>
+        </w:rPr>
+        <w:t xml:space="preserve"> </w:t>
+      </w:r>
+      <w:r>
+        <w:rPr>
+          <w:rFonts w:ascii="Aptos" w:hAnsi="Aptos" w:cs="Aptos"/>
+          <w:sz w:val="32"/>
+          <w:szCs w:val="32"/>
+          <w:lang w:bidi="fa-IR"/>
+        </w:rPr>
+        <w:t>≈</w:t>
+      </w:r>
+      <w:r>
+        <w:rPr>
+          <w:rFonts w:cs="B Koodak"/>
+          <w:sz w:val="32"/>
+          <w:szCs w:val="32"/>
+          <w:lang w:bidi="fa-IR"/>
+        </w:rPr>
+        <w:t xml:space="preserve"> m</w:t>
+      </w:r>
+      <w:r>
+        <w:rPr>
+          <w:rFonts w:ascii="Cambria Math" w:hAnsi="Cambria Math" w:cs="Cambria Math"/>
+          <w:sz w:val="32"/>
+          <w:szCs w:val="32"/>
+          <w:lang w:bidi="fa-IR"/>
+        </w:rPr>
+        <w:t>ₙ₋</w:t>
+      </w:r>
+      <w:r>
+        <w:rPr>
+          <w:rFonts w:ascii="Aptos" w:hAnsi="Aptos" w:cs="Aptos"/>
+          <w:sz w:val="32"/>
+          <w:szCs w:val="32"/>
+          <w:lang w:bidi="fa-IR"/>
+        </w:rPr>
+        <w:t>₁</w:t>
+      </w:r>
+      <w:r>
+        <w:rPr>
+          <w:rFonts w:cs="B Koodak"/>
+          <w:sz w:val="32"/>
+          <w:szCs w:val="32"/>
+          <w:lang w:bidi="fa-IR"/>
+        </w:rPr>
+        <w:t xml:space="preserve"> </w:t>
+      </w:r>
+      <w:r>
+        <w:rPr>
+          <w:rFonts w:cs="B Koodak" w:hint="cs"/>
+          <w:sz w:val="32"/>
+          <w:szCs w:val="32"/>
+          <w:rtl/>
+          <w:lang w:bidi="fa-IR"/>
+        </w:rPr>
+        <w:t>)</w:t>
       </w:r>
     </w:p>
     <w:p>
@@ -7488,7 +7511,47 @@
           <w:rtl/>
           <w:lang w:bidi="fa-IR"/>
         </w:rPr>
-        <w:t xml:space="preserve"> کوئنچ شده، حمام داغ یا هیتر با کنترل بالا را آماده و راکتور (بالن سه دهانه) را مستقر کنید.</w:t>
+        <w:t xml:space="preserve"> کوئنچ شده، حمام داغ </w:t>
+      </w:r>
+      <w:r>
+        <w:rPr>
+          <w:rFonts w:cs="B Koodak" w:hint="cs"/>
+          <w:sz w:val="32"/>
+          <w:szCs w:val="32"/>
+          <w:rtl/>
+          <w:lang w:bidi="fa-IR"/>
+        </w:rPr>
+        <w:t>پارافین را</w:t>
+      </w:r>
+      <w:r>
+        <w:rPr>
+          <w:rFonts w:cs="B Koodak" w:hint="cs"/>
+          <w:sz w:val="32"/>
+          <w:szCs w:val="32"/>
+          <w:rtl/>
+          <w:lang w:bidi="fa-IR"/>
+        </w:rPr>
+        <w:t xml:space="preserve"> هیتر آماده و راکتور (بالن </w:t>
+      </w:r>
+      <w:r>
+        <w:rPr>
+          <w:rFonts w:cs="B Koodak" w:hint="cs"/>
+          <w:sz w:val="32"/>
+          <w:szCs w:val="32"/>
+          <w:rtl/>
+          <w:lang w:bidi="fa-IR"/>
+        </w:rPr>
+        <w:t>چهار</w:t>
+      </w:r>
+      <w:r>
+        <w:rPr>
+          <w:rFonts w:cs="B Koodak" w:hint="cs"/>
+          <w:sz w:val="32"/>
+          <w:szCs w:val="32"/>
+          <w:rtl/>
+          <w:lang w:bidi="fa-IR"/>
+        </w:rPr>
+        <w:t xml:space="preserve"> دهانه) را مستقر کنید.</w:t>
       </w:r>
     </w:p>
     <w:p>
@@ -7513,49 +7576,7 @@
           <w:rtl/>
           <w:lang w:bidi="fa-IR"/>
         </w:rPr>
-        <w:t>ابتدا گاز نیتروژن را جهت خارج کردن اکسیژن در راکتور، باز کنید. گاز نیتروژن تا مرحله شستشو جریان یابد.</w:t>
-      </w:r>
-      <w:r>
-        <w:rPr>
-          <w:rFonts w:cs="B Koodak"/>
-          <w:sz w:val="32"/>
-          <w:szCs w:val="32"/>
-          <w:rtl/>
-          <w:lang w:bidi="fa-IR"/>
-        </w:rPr>
-        <w:br/>
-      </w:r>
-      <w:r>
-        <w:rPr>
-          <w:rFonts w:cs="B Koodak" w:hint="cs"/>
-          <w:sz w:val="32"/>
-          <w:szCs w:val="32"/>
-          <w:highlight w:val="green"/>
-          <w:rtl/>
-          <w:lang w:bidi="fa-IR"/>
-        </w:rPr>
-        <w:t xml:space="preserve">( بسته به نظر کارشناسی اپراتور یا آزمایشگر، می‌تواند تداوم گاز نیتروژن مرحله‌ای باشد یا صرفا برای </w:t>
-      </w:r>
-      <w:r>
-        <w:rPr>
-          <w:rFonts w:cs="B Koodak"/>
-          <w:sz w:val="32"/>
-          <w:szCs w:val="32"/>
-          <w:highlight w:val="green"/>
-          <w:lang w:bidi="fa-IR"/>
-        </w:rPr>
-        <w:t>Purge</w:t>
-      </w:r>
-      <w:r>
-        <w:rPr>
-          <w:rFonts w:cs="B Koodak" w:hint="cs"/>
-          <w:sz w:val="32"/>
-          <w:szCs w:val="32"/>
-          <w:highlight w:val="green"/>
-          <w:rtl/>
-          <w:lang w:bidi="fa-IR"/>
-        </w:rPr>
-        <w:t xml:space="preserve"> اولیه باشد. مهمترین عامل، عدم وجود اکسیژن در جو یا محیط بالن یا راکتور است)</w:t>
+        <w:t>بالن را از محتویات مرحله کوئنچ خالی کنید.</w:t>
       </w:r>
     </w:p>
     <w:p>
@@ -7580,7 +7601,7 @@
           <w:rtl/>
           <w:lang w:bidi="fa-IR"/>
         </w:rPr>
-        <w:t xml:space="preserve"> 10 گرم</w:t>
+        <w:t>10 گرم</w:t>
       </w:r>
       <w:r>
         <w:rPr>
@@ -7749,45 +7770,55 @@
           <w:rtl/>
           <w:lang w:bidi="fa-IR"/>
         </w:rPr>
-        <w:t xml:space="preserve">دما را به مدت </w:t>
-      </w:r>
-      <w:r>
-        <w:rPr>
-          <w:rFonts w:cs="B Koodak"/>
-          <w:sz w:val="32"/>
-          <w:szCs w:val="32"/>
-          <w:lang w:bidi="fa-IR"/>
-        </w:rPr>
-        <w:t>120</w:t>
-      </w:r>
-      <w:r>
-        <w:rPr>
-          <w:rFonts w:cs="B Koodak" w:hint="cs"/>
-          <w:sz w:val="32"/>
-          <w:szCs w:val="32"/>
-          <w:rtl/>
-          <w:lang w:bidi="fa-IR"/>
-        </w:rPr>
-        <w:t xml:space="preserve"> دقیقه تا در </w:t>
-      </w:r>
-      <w:r>
-        <w:rPr>
-          <w:rFonts w:cs="B Koodak"/>
-          <w:sz w:val="32"/>
-          <w:szCs w:val="32"/>
-          <w:lang w:bidi="fa-IR"/>
-        </w:rPr>
-        <w:t>50</w:t>
-      </w:r>
-      <w:r>
-        <w:rPr>
-          <w:rFonts w:cs="B Koodak" w:hint="cs"/>
-          <w:sz w:val="32"/>
-          <w:szCs w:val="32"/>
-          <w:rtl/>
-          <w:lang w:bidi="fa-IR"/>
-        </w:rPr>
-        <w:t xml:space="preserve"> درجه سانتی‌گراد بعد از تثبیت دما، نگهدارید.</w:t>
+        <w:t>ابتدا گاز نیتروژن را جهت خارج کردن اکسیژن در راکتور، باز کنید.</w:t>
+      </w:r>
+      <w:r>
+        <w:rPr>
+          <w:rFonts w:cs="B Koodak" w:hint="cs"/>
+          <w:sz w:val="32"/>
+          <w:szCs w:val="32"/>
+          <w:rtl/>
+          <w:lang w:bidi="fa-IR"/>
+        </w:rPr>
+        <w:t xml:space="preserve"> با سرعت 50 </w:t>
+      </w:r>
+      <w:r>
+        <w:rPr>
+          <w:rFonts w:cs="B Koodak"/>
+          <w:sz w:val="32"/>
+          <w:szCs w:val="32"/>
+          <w:lang w:bidi="fa-IR"/>
+        </w:rPr>
+        <w:t>ml/min</w:t>
+      </w:r>
+      <w:r>
+        <w:rPr>
+          <w:rFonts w:cs="B Koodak" w:hint="cs"/>
+          <w:sz w:val="32"/>
+          <w:szCs w:val="32"/>
+          <w:rtl/>
+          <w:lang w:bidi="fa-IR"/>
+        </w:rPr>
+        <w:t xml:space="preserve"> به مدت 25 دقیقه برای </w:t>
+      </w:r>
+      <w:r>
+        <w:rPr>
+          <w:rFonts w:cs="B Koodak"/>
+          <w:sz w:val="32"/>
+          <w:szCs w:val="32"/>
+          <w:lang w:bidi="fa-IR"/>
+        </w:rPr>
+        <w:t>Purge</w:t>
+      </w:r>
+      <w:r>
+        <w:rPr>
+          <w:rFonts w:cs="B Koodak" w:hint="cs"/>
+          <w:sz w:val="32"/>
+          <w:szCs w:val="32"/>
+          <w:rtl/>
+          <w:lang w:bidi="fa-IR"/>
+        </w:rPr>
+        <w:t xml:space="preserve"> اولیه جریان بدهید.</w:t>
       </w:r>
     </w:p>
     <w:p>
@@ -7812,199 +7843,26 @@
           <w:rtl/>
           <w:lang w:bidi="fa-IR"/>
         </w:rPr>
-        <w:lastRenderedPageBreak/>
-        <w:t xml:space="preserve">با </w:t>
-      </w:r>
-      <w:r>
-        <w:rPr>
-          <w:rFonts w:cs="B Koodak" w:hint="cs"/>
-          <w:sz w:val="32"/>
-          <w:szCs w:val="32"/>
-          <w:rtl/>
-          <w:lang w:bidi="fa-IR"/>
-        </w:rPr>
-        <w:t xml:space="preserve">سرعت </w:t>
-      </w:r>
-      <w:r>
-        <w:rPr>
-          <w:rFonts w:cs="B Koodak"/>
-          <w:sz w:val="32"/>
-          <w:szCs w:val="32"/>
-          <w:u w:val="single"/>
-          <w:lang w:bidi="fa-IR"/>
-        </w:rPr>
-        <w:t>rpm</w:t>
-      </w:r>
-      <w:r>
-        <w:rPr>
-          <w:rFonts w:cs="B Koodak" w:hint="cs"/>
-          <w:sz w:val="32"/>
-          <w:szCs w:val="32"/>
-          <w:u w:val="single"/>
-          <w:rtl/>
-          <w:lang w:bidi="fa-IR"/>
-        </w:rPr>
-        <w:t xml:space="preserve">  400</w:t>
-      </w:r>
-      <w:r>
-        <w:rPr>
-          <w:rFonts w:cs="B Koodak" w:hint="cs"/>
-          <w:sz w:val="32"/>
-          <w:szCs w:val="32"/>
-          <w:rtl/>
-          <w:lang w:bidi="fa-IR"/>
-        </w:rPr>
-        <w:t xml:space="preserve"> </w:t>
-      </w:r>
-      <w:r>
-        <w:rPr>
-          <w:rFonts w:cs="B Koodak"/>
-          <w:sz w:val="32"/>
-          <w:szCs w:val="32"/>
-          <w:rtl/>
-        </w:rPr>
-        <w:t>هم بزن</w:t>
-      </w:r>
-      <w:r>
-        <w:rPr>
-          <w:rFonts w:cs="B Koodak" w:hint="cs"/>
-          <w:sz w:val="32"/>
-          <w:szCs w:val="32"/>
-          <w:rtl/>
-        </w:rPr>
-        <w:t>ید.</w:t>
-      </w:r>
-      <w:r>
-        <w:rPr>
-          <w:rFonts w:cs="B Koodak" w:hint="cs"/>
-          <w:sz w:val="32"/>
-          <w:szCs w:val="32"/>
-          <w:rtl/>
-        </w:rPr>
-        <w:t xml:space="preserve">(سرعت طوری تنظیم شود که </w:t>
-      </w:r>
-      <w:r>
-        <w:rPr>
-          <w:rFonts w:cs="B Koodak"/>
-          <w:sz w:val="32"/>
-          <w:szCs w:val="32"/>
-          <w:rtl/>
-        </w:rPr>
-        <w:t>تمام</w:t>
-      </w:r>
-      <w:r>
-        <w:rPr>
-          <w:rFonts w:cs="B Koodak"/>
-          <w:sz w:val="32"/>
-          <w:szCs w:val="32"/>
-        </w:rPr>
-        <w:t xml:space="preserve"> PP </w:t>
-      </w:r>
-      <w:r>
-        <w:rPr>
-          <w:rFonts w:cs="B Koodak"/>
-          <w:sz w:val="32"/>
-          <w:szCs w:val="32"/>
-          <w:rtl/>
-        </w:rPr>
-        <w:t>ذرات معلق باشند،</w:t>
-      </w:r>
-      <w:r>
-        <w:rPr>
-          <w:rFonts w:cs="B Koodak" w:hint="cs"/>
-          <w:sz w:val="32"/>
-          <w:szCs w:val="32"/>
-          <w:rtl/>
-        </w:rPr>
-        <w:t xml:space="preserve"> </w:t>
-      </w:r>
-      <w:r>
-        <w:rPr>
-          <w:rFonts w:cs="B Koodak"/>
-          <w:sz w:val="32"/>
-          <w:szCs w:val="32"/>
-          <w:rtl/>
-        </w:rPr>
-        <w:t>کلوخه تشکیل نشود،</w:t>
-      </w:r>
-      <w:r>
-        <w:rPr>
-          <w:rFonts w:cs="B Koodak" w:hint="cs"/>
-          <w:sz w:val="32"/>
-          <w:szCs w:val="32"/>
-          <w:rtl/>
-        </w:rPr>
-        <w:t xml:space="preserve"> </w:t>
-      </w:r>
-      <w:r>
-        <w:rPr>
-          <w:rFonts w:cs="B Koodak"/>
-          <w:sz w:val="32"/>
-          <w:szCs w:val="32"/>
-        </w:rPr>
-        <w:t xml:space="preserve">vortex </w:t>
-      </w:r>
-      <w:r>
-        <w:rPr>
-          <w:rFonts w:cs="B Koodak"/>
-          <w:sz w:val="32"/>
-          <w:szCs w:val="32"/>
-          <w:rtl/>
-        </w:rPr>
-        <w:t>شدید ایجاد نشود،</w:t>
-      </w:r>
-      <w:r>
-        <w:rPr>
-          <w:rFonts w:cs="B Koodak" w:hint="cs"/>
-          <w:sz w:val="32"/>
-          <w:szCs w:val="32"/>
-          <w:rtl/>
-        </w:rPr>
-        <w:t xml:space="preserve"> </w:t>
-      </w:r>
-      <w:r>
-        <w:rPr>
-          <w:rFonts w:cs="B Koodak"/>
-          <w:sz w:val="32"/>
-          <w:szCs w:val="32"/>
-          <w:rtl/>
-        </w:rPr>
-        <w:t>فاز آب و زایلین کنترل‌شده باقی بماند،</w:t>
-      </w:r>
-      <w:r>
-        <w:rPr>
-          <w:rFonts w:cs="B Koodak" w:hint="cs"/>
-          <w:sz w:val="32"/>
-          <w:szCs w:val="32"/>
-          <w:rtl/>
-        </w:rPr>
-        <w:t xml:space="preserve"> </w:t>
-      </w:r>
-      <w:r>
-        <w:rPr>
-          <w:rFonts w:cs="B Koodak"/>
-          <w:sz w:val="32"/>
-          <w:szCs w:val="32"/>
-          <w:rtl/>
-        </w:rPr>
-        <w:t>و پاشش/اتلاف زایلین رخ ندهد</w:t>
-      </w:r>
-      <w:r>
-        <w:rPr>
-          <w:rFonts w:cs="B Koodak"/>
-          <w:sz w:val="32"/>
-          <w:szCs w:val="32"/>
-        </w:rPr>
-        <w:t>.</w:t>
-      </w:r>
-      <w:r>
-        <w:rPr>
-          <w:rFonts w:cs="B Koodak" w:hint="cs"/>
-          <w:sz w:val="32"/>
-          <w:szCs w:val="32"/>
-          <w:rtl/>
-        </w:rPr>
-        <w:t>)</w:t>
+        <w:t xml:space="preserve">سپس سرعت نیتروژن را به 25 </w:t>
+      </w:r>
+      <w:r>
+        <w:rPr>
+          <w:rFonts w:cs="B Koodak"/>
+          <w:sz w:val="32"/>
+          <w:szCs w:val="32"/>
+          <w:lang w:bidi="fa-IR"/>
+        </w:rPr>
+        <w:t>ml/min</w:t>
+      </w:r>
+      <w:r>
+        <w:rPr>
+          <w:rFonts w:cs="B Koodak" w:hint="cs"/>
+          <w:sz w:val="32"/>
+          <w:szCs w:val="32"/>
+          <w:rtl/>
+          <w:lang w:bidi="fa-IR"/>
+        </w:rPr>
+        <w:t xml:space="preserve"> تا پایان واکنش تثبیت کنید.</w:t>
       </w:r>
     </w:p>
     <w:p>
@@ -8029,74 +7887,54 @@
           <w:rtl/>
           <w:lang w:bidi="fa-IR"/>
         </w:rPr>
-        <w:t xml:space="preserve">از حل شدن </w:t>
-      </w:r>
-      <w:r>
-        <w:rPr>
-          <w:rFonts w:cs="B Koodak"/>
-          <w:sz w:val="32"/>
-          <w:szCs w:val="32"/>
-          <w:lang w:bidi="fa-IR"/>
-        </w:rPr>
-        <w:t>PP</w:t>
-      </w:r>
-      <w:r>
-        <w:rPr>
-          <w:rFonts w:cs="B Koodak" w:hint="cs"/>
-          <w:sz w:val="32"/>
-          <w:szCs w:val="32"/>
-          <w:rtl/>
-          <w:lang w:bidi="fa-IR"/>
-        </w:rPr>
-        <w:t xml:space="preserve"> شدیدا جلوگیری شود.  باید ذرات </w:t>
-      </w:r>
-      <w:r>
-        <w:rPr>
-          <w:rFonts w:cs="B Koodak"/>
-          <w:sz w:val="32"/>
-          <w:szCs w:val="32"/>
-          <w:lang w:bidi="fa-IR"/>
-        </w:rPr>
-        <w:t>PP</w:t>
-      </w:r>
-      <w:r>
-        <w:rPr>
-          <w:rFonts w:cs="B Koodak" w:hint="cs"/>
-          <w:sz w:val="32"/>
-          <w:szCs w:val="32"/>
-          <w:rtl/>
-          <w:lang w:bidi="fa-IR"/>
-        </w:rPr>
-        <w:t xml:space="preserve"> معلق باشند.</w:t>
-      </w:r>
-      <w:r>
-        <w:rPr>
-          <w:rFonts w:cs="B Koodak" w:hint="cs"/>
-          <w:sz w:val="32"/>
-          <w:szCs w:val="32"/>
-          <w:rtl/>
-          <w:lang w:bidi="fa-IR"/>
-        </w:rPr>
-        <w:t xml:space="preserve"> ذرات </w:t>
-      </w:r>
-      <w:r>
-        <w:rPr>
-          <w:rFonts w:cs="B Koodak"/>
-          <w:sz w:val="32"/>
-          <w:szCs w:val="32"/>
-          <w:lang w:bidi="fa-IR"/>
-        </w:rPr>
-        <w:t>PP</w:t>
-      </w:r>
-      <w:r>
-        <w:rPr>
-          <w:rFonts w:cs="B Koodak" w:hint="cs"/>
-          <w:sz w:val="32"/>
-          <w:szCs w:val="32"/>
-          <w:rtl/>
-          <w:lang w:bidi="fa-IR"/>
-        </w:rPr>
-        <w:t xml:space="preserve"> باید به صورت ذرات سوسپاسیونی معلق باشند.</w:t>
+        <w:t xml:space="preserve">دما را به مدت </w:t>
+      </w:r>
+      <w:r>
+        <w:rPr>
+          <w:rFonts w:cs="B Koodak"/>
+          <w:sz w:val="32"/>
+          <w:szCs w:val="32"/>
+          <w:lang w:bidi="fa-IR"/>
+        </w:rPr>
+        <w:t>6</w:t>
+      </w:r>
+      <w:r>
+        <w:rPr>
+          <w:rFonts w:cs="B Koodak"/>
+          <w:sz w:val="32"/>
+          <w:szCs w:val="32"/>
+          <w:lang w:bidi="fa-IR"/>
+        </w:rPr>
+        <w:t>0</w:t>
+      </w:r>
+      <w:r>
+        <w:rPr>
+          <w:rFonts w:cs="B Koodak" w:hint="cs"/>
+          <w:sz w:val="32"/>
+          <w:szCs w:val="32"/>
+          <w:rtl/>
+          <w:lang w:bidi="fa-IR"/>
+        </w:rPr>
+        <w:t xml:space="preserve"> دقیقه تا در </w:t>
+      </w:r>
+      <w:r>
+        <w:rPr>
+          <w:rFonts w:cs="B Koodak"/>
+          <w:sz w:val="32"/>
+          <w:szCs w:val="32"/>
+          <w:lang w:bidi="fa-IR"/>
+        </w:rPr>
+        <w:t>50</w:t>
+      </w:r>
+      <w:r>
+        <w:rPr>
+          <w:rFonts w:cs="B Koodak" w:hint="cs"/>
+          <w:sz w:val="32"/>
+          <w:szCs w:val="32"/>
+          <w:rtl/>
+          <w:lang w:bidi="fa-IR"/>
+        </w:rPr>
+        <w:t xml:space="preserve"> درجه سانتی‌گراد بعد از تثبیت دما، نگهدارید.</w:t>
       </w:r>
     </w:p>
     <w:p>
@@ -8115,6 +7953,362 @@
       </w:pPr>
       <w:r>
         <w:rPr>
+          <w:rFonts w:cs="B Koodak" w:hint="cs"/>
+          <w:sz w:val="32"/>
+          <w:szCs w:val="32"/>
+          <w:rtl/>
+          <w:lang w:bidi="fa-IR"/>
+        </w:rPr>
+        <w:t xml:space="preserve">با </w:t>
+      </w:r>
+      <w:r>
+        <w:rPr>
+          <w:rFonts w:cs="B Koodak" w:hint="cs"/>
+          <w:sz w:val="32"/>
+          <w:szCs w:val="32"/>
+          <w:rtl/>
+          <w:lang w:bidi="fa-IR"/>
+        </w:rPr>
+        <w:t xml:space="preserve">سرعت </w:t>
+      </w:r>
+      <w:r>
+        <w:rPr>
+          <w:rFonts w:cs="B Koodak"/>
+          <w:sz w:val="32"/>
+          <w:szCs w:val="32"/>
+          <w:u w:val="single"/>
+          <w:lang w:bidi="fa-IR"/>
+        </w:rPr>
+        <w:t>rpm</w:t>
+      </w:r>
+      <w:r>
+        <w:rPr>
+          <w:rFonts w:cs="B Koodak" w:hint="cs"/>
+          <w:sz w:val="32"/>
+          <w:szCs w:val="32"/>
+          <w:u w:val="single"/>
+          <w:rtl/>
+          <w:lang w:bidi="fa-IR"/>
+        </w:rPr>
+        <w:t xml:space="preserve">  400</w:t>
+      </w:r>
+      <w:r>
+        <w:rPr>
+          <w:rFonts w:cs="B Koodak" w:hint="cs"/>
+          <w:sz w:val="32"/>
+          <w:szCs w:val="32"/>
+          <w:u w:val="single"/>
+          <w:rtl/>
+          <w:lang w:bidi="fa-IR"/>
+        </w:rPr>
+        <w:t>-450</w:t>
+      </w:r>
+      <w:r>
+        <w:rPr>
+          <w:rFonts w:cs="B Koodak" w:hint="cs"/>
+          <w:sz w:val="32"/>
+          <w:szCs w:val="32"/>
+          <w:rtl/>
+          <w:lang w:bidi="fa-IR"/>
+        </w:rPr>
+        <w:t xml:space="preserve"> </w:t>
+      </w:r>
+      <w:r>
+        <w:rPr>
+          <w:rFonts w:cs="B Koodak"/>
+          <w:sz w:val="32"/>
+          <w:szCs w:val="32"/>
+          <w:rtl/>
+        </w:rPr>
+        <w:t>هم بزن</w:t>
+      </w:r>
+      <w:r>
+        <w:rPr>
+          <w:rFonts w:cs="B Koodak" w:hint="cs"/>
+          <w:sz w:val="32"/>
+          <w:szCs w:val="32"/>
+          <w:rtl/>
+        </w:rPr>
+        <w:t>ید.</w:t>
+      </w:r>
+    </w:p>
+    <w:p>
+      <w:pPr>
+        <w:bidi/>
+        <w:ind w:left="720"/>
+        <w:rPr>
+          <w:rFonts w:cs="B Koodak"/>
+          <w:sz w:val="32"/>
+          <w:szCs w:val="32"/>
+          <w:lang w:bidi="fa-IR"/>
+        </w:rPr>
+      </w:pPr>
+      <w:r>
+        <w:rPr>
+          <w:rFonts w:cs="B Koodak" w:hint="cs"/>
+          <w:sz w:val="32"/>
+          <w:szCs w:val="32"/>
+          <w:highlight w:val="yellow"/>
+          <w:rtl/>
+        </w:rPr>
+        <w:t xml:space="preserve">(سرعت طوری تنظیم شود که </w:t>
+      </w:r>
+      <w:r>
+        <w:rPr>
+          <w:rFonts w:cs="B Koodak"/>
+          <w:sz w:val="32"/>
+          <w:szCs w:val="32"/>
+          <w:highlight w:val="yellow"/>
+          <w:rtl/>
+        </w:rPr>
+        <w:t>تمام</w:t>
+      </w:r>
+      <w:r>
+        <w:rPr>
+          <w:rFonts w:cs="B Koodak"/>
+          <w:sz w:val="32"/>
+          <w:szCs w:val="32"/>
+          <w:highlight w:val="yellow"/>
+        </w:rPr>
+        <w:t xml:space="preserve"> PP </w:t>
+      </w:r>
+      <w:r>
+        <w:rPr>
+          <w:rFonts w:cs="B Koodak"/>
+          <w:sz w:val="32"/>
+          <w:szCs w:val="32"/>
+          <w:highlight w:val="yellow"/>
+          <w:rtl/>
+        </w:rPr>
+        <w:t>ذرات معلق باشند،</w:t>
+      </w:r>
+      <w:r>
+        <w:rPr>
+          <w:rFonts w:cs="B Koodak" w:hint="cs"/>
+          <w:sz w:val="32"/>
+          <w:szCs w:val="32"/>
+          <w:highlight w:val="yellow"/>
+          <w:rtl/>
+        </w:rPr>
+        <w:t xml:space="preserve"> </w:t>
+      </w:r>
+      <w:r>
+        <w:rPr>
+          <w:rFonts w:cs="B Koodak"/>
+          <w:sz w:val="32"/>
+          <w:szCs w:val="32"/>
+          <w:highlight w:val="yellow"/>
+          <w:rtl/>
+        </w:rPr>
+        <w:t>کلوخه تشکیل نشود،</w:t>
+      </w:r>
+      <w:r>
+        <w:rPr>
+          <w:rFonts w:cs="B Koodak" w:hint="cs"/>
+          <w:sz w:val="32"/>
+          <w:szCs w:val="32"/>
+          <w:highlight w:val="yellow"/>
+          <w:rtl/>
+        </w:rPr>
+        <w:t xml:space="preserve"> </w:t>
+      </w:r>
+      <w:r>
+        <w:rPr>
+          <w:rFonts w:cs="B Koodak"/>
+          <w:sz w:val="32"/>
+          <w:szCs w:val="32"/>
+          <w:highlight w:val="yellow"/>
+        </w:rPr>
+        <w:t xml:space="preserve">vortex </w:t>
+      </w:r>
+      <w:r>
+        <w:rPr>
+          <w:rFonts w:cs="B Koodak" w:hint="cs"/>
+          <w:sz w:val="32"/>
+          <w:szCs w:val="32"/>
+          <w:highlight w:val="yellow"/>
+          <w:rtl/>
+        </w:rPr>
+        <w:t xml:space="preserve"> </w:t>
+      </w:r>
+      <w:r>
+        <w:rPr>
+          <w:rFonts w:cs="B Koodak"/>
+          <w:sz w:val="32"/>
+          <w:szCs w:val="32"/>
+          <w:highlight w:val="yellow"/>
+          <w:rtl/>
+        </w:rPr>
+        <w:t>شدید ایجاد نشود،</w:t>
+      </w:r>
+      <w:r>
+        <w:rPr>
+          <w:rFonts w:cs="B Koodak" w:hint="cs"/>
+          <w:sz w:val="32"/>
+          <w:szCs w:val="32"/>
+          <w:highlight w:val="yellow"/>
+          <w:rtl/>
+        </w:rPr>
+        <w:t xml:space="preserve"> </w:t>
+      </w:r>
+      <w:r>
+        <w:rPr>
+          <w:rFonts w:cs="B Koodak"/>
+          <w:sz w:val="32"/>
+          <w:szCs w:val="32"/>
+          <w:highlight w:val="yellow"/>
+          <w:rtl/>
+        </w:rPr>
+        <w:t>فاز آب و زایلین کنترل‌شده باقی بماند،</w:t>
+      </w:r>
+      <w:r>
+        <w:rPr>
+          <w:rFonts w:cs="B Koodak" w:hint="cs"/>
+          <w:sz w:val="32"/>
+          <w:szCs w:val="32"/>
+          <w:highlight w:val="yellow"/>
+          <w:rtl/>
+        </w:rPr>
+        <w:t xml:space="preserve"> </w:t>
+      </w:r>
+      <w:r>
+        <w:rPr>
+          <w:rFonts w:cs="B Koodak"/>
+          <w:sz w:val="32"/>
+          <w:szCs w:val="32"/>
+          <w:highlight w:val="yellow"/>
+          <w:rtl/>
+        </w:rPr>
+        <w:t>و پاشش/اتلاف زایلین رخ ندهد</w:t>
+      </w:r>
+      <w:r>
+        <w:rPr>
+          <w:rFonts w:cs="B Koodak"/>
+          <w:sz w:val="32"/>
+          <w:szCs w:val="32"/>
+          <w:highlight w:val="yellow"/>
+        </w:rPr>
+        <w:t>.</w:t>
+      </w:r>
+      <w:r>
+        <w:rPr>
+          <w:rFonts w:cs="B Koodak" w:hint="cs"/>
+          <w:sz w:val="32"/>
+          <w:szCs w:val="32"/>
+          <w:highlight w:val="yellow"/>
+          <w:rtl/>
+        </w:rPr>
+        <w:t>)</w:t>
+      </w:r>
+    </w:p>
+    <w:p>
+      <w:pPr>
+        <w:numPr>
+          <w:ilvl w:val="0"/>
+          <w:numId w:val="5"/>
+        </w:numPr>
+        <w:bidi/>
+        <w:rPr>
+          <w:rFonts w:cs="B Koodak"/>
+          <w:sz w:val="32"/>
+          <w:szCs w:val="32"/>
+          <w:lang w:bidi="fa-IR"/>
+        </w:rPr>
+      </w:pPr>
+      <w:r>
+        <w:rPr>
+          <w:rFonts w:cs="B Koodak" w:hint="cs"/>
+          <w:sz w:val="32"/>
+          <w:szCs w:val="32"/>
+          <w:rtl/>
+          <w:lang w:bidi="fa-IR"/>
+        </w:rPr>
+        <w:t xml:space="preserve">از حل شدن </w:t>
+      </w:r>
+      <w:r>
+        <w:rPr>
+          <w:rFonts w:cs="B Koodak"/>
+          <w:sz w:val="32"/>
+          <w:szCs w:val="32"/>
+          <w:lang w:bidi="fa-IR"/>
+        </w:rPr>
+        <w:t>PP</w:t>
+      </w:r>
+      <w:r>
+        <w:rPr>
+          <w:rFonts w:cs="B Koodak" w:hint="cs"/>
+          <w:sz w:val="32"/>
+          <w:szCs w:val="32"/>
+          <w:rtl/>
+          <w:lang w:bidi="fa-IR"/>
+        </w:rPr>
+        <w:t xml:space="preserve"> شدیدا جلوگیری شود.  باید ذرات </w:t>
+      </w:r>
+      <w:r>
+        <w:rPr>
+          <w:rFonts w:cs="B Koodak"/>
+          <w:sz w:val="32"/>
+          <w:szCs w:val="32"/>
+          <w:lang w:bidi="fa-IR"/>
+        </w:rPr>
+        <w:t>PP</w:t>
+      </w:r>
+      <w:r>
+        <w:rPr>
+          <w:rFonts w:cs="B Koodak" w:hint="cs"/>
+          <w:sz w:val="32"/>
+          <w:szCs w:val="32"/>
+          <w:rtl/>
+          <w:lang w:bidi="fa-IR"/>
+        </w:rPr>
+        <w:t xml:space="preserve"> معلق باشند.</w:t>
+      </w:r>
+      <w:r>
+        <w:rPr>
+          <w:rFonts w:cs="B Koodak" w:hint="cs"/>
+          <w:sz w:val="32"/>
+          <w:szCs w:val="32"/>
+          <w:rtl/>
+          <w:lang w:bidi="fa-IR"/>
+        </w:rPr>
+        <w:t xml:space="preserve"> ذرات </w:t>
+      </w:r>
+      <w:r>
+        <w:rPr>
+          <w:rFonts w:cs="B Koodak"/>
+          <w:sz w:val="32"/>
+          <w:szCs w:val="32"/>
+          <w:lang w:bidi="fa-IR"/>
+        </w:rPr>
+        <w:t>PP</w:t>
+      </w:r>
+      <w:r>
+        <w:rPr>
+          <w:rFonts w:cs="B Koodak" w:hint="cs"/>
+          <w:sz w:val="32"/>
+          <w:szCs w:val="32"/>
+          <w:rtl/>
+          <w:lang w:bidi="fa-IR"/>
+        </w:rPr>
+        <w:t xml:space="preserve"> باید به صورت ذرات سوسپاسیونی معلق باشند.</w:t>
+      </w:r>
+    </w:p>
+    <w:p>
+      <w:pPr>
+        <w:numPr>
+          <w:ilvl w:val="0"/>
+          <w:numId w:val="5"/>
+        </w:numPr>
+        <w:bidi/>
+        <w:rPr>
+          <w:rFonts w:cs="B Koodak"/>
+          <w:sz w:val="32"/>
+          <w:szCs w:val="32"/>
+          <w:lang w:bidi="fa-IR"/>
+        </w:rPr>
+      </w:pPr>
+      <w:r>
+        <w:rPr>
           <w:rFonts w:cs="B Koodak"/>
           <w:sz w:val="32"/>
           <w:szCs w:val="32"/>
@@ -8306,7 +8500,72 @@
           <w:rtl/>
           <w:lang w:bidi="fa-IR"/>
         </w:rPr>
-        <w:t>(از تبخیر اب دیونیزه جلوگیری شود)</w:t>
+        <w:t xml:space="preserve">(از تبخیر اب دیونیزه </w:t>
+      </w:r>
+      <w:r>
+        <w:rPr>
+          <w:rFonts w:cs="B Koodak" w:hint="cs"/>
+          <w:sz w:val="32"/>
+          <w:szCs w:val="32"/>
+          <w:highlight w:val="red"/>
+          <w:rtl/>
+          <w:lang w:bidi="fa-IR"/>
+        </w:rPr>
+        <w:t xml:space="preserve">و حل شدن </w:t>
+      </w:r>
+      <w:r>
+        <w:rPr>
+          <w:rFonts w:cs="B Koodak"/>
+          <w:sz w:val="32"/>
+          <w:szCs w:val="32"/>
+          <w:highlight w:val="red"/>
+          <w:lang w:bidi="fa-IR"/>
+        </w:rPr>
+        <w:t>PP</w:t>
+      </w:r>
+      <w:r>
+        <w:rPr>
+          <w:rFonts w:cs="B Koodak" w:hint="cs"/>
+          <w:sz w:val="32"/>
+          <w:szCs w:val="32"/>
+          <w:highlight w:val="red"/>
+          <w:rtl/>
+          <w:lang w:bidi="fa-IR"/>
+        </w:rPr>
+        <w:t xml:space="preserve">‌ </w:t>
+      </w:r>
+      <w:r>
+        <w:rPr>
+          <w:rFonts w:cs="B Koodak" w:hint="cs"/>
+          <w:sz w:val="32"/>
+          <w:szCs w:val="32"/>
+          <w:highlight w:val="red"/>
+          <w:rtl/>
+          <w:lang w:bidi="fa-IR"/>
+        </w:rPr>
+        <w:t>جلوگیری شود</w:t>
+      </w:r>
+      <w:r>
+        <w:rPr>
+          <w:rFonts w:cs="B Koodak" w:hint="cs"/>
+          <w:sz w:val="32"/>
+          <w:szCs w:val="32"/>
+          <w:highlight w:val="red"/>
+          <w:rtl/>
+          <w:lang w:bidi="fa-IR"/>
+        </w:rPr>
+        <w:t>. در صورت نیاز دما را تا 85 درجه تغییر دهید</w:t>
+      </w:r>
+      <w:r>
+        <w:rPr>
+          <w:rFonts w:cs="B Koodak" w:hint="cs"/>
+          <w:sz w:val="32"/>
+          <w:szCs w:val="32"/>
+          <w:highlight w:val="red"/>
+          <w:rtl/>
+          <w:lang w:bidi="fa-IR"/>
+        </w:rPr>
+        <w:t>)</w:t>
       </w:r>
     </w:p>
     <w:p>
@@ -8335,32 +8594,15 @@
           <w:rFonts w:cs="B Koodak"/>
           <w:lang w:bidi="fa-IR"/>
         </w:rPr>
-        <w:t>4-3</w:t>
-      </w:r>
-      <w:proofErr w:type="gramStart"/>
-      <w:r>
-        <w:rPr>
-          <w:rFonts w:cs="B Koodak"/>
+        <w:t xml:space="preserve">4-3) </w:t>
+      </w:r>
+      <w:r>
+        <w:rPr>
+          <w:rFonts w:cs="B Koodak" w:hint="cs"/>
+          <w:rtl/>
           <w:lang w:bidi="fa-IR"/>
         </w:rPr>
         <w:t xml:space="preserve">) </w:t>
-      </w:r>
-      <w:r>
-        <w:rPr>
-          <w:rFonts w:cs="B Koodak" w:hint="cs"/>
-          <w:rtl/>
-          <w:lang w:bidi="fa-IR"/>
-        </w:rPr>
-        <w:t>)</w:t>
-      </w:r>
-      <w:proofErr w:type="gramEnd"/>
-      <w:r>
-        <w:rPr>
-          <w:rFonts w:cs="B Koodak" w:hint="cs"/>
-          <w:rtl/>
-          <w:lang w:bidi="fa-IR"/>
-        </w:rPr>
-        <w:t xml:space="preserve"> </w:t>
       </w:r>
       <w:r>
         <w:rPr>
@@ -8392,7 +8634,159 @@
           <w:rtl/>
           <w:lang w:bidi="fa-IR"/>
         </w:rPr>
-        <w:t>بعد گذشت 60 دقیقه از مرحله تورم این مراحل را آغاز کنید.</w:t>
+        <w:t>خوراک از ق</w:t>
+      </w:r>
+      <w:r>
+        <w:rPr>
+          <w:rFonts w:cs="B Koodak" w:hint="cs"/>
+          <w:sz w:val="32"/>
+          <w:szCs w:val="32"/>
+          <w:rtl/>
+          <w:lang w:bidi="fa-IR"/>
+        </w:rPr>
+        <w:t>ب</w:t>
+      </w:r>
+      <w:r>
+        <w:rPr>
+          <w:rFonts w:cs="B Koodak" w:hint="cs"/>
+          <w:sz w:val="32"/>
+          <w:szCs w:val="32"/>
+          <w:rtl/>
+          <w:lang w:bidi="fa-IR"/>
+        </w:rPr>
+        <w:t>ل آماده‌ی</w:t>
+      </w:r>
+      <w:r>
+        <w:rPr>
+          <w:rFonts w:cs="B Koodak"/>
+          <w:sz w:val="32"/>
+          <w:szCs w:val="32"/>
+          <w:lang w:bidi="fa-IR"/>
+        </w:rPr>
+        <w:t xml:space="preserve"> Styrene </w:t>
+      </w:r>
+      <w:r>
+        <w:rPr>
+          <w:rFonts w:cs="B Koodak" w:hint="cs"/>
+          <w:sz w:val="32"/>
+          <w:szCs w:val="32"/>
+          <w:rtl/>
+        </w:rPr>
+        <w:t>+</w:t>
+      </w:r>
+      <w:r>
+        <w:rPr>
+          <w:rFonts w:cs="B Koodak" w:hint="cs"/>
+          <w:sz w:val="32"/>
+          <w:szCs w:val="32"/>
+          <w:rtl/>
+        </w:rPr>
+        <w:t xml:space="preserve"> </w:t>
+      </w:r>
+      <w:r>
+        <w:rPr>
+          <w:rFonts w:cs="B Koodak"/>
+          <w:sz w:val="32"/>
+          <w:szCs w:val="32"/>
+          <w:lang w:bidi="fa-IR"/>
+        </w:rPr>
+        <w:t xml:space="preserve"> GMA</w:t>
+      </w:r>
+      <w:r>
+        <w:rPr>
+          <w:rFonts w:cs="B Koodak" w:hint="cs"/>
+          <w:sz w:val="32"/>
+          <w:szCs w:val="32"/>
+          <w:rtl/>
+          <w:lang w:bidi="fa-IR"/>
+        </w:rPr>
+        <w:t xml:space="preserve"> </w:t>
+      </w:r>
+      <w:r>
+        <w:rPr>
+          <w:rFonts w:cs="B Koodak" w:hint="cs"/>
+          <w:sz w:val="32"/>
+          <w:szCs w:val="32"/>
+          <w:rtl/>
+          <w:lang w:bidi="fa-IR"/>
+        </w:rPr>
+        <w:t>+</w:t>
+      </w:r>
+      <w:r>
+        <w:rPr>
+          <w:rFonts w:cs="B Koodak" w:hint="cs"/>
+          <w:sz w:val="32"/>
+          <w:szCs w:val="32"/>
+          <w:rtl/>
+          <w:lang w:bidi="fa-IR"/>
+        </w:rPr>
+        <w:t xml:space="preserve"> </w:t>
+      </w:r>
+      <w:r>
+        <w:rPr>
+          <w:rFonts w:cs="B Koodak"/>
+          <w:sz w:val="32"/>
+          <w:szCs w:val="32"/>
+          <w:lang w:bidi="fa-IR"/>
+        </w:rPr>
+        <w:t>BPO</w:t>
+      </w:r>
+      <w:r>
+        <w:rPr>
+          <w:rFonts w:cs="B Koodak" w:hint="cs"/>
+          <w:sz w:val="32"/>
+          <w:szCs w:val="32"/>
+          <w:rtl/>
+          <w:lang w:bidi="fa-IR"/>
+        </w:rPr>
+        <w:t xml:space="preserve"> </w:t>
+      </w:r>
+      <w:r>
+        <w:rPr>
+          <w:rFonts w:cs="B Koodak" w:hint="cs"/>
+          <w:sz w:val="32"/>
+          <w:szCs w:val="32"/>
+          <w:rtl/>
+          <w:lang w:bidi="fa-IR"/>
+        </w:rPr>
+        <w:t>در</w:t>
+      </w:r>
+      <w:r>
+        <w:rPr>
+          <w:rFonts w:cs="B Koodak" w:hint="cs"/>
+          <w:sz w:val="32"/>
+          <w:szCs w:val="32"/>
+          <w:rtl/>
+          <w:lang w:bidi="fa-IR"/>
+        </w:rPr>
+        <w:t xml:space="preserve"> 10 میلی‌لیتر زایلین،</w:t>
+      </w:r>
+      <w:r>
+        <w:rPr>
+          <w:rFonts w:cs="B Koodak"/>
+          <w:sz w:val="32"/>
+          <w:szCs w:val="32"/>
+          <w:lang w:bidi="fa-IR"/>
+        </w:rPr>
+        <w:t xml:space="preserve"> </w:t>
+      </w:r>
+      <w:r>
+        <w:rPr>
+          <w:rFonts w:cs="B Koodak"/>
+          <w:sz w:val="32"/>
+          <w:szCs w:val="32"/>
+          <w:rtl/>
+        </w:rPr>
+        <w:t xml:space="preserve">را </w:t>
+      </w:r>
+      <w:r>
+        <w:rPr>
+          <w:rFonts w:cs="B Koodak" w:hint="cs"/>
+          <w:sz w:val="32"/>
+          <w:szCs w:val="32"/>
+          <w:rtl/>
+        </w:rPr>
+        <w:t>که در دمای اتاق به‌صورت یکنواخت مخلوط کردید برای نمونه، آماده کنید.</w:t>
       </w:r>
     </w:p>
     <w:p>
@@ -8411,145 +8805,70 @@
       </w:pPr>
       <w:r>
         <w:rPr>
-          <w:rFonts w:cs="B Koodak" w:hint="cs"/>
-          <w:sz w:val="32"/>
-          <w:szCs w:val="32"/>
-          <w:rtl/>
-          <w:lang w:bidi="fa-IR"/>
-        </w:rPr>
-        <w:t>خوراک از قل آماده‌ی</w:t>
-      </w:r>
-      <w:r>
-        <w:rPr>
-          <w:rFonts w:cs="B Koodak"/>
-          <w:sz w:val="32"/>
-          <w:szCs w:val="32"/>
-          <w:lang w:bidi="fa-IR"/>
-        </w:rPr>
-        <w:t xml:space="preserve"> Styrene </w:t>
-      </w:r>
-      <w:r>
-        <w:rPr>
-          <w:rFonts w:cs="B Koodak" w:hint="cs"/>
-          <w:sz w:val="32"/>
-          <w:szCs w:val="32"/>
-          <w:rtl/>
-        </w:rPr>
-        <w:t>+</w:t>
-      </w:r>
-      <w:r>
-        <w:rPr>
-          <w:rFonts w:cs="B Koodak" w:hint="cs"/>
-          <w:sz w:val="32"/>
-          <w:szCs w:val="32"/>
-          <w:rtl/>
-        </w:rPr>
-        <w:t xml:space="preserve"> </w:t>
-      </w:r>
-      <w:r>
-        <w:rPr>
-          <w:rFonts w:cs="B Koodak"/>
-          <w:sz w:val="32"/>
-          <w:szCs w:val="32"/>
-          <w:lang w:bidi="fa-IR"/>
-        </w:rPr>
-        <w:t xml:space="preserve"> GMA</w:t>
-      </w:r>
-      <w:r>
-        <w:rPr>
-          <w:rFonts w:cs="B Koodak" w:hint="cs"/>
-          <w:sz w:val="32"/>
-          <w:szCs w:val="32"/>
-          <w:rtl/>
-          <w:lang w:bidi="fa-IR"/>
-        </w:rPr>
-        <w:t xml:space="preserve"> </w:t>
-      </w:r>
-      <w:r>
-        <w:rPr>
-          <w:rFonts w:cs="B Koodak" w:hint="cs"/>
-          <w:sz w:val="32"/>
-          <w:szCs w:val="32"/>
-          <w:rtl/>
-          <w:lang w:bidi="fa-IR"/>
-        </w:rPr>
-        <w:t>+</w:t>
-      </w:r>
-      <w:r>
-        <w:rPr>
-          <w:rFonts w:cs="B Koodak" w:hint="cs"/>
-          <w:sz w:val="32"/>
-          <w:szCs w:val="32"/>
-          <w:rtl/>
-          <w:lang w:bidi="fa-IR"/>
-        </w:rPr>
-        <w:t xml:space="preserve"> </w:t>
-      </w:r>
-      <w:r>
-        <w:rPr>
-          <w:rFonts w:cs="B Koodak"/>
-          <w:sz w:val="32"/>
-          <w:szCs w:val="32"/>
-          <w:lang w:bidi="fa-IR"/>
-        </w:rPr>
-        <w:t>BPO</w:t>
-      </w:r>
-      <w:r>
-        <w:rPr>
-          <w:rFonts w:cs="B Koodak" w:hint="cs"/>
-          <w:sz w:val="32"/>
-          <w:szCs w:val="32"/>
-          <w:rtl/>
-          <w:lang w:bidi="fa-IR"/>
-        </w:rPr>
-        <w:t xml:space="preserve"> </w:t>
-      </w:r>
-      <w:r>
-        <w:rPr>
-          <w:rFonts w:cs="B Koodak" w:hint="cs"/>
-          <w:sz w:val="32"/>
-          <w:szCs w:val="32"/>
-          <w:rtl/>
-          <w:lang w:bidi="fa-IR"/>
-        </w:rPr>
-        <w:t>در</w:t>
-      </w:r>
-      <w:r>
-        <w:rPr>
-          <w:rFonts w:cs="B Koodak" w:hint="cs"/>
-          <w:sz w:val="32"/>
-          <w:szCs w:val="32"/>
-          <w:rtl/>
-          <w:lang w:bidi="fa-IR"/>
-        </w:rPr>
-        <w:t xml:space="preserve"> 10 میلی‌لیتر زایلین،</w:t>
-      </w:r>
-      <w:r>
-        <w:rPr>
-          <w:rFonts w:cs="B Koodak"/>
-          <w:sz w:val="32"/>
-          <w:szCs w:val="32"/>
-          <w:lang w:bidi="fa-IR"/>
-        </w:rPr>
-        <w:t xml:space="preserve"> </w:t>
-      </w:r>
-      <w:r>
-        <w:rPr>
-          <w:rFonts w:cs="B Koodak"/>
-          <w:sz w:val="32"/>
-          <w:szCs w:val="32"/>
-          <w:rtl/>
-        </w:rPr>
-        <w:t xml:space="preserve">را </w:t>
-      </w:r>
-      <w:r>
-        <w:rPr>
-          <w:rFonts w:cs="B Koodak" w:hint="cs"/>
-          <w:sz w:val="32"/>
-          <w:szCs w:val="32"/>
-          <w:rtl/>
-        </w:rPr>
-        <w:t>که در دمای اتاق به‌صورت یکنواخت مخلوط کردید برای نمونه، آماده کنید.</w:t>
+          <w:rFonts w:cs="B Koodak"/>
+          <w:sz w:val="32"/>
+          <w:szCs w:val="32"/>
+          <w:rtl/>
+        </w:rPr>
+        <w:t xml:space="preserve">مخلوط را </w:t>
+      </w:r>
+      <w:r>
+        <w:rPr>
+          <w:rFonts w:cs="B Koodak"/>
+          <w:b/>
+          <w:bCs/>
+          <w:sz w:val="32"/>
+          <w:szCs w:val="32"/>
+          <w:u w:val="single"/>
+          <w:rtl/>
+        </w:rPr>
+        <w:t>قطره‌ای</w:t>
+      </w:r>
+      <w:r>
+        <w:rPr>
+          <w:rFonts w:cs="B Koodak"/>
+          <w:sz w:val="32"/>
+          <w:szCs w:val="32"/>
+          <w:rtl/>
+        </w:rPr>
+        <w:t xml:space="preserve"> وارد راکتور کن</w:t>
+      </w:r>
+      <w:r>
+        <w:rPr>
+          <w:rFonts w:cs="B Koodak" w:hint="cs"/>
+          <w:sz w:val="32"/>
+          <w:szCs w:val="32"/>
+          <w:rtl/>
+        </w:rPr>
+        <w:t>ید</w:t>
+      </w:r>
+      <w:r>
+        <w:rPr>
+          <w:rFonts w:cs="B Koodak"/>
+          <w:sz w:val="32"/>
+          <w:szCs w:val="32"/>
+          <w:rtl/>
+        </w:rPr>
+        <w:t>، نه یک‌باره</w:t>
+      </w:r>
+      <w:r>
+        <w:rPr>
+          <w:rFonts w:cs="B Koodak"/>
+          <w:sz w:val="32"/>
+          <w:szCs w:val="32"/>
+          <w:lang w:bidi="fa-IR"/>
+        </w:rPr>
+        <w:t>.</w:t>
+      </w:r>
+      <w:r>
+        <w:rPr>
+          <w:rFonts w:cs="B Koodak" w:hint="cs"/>
+          <w:sz w:val="32"/>
+          <w:szCs w:val="32"/>
+          <w:rtl/>
+          <w:lang w:bidi="fa-IR"/>
+        </w:rPr>
+        <w:t xml:space="preserve"> ( به وسیله سرنگ یا دستگاه کنترل‌پذیر)</w:t>
       </w:r>
     </w:p>
     <w:p>
@@ -8573,7 +8892,15 @@
           <w:szCs w:val="32"/>
           <w:rtl/>
         </w:rPr>
-        <w:t xml:space="preserve">مخلوط را </w:t>
+        <w:t xml:space="preserve">دما را روی </w:t>
+      </w:r>
+      <w:r>
+        <w:rPr>
+          <w:rFonts w:cs="B Koodak"/>
+          <w:sz w:val="32"/>
+          <w:szCs w:val="32"/>
+        </w:rPr>
+        <w:t xml:space="preserve"> </w:t>
       </w:r>
       <w:r>
         <w:rPr>
@@ -8583,18 +8910,27 @@
           <w:sz w:val="32"/>
           <w:szCs w:val="32"/>
           <w:u w:val="single"/>
-          <w:rtl/>
-        </w:rPr>
-        <w:t>قطره‌ای</w:t>
-      </w:r>
-      <w:r>
-        <w:rPr>
-          <w:rFonts w:cs="B Koodak"/>
-          <w:sz w:val="32"/>
-          <w:szCs w:val="32"/>
-          <w:rtl/>
-        </w:rPr>
-        <w:t xml:space="preserve"> وارد راکتور کن</w:t>
+          <w:lang w:bidi="fa-IR"/>
+        </w:rPr>
+        <w:t>90°C</w:t>
+      </w:r>
+      <w:r>
+        <w:rPr>
+          <w:rFonts w:cs="B Koodak"/>
+          <w:sz w:val="32"/>
+          <w:szCs w:val="32"/>
+          <w:lang w:bidi="fa-IR"/>
+        </w:rPr>
+        <w:t xml:space="preserve"> </w:t>
+      </w:r>
+      <w:r>
+        <w:rPr>
+          <w:rFonts w:cs="B Koodak"/>
+          <w:sz w:val="32"/>
+          <w:szCs w:val="32"/>
+          <w:rtl/>
+        </w:rPr>
+        <w:t>حفظ کن</w:t>
       </w:r>
       <w:r>
         <w:rPr>
@@ -8610,28 +8946,9 @@
           <w:rFonts w:cs="B Koodak"/>
           <w:sz w:val="32"/>
           <w:szCs w:val="32"/>
-          <w:rtl/>
-        </w:rPr>
-        <w:t>، نه یک‌باره</w:t>
-      </w:r>
-      <w:r>
-        <w:rPr>
-          <w:rFonts w:cs="B Koodak"/>
-          <w:sz w:val="32"/>
-          <w:szCs w:val="32"/>
           <w:lang w:bidi="fa-IR"/>
         </w:rPr>
         <w:t>.</w:t>
-      </w:r>
-      <w:r>
-        <w:rPr>
-          <w:rFonts w:cs="B Koodak" w:hint="cs"/>
-          <w:sz w:val="32"/>
-          <w:szCs w:val="32"/>
-          <w:rtl/>
-          <w:lang w:bidi="fa-IR"/>
-        </w:rPr>
-        <w:t xml:space="preserve"> ( به وسیله سرنگ یا دستگاه کنترل‌پذیر)</w:t>
       </w:r>
     </w:p>
     <w:p>
@@ -8655,27 +8972,20 @@
           <w:szCs w:val="32"/>
           <w:rtl/>
         </w:rPr>
-        <w:t xml:space="preserve">دما را روی </w:t>
-      </w:r>
-      <w:r>
-        <w:rPr>
-          <w:rFonts w:cs="B Koodak"/>
-          <w:sz w:val="32"/>
-          <w:szCs w:val="32"/>
-        </w:rPr>
-        <w:t xml:space="preserve"> </w:t>
-      </w:r>
-      <w:r>
-        <w:rPr>
-          <w:rFonts w:cs="B Koodak"/>
+        <w:t xml:space="preserve">واکنش را </w:t>
+      </w:r>
+      <w:r>
+        <w:rPr>
+          <w:rFonts w:cs="B Koodak" w:hint="cs"/>
           <w:b/>
           <w:bCs/>
           <w:sz w:val="32"/>
           <w:szCs w:val="32"/>
           <w:u w:val="single"/>
-          <w:lang w:bidi="fa-IR"/>
-        </w:rPr>
-        <w:t>90°C</w:t>
+          <w:rtl/>
+          <w:lang w:bidi="fa-IR"/>
+        </w:rPr>
+        <w:t>3 ساعت</w:t>
       </w:r>
       <w:r>
         <w:rPr>
@@ -8693,7 +9003,7 @@
           <w:szCs w:val="32"/>
           <w:rtl/>
         </w:rPr>
-        <w:t>حفظ کن</w:t>
+        <w:t>ادامه بده</w:t>
       </w:r>
       <w:r>
         <w:rPr>
@@ -8716,79 +9026,6 @@
     </w:p>
     <w:p>
       <w:pPr>
-        <w:numPr>
-          <w:ilvl w:val="0"/>
-          <w:numId w:val="6"/>
-        </w:numPr>
-        <w:bidi/>
-        <w:rPr>
-          <w:rFonts w:cs="B Koodak"/>
-          <w:sz w:val="32"/>
-          <w:szCs w:val="32"/>
-          <w:lang w:bidi="fa-IR"/>
-        </w:rPr>
-      </w:pPr>
-      <w:r>
-        <w:rPr>
-          <w:rFonts w:cs="B Koodak"/>
-          <w:sz w:val="32"/>
-          <w:szCs w:val="32"/>
-          <w:rtl/>
-        </w:rPr>
-        <w:t xml:space="preserve">واکنش را </w:t>
-      </w:r>
-      <w:r>
-        <w:rPr>
-          <w:rFonts w:cs="B Koodak" w:hint="cs"/>
-          <w:b/>
-          <w:bCs/>
-          <w:sz w:val="32"/>
-          <w:szCs w:val="32"/>
-          <w:u w:val="single"/>
-          <w:rtl/>
-          <w:lang w:bidi="fa-IR"/>
-        </w:rPr>
-        <w:t>3 ساعت</w:t>
-      </w:r>
-      <w:r>
-        <w:rPr>
-          <w:rFonts w:cs="B Koodak"/>
-          <w:sz w:val="32"/>
-          <w:szCs w:val="32"/>
-          <w:lang w:bidi="fa-IR"/>
-        </w:rPr>
-        <w:t xml:space="preserve"> </w:t>
-      </w:r>
-      <w:r>
-        <w:rPr>
-          <w:rFonts w:cs="B Koodak"/>
-          <w:sz w:val="32"/>
-          <w:szCs w:val="32"/>
-          <w:rtl/>
-        </w:rPr>
-        <w:t>ادامه بده</w:t>
-      </w:r>
-      <w:r>
-        <w:rPr>
-          <w:rFonts w:cs="B Koodak" w:hint="cs"/>
-          <w:sz w:val="32"/>
-          <w:szCs w:val="32"/>
-          <w:rtl/>
-        </w:rPr>
-        <w:t>ید</w:t>
-      </w:r>
-      <w:r>
-        <w:rPr>
-          <w:rFonts w:cs="B Koodak"/>
-          <w:sz w:val="32"/>
-          <w:szCs w:val="32"/>
-          <w:lang w:bidi="fa-IR"/>
-        </w:rPr>
-        <w:t>.</w:t>
-      </w:r>
-    </w:p>
-    <w:p>
-      <w:pPr>
         <w:pStyle w:val="Heading3"/>
         <w:bidi/>
         <w:rPr>
@@ -8800,7 +9037,6 @@
         <w:rPr>
           <w:rFonts w:cs="B Koodak"/>
         </w:rPr>
-        <w:lastRenderedPageBreak/>
         <w:t xml:space="preserve"> (</w:t>
       </w:r>
       <w:r>
@@ -9042,6 +9278,7 @@
         <w:rPr>
           <w:rFonts w:cs="B Koodak"/>
         </w:rPr>
+        <w:lastRenderedPageBreak/>
         <w:t xml:space="preserve"> </w:t>
       </w:r>
       <w:r>
@@ -9598,20 +9835,7 @@
           <w:rtl/>
           <w:lang w:bidi="fa-IR"/>
         </w:rPr>
-        <w:t xml:space="preserve"> را ، 10 فیلم 5 در 5 سانتی متر با ضخامت 0.4 میلی‌متر بسازید. یعنی برای هر فیلم </w:t>
-      </w:r>
-      <w:r>
-        <w:rPr>
-          <w:rFonts w:cs="B Koodak" w:hint="cs"/>
-          <w:b/>
-          <w:bCs/>
-          <w:sz w:val="32"/>
-          <w:szCs w:val="32"/>
-          <w:rtl/>
-          <w:lang w:bidi="fa-IR"/>
-        </w:rPr>
-        <w:lastRenderedPageBreak/>
-        <w:t>بین 0.9 تا 1 گرم از نمونه.</w:t>
+        <w:t xml:space="preserve"> را ، 10 فیلم 5 در 5 سانتی متر با ضخامت 0.4 میلی‌متر بسازید. یعنی برای هر فیلم بین 0.9 تا 1 گرم از نمونه.</w:t>
       </w:r>
       <w:r>
         <w:rPr>
@@ -10127,15 +10351,7 @@
           <w:rFonts w:cs="B Koodak"/>
           <w:lang w:bidi="fa-IR"/>
         </w:rPr>
-        <w:t xml:space="preserve"> : (5-1</w:t>
-      </w:r>
-      <w:proofErr w:type="gramStart"/>
-      <w:r>
-        <w:rPr>
-          <w:rFonts w:cs="B Koodak"/>
-          <w:lang w:bidi="fa-IR"/>
-        </w:rPr>
-        <w:t xml:space="preserve">) </w:t>
+        <w:t xml:space="preserve"> : (5-1) </w:t>
       </w:r>
       <w:r>
         <w:rPr>
@@ -10152,7 +10368,6 @@
         </w:rPr>
         <w:t>GP</w:t>
       </w:r>
-      <w:proofErr w:type="gramEnd"/>
       <w:r>
         <w:rPr>
           <w:rFonts w:cs="B Koodak" w:hint="cs"/>
@@ -10464,7 +10679,6 @@
         </w:rPr>
         <w:t xml:space="preserve"> MFI</w:t>
       </w:r>
-      <w:proofErr w:type="gramStart"/>
       <w:r>
         <w:rPr>
           <w:rFonts w:cs="B Koodak"/>
@@ -10477,15 +10691,7 @@
           <w:rFonts w:cs="B Koodak"/>
           <w:lang w:bidi="fa-IR"/>
         </w:rPr>
-        <w:t>:</w:t>
-      </w:r>
-      <w:proofErr w:type="gramEnd"/>
-      <w:r>
-        <w:rPr>
-          <w:rFonts w:cs="B Koodak"/>
-          <w:lang w:bidi="fa-IR"/>
-        </w:rPr>
-        <w:t xml:space="preserve"> (5-2) </w:t>
+        <w:t xml:space="preserve">: (5-2) </w:t>
       </w:r>
     </w:p>
     <w:p>
@@ -10789,15 +10995,7 @@
           <w:rFonts w:cs="B Koodak"/>
           <w:lang w:bidi="fa-IR"/>
         </w:rPr>
-        <w:t>5-3</w:t>
-      </w:r>
-      <w:proofErr w:type="gramStart"/>
-      <w:r>
-        <w:rPr>
-          <w:rFonts w:cs="B Koodak"/>
-          <w:lang w:bidi="fa-IR"/>
-        </w:rPr>
-        <w:t xml:space="preserve">) </w:t>
+        <w:t xml:space="preserve">5-3) </w:t>
       </w:r>
       <w:r>
         <w:rPr>
@@ -10815,7 +11013,6 @@
         </w:rPr>
         <w:t>:</w:t>
       </w:r>
-      <w:proofErr w:type="gramEnd"/>
       <w:r>
         <w:rPr>
           <w:rFonts w:cs="B Koodak" w:hint="cs"/>
@@ -11223,32 +11420,15 @@
           <w:rFonts w:cs="B Koodak"/>
           <w:lang w:bidi="fa-IR"/>
         </w:rPr>
-        <w:t>5-5</w:t>
-      </w:r>
-      <w:proofErr w:type="gramStart"/>
-      <w:r>
-        <w:rPr>
-          <w:rFonts w:cs="B Koodak"/>
-          <w:lang w:bidi="fa-IR"/>
-        </w:rPr>
-        <w:t xml:space="preserve">) </w:t>
-      </w:r>
-      <w:r>
-        <w:rPr>
-          <w:rFonts w:cs="B Koodak" w:hint="cs"/>
-          <w:rtl/>
-          <w:lang w:bidi="fa-IR"/>
-        </w:rPr>
-        <w:t>)</w:t>
-      </w:r>
-      <w:proofErr w:type="gramEnd"/>
-      <w:r>
-        <w:rPr>
-          <w:rFonts w:cs="B Koodak" w:hint="cs"/>
-          <w:rtl/>
-          <w:lang w:bidi="fa-IR"/>
-        </w:rPr>
-        <w:t xml:space="preserve">: </w:t>
+        <w:t xml:space="preserve">5-5) </w:t>
+      </w:r>
+      <w:r>
+        <w:rPr>
+          <w:rFonts w:cs="B Koodak" w:hint="cs"/>
+          <w:rtl/>
+          <w:lang w:bidi="fa-IR"/>
+        </w:rPr>
+        <w:t xml:space="preserve">): </w:t>
       </w:r>
       <w:r>
         <w:rPr>
@@ -11715,15 +11895,7 @@
           <w:rFonts w:cs="B Koodak"/>
           <w:lang w:bidi="fa-IR"/>
         </w:rPr>
-        <w:t>(5-6</w:t>
-      </w:r>
-      <w:proofErr w:type="gramStart"/>
-      <w:r>
-        <w:rPr>
-          <w:rFonts w:cs="B Koodak"/>
-          <w:lang w:bidi="fa-IR"/>
-        </w:rPr>
-        <w:t xml:space="preserve">) </w:t>
+        <w:t xml:space="preserve">(5-6) </w:t>
       </w:r>
       <w:r>
         <w:rPr>
@@ -11739,16 +11911,7 @@
           <w:rtl/>
           <w:lang w:bidi="fa-IR"/>
         </w:rPr>
-        <w:t>:</w:t>
-      </w:r>
-      <w:proofErr w:type="gramEnd"/>
-      <w:r>
-        <w:rPr>
-          <w:rFonts w:cs="B Koodak" w:hint="cs"/>
-          <w:rtl/>
-          <w:lang w:bidi="fa-IR"/>
-        </w:rPr>
-        <w:t xml:space="preserve"> </w:t>
+        <w:t xml:space="preserve">: </w:t>
       </w:r>
       <w:r>
         <w:rPr>
@@ -11885,19 +12048,8 @@
           <w:szCs w:val="32"/>
           <w:lang w:bidi="fa-IR"/>
         </w:rPr>
-        <w:t xml:space="preserve"> </w:t>
-      </w:r>
-      <w:proofErr w:type="spellStart"/>
-      <w:r>
-        <w:rPr>
-          <w:rFonts w:cs="B Koodak"/>
-          <w:sz w:val="32"/>
-          <w:szCs w:val="32"/>
-          <w:lang w:bidi="fa-IR"/>
-        </w:rPr>
-        <w:t>μL</w:t>
-      </w:r>
-      <w:proofErr w:type="spellEnd"/>
+        <w:t xml:space="preserve"> μL</w:t>
+      </w:r>
       <w:r>
         <w:rPr>
           <w:rFonts w:cs="B Koodak"/>
@@ -12070,15 +12222,7 @@
           <w:rFonts w:cs="B Koodak"/>
           <w:lang w:bidi="fa-IR"/>
         </w:rPr>
-        <w:t>5-7</w:t>
-      </w:r>
-      <w:proofErr w:type="gramStart"/>
-      <w:r>
-        <w:rPr>
-          <w:rFonts w:cs="B Koodak"/>
-          <w:lang w:bidi="fa-IR"/>
-        </w:rPr>
-        <w:t xml:space="preserve">) </w:t>
+        <w:t xml:space="preserve">5-7) </w:t>
       </w:r>
       <w:r>
         <w:rPr>
@@ -12088,7 +12232,6 @@
         </w:rPr>
         <w:t>)</w:t>
       </w:r>
-      <w:proofErr w:type="gramEnd"/>
       <w:r>
         <w:rPr>
           <w:rFonts w:cs="B Koodak"/>
@@ -12332,7 +12475,6 @@
           <w14:ligatures w14:val="none"/>
         </w:rPr>
       </w:pPr>
-      <w:proofErr w:type="spellStart"/>
       <w:r>
         <w:rPr>
           <w:rFonts w:ascii="Times New Roman" w:eastAsia="Times New Roman" w:hAnsi="Times New Roman" w:cs="B Koodak"/>
@@ -12343,7 +12485,6 @@
         </w:rPr>
         <w:t>ΔHm</w:t>
       </w:r>
-      <w:proofErr w:type="spellEnd"/>
     </w:p>
     <w:p>
       <w:pPr>
@@ -12361,7 +12502,6 @@
           <w14:ligatures w14:val="none"/>
         </w:rPr>
       </w:pPr>
-      <w:proofErr w:type="spellStart"/>
       <w:r>
         <w:rPr>
           <w:rFonts w:ascii="Times New Roman" w:eastAsia="Times New Roman" w:hAnsi="Times New Roman" w:cs="B Koodak"/>
@@ -12372,7 +12512,6 @@
         </w:rPr>
         <w:t>Xc</w:t>
       </w:r>
-      <w:proofErr w:type="spellEnd"/>
     </w:p>
     <w:p>
       <w:pPr>
@@ -13325,43 +13464,7 @@
           <w:sz w:val="32"/>
           <w:szCs w:val="32"/>
         </w:rPr>
-        <w:t xml:space="preserve">  TGA </w:t>
-      </w:r>
-      <w:proofErr w:type="spellStart"/>
-      <w:r>
-        <w:rPr>
-          <w:rFonts w:cs="B Koodak"/>
-          <w:sz w:val="32"/>
-          <w:szCs w:val="32"/>
-        </w:rPr>
-        <w:t>Tonset</w:t>
-      </w:r>
-      <w:proofErr w:type="spellEnd"/>
-      <w:r>
-        <w:rPr>
-          <w:rFonts w:cs="B Koodak"/>
-          <w:sz w:val="32"/>
-          <w:szCs w:val="32"/>
-        </w:rPr>
-        <w:t xml:space="preserve"> / </w:t>
-      </w:r>
-      <w:proofErr w:type="spellStart"/>
-      <w:r>
-        <w:rPr>
-          <w:rFonts w:cs="B Koodak"/>
-          <w:sz w:val="32"/>
-          <w:szCs w:val="32"/>
-        </w:rPr>
-        <w:t>Tmax</w:t>
-      </w:r>
-      <w:proofErr w:type="spellEnd"/>
-      <w:r>
-        <w:rPr>
-          <w:rFonts w:cs="B Koodak"/>
-          <w:sz w:val="32"/>
-          <w:szCs w:val="32"/>
-        </w:rPr>
-        <w:t xml:space="preserve"> / residue</w:t>
+        <w:t xml:space="preserve">  TGA Tonset / Tmax / residue</w:t>
       </w:r>
     </w:p>
     <w:p>

--- a/گرافت/RAG/PP-g-St-co-GMA Suspension/دستوالعمل آزمایشگاهی-سناریو.docx
+++ b/گرافت/RAG/PP-g-St-co-GMA Suspension/دستوالعمل آزمایشگاهی-سناریو.docx
@@ -134,6 +134,7 @@
           <w:lang w:bidi="fa-IR"/>
         </w:rPr>
       </w:pPr>
+      <w:proofErr w:type="gramStart"/>
       <w:r>
         <w:rPr>
           <w:rFonts w:cs="B Koodak"/>
@@ -147,7 +148,16 @@
           <w:rtl/>
           <w:lang w:bidi="fa-IR"/>
         </w:rPr>
-        <w:t xml:space="preserve">) </w:t>
+        <w:t>)</w:t>
+      </w:r>
+      <w:proofErr w:type="gramEnd"/>
+      <w:r>
+        <w:rPr>
+          <w:rFonts w:cs="B Koodak" w:hint="cs"/>
+          <w:rtl/>
+          <w:lang w:bidi="fa-IR"/>
+        </w:rPr>
+        <w:t xml:space="preserve"> </w:t>
       </w:r>
       <w:r>
         <w:rPr>
@@ -1753,15 +1763,32 @@
           <w:rFonts w:cs="B Koodak"/>
           <w:lang w:bidi="fa-IR"/>
         </w:rPr>
-        <w:t xml:space="preserve">3-2) </w:t>
-      </w:r>
-      <w:r>
-        <w:rPr>
-          <w:rFonts w:cs="B Koodak" w:hint="cs"/>
-          <w:rtl/>
+        <w:t>3-2</w:t>
+      </w:r>
+      <w:proofErr w:type="gramStart"/>
+      <w:r>
+        <w:rPr>
+          <w:rFonts w:cs="B Koodak"/>
           <w:lang w:bidi="fa-IR"/>
         </w:rPr>
         <w:t xml:space="preserve">) </w:t>
+      </w:r>
+      <w:r>
+        <w:rPr>
+          <w:rFonts w:cs="B Koodak" w:hint="cs"/>
+          <w:rtl/>
+          <w:lang w:bidi="fa-IR"/>
+        </w:rPr>
+        <w:t>)</w:t>
+      </w:r>
+      <w:proofErr w:type="gramEnd"/>
+      <w:r>
+        <w:rPr>
+          <w:rFonts w:cs="B Koodak" w:hint="cs"/>
+          <w:rtl/>
+          <w:lang w:bidi="fa-IR"/>
+        </w:rPr>
+        <w:t xml:space="preserve"> </w:t>
       </w:r>
       <w:r>
         <w:rPr>
@@ -1794,7 +1821,33 @@
           <w:szCs w:val="32"/>
           <w:lang w:bidi="fa-IR"/>
         </w:rPr>
-        <w:t xml:space="preserve"> Styrene:GMA = 1.5:1 </w:t>
+        <w:t xml:space="preserve"> </w:t>
+      </w:r>
+      <w:proofErr w:type="spellStart"/>
+      <w:proofErr w:type="gramStart"/>
+      <w:r>
+        <w:rPr>
+          <w:rFonts w:cs="B Koodak"/>
+          <w:b/>
+          <w:bCs/>
+          <w:sz w:val="32"/>
+          <w:szCs w:val="32"/>
+          <w:lang w:bidi="fa-IR"/>
+        </w:rPr>
+        <w:t>Styrene:GMA</w:t>
+      </w:r>
+      <w:proofErr w:type="spellEnd"/>
+      <w:proofErr w:type="gramEnd"/>
+      <w:r>
+        <w:rPr>
+          <w:rFonts w:cs="B Koodak"/>
+          <w:b/>
+          <w:bCs/>
+          <w:sz w:val="32"/>
+          <w:szCs w:val="32"/>
+          <w:lang w:bidi="fa-IR"/>
+        </w:rPr>
+        <w:t xml:space="preserve"> = 1.5:1 </w:t>
       </w:r>
       <w:r>
         <w:rPr>
@@ -2307,7 +2360,21 @@
               <w:rPr>
                 <w:rFonts w:cs="B Koodak"/>
               </w:rPr>
-              <w:t>0 wt%</w:t>
+              <w:t xml:space="preserve">0 </w:t>
+            </w:r>
+            <w:proofErr w:type="spellStart"/>
+            <w:r>
+              <w:rPr>
+                <w:rFonts w:cs="B Koodak"/>
+              </w:rPr>
+              <w:t>wt</w:t>
+            </w:r>
+            <w:proofErr w:type="spellEnd"/>
+            <w:r>
+              <w:rPr>
+                <w:rFonts w:cs="B Koodak"/>
+              </w:rPr>
+              <w:t>%</w:t>
             </w:r>
           </w:p>
         </w:tc>
@@ -2460,7 +2527,21 @@
               <w:rPr>
                 <w:rFonts w:cs="B Koodak"/>
               </w:rPr>
-              <w:t>0.5 wt%</w:t>
+              <w:t xml:space="preserve">0.5 </w:t>
+            </w:r>
+            <w:proofErr w:type="spellStart"/>
+            <w:r>
+              <w:rPr>
+                <w:rFonts w:cs="B Koodak"/>
+              </w:rPr>
+              <w:t>wt</w:t>
+            </w:r>
+            <w:proofErr w:type="spellEnd"/>
+            <w:r>
+              <w:rPr>
+                <w:rFonts w:cs="B Koodak"/>
+              </w:rPr>
+              <w:t>%</w:t>
             </w:r>
           </w:p>
         </w:tc>
@@ -2627,7 +2708,21 @@
               <w:rPr>
                 <w:rFonts w:cs="B Koodak"/>
               </w:rPr>
-              <w:t xml:space="preserve"> wt%</w:t>
+              <w:t xml:space="preserve"> </w:t>
+            </w:r>
+            <w:proofErr w:type="spellStart"/>
+            <w:r>
+              <w:rPr>
+                <w:rFonts w:cs="B Koodak"/>
+              </w:rPr>
+              <w:t>wt</w:t>
+            </w:r>
+            <w:proofErr w:type="spellEnd"/>
+            <w:r>
+              <w:rPr>
+                <w:rFonts w:cs="B Koodak"/>
+              </w:rPr>
+              <w:t>%</w:t>
             </w:r>
           </w:p>
         </w:tc>
@@ -2819,7 +2914,21 @@
               <w:rPr>
                 <w:rFonts w:cs="B Koodak"/>
               </w:rPr>
-              <w:t xml:space="preserve"> wt%</w:t>
+              <w:t xml:space="preserve"> </w:t>
+            </w:r>
+            <w:proofErr w:type="spellStart"/>
+            <w:r>
+              <w:rPr>
+                <w:rFonts w:cs="B Koodak"/>
+              </w:rPr>
+              <w:t>wt</w:t>
+            </w:r>
+            <w:proofErr w:type="spellEnd"/>
+            <w:r>
+              <w:rPr>
+                <w:rFonts w:cs="B Koodak"/>
+              </w:rPr>
+              <w:t>%</w:t>
             </w:r>
           </w:p>
         </w:tc>
@@ -3004,7 +3113,21 @@
               <w:rPr>
                 <w:rFonts w:cs="B Koodak"/>
               </w:rPr>
-              <w:t xml:space="preserve"> wt%</w:t>
+              <w:t xml:space="preserve"> </w:t>
+            </w:r>
+            <w:proofErr w:type="spellStart"/>
+            <w:r>
+              <w:rPr>
+                <w:rFonts w:cs="B Koodak"/>
+              </w:rPr>
+              <w:t>wt</w:t>
+            </w:r>
+            <w:proofErr w:type="spellEnd"/>
+            <w:r>
+              <w:rPr>
+                <w:rFonts w:cs="B Koodak"/>
+              </w:rPr>
+              <w:t>%</w:t>
             </w:r>
           </w:p>
         </w:tc>
@@ -3189,7 +3312,21 @@
               <w:rPr>
                 <w:rFonts w:cs="B Koodak"/>
               </w:rPr>
-              <w:t xml:space="preserve"> wt%</w:t>
+              <w:t xml:space="preserve"> </w:t>
+            </w:r>
+            <w:proofErr w:type="spellStart"/>
+            <w:r>
+              <w:rPr>
+                <w:rFonts w:cs="B Koodak"/>
+              </w:rPr>
+              <w:t>wt</w:t>
+            </w:r>
+            <w:proofErr w:type="spellEnd"/>
+            <w:r>
+              <w:rPr>
+                <w:rFonts w:cs="B Koodak"/>
+              </w:rPr>
+              <w:t>%</w:t>
             </w:r>
           </w:p>
         </w:tc>
@@ -3374,7 +3511,21 @@
               <w:rPr>
                 <w:rFonts w:cs="B Koodak"/>
               </w:rPr>
-              <w:t xml:space="preserve"> wt%</w:t>
+              <w:t xml:space="preserve"> </w:t>
+            </w:r>
+            <w:proofErr w:type="spellStart"/>
+            <w:r>
+              <w:rPr>
+                <w:rFonts w:cs="B Koodak"/>
+              </w:rPr>
+              <w:t>wt</w:t>
+            </w:r>
+            <w:proofErr w:type="spellEnd"/>
+            <w:r>
+              <w:rPr>
+                <w:rFonts w:cs="B Koodak"/>
+              </w:rPr>
+              <w:t>%</w:t>
             </w:r>
           </w:p>
         </w:tc>
@@ -6113,6 +6264,7 @@
         </w:rPr>
         <w:t xml:space="preserve">(4-1) </w:t>
       </w:r>
+      <w:proofErr w:type="gramStart"/>
       <w:r>
         <w:rPr>
           <w:rFonts w:cs="B Koodak" w:hint="cs"/>
@@ -6127,6 +6279,7 @@
         </w:rPr>
         <w:t xml:space="preserve"> PP</w:t>
       </w:r>
+      <w:proofErr w:type="gramEnd"/>
     </w:p>
     <w:p>
       <w:pPr>
@@ -7060,75 +7213,26 @@
           <w:szCs w:val="32"/>
           <w:rtl/>
         </w:rPr>
-        <w:t>انجام شود. در این مرحله</w:t>
-      </w:r>
-      <w:r>
-        <w:rPr>
-          <w:rFonts w:cs="B Koodak"/>
-          <w:sz w:val="32"/>
-          <w:szCs w:val="32"/>
-          <w:lang w:bidi="fa-IR"/>
-        </w:rPr>
-        <w:t xml:space="preserve"> PP </w:t>
-      </w:r>
-      <w:r>
-        <w:rPr>
-          <w:rFonts w:cs="B Koodak"/>
-          <w:sz w:val="32"/>
-          <w:szCs w:val="32"/>
-          <w:rtl/>
-        </w:rPr>
-        <w:t>از محیط زایلین خارج شده و ذرات</w:t>
-      </w:r>
-      <w:r>
-        <w:rPr>
-          <w:rFonts w:cs="B Koodak"/>
-          <w:sz w:val="32"/>
-          <w:szCs w:val="32"/>
-          <w:lang w:bidi="fa-IR"/>
-        </w:rPr>
-        <w:t xml:space="preserve"> PP </w:t>
-      </w:r>
-      <w:r>
-        <w:rPr>
-          <w:rFonts w:cs="B Koodak"/>
-          <w:sz w:val="32"/>
-          <w:szCs w:val="32"/>
-          <w:rtl/>
-        </w:rPr>
-        <w:t>با ساختار کم‌بلور و متخلخل تشکیل و بازیابی می‌شوند</w:t>
-      </w:r>
-      <w:r>
-        <w:rPr>
-          <w:rFonts w:cs="B Koodak"/>
-          <w:sz w:val="32"/>
-          <w:szCs w:val="32"/>
-          <w:lang w:bidi="fa-IR"/>
-        </w:rPr>
-        <w:t xml:space="preserve">. </w:t>
-      </w:r>
-    </w:p>
-    <w:p>
-      <w:pPr>
-        <w:bidi/>
-        <w:ind w:left="810"/>
-        <w:rPr>
-          <w:rFonts w:cs="B Koodak"/>
-          <w:sz w:val="32"/>
-          <w:szCs w:val="32"/>
-          <w:lang w:bidi="fa-IR"/>
-        </w:rPr>
-      </w:pPr>
-      <w:r>
-        <w:rPr>
-          <w:rFonts w:cs="B Koodak" w:hint="cs"/>
-          <w:sz w:val="32"/>
-          <w:szCs w:val="32"/>
-          <w:highlight w:val="yellow"/>
-          <w:rtl/>
-          <w:lang w:bidi="fa-IR"/>
-        </w:rPr>
-        <w:t>(توجه کنید که در هنگام قراردادن در حمام یخ تا انتها، راکتور همچنان تحت کندانسور رفلاکس و گاز نیتروژن باشد)</w:t>
+        <w:t>انجام شود.</w:t>
+      </w:r>
+      <w:r>
+        <w:rPr>
+          <w:rFonts w:cs="B Koodak" w:hint="cs"/>
+          <w:sz w:val="32"/>
+          <w:szCs w:val="32"/>
+          <w:rtl/>
+        </w:rPr>
+        <w:t xml:space="preserve"> دما باید بین 2 تا  درجه باشد و تا رسوب کامل در این دما نگه دارید.</w:t>
+      </w:r>
+      <w:r>
+        <w:rPr>
+          <w:rFonts w:cs="B Koodak" w:hint="cs"/>
+          <w:sz w:val="32"/>
+          <w:szCs w:val="32"/>
+          <w:rtl/>
+          <w:lang w:bidi="fa-IR"/>
+        </w:rPr>
+        <w:t>(حداقل زمان = 10 دقیقه)</w:t>
       </w:r>
     </w:p>
     <w:p>
@@ -7152,7 +7256,7 @@
           <w:szCs w:val="32"/>
           <w:rtl/>
         </w:rPr>
-        <w:t>ذرات</w:t>
+        <w:t xml:space="preserve"> در این مرحله</w:t>
       </w:r>
       <w:r>
         <w:rPr>
@@ -7170,43 +7274,25 @@
           <w:szCs w:val="32"/>
           <w:rtl/>
         </w:rPr>
-        <w:t xml:space="preserve">کوئنچ‌شده را پس از بازیابی و فیلتراسیون، </w:t>
-      </w:r>
-      <w:r>
-        <w:rPr>
-          <w:rFonts w:cs="B Koodak" w:hint="cs"/>
-          <w:sz w:val="32"/>
-          <w:szCs w:val="32"/>
-          <w:rtl/>
-        </w:rPr>
-        <w:t>5</w:t>
-      </w:r>
-      <w:r>
-        <w:rPr>
-          <w:rFonts w:cs="B Koodak" w:hint="cs"/>
-          <w:sz w:val="32"/>
-          <w:szCs w:val="32"/>
-          <w:rtl/>
-        </w:rPr>
-        <w:t xml:space="preserve"> </w:t>
-      </w:r>
-      <w:r>
-        <w:rPr>
-          <w:rFonts w:cs="B Koodak" w:hint="cs"/>
-          <w:sz w:val="32"/>
-          <w:szCs w:val="32"/>
-          <w:rtl/>
-        </w:rPr>
-        <w:t>بار</w:t>
-      </w:r>
-      <w:r>
-        <w:rPr>
-          <w:rFonts w:cs="B Koodak"/>
-          <w:sz w:val="32"/>
-          <w:szCs w:val="32"/>
-          <w:rtl/>
-        </w:rPr>
-        <w:t xml:space="preserve"> با آب دیونیزه شست‌وشو دهید تا بقایای سطحی زایلین و مواد محلول حذف شوند</w:t>
+        <w:t>از محیط زایلین خارج شده و ذرات</w:t>
+      </w:r>
+      <w:r>
+        <w:rPr>
+          <w:rFonts w:cs="B Koodak"/>
+          <w:sz w:val="32"/>
+          <w:szCs w:val="32"/>
+          <w:lang w:bidi="fa-IR"/>
+        </w:rPr>
+        <w:t xml:space="preserve"> PP </w:t>
+      </w:r>
+      <w:r>
+        <w:rPr>
+          <w:rFonts w:cs="B Koodak"/>
+          <w:sz w:val="32"/>
+          <w:szCs w:val="32"/>
+          <w:rtl/>
+        </w:rPr>
+        <w:t>با ساختار کم‌بلور و متخلخل تشکیل و بازیابی می‌شوند</w:t>
       </w:r>
       <w:r>
         <w:rPr>
@@ -7216,6 +7302,29 @@
           <w:lang w:bidi="fa-IR"/>
         </w:rPr>
         <w:t xml:space="preserve">. </w:t>
+      </w:r>
+    </w:p>
+    <w:p>
+      <w:pPr>
+        <w:bidi/>
+        <w:ind w:left="810"/>
+        <w:rPr>
+          <w:rFonts w:cs="B Koodak"/>
+          <w:sz w:val="32"/>
+          <w:szCs w:val="32"/>
+          <w:lang w:bidi="fa-IR"/>
+        </w:rPr>
+      </w:pPr>
+      <w:r>
+        <w:rPr>
+          <w:rFonts w:cs="B Koodak" w:hint="cs"/>
+          <w:sz w:val="32"/>
+          <w:szCs w:val="32"/>
+          <w:highlight w:val="yellow"/>
+          <w:rtl/>
+          <w:lang w:bidi="fa-IR"/>
+        </w:rPr>
+        <w:t>(توجه کنید که در هنگام قراردادن در حمام یخ تا انتها، راکتور همچنان تحت کندانسور رفلاکس و گاز نیتروژن باشد)</w:t>
       </w:r>
     </w:p>
     <w:p>
@@ -7234,42 +7343,75 @@
       </w:pPr>
       <w:r>
         <w:rPr>
-          <w:rFonts w:cs="B Koodak" w:hint="cs"/>
-          <w:sz w:val="32"/>
-          <w:szCs w:val="32"/>
-          <w:rtl/>
-          <w:lang w:bidi="fa-IR"/>
-        </w:rPr>
-        <w:t xml:space="preserve">در هربار شستشو ، </w:t>
-      </w:r>
-      <w:r>
-        <w:rPr>
-          <w:rFonts w:cs="B Koodak" w:hint="cs"/>
-          <w:sz w:val="32"/>
-          <w:szCs w:val="32"/>
-          <w:rtl/>
-          <w:lang w:bidi="fa-IR"/>
-        </w:rPr>
-        <w:t xml:space="preserve">ذرات </w:t>
-      </w:r>
-      <w:r>
-        <w:rPr>
-          <w:rFonts w:cs="B Koodak"/>
-          <w:sz w:val="32"/>
-          <w:szCs w:val="32"/>
-          <w:lang w:bidi="fa-IR"/>
-        </w:rPr>
-        <w:t>PP</w:t>
-      </w:r>
-      <w:r>
-        <w:rPr>
-          <w:rFonts w:cs="B Koodak" w:hint="cs"/>
-          <w:sz w:val="32"/>
-          <w:szCs w:val="32"/>
-          <w:rtl/>
-          <w:lang w:bidi="fa-IR"/>
-        </w:rPr>
-        <w:t xml:space="preserve"> را به اندازه کافی از هم فاصله دهید تا جلوه کلوخه شدن گرفته شود.</w:t>
+          <w:rFonts w:cs="B Koodak"/>
+          <w:sz w:val="32"/>
+          <w:szCs w:val="32"/>
+          <w:rtl/>
+        </w:rPr>
+        <w:t>ذرات</w:t>
+      </w:r>
+      <w:r>
+        <w:rPr>
+          <w:rFonts w:cs="B Koodak"/>
+          <w:sz w:val="32"/>
+          <w:szCs w:val="32"/>
+          <w:lang w:bidi="fa-IR"/>
+        </w:rPr>
+        <w:t xml:space="preserve"> PP </w:t>
+      </w:r>
+      <w:r>
+        <w:rPr>
+          <w:rFonts w:cs="B Koodak"/>
+          <w:sz w:val="32"/>
+          <w:szCs w:val="32"/>
+          <w:rtl/>
+        </w:rPr>
+        <w:t xml:space="preserve">کوئنچ‌شده را پس از بازیابی و فیلتراسیون، </w:t>
+      </w:r>
+      <w:r>
+        <w:rPr>
+          <w:rFonts w:cs="B Koodak" w:hint="cs"/>
+          <w:sz w:val="32"/>
+          <w:szCs w:val="32"/>
+          <w:rtl/>
+        </w:rPr>
+        <w:t>5</w:t>
+      </w:r>
+      <w:r>
+        <w:rPr>
+          <w:rFonts w:cs="B Koodak" w:hint="cs"/>
+          <w:sz w:val="32"/>
+          <w:szCs w:val="32"/>
+          <w:rtl/>
+        </w:rPr>
+        <w:t xml:space="preserve"> </w:t>
+      </w:r>
+      <w:r>
+        <w:rPr>
+          <w:rFonts w:cs="B Koodak" w:hint="cs"/>
+          <w:sz w:val="32"/>
+          <w:szCs w:val="32"/>
+          <w:rtl/>
+        </w:rPr>
+        <w:t>بار</w:t>
+      </w:r>
+      <w:r>
+        <w:rPr>
+          <w:rFonts w:cs="B Koodak"/>
+          <w:sz w:val="32"/>
+          <w:szCs w:val="32"/>
+          <w:rtl/>
+        </w:rPr>
+        <w:t xml:space="preserve"> با آب دیونیزه شست‌وشو دهید تا بقایای سطحی زایلین و مواد محلول حذف شوند</w:t>
+      </w:r>
+      <w:r>
+        <w:rPr>
+          <w:rFonts w:cs="B Koodak"/>
+          <w:sz w:val="32"/>
+          <w:szCs w:val="32"/>
+          <w:lang w:bidi="fa-IR"/>
+        </w:rPr>
+        <w:t xml:space="preserve">. </w:t>
       </w:r>
     </w:p>
     <w:p>
@@ -7294,6 +7436,16 @@
           <w:rtl/>
           <w:lang w:bidi="fa-IR"/>
         </w:rPr>
+        <w:t xml:space="preserve">در هربار شستشو ، </w:t>
+      </w:r>
+      <w:r>
+        <w:rPr>
+          <w:rFonts w:cs="B Koodak" w:hint="cs"/>
+          <w:sz w:val="32"/>
+          <w:szCs w:val="32"/>
+          <w:rtl/>
+          <w:lang w:bidi="fa-IR"/>
+        </w:rPr>
         <w:t xml:space="preserve">ذرات </w:t>
       </w:r>
       <w:r>
@@ -7313,99 +7465,7 @@
           <w:rtl/>
           <w:lang w:bidi="fa-IR"/>
         </w:rPr>
-        <w:t xml:space="preserve"> را به روش آون یا قراردادن در دمای اتاق خشک کنید تا به وزن ثابت برسید.</w:t>
-      </w:r>
-      <w:r>
-        <w:rPr>
-          <w:rFonts w:cs="B Koodak" w:hint="cs"/>
-          <w:sz w:val="32"/>
-          <w:szCs w:val="32"/>
-          <w:rtl/>
-          <w:lang w:bidi="fa-IR"/>
-        </w:rPr>
-        <w:t xml:space="preserve"> (</w:t>
-      </w:r>
-      <w:r>
-        <w:rPr>
-          <w:rFonts w:cs="B Koodak"/>
-          <w:sz w:val="32"/>
-          <w:szCs w:val="32"/>
-          <w:lang w:bidi="fa-IR"/>
-        </w:rPr>
-        <w:t>m</w:t>
-      </w:r>
-      <w:r>
-        <w:rPr>
-          <w:rFonts w:ascii="Cambria Math" w:hAnsi="Cambria Math" w:cs="Cambria Math"/>
-          <w:sz w:val="32"/>
-          <w:szCs w:val="32"/>
-          <w:lang w:bidi="fa-IR"/>
-        </w:rPr>
-        <w:t>ₙ</w:t>
-      </w:r>
-      <w:r>
-        <w:rPr>
-          <w:rFonts w:cs="B Koodak"/>
-          <w:sz w:val="32"/>
-          <w:szCs w:val="32"/>
-          <w:lang w:bidi="fa-IR"/>
-        </w:rPr>
-        <w:t xml:space="preserve"> </w:t>
-      </w:r>
-      <w:r>
-        <w:rPr>
-          <w:rFonts w:ascii="Aptos" w:hAnsi="Aptos" w:cs="Aptos"/>
-          <w:sz w:val="32"/>
-          <w:szCs w:val="32"/>
-          <w:lang w:bidi="fa-IR"/>
-        </w:rPr>
-        <w:t>≈</w:t>
-      </w:r>
-      <w:r>
-        <w:rPr>
-          <w:rFonts w:cs="B Koodak"/>
-          <w:sz w:val="32"/>
-          <w:szCs w:val="32"/>
-          <w:lang w:bidi="fa-IR"/>
-        </w:rPr>
-        <w:t xml:space="preserve"> m</w:t>
-      </w:r>
-      <w:r>
-        <w:rPr>
-          <w:rFonts w:ascii="Cambria Math" w:hAnsi="Cambria Math" w:cs="Cambria Math"/>
-          <w:sz w:val="32"/>
-          <w:szCs w:val="32"/>
-          <w:lang w:bidi="fa-IR"/>
-        </w:rPr>
-        <w:t>ₙ₋</w:t>
-      </w:r>
-      <w:r>
-        <w:rPr>
-          <w:rFonts w:ascii="Aptos" w:hAnsi="Aptos" w:cs="Aptos"/>
-          <w:sz w:val="32"/>
-          <w:szCs w:val="32"/>
-          <w:lang w:bidi="fa-IR"/>
-        </w:rPr>
-        <w:t>₁</w:t>
-      </w:r>
-      <w:r>
-        <w:rPr>
-          <w:rFonts w:cs="B Koodak"/>
-          <w:sz w:val="32"/>
-          <w:szCs w:val="32"/>
-          <w:lang w:bidi="fa-IR"/>
-        </w:rPr>
-        <w:t xml:space="preserve"> </w:t>
-      </w:r>
-      <w:r>
-        <w:rPr>
-          <w:rFonts w:cs="B Koodak" w:hint="cs"/>
-          <w:sz w:val="32"/>
-          <w:szCs w:val="32"/>
-          <w:rtl/>
-          <w:lang w:bidi="fa-IR"/>
-        </w:rPr>
-        <w:t>)</w:t>
+        <w:t xml:space="preserve"> را به اندازه کافی از هم فاصله دهید تا جلوه کلوخه شدن گرفته شود.</w:t>
       </w:r>
     </w:p>
     <w:p>
@@ -7430,6 +7490,142 @@
           <w:rtl/>
           <w:lang w:bidi="fa-IR"/>
         </w:rPr>
+        <w:t xml:space="preserve">ذرات </w:t>
+      </w:r>
+      <w:r>
+        <w:rPr>
+          <w:rFonts w:cs="B Koodak"/>
+          <w:sz w:val="32"/>
+          <w:szCs w:val="32"/>
+          <w:lang w:bidi="fa-IR"/>
+        </w:rPr>
+        <w:t>PP</w:t>
+      </w:r>
+      <w:r>
+        <w:rPr>
+          <w:rFonts w:cs="B Koodak" w:hint="cs"/>
+          <w:sz w:val="32"/>
+          <w:szCs w:val="32"/>
+          <w:rtl/>
+          <w:lang w:bidi="fa-IR"/>
+        </w:rPr>
+        <w:t xml:space="preserve"> را به روش آون یا قراردادن در دمای اتاق خشک کنید تا به وزن ثابت برسید.</w:t>
+      </w:r>
+      <w:r>
+        <w:rPr>
+          <w:rFonts w:cs="B Koodak" w:hint="cs"/>
+          <w:sz w:val="32"/>
+          <w:szCs w:val="32"/>
+          <w:rtl/>
+          <w:lang w:bidi="fa-IR"/>
+        </w:rPr>
+        <w:t xml:space="preserve"> (</w:t>
+      </w:r>
+      <w:r>
+        <w:rPr>
+          <w:rFonts w:cs="B Koodak"/>
+          <w:sz w:val="32"/>
+          <w:szCs w:val="32"/>
+          <w:lang w:bidi="fa-IR"/>
+        </w:rPr>
+        <w:t>m</w:t>
+      </w:r>
+      <w:r>
+        <w:rPr>
+          <w:rFonts w:ascii="Cambria Math" w:hAnsi="Cambria Math" w:cs="Cambria Math"/>
+          <w:sz w:val="32"/>
+          <w:szCs w:val="32"/>
+          <w:lang w:bidi="fa-IR"/>
+        </w:rPr>
+        <w:t>ₙ</w:t>
+      </w:r>
+      <w:r>
+        <w:rPr>
+          <w:rFonts w:cs="B Koodak"/>
+          <w:sz w:val="32"/>
+          <w:szCs w:val="32"/>
+          <w:lang w:bidi="fa-IR"/>
+        </w:rPr>
+        <w:t xml:space="preserve"> </w:t>
+      </w:r>
+      <w:r>
+        <w:rPr>
+          <w:rFonts w:ascii="Aptos" w:hAnsi="Aptos" w:cs="Aptos"/>
+          <w:sz w:val="32"/>
+          <w:szCs w:val="32"/>
+          <w:lang w:bidi="fa-IR"/>
+        </w:rPr>
+        <w:t>≈</w:t>
+      </w:r>
+      <w:r>
+        <w:rPr>
+          <w:rFonts w:cs="B Koodak"/>
+          <w:sz w:val="32"/>
+          <w:szCs w:val="32"/>
+          <w:lang w:bidi="fa-IR"/>
+        </w:rPr>
+        <w:t xml:space="preserve"> m</w:t>
+      </w:r>
+      <w:r>
+        <w:rPr>
+          <w:rFonts w:ascii="Cambria Math" w:hAnsi="Cambria Math" w:cs="Cambria Math"/>
+          <w:sz w:val="32"/>
+          <w:szCs w:val="32"/>
+          <w:lang w:bidi="fa-IR"/>
+        </w:rPr>
+        <w:t>ₙ₋</w:t>
+      </w:r>
+      <w:r>
+        <w:rPr>
+          <w:rFonts w:ascii="Aptos" w:hAnsi="Aptos" w:cs="Aptos"/>
+          <w:sz w:val="32"/>
+          <w:szCs w:val="32"/>
+          <w:lang w:bidi="fa-IR"/>
+        </w:rPr>
+        <w:t>₁</w:t>
+      </w:r>
+      <w:r>
+        <w:rPr>
+          <w:rFonts w:cs="B Koodak"/>
+          <w:sz w:val="32"/>
+          <w:szCs w:val="32"/>
+          <w:lang w:bidi="fa-IR"/>
+        </w:rPr>
+        <w:t xml:space="preserve"> </w:t>
+      </w:r>
+      <w:r>
+        <w:rPr>
+          <w:rFonts w:cs="B Koodak" w:hint="cs"/>
+          <w:sz w:val="32"/>
+          <w:szCs w:val="32"/>
+          <w:rtl/>
+          <w:lang w:bidi="fa-IR"/>
+        </w:rPr>
+        <w:t>)</w:t>
+      </w:r>
+    </w:p>
+    <w:p>
+      <w:pPr>
+        <w:numPr>
+          <w:ilvl w:val="0"/>
+          <w:numId w:val="4"/>
+        </w:numPr>
+        <w:bidi/>
+        <w:rPr>
+          <w:rFonts w:cs="B Koodak"/>
+          <w:sz w:val="32"/>
+          <w:szCs w:val="32"/>
+          <w:lang w:bidi="fa-IR"/>
+        </w:rPr>
+      </w:pPr>
+      <w:r>
+        <w:rPr>
+          <w:rFonts w:cs="B Koodak" w:hint="cs"/>
+          <w:sz w:val="32"/>
+          <w:szCs w:val="32"/>
+          <w:rtl/>
+          <w:lang w:bidi="fa-IR"/>
+        </w:rPr>
         <w:t>این ذرات، برای نمونه شاهد و نمونه مجهول، در مراحل بعدی استفاده و توزین می‌شوند.</w:t>
       </w:r>
     </w:p>
@@ -7691,7 +7887,27 @@
           <w:rtl/>
           <w:lang w:bidi="fa-IR"/>
         </w:rPr>
-        <w:t xml:space="preserve">مقدار 35 میلی‌لیتر </w:t>
+        <w:t xml:space="preserve">مقدار </w:t>
+      </w:r>
+      <w:r>
+        <w:rPr>
+          <w:rFonts w:cs="B Koodak" w:hint="cs"/>
+          <w:sz w:val="32"/>
+          <w:szCs w:val="32"/>
+          <w:rtl/>
+          <w:lang w:bidi="fa-IR"/>
+        </w:rPr>
+        <w:t>30</w:t>
+      </w:r>
+      <w:r>
+        <w:rPr>
+          <w:rFonts w:cs="B Koodak" w:hint="cs"/>
+          <w:sz w:val="32"/>
+          <w:szCs w:val="32"/>
+          <w:rtl/>
+          <w:lang w:bidi="fa-IR"/>
+        </w:rPr>
+        <w:t xml:space="preserve"> میلی‌لیتر </w:t>
       </w:r>
       <w:r>
         <w:rPr>
@@ -7745,7 +7961,27 @@
           <w:rtl/>
           <w:lang w:bidi="fa-IR"/>
         </w:rPr>
-        <w:t>مقدار 60 میلی‌لیتر آب دیونیزه را اضافه کنید.</w:t>
+        <w:t xml:space="preserve">مقدار </w:t>
+      </w:r>
+      <w:r>
+        <w:rPr>
+          <w:rFonts w:cs="B Koodak" w:hint="cs"/>
+          <w:sz w:val="32"/>
+          <w:szCs w:val="32"/>
+          <w:rtl/>
+          <w:lang w:bidi="fa-IR"/>
+        </w:rPr>
+        <w:t>8</w:t>
+      </w:r>
+      <w:r>
+        <w:rPr>
+          <w:rFonts w:cs="B Koodak" w:hint="cs"/>
+          <w:sz w:val="32"/>
+          <w:szCs w:val="32"/>
+          <w:rtl/>
+          <w:lang w:bidi="fa-IR"/>
+        </w:rPr>
+        <w:t>0 میلی‌لیتر آب دیونیزه را اضافه کنید.</w:t>
       </w:r>
     </w:p>
     <w:p>
@@ -8594,15 +8830,32 @@
           <w:rFonts w:cs="B Koodak"/>
           <w:lang w:bidi="fa-IR"/>
         </w:rPr>
-        <w:t xml:space="preserve">4-3) </w:t>
-      </w:r>
-      <w:r>
-        <w:rPr>
-          <w:rFonts w:cs="B Koodak" w:hint="cs"/>
-          <w:rtl/>
+        <w:t>4-3</w:t>
+      </w:r>
+      <w:proofErr w:type="gramStart"/>
+      <w:r>
+        <w:rPr>
+          <w:rFonts w:cs="B Koodak"/>
           <w:lang w:bidi="fa-IR"/>
         </w:rPr>
         <w:t xml:space="preserve">) </w:t>
+      </w:r>
+      <w:r>
+        <w:rPr>
+          <w:rFonts w:cs="B Koodak" w:hint="cs"/>
+          <w:rtl/>
+          <w:lang w:bidi="fa-IR"/>
+        </w:rPr>
+        <w:t>)</w:t>
+      </w:r>
+      <w:proofErr w:type="gramEnd"/>
+      <w:r>
+        <w:rPr>
+          <w:rFonts w:cs="B Koodak" w:hint="cs"/>
+          <w:rtl/>
+          <w:lang w:bidi="fa-IR"/>
+        </w:rPr>
+        <w:t xml:space="preserve"> </w:t>
       </w:r>
       <w:r>
         <w:rPr>
@@ -8634,93 +8887,7 @@
           <w:rtl/>
           <w:lang w:bidi="fa-IR"/>
         </w:rPr>
-        <w:t>خوراک از ق</w:t>
-      </w:r>
-      <w:r>
-        <w:rPr>
-          <w:rFonts w:cs="B Koodak" w:hint="cs"/>
-          <w:sz w:val="32"/>
-          <w:szCs w:val="32"/>
-          <w:rtl/>
-          <w:lang w:bidi="fa-IR"/>
-        </w:rPr>
-        <w:t>ب</w:t>
-      </w:r>
-      <w:r>
-        <w:rPr>
-          <w:rFonts w:cs="B Koodak" w:hint="cs"/>
-          <w:sz w:val="32"/>
-          <w:szCs w:val="32"/>
-          <w:rtl/>
-          <w:lang w:bidi="fa-IR"/>
-        </w:rPr>
-        <w:t>ل آماده‌ی</w:t>
-      </w:r>
-      <w:r>
-        <w:rPr>
-          <w:rFonts w:cs="B Koodak"/>
-          <w:sz w:val="32"/>
-          <w:szCs w:val="32"/>
-          <w:lang w:bidi="fa-IR"/>
-        </w:rPr>
-        <w:t xml:space="preserve"> Styrene </w:t>
-      </w:r>
-      <w:r>
-        <w:rPr>
-          <w:rFonts w:cs="B Koodak" w:hint="cs"/>
-          <w:sz w:val="32"/>
-          <w:szCs w:val="32"/>
-          <w:rtl/>
-        </w:rPr>
-        <w:t>+</w:t>
-      </w:r>
-      <w:r>
-        <w:rPr>
-          <w:rFonts w:cs="B Koodak" w:hint="cs"/>
-          <w:sz w:val="32"/>
-          <w:szCs w:val="32"/>
-          <w:rtl/>
-        </w:rPr>
-        <w:t xml:space="preserve"> </w:t>
-      </w:r>
-      <w:r>
-        <w:rPr>
-          <w:rFonts w:cs="B Koodak"/>
-          <w:sz w:val="32"/>
-          <w:szCs w:val="32"/>
-          <w:lang w:bidi="fa-IR"/>
-        </w:rPr>
-        <w:t xml:space="preserve"> GMA</w:t>
-      </w:r>
-      <w:r>
-        <w:rPr>
-          <w:rFonts w:cs="B Koodak" w:hint="cs"/>
-          <w:sz w:val="32"/>
-          <w:szCs w:val="32"/>
-          <w:rtl/>
-          <w:lang w:bidi="fa-IR"/>
-        </w:rPr>
-        <w:t xml:space="preserve"> </w:t>
-      </w:r>
-      <w:r>
-        <w:rPr>
-          <w:rFonts w:cs="B Koodak" w:hint="cs"/>
-          <w:sz w:val="32"/>
-          <w:szCs w:val="32"/>
-          <w:rtl/>
-          <w:lang w:bidi="fa-IR"/>
-        </w:rPr>
-        <w:t>+</w:t>
-      </w:r>
-      <w:r>
-        <w:rPr>
-          <w:rFonts w:cs="B Koodak" w:hint="cs"/>
-          <w:sz w:val="32"/>
-          <w:szCs w:val="32"/>
-          <w:rtl/>
-          <w:lang w:bidi="fa-IR"/>
-        </w:rPr>
-        <w:t xml:space="preserve"> </w:t>
+        <w:t xml:space="preserve">ابتدا مقدار </w:t>
       </w:r>
       <w:r>
         <w:rPr>
@@ -8739,54 +8906,26 @@
           <w:rtl/>
           <w:lang w:bidi="fa-IR"/>
         </w:rPr>
-        <w:t xml:space="preserve"> </w:t>
-      </w:r>
-      <w:r>
-        <w:rPr>
-          <w:rFonts w:cs="B Koodak" w:hint="cs"/>
-          <w:sz w:val="32"/>
-          <w:szCs w:val="32"/>
-          <w:rtl/>
-          <w:lang w:bidi="fa-IR"/>
-        </w:rPr>
-        <w:t>در</w:t>
-      </w:r>
-      <w:r>
-        <w:rPr>
-          <w:rFonts w:cs="B Koodak" w:hint="cs"/>
-          <w:sz w:val="32"/>
-          <w:szCs w:val="32"/>
-          <w:rtl/>
-          <w:lang w:bidi="fa-IR"/>
-        </w:rPr>
-        <w:t xml:space="preserve"> 10 میلی‌لیتر زایلین،</w:t>
-      </w:r>
-      <w:r>
-        <w:rPr>
-          <w:rFonts w:cs="B Koodak"/>
-          <w:sz w:val="32"/>
-          <w:szCs w:val="32"/>
-          <w:lang w:bidi="fa-IR"/>
-        </w:rPr>
-        <w:t xml:space="preserve"> </w:t>
-      </w:r>
-      <w:r>
-        <w:rPr>
-          <w:rFonts w:cs="B Koodak"/>
-          <w:sz w:val="32"/>
-          <w:szCs w:val="32"/>
-          <w:rtl/>
-        </w:rPr>
-        <w:t xml:space="preserve">را </w:t>
-      </w:r>
-      <w:r>
-        <w:rPr>
-          <w:rFonts w:cs="B Koodak" w:hint="cs"/>
-          <w:sz w:val="32"/>
-          <w:szCs w:val="32"/>
-          <w:rtl/>
-        </w:rPr>
-        <w:t>که در دمای اتاق به‌صورت یکنواخت مخلوط کردید برای نمونه، آماده کنید.</w:t>
+        <w:t xml:space="preserve"> مناسب برای نمونه را از جدول وزن کنید و در 1 </w:t>
+      </w:r>
+      <w:r>
+        <w:rPr>
+          <w:rFonts w:cs="B Koodak"/>
+          <w:sz w:val="32"/>
+          <w:szCs w:val="32"/>
+          <w:lang w:bidi="fa-IR"/>
+        </w:rPr>
+        <w:t>ml</w:t>
+      </w:r>
+      <w:r>
+        <w:rPr>
+          <w:rFonts w:cs="B Koodak" w:hint="cs"/>
+          <w:sz w:val="32"/>
+          <w:szCs w:val="32"/>
+          <w:rtl/>
+          <w:lang w:bidi="fa-IR"/>
+        </w:rPr>
+        <w:t xml:space="preserve"> زایلین در دمای اتاق بدون حرارت، حل کنید.</w:t>
       </w:r>
     </w:p>
     <w:p>
@@ -8805,70 +8944,110 @@
       </w:pPr>
       <w:r>
         <w:rPr>
-          <w:rFonts w:cs="B Koodak"/>
-          <w:sz w:val="32"/>
-          <w:szCs w:val="32"/>
-          <w:rtl/>
-        </w:rPr>
-        <w:t xml:space="preserve">مخلوط را </w:t>
-      </w:r>
-      <w:r>
-        <w:rPr>
-          <w:rFonts w:cs="B Koodak"/>
-          <w:b/>
-          <w:bCs/>
-          <w:sz w:val="32"/>
-          <w:szCs w:val="32"/>
-          <w:u w:val="single"/>
-          <w:rtl/>
-        </w:rPr>
-        <w:t>قطره‌ای</w:t>
-      </w:r>
-      <w:r>
-        <w:rPr>
-          <w:rFonts w:cs="B Koodak"/>
-          <w:sz w:val="32"/>
-          <w:szCs w:val="32"/>
-          <w:rtl/>
-        </w:rPr>
-        <w:t xml:space="preserve"> وارد راکتور کن</w:t>
-      </w:r>
-      <w:r>
-        <w:rPr>
-          <w:rFonts w:cs="B Koodak" w:hint="cs"/>
-          <w:sz w:val="32"/>
-          <w:szCs w:val="32"/>
-          <w:rtl/>
-        </w:rPr>
-        <w:t>ید</w:t>
-      </w:r>
-      <w:r>
-        <w:rPr>
-          <w:rFonts w:cs="B Koodak"/>
-          <w:sz w:val="32"/>
-          <w:szCs w:val="32"/>
-          <w:rtl/>
-        </w:rPr>
-        <w:t>، نه یک‌باره</w:t>
-      </w:r>
-      <w:r>
-        <w:rPr>
-          <w:rFonts w:cs="B Koodak"/>
-          <w:sz w:val="32"/>
-          <w:szCs w:val="32"/>
-          <w:lang w:bidi="fa-IR"/>
-        </w:rPr>
-        <w:t>.</w:t>
-      </w:r>
-      <w:r>
-        <w:rPr>
-          <w:rFonts w:cs="B Koodak" w:hint="cs"/>
-          <w:sz w:val="32"/>
-          <w:szCs w:val="32"/>
-          <w:rtl/>
-          <w:lang w:bidi="fa-IR"/>
-        </w:rPr>
-        <w:t xml:space="preserve"> ( به وسیله سرنگ یا دستگاه کنترل‌پذیر)</w:t>
+          <w:rFonts w:cs="B Koodak" w:hint="cs"/>
+          <w:sz w:val="32"/>
+          <w:szCs w:val="32"/>
+          <w:rtl/>
+          <w:lang w:bidi="fa-IR"/>
+        </w:rPr>
+        <w:t xml:space="preserve">بعد از حل شدن، به صورت قطره ای و آرام محلول </w:t>
+      </w:r>
+      <w:r>
+        <w:rPr>
+          <w:rFonts w:cs="B Koodak"/>
+          <w:sz w:val="32"/>
+          <w:szCs w:val="32"/>
+          <w:lang w:bidi="fa-IR"/>
+        </w:rPr>
+        <w:t>BPO</w:t>
+      </w:r>
+      <w:r>
+        <w:rPr>
+          <w:rFonts w:cs="B Koodak" w:hint="cs"/>
+          <w:sz w:val="32"/>
+          <w:szCs w:val="32"/>
+          <w:rtl/>
+          <w:lang w:bidi="fa-IR"/>
+        </w:rPr>
+        <w:t xml:space="preserve">‌ و زایلین را به راکتور اضافه کنید. پس از تزریق کامل، 20 دقیقه در همان دما و سرعت و اتمسفر نیتروژن، سیستم را نگهدارید. </w:t>
+      </w:r>
+    </w:p>
+    <w:p>
+      <w:pPr>
+        <w:bidi/>
+        <w:ind w:left="720"/>
+        <w:rPr>
+          <w:rFonts w:cs="B Koodak" w:hint="cs"/>
+          <w:sz w:val="32"/>
+          <w:szCs w:val="32"/>
+          <w:rtl/>
+          <w:lang w:bidi="fa-IR"/>
+        </w:rPr>
+      </w:pPr>
+      <w:r>
+        <w:rPr>
+          <w:rFonts w:cs="B Koodak" w:hint="cs"/>
+          <w:sz w:val="32"/>
+          <w:szCs w:val="32"/>
+          <w:highlight w:val="yellow"/>
+          <w:rtl/>
+          <w:lang w:bidi="fa-IR"/>
+        </w:rPr>
+        <w:t xml:space="preserve">(سرعت افزودن = 0.3 </w:t>
+      </w:r>
+      <w:r>
+        <w:rPr>
+          <w:rFonts w:cs="B Koodak"/>
+          <w:sz w:val="32"/>
+          <w:szCs w:val="32"/>
+          <w:highlight w:val="yellow"/>
+          <w:lang w:bidi="fa-IR"/>
+        </w:rPr>
+        <w:t>ml</w:t>
+      </w:r>
+      <w:r>
+        <w:rPr>
+          <w:rFonts w:cs="B Koodak" w:hint="cs"/>
+          <w:sz w:val="32"/>
+          <w:szCs w:val="32"/>
+          <w:highlight w:val="yellow"/>
+          <w:rtl/>
+          <w:lang w:bidi="fa-IR"/>
+        </w:rPr>
+        <w:t xml:space="preserve"> بر دقیقه</w:t>
+      </w:r>
+      <w:r>
+        <w:rPr>
+          <w:rFonts w:cs="B Koodak" w:hint="cs"/>
+          <w:sz w:val="32"/>
+          <w:szCs w:val="32"/>
+          <w:highlight w:val="yellow"/>
+          <w:rtl/>
+          <w:lang w:bidi="fa-IR"/>
+        </w:rPr>
+        <w:t xml:space="preserve"> = 3 د</w:t>
+      </w:r>
+      <w:r>
+        <w:rPr>
+          <w:rFonts w:cs="B Koodak" w:hint="cs"/>
+          <w:sz w:val="32"/>
+          <w:szCs w:val="32"/>
+          <w:highlight w:val="yellow"/>
+          <w:rtl/>
+          <w:lang w:bidi="fa-IR"/>
+        </w:rPr>
+        <w:t>قیقه</w:t>
+      </w:r>
+      <w:r>
+        <w:rPr>
+          <w:rFonts w:cs="B Koodak" w:hint="cs"/>
+          <w:sz w:val="32"/>
+          <w:szCs w:val="32"/>
+          <w:highlight w:val="yellow"/>
+          <w:rtl/>
+          <w:lang w:bidi="fa-IR"/>
+        </w:rPr>
+        <w:t>)</w:t>
       </w:r>
     </w:p>
     <w:p>
@@ -8887,68 +9066,72 @@
       </w:pPr>
       <w:r>
         <w:rPr>
-          <w:rFonts w:cs="B Koodak"/>
-          <w:sz w:val="32"/>
-          <w:szCs w:val="32"/>
-          <w:rtl/>
-        </w:rPr>
-        <w:t xml:space="preserve">دما را روی </w:t>
-      </w:r>
-      <w:r>
-        <w:rPr>
-          <w:rFonts w:cs="B Koodak"/>
-          <w:sz w:val="32"/>
-          <w:szCs w:val="32"/>
-        </w:rPr>
-        <w:t xml:space="preserve"> </w:t>
-      </w:r>
-      <w:r>
-        <w:rPr>
-          <w:rFonts w:cs="B Koodak"/>
-          <w:b/>
-          <w:bCs/>
-          <w:sz w:val="32"/>
-          <w:szCs w:val="32"/>
-          <w:u w:val="single"/>
-          <w:lang w:bidi="fa-IR"/>
-        </w:rPr>
-        <w:t>90°C</w:t>
-      </w:r>
-      <w:r>
-        <w:rPr>
-          <w:rFonts w:cs="B Koodak"/>
-          <w:sz w:val="32"/>
-          <w:szCs w:val="32"/>
-          <w:lang w:bidi="fa-IR"/>
-        </w:rPr>
-        <w:t xml:space="preserve"> </w:t>
-      </w:r>
-      <w:r>
-        <w:rPr>
-          <w:rFonts w:cs="B Koodak"/>
-          <w:sz w:val="32"/>
-          <w:szCs w:val="32"/>
-          <w:rtl/>
-        </w:rPr>
-        <w:t>حفظ کن</w:t>
-      </w:r>
-      <w:r>
-        <w:rPr>
-          <w:rFonts w:cs="B Koodak" w:hint="cs"/>
-          <w:sz w:val="32"/>
-          <w:szCs w:val="32"/>
-          <w:rtl/>
-        </w:rPr>
-        <w:t>ید</w:t>
-      </w:r>
-      <w:r>
-        <w:rPr>
-          <w:rFonts w:cs="B Koodak"/>
-          <w:sz w:val="32"/>
-          <w:szCs w:val="32"/>
-          <w:lang w:bidi="fa-IR"/>
-        </w:rPr>
-        <w:t>.</w:t>
+          <w:rFonts w:cs="B Koodak" w:hint="cs"/>
+          <w:sz w:val="32"/>
+          <w:szCs w:val="32"/>
+          <w:rtl/>
+          <w:lang w:bidi="fa-IR"/>
+        </w:rPr>
+        <w:t xml:space="preserve">تا قبل از پایان 20 دقیقه، در یک ظرف دیگر مقدار 5 </w:t>
+      </w:r>
+      <w:r>
+        <w:rPr>
+          <w:rFonts w:cs="B Koodak"/>
+          <w:sz w:val="32"/>
+          <w:szCs w:val="32"/>
+          <w:lang w:bidi="fa-IR"/>
+        </w:rPr>
+        <w:t>ml</w:t>
+      </w:r>
+      <w:r>
+        <w:rPr>
+          <w:rFonts w:cs="B Koodak" w:hint="cs"/>
+          <w:sz w:val="32"/>
+          <w:szCs w:val="32"/>
+          <w:rtl/>
+          <w:lang w:bidi="fa-IR"/>
+        </w:rPr>
+        <w:t xml:space="preserve">‌ زایلین ریخته و مقدار </w:t>
+      </w:r>
+      <w:r>
+        <w:rPr>
+          <w:rFonts w:cs="B Koodak"/>
+          <w:sz w:val="32"/>
+          <w:szCs w:val="32"/>
+          <w:lang w:bidi="fa-IR"/>
+        </w:rPr>
+        <w:t>Styrene</w:t>
+      </w:r>
+      <w:r>
+        <w:rPr>
+          <w:rFonts w:cs="B Koodak" w:hint="cs"/>
+          <w:sz w:val="32"/>
+          <w:szCs w:val="32"/>
+          <w:rtl/>
+          <w:lang w:bidi="fa-IR"/>
+        </w:rPr>
+        <w:t xml:space="preserve">‌ و </w:t>
+      </w:r>
+      <w:proofErr w:type="spellStart"/>
+      <w:r>
+        <w:rPr>
+          <w:rFonts w:cs="B Koodak"/>
+          <w:sz w:val="32"/>
+          <w:szCs w:val="32"/>
+          <w:lang w:bidi="fa-IR"/>
+        </w:rPr>
+        <w:t>Gma</w:t>
+      </w:r>
+      <w:proofErr w:type="spellEnd"/>
+      <w:r>
+        <w:rPr>
+          <w:rFonts w:cs="B Koodak" w:hint="cs"/>
+          <w:sz w:val="32"/>
+          <w:szCs w:val="32"/>
+          <w:rtl/>
+          <w:lang w:bidi="fa-IR"/>
+        </w:rPr>
+        <w:t xml:space="preserve"> را برداشته و در زایلین حل کنید.</w:t>
       </w:r>
     </w:p>
     <w:p>
@@ -8967,6 +9150,164 @@
       </w:pPr>
       <w:r>
         <w:rPr>
+          <w:rFonts w:cs="B Koodak" w:hint="cs"/>
+          <w:sz w:val="32"/>
+          <w:szCs w:val="32"/>
+          <w:rtl/>
+        </w:rPr>
+        <w:t>بعد از گذشت 20 دقیقه، خوراک مونومر را به آرامی و قطره ای اضافه کنید.</w:t>
+      </w:r>
+    </w:p>
+    <w:p>
+      <w:pPr>
+        <w:bidi/>
+        <w:ind w:left="720"/>
+        <w:rPr>
+          <w:rFonts w:cs="B Koodak" w:hint="cs"/>
+          <w:sz w:val="32"/>
+          <w:szCs w:val="32"/>
+          <w:rtl/>
+          <w:lang w:bidi="fa-IR"/>
+        </w:rPr>
+      </w:pPr>
+      <w:r>
+        <w:rPr>
+          <w:rFonts w:cs="B Koodak" w:hint="cs"/>
+          <w:sz w:val="32"/>
+          <w:szCs w:val="32"/>
+          <w:highlight w:val="yellow"/>
+          <w:rtl/>
+          <w:lang w:bidi="fa-IR"/>
+        </w:rPr>
+        <w:t xml:space="preserve">(سرعت افزودن = </w:t>
+      </w:r>
+      <w:r>
+        <w:rPr>
+          <w:rFonts w:cs="B Koodak"/>
+          <w:sz w:val="32"/>
+          <w:szCs w:val="32"/>
+          <w:highlight w:val="yellow"/>
+          <w:lang w:bidi="fa-IR"/>
+        </w:rPr>
+        <w:t>0.5 ml</w:t>
+      </w:r>
+      <w:r>
+        <w:rPr>
+          <w:rFonts w:cs="B Koodak" w:hint="cs"/>
+          <w:sz w:val="32"/>
+          <w:szCs w:val="32"/>
+          <w:highlight w:val="yellow"/>
+          <w:rtl/>
+          <w:lang w:bidi="fa-IR"/>
+        </w:rPr>
+        <w:t xml:space="preserve"> بر دقیقه = 10 دقیقه)</w:t>
+      </w:r>
+    </w:p>
+    <w:p>
+      <w:pPr>
+        <w:numPr>
+          <w:ilvl w:val="0"/>
+          <w:numId w:val="6"/>
+        </w:numPr>
+        <w:bidi/>
+        <w:rPr>
+          <w:rFonts w:cs="B Koodak"/>
+          <w:sz w:val="32"/>
+          <w:szCs w:val="32"/>
+          <w:lang w:bidi="fa-IR"/>
+        </w:rPr>
+      </w:pPr>
+      <w:r>
+        <w:rPr>
+          <w:rFonts w:cs="B Koodak"/>
+          <w:sz w:val="32"/>
+          <w:szCs w:val="32"/>
+          <w:rtl/>
+        </w:rPr>
+        <w:t xml:space="preserve">دما را روی </w:t>
+      </w:r>
+      <w:r>
+        <w:rPr>
+          <w:rFonts w:cs="B Koodak"/>
+          <w:sz w:val="32"/>
+          <w:szCs w:val="32"/>
+        </w:rPr>
+        <w:t xml:space="preserve"> </w:t>
+      </w:r>
+      <w:r>
+        <w:rPr>
+          <w:rFonts w:cs="B Koodak"/>
+          <w:b/>
+          <w:bCs/>
+          <w:sz w:val="32"/>
+          <w:szCs w:val="32"/>
+          <w:u w:val="single"/>
+          <w:lang w:bidi="fa-IR"/>
+        </w:rPr>
+        <w:t>90°C</w:t>
+      </w:r>
+      <w:r>
+        <w:rPr>
+          <w:rFonts w:cs="B Koodak"/>
+          <w:sz w:val="32"/>
+          <w:szCs w:val="32"/>
+          <w:lang w:bidi="fa-IR"/>
+        </w:rPr>
+        <w:t xml:space="preserve"> </w:t>
+      </w:r>
+      <w:r>
+        <w:rPr>
+          <w:rFonts w:cs="B Koodak"/>
+          <w:sz w:val="32"/>
+          <w:szCs w:val="32"/>
+          <w:rtl/>
+        </w:rPr>
+        <w:t>حفظ کن</w:t>
+      </w:r>
+      <w:r>
+        <w:rPr>
+          <w:rFonts w:cs="B Koodak" w:hint="cs"/>
+          <w:sz w:val="32"/>
+          <w:szCs w:val="32"/>
+          <w:rtl/>
+        </w:rPr>
+        <w:t>ید</w:t>
+      </w:r>
+      <w:r>
+        <w:rPr>
+          <w:rFonts w:cs="B Koodak"/>
+          <w:sz w:val="32"/>
+          <w:szCs w:val="32"/>
+          <w:lang w:bidi="fa-IR"/>
+        </w:rPr>
+        <w:t>.</w:t>
+      </w:r>
+    </w:p>
+    <w:p>
+      <w:pPr>
+        <w:numPr>
+          <w:ilvl w:val="0"/>
+          <w:numId w:val="6"/>
+        </w:numPr>
+        <w:bidi/>
+        <w:rPr>
+          <w:rFonts w:cs="B Koodak"/>
+          <w:sz w:val="32"/>
+          <w:szCs w:val="32"/>
+          <w:lang w:bidi="fa-IR"/>
+        </w:rPr>
+      </w:pPr>
+      <w:r>
+        <w:rPr>
+          <w:rFonts w:cs="B Koodak" w:hint="cs"/>
+          <w:sz w:val="32"/>
+          <w:szCs w:val="32"/>
+          <w:rtl/>
+        </w:rPr>
+        <w:t xml:space="preserve">بعد از افزوده شدن کامل مونومر، </w:t>
+      </w:r>
+      <w:r>
+        <w:rPr>
           <w:rFonts w:cs="B Koodak"/>
           <w:sz w:val="32"/>
           <w:szCs w:val="32"/>
@@ -9142,25 +9483,7 @@
           <w:szCs w:val="32"/>
           <w:rtl/>
         </w:rPr>
-        <w:t>اجازه بده</w:t>
-      </w:r>
-      <w:r>
-        <w:rPr>
-          <w:rFonts w:cs="B Koodak" w:hint="cs"/>
-          <w:sz w:val="32"/>
-          <w:szCs w:val="32"/>
-          <w:rtl/>
-        </w:rPr>
-        <w:t>ید</w:t>
-      </w:r>
-      <w:r>
-        <w:rPr>
-          <w:rFonts w:cs="B Koodak"/>
-          <w:sz w:val="32"/>
-          <w:szCs w:val="32"/>
-          <w:rtl/>
-        </w:rPr>
-        <w:t xml:space="preserve"> دما تحت</w:t>
+        <w:t>دما تحت</w:t>
       </w:r>
       <w:r>
         <w:rPr>
@@ -9189,81 +9512,25 @@
       </w:r>
       <w:r>
         <w:rPr>
-          <w:rFonts w:cs="B Koodak"/>
-          <w:sz w:val="32"/>
-          <w:szCs w:val="32"/>
-          <w:rtl/>
-        </w:rPr>
-        <w:t>به</w:t>
-      </w:r>
-      <w:r>
-        <w:rPr>
-          <w:rFonts w:cs="B Koodak"/>
-          <w:sz w:val="32"/>
-          <w:szCs w:val="32"/>
-        </w:rPr>
-        <w:t xml:space="preserve"> </w:t>
-      </w:r>
-      <w:r>
-        <w:rPr>
-          <w:rFonts w:cs="B Koodak" w:hint="cs"/>
-          <w:sz w:val="32"/>
-          <w:szCs w:val="32"/>
-          <w:rtl/>
-        </w:rPr>
-        <w:t>دمای</w:t>
-      </w:r>
-      <w:r>
-        <w:rPr>
-          <w:rFonts w:cs="B Koodak"/>
-          <w:sz w:val="32"/>
-          <w:szCs w:val="32"/>
-          <w:rtl/>
-        </w:rPr>
-        <w:t xml:space="preserve"> محیط برسد</w:t>
-      </w:r>
-      <w:r>
-        <w:rPr>
-          <w:rFonts w:cs="B Koodak"/>
-          <w:sz w:val="32"/>
-          <w:szCs w:val="32"/>
-          <w:lang w:bidi="fa-IR"/>
-        </w:rPr>
-        <w:t>.</w:t>
-      </w:r>
-    </w:p>
-    <w:p>
-      <w:pPr>
-        <w:numPr>
-          <w:ilvl w:val="0"/>
-          <w:numId w:val="7"/>
-        </w:numPr>
-        <w:bidi/>
-        <w:rPr>
-          <w:rFonts w:cs="B Koodak"/>
-          <w:sz w:val="32"/>
-          <w:szCs w:val="32"/>
-          <w:lang w:bidi="fa-IR"/>
-        </w:rPr>
-      </w:pPr>
-      <w:r>
-        <w:rPr>
-          <w:rFonts w:cs="B Koodak"/>
-          <w:sz w:val="32"/>
-          <w:szCs w:val="32"/>
-          <w:rtl/>
-        </w:rPr>
-        <w:t>جامد/مایع را از هم جدا کن</w:t>
-      </w:r>
-      <w:r>
-        <w:rPr>
-          <w:rFonts w:cs="B Koodak"/>
-          <w:sz w:val="32"/>
-          <w:szCs w:val="32"/>
-          <w:lang w:bidi="fa-IR"/>
-        </w:rPr>
-        <w:t>.</w:t>
-      </w:r>
+          <w:rFonts w:cs="B Koodak" w:hint="cs"/>
+          <w:sz w:val="32"/>
+          <w:szCs w:val="32"/>
+          <w:rtl/>
+        </w:rPr>
+        <w:t>و همراه رفلاکس و نیتروژن زیر هود، با حمام یخ، سرد کنید تا به دمای اتاق برسد.بعد از رسیدن به دمای اتاق، 5 دقیقه در همین دما نگه دارید.</w:t>
+      </w:r>
+    </w:p>
+    <w:p>
+      <w:pPr>
+        <w:bidi/>
+        <w:ind w:left="720"/>
+        <w:rPr>
+          <w:rFonts w:cs="B Koodak"/>
+          <w:sz w:val="32"/>
+          <w:szCs w:val="32"/>
+          <w:lang w:bidi="fa-IR"/>
+        </w:rPr>
+      </w:pPr>
     </w:p>
     <w:p>
       <w:pPr>
@@ -9274,13 +9541,6 @@
           <w:lang w:bidi="fa-IR"/>
         </w:rPr>
       </w:pPr>
-      <w:r>
-        <w:rPr>
-          <w:rFonts w:cs="B Koodak"/>
-        </w:rPr>
-        <w:lastRenderedPageBreak/>
-        <w:t xml:space="preserve"> </w:t>
-      </w:r>
       <w:r>
         <w:rPr>
           <w:rFonts w:cs="B Koodak"/>
@@ -9317,53 +9577,14 @@
           <w:szCs w:val="32"/>
           <w:rtl/>
         </w:rPr>
-        <w:t xml:space="preserve">نمونه را با </w:t>
-      </w:r>
-      <w:r>
-        <w:rPr>
-          <w:rFonts w:cs="B Koodak"/>
-          <w:b/>
-          <w:bCs/>
-          <w:sz w:val="32"/>
-          <w:szCs w:val="32"/>
-          <w:rtl/>
-        </w:rPr>
-        <w:t>آب</w:t>
-      </w:r>
-      <w:r>
-        <w:rPr>
-          <w:rFonts w:cs="B Koodak"/>
-          <w:b/>
-          <w:bCs/>
-          <w:sz w:val="32"/>
-          <w:szCs w:val="32"/>
-          <w:lang w:bidi="fa-IR"/>
-        </w:rPr>
-        <w:t xml:space="preserve"> DI</w:t>
-      </w:r>
-      <w:r>
-        <w:rPr>
-          <w:rFonts w:cs="B Koodak"/>
-          <w:sz w:val="32"/>
-          <w:szCs w:val="32"/>
-          <w:lang w:bidi="fa-IR"/>
-        </w:rPr>
-        <w:t xml:space="preserve"> </w:t>
-      </w:r>
-      <w:r>
-        <w:rPr>
-          <w:rFonts w:cs="B Koodak"/>
-          <w:sz w:val="32"/>
-          <w:szCs w:val="32"/>
-          <w:rtl/>
-        </w:rPr>
-        <w:t>چندبار بشور تا اجزای محلول خارج شوند</w:t>
-      </w:r>
-      <w:r>
-        <w:rPr>
-          <w:rFonts w:cs="B Koodak"/>
-          <w:sz w:val="32"/>
-          <w:szCs w:val="32"/>
+        <w:t>پس از سردشدن سیستم، محصول جامد را با فیلتراسیون از محیط واکنش جدا کنید</w:t>
+      </w:r>
+      <w:r>
+        <w:rPr>
+          <w:rFonts w:cs="B Koodak" w:hint="cs"/>
+          <w:sz w:val="32"/>
+          <w:szCs w:val="32"/>
+          <w:rtl/>
           <w:lang w:bidi="fa-IR"/>
         </w:rPr>
         <w:t>.</w:t>
@@ -9385,98 +9606,40 @@
       </w:pPr>
       <w:r>
         <w:rPr>
-          <w:rFonts w:cs="B Koodak"/>
-          <w:sz w:val="32"/>
-          <w:szCs w:val="32"/>
-          <w:rtl/>
-        </w:rPr>
-        <w:t xml:space="preserve">سپس با </w:t>
-      </w:r>
-      <w:r>
-        <w:rPr>
-          <w:rFonts w:cs="B Koodak"/>
-          <w:sz w:val="32"/>
-          <w:szCs w:val="32"/>
-        </w:rPr>
-        <w:t xml:space="preserve"> </w:t>
-      </w:r>
-      <w:r>
-        <w:rPr>
-          <w:rFonts w:cs="B Koodak" w:hint="cs"/>
-          <w:b/>
-          <w:bCs/>
-          <w:sz w:val="32"/>
-          <w:szCs w:val="32"/>
-          <w:rtl/>
-          <w:lang w:bidi="fa-IR"/>
-        </w:rPr>
-        <w:t>استون</w:t>
-      </w:r>
-      <w:r>
-        <w:rPr>
-          <w:rFonts w:cs="B Koodak"/>
-          <w:sz w:val="32"/>
-          <w:szCs w:val="32"/>
-          <w:lang w:bidi="fa-IR"/>
-        </w:rPr>
-        <w:t xml:space="preserve"> </w:t>
-      </w:r>
-      <w:r>
-        <w:rPr>
-          <w:rFonts w:cs="B Koodak"/>
-          <w:sz w:val="32"/>
-          <w:szCs w:val="32"/>
-          <w:rtl/>
-        </w:rPr>
-        <w:t>استخراج کن</w:t>
-      </w:r>
-      <w:r>
-        <w:rPr>
-          <w:rFonts w:cs="B Koodak" w:hint="cs"/>
-          <w:sz w:val="32"/>
-          <w:szCs w:val="32"/>
-          <w:rtl/>
-        </w:rPr>
-        <w:t>ید</w:t>
-      </w:r>
-      <w:r>
-        <w:rPr>
-          <w:rFonts w:cs="B Koodak"/>
-          <w:sz w:val="32"/>
-          <w:szCs w:val="32"/>
-          <w:rtl/>
-        </w:rPr>
-        <w:t xml:space="preserve"> تا مونومر آزاد و هموپلیمر حذف شود</w:t>
-      </w:r>
-      <w:r>
-        <w:rPr>
-          <w:rFonts w:cs="B Koodak"/>
-          <w:sz w:val="32"/>
-          <w:szCs w:val="32"/>
-          <w:lang w:bidi="fa-IR"/>
-        </w:rPr>
-        <w:t>.</w:t>
-      </w:r>
-      <w:r>
-        <w:rPr>
-          <w:rFonts w:cs="B Koodak"/>
-          <w:sz w:val="32"/>
-          <w:szCs w:val="32"/>
-          <w:rtl/>
-          <w:lang w:bidi="fa-IR"/>
-        </w:rPr>
-        <w:br/>
-      </w:r>
-      <w:r>
-        <w:rPr>
-          <w:rFonts w:cs="B Koodak" w:hint="cs"/>
-          <w:sz w:val="32"/>
-          <w:szCs w:val="32"/>
-          <w:highlight w:val="cyan"/>
-          <w:rtl/>
-          <w:lang w:bidi="fa-IR"/>
-        </w:rPr>
-        <w:t>(نبست استون به زایلین راکتور بهینه باشد تا شستشو ناخالصی‌ها کامل شود. مقدار استون و اب دیونیزه مصرفی جهت شستشو گزارش شود)</w:t>
+          <w:rFonts w:cs="B Koodak" w:hint="cs"/>
+          <w:sz w:val="32"/>
+          <w:szCs w:val="32"/>
+          <w:rtl/>
+        </w:rPr>
+        <w:t xml:space="preserve">100 </w:t>
+      </w:r>
+      <w:r>
+        <w:rPr>
+          <w:rFonts w:cs="B Koodak"/>
+          <w:sz w:val="32"/>
+          <w:szCs w:val="32"/>
+        </w:rPr>
+        <w:t>ml</w:t>
+      </w:r>
+      <w:r>
+        <w:rPr>
+          <w:rFonts w:cs="B Koodak" w:hint="cs"/>
+          <w:sz w:val="32"/>
+          <w:szCs w:val="32"/>
+          <w:rtl/>
+          <w:lang w:bidi="fa-IR"/>
+        </w:rPr>
+        <w:t xml:space="preserve"> آب دیونیزه در دمای 75</w:t>
+      </w:r>
+      <w:r>
+        <w:rPr>
+          <w:rFonts w:cs="B Koodak" w:hint="cs"/>
+          <w:sz w:val="32"/>
+          <w:szCs w:val="32"/>
+          <w:rtl/>
+          <w:lang w:bidi="fa-IR"/>
+        </w:rPr>
+        <w:t xml:space="preserve"> درجه تهیه کنید.</w:t>
       </w:r>
     </w:p>
     <w:p>
@@ -9495,39 +9658,53 @@
       </w:pPr>
       <w:r>
         <w:rPr>
-          <w:rFonts w:cs="B Koodak"/>
-          <w:sz w:val="32"/>
-          <w:szCs w:val="32"/>
-          <w:rtl/>
-        </w:rPr>
-        <w:t>شستشو را آن‌قدر ادامه بده</w:t>
-      </w:r>
-      <w:r>
-        <w:rPr>
-          <w:rFonts w:cs="B Koodak" w:hint="cs"/>
-          <w:sz w:val="32"/>
-          <w:szCs w:val="32"/>
-          <w:rtl/>
-        </w:rPr>
-        <w:t>ید</w:t>
-      </w:r>
-      <w:r>
-        <w:rPr>
-          <w:rFonts w:cs="B Koodak"/>
-          <w:sz w:val="32"/>
-          <w:szCs w:val="32"/>
-          <w:rtl/>
-        </w:rPr>
-        <w:t xml:space="preserve"> تا بوی مونومر نماند و جرم نمونه پایدار شود</w:t>
-      </w:r>
-      <w:r>
-        <w:rPr>
-          <w:rFonts w:cs="B Koodak"/>
-          <w:sz w:val="32"/>
-          <w:szCs w:val="32"/>
-          <w:lang w:bidi="fa-IR"/>
-        </w:rPr>
-        <w:t>.</w:t>
+          <w:rFonts w:cs="B Koodak" w:hint="cs"/>
+          <w:sz w:val="32"/>
+          <w:szCs w:val="32"/>
+          <w:rtl/>
+          <w:lang w:bidi="fa-IR"/>
+        </w:rPr>
+        <w:t>محصول جامد و فیلتر شده را با آب دیونیزه 75 درجه</w:t>
+      </w:r>
+      <w:r>
+        <w:rPr>
+          <w:rFonts w:cs="B Koodak" w:hint="cs"/>
+          <w:sz w:val="32"/>
+          <w:szCs w:val="32"/>
+          <w:rtl/>
+          <w:lang w:bidi="fa-IR"/>
+        </w:rPr>
+        <w:t xml:space="preserve"> به مدت 10 دقیقه</w:t>
+      </w:r>
+      <w:r>
+        <w:rPr>
+          <w:rFonts w:cs="B Koodak" w:hint="cs"/>
+          <w:sz w:val="32"/>
+          <w:szCs w:val="32"/>
+          <w:rtl/>
+          <w:lang w:bidi="fa-IR"/>
+        </w:rPr>
+        <w:t xml:space="preserve"> شس</w:t>
+      </w:r>
+      <w:r>
+        <w:rPr>
+          <w:rFonts w:cs="B Koodak" w:hint="cs"/>
+          <w:sz w:val="32"/>
+          <w:szCs w:val="32"/>
+          <w:rtl/>
+          <w:lang w:bidi="fa-IR"/>
+        </w:rPr>
+        <w:t>ت‌وش</w:t>
+      </w:r>
+      <w:r>
+        <w:rPr>
+          <w:rFonts w:cs="B Koodak" w:hint="cs"/>
+          <w:sz w:val="32"/>
+          <w:szCs w:val="32"/>
+          <w:rtl/>
+          <w:lang w:bidi="fa-IR"/>
+        </w:rPr>
+        <w:t>و دهید و مجدد محصول جامد را با فیلتراسیون جدا کنید.</w:t>
       </w:r>
     </w:p>
     <w:p>
@@ -9546,81 +9723,51 @@
       </w:pPr>
       <w:r>
         <w:rPr>
-          <w:rFonts w:cs="B Koodak"/>
-          <w:sz w:val="32"/>
-          <w:szCs w:val="32"/>
-          <w:rtl/>
-        </w:rPr>
-        <w:t xml:space="preserve">در پایان، نمونه را در </w:t>
-      </w:r>
-      <w:r>
-        <w:rPr>
-          <w:rFonts w:cs="B Koodak"/>
-          <w:b/>
-          <w:bCs/>
-          <w:sz w:val="32"/>
-          <w:szCs w:val="32"/>
-          <w:rtl/>
-        </w:rPr>
-        <w:t>آون خلأ</w:t>
-      </w:r>
-      <w:r>
-        <w:rPr>
-          <w:rFonts w:cs="B Koodak"/>
-          <w:sz w:val="32"/>
-          <w:szCs w:val="32"/>
-          <w:rtl/>
-        </w:rPr>
-        <w:t xml:space="preserve"> خشک کن</w:t>
-      </w:r>
-      <w:r>
-        <w:rPr>
-          <w:rFonts w:cs="B Koodak" w:hint="cs"/>
-          <w:sz w:val="32"/>
-          <w:szCs w:val="32"/>
-          <w:rtl/>
-        </w:rPr>
-        <w:t>ید</w:t>
-      </w:r>
-      <w:r>
-        <w:rPr>
-          <w:rFonts w:cs="B Koodak"/>
-          <w:sz w:val="32"/>
-          <w:szCs w:val="32"/>
-          <w:rtl/>
-        </w:rPr>
-        <w:t xml:space="preserve"> تا به </w:t>
-      </w:r>
-      <w:r>
-        <w:rPr>
-          <w:rFonts w:cs="B Koodak"/>
-          <w:b/>
-          <w:bCs/>
-          <w:sz w:val="32"/>
-          <w:szCs w:val="32"/>
-          <w:rtl/>
-        </w:rPr>
-        <w:t>جرم ثابت</w:t>
-      </w:r>
-      <w:r>
-        <w:rPr>
-          <w:rFonts w:cs="B Koodak"/>
-          <w:sz w:val="32"/>
-          <w:szCs w:val="32"/>
-          <w:rtl/>
-        </w:rPr>
-        <w:t xml:space="preserve"> برسد</w:t>
-      </w:r>
-      <w:r>
-        <w:rPr>
-          <w:rFonts w:cs="B Koodak"/>
-          <w:b/>
-          <w:bCs/>
-          <w:sz w:val="32"/>
-          <w:szCs w:val="32"/>
-          <w:lang w:bidi="fa-IR"/>
-        </w:rPr>
-        <w:t>.</w:t>
+          <w:rFonts w:cs="B Koodak" w:hint="cs"/>
+          <w:sz w:val="32"/>
+          <w:szCs w:val="32"/>
+          <w:rtl/>
+          <w:lang w:bidi="fa-IR"/>
+        </w:rPr>
+        <w:t xml:space="preserve">سرعت حدودا 150 تا 200 </w:t>
+      </w:r>
+      <w:r>
+        <w:rPr>
+          <w:rFonts w:cs="B Koodak"/>
+          <w:sz w:val="32"/>
+          <w:szCs w:val="32"/>
+          <w:lang w:bidi="fa-IR"/>
+        </w:rPr>
+        <w:t>rpm</w:t>
+      </w:r>
+      <w:r>
+        <w:rPr>
+          <w:rFonts w:cs="B Koodak" w:hint="cs"/>
+          <w:sz w:val="32"/>
+          <w:szCs w:val="32"/>
+          <w:rtl/>
+          <w:lang w:bidi="fa-IR"/>
+        </w:rPr>
+        <w:t xml:space="preserve"> باشد. ولی بسته به اندازه مگنت و ذرات، سرعت ملایم باشد و از چسبیدن ذرات به دیواره یا </w:t>
+      </w:r>
+      <w:r>
+        <w:rPr>
+          <w:rFonts w:cs="B Koodak"/>
+          <w:sz w:val="32"/>
+          <w:szCs w:val="32"/>
+          <w:lang w:bidi="fa-IR"/>
+        </w:rPr>
+        <w:t>vortex</w:t>
+      </w:r>
+      <w:r>
+        <w:rPr>
+          <w:rFonts w:cs="B Koodak" w:hint="cs"/>
+          <w:sz w:val="32"/>
+          <w:szCs w:val="32"/>
+          <w:rtl/>
+          <w:lang w:bidi="fa-IR"/>
+        </w:rPr>
+        <w:t xml:space="preserve"> شدن یا پاشش یا کلوخه شدن ذرات جلوگیری شود.</w:t>
       </w:r>
     </w:p>
     <w:p>
@@ -9640,129 +9787,12 @@
       <w:r>
         <w:rPr>
           <w:rFonts w:cs="B Koodak" w:hint="cs"/>
-          <w:b/>
-          <w:bCs/>
-          <w:sz w:val="32"/>
-          <w:szCs w:val="32"/>
-          <w:rtl/>
-          <w:lang w:bidi="fa-IR"/>
-        </w:rPr>
-        <w:t>نمونه شاهد(</w:t>
-      </w:r>
-      <w:r>
-        <w:rPr>
-          <w:rFonts w:cs="B Koodak"/>
-          <w:b/>
-          <w:bCs/>
-          <w:sz w:val="32"/>
-          <w:szCs w:val="32"/>
-          <w:lang w:bidi="fa-IR"/>
-        </w:rPr>
-        <w:t>PP</w:t>
-      </w:r>
-      <w:r>
-        <w:rPr>
-          <w:rFonts w:cs="B Koodak" w:hint="cs"/>
-          <w:b/>
-          <w:bCs/>
-          <w:sz w:val="32"/>
-          <w:szCs w:val="32"/>
-          <w:rtl/>
-          <w:lang w:bidi="fa-IR"/>
-        </w:rPr>
-        <w:t xml:space="preserve"> خام کوئنچ</w:t>
-      </w:r>
-      <w:r>
-        <w:rPr>
-          <w:rFonts w:cs="B Koodak"/>
-          <w:b/>
-          <w:bCs/>
-          <w:sz w:val="32"/>
-          <w:szCs w:val="32"/>
-          <w:lang w:bidi="fa-IR"/>
-        </w:rPr>
-        <w:t>(</w:t>
-      </w:r>
-      <w:r>
-        <w:rPr>
-          <w:rFonts w:cs="B Koodak" w:hint="cs"/>
-          <w:b/>
-          <w:bCs/>
-          <w:sz w:val="32"/>
-          <w:szCs w:val="32"/>
-          <w:rtl/>
-          <w:lang w:bidi="fa-IR"/>
-        </w:rPr>
-        <w:t xml:space="preserve"> و محصول یا نمونه‌های مجهول </w:t>
-      </w:r>
-      <w:r>
-        <w:rPr>
-          <w:rFonts w:cs="B Koodak"/>
-          <w:b/>
-          <w:bCs/>
-          <w:sz w:val="32"/>
-          <w:szCs w:val="32"/>
-          <w:lang w:bidi="fa-IR"/>
-        </w:rPr>
-        <w:t>S1</w:t>
-      </w:r>
-      <w:r>
-        <w:rPr>
-          <w:rFonts w:cs="B Koodak" w:hint="cs"/>
-          <w:b/>
-          <w:bCs/>
-          <w:sz w:val="32"/>
-          <w:szCs w:val="32"/>
-          <w:rtl/>
-          <w:lang w:bidi="fa-IR"/>
-        </w:rPr>
-        <w:t xml:space="preserve"> تا </w:t>
-      </w:r>
-      <w:r>
-        <w:rPr>
-          <w:rFonts w:cs="B Koodak"/>
-          <w:b/>
-          <w:bCs/>
-          <w:sz w:val="32"/>
-          <w:szCs w:val="32"/>
-          <w:lang w:bidi="fa-IR"/>
-        </w:rPr>
-        <w:t>S5</w:t>
-      </w:r>
-      <w:r>
-        <w:rPr>
-          <w:rFonts w:cs="B Koodak" w:hint="cs"/>
-          <w:b/>
-          <w:bCs/>
-          <w:sz w:val="32"/>
-          <w:szCs w:val="32"/>
-          <w:rtl/>
-          <w:lang w:bidi="fa-IR"/>
-        </w:rPr>
-        <w:t xml:space="preserve"> را تحت </w:t>
-      </w:r>
-      <w:r>
-        <w:rPr>
-          <w:rFonts w:cs="B Koodak"/>
-          <w:b/>
-          <w:bCs/>
-          <w:sz w:val="32"/>
-          <w:szCs w:val="32"/>
-          <w:lang w:bidi="fa-IR"/>
-        </w:rPr>
-        <w:t>Hot Press</w:t>
-      </w:r>
-      <w:r>
-        <w:rPr>
-          <w:rFonts w:cs="B Koodak" w:hint="cs"/>
-          <w:b/>
-          <w:bCs/>
-          <w:sz w:val="32"/>
-          <w:szCs w:val="32"/>
-          <w:rtl/>
-          <w:lang w:bidi="fa-IR"/>
-        </w:rPr>
-        <w:t xml:space="preserve"> به ابعاد 5 در 5 سانتی‌متر با ضخامت 0.4 میلی‌متر تهیه کنید.</w:t>
+          <w:sz w:val="32"/>
+          <w:szCs w:val="32"/>
+          <w:rtl/>
+          <w:lang w:bidi="fa-IR"/>
+        </w:rPr>
+        <w:t>شستشو با آب را 3 بار با آب تازه تکرار کنید.</w:t>
       </w:r>
     </w:p>
     <w:p>
@@ -9782,72 +9812,111 @@
       <w:r>
         <w:rPr>
           <w:rFonts w:cs="B Koodak" w:hint="cs"/>
-          <w:b/>
-          <w:bCs/>
-          <w:sz w:val="32"/>
-          <w:szCs w:val="32"/>
-          <w:rtl/>
-          <w:lang w:bidi="fa-IR"/>
-        </w:rPr>
-        <w:t xml:space="preserve">از آنجا که سایز بچ نمونه، 10 گرم است، بهتر آنکه از وزن کل نمونه </w:t>
-      </w:r>
-      <w:r>
-        <w:rPr>
-          <w:rFonts w:cs="B Koodak"/>
-          <w:b/>
-          <w:bCs/>
-          <w:sz w:val="32"/>
-          <w:szCs w:val="32"/>
-          <w:lang w:bidi="fa-IR"/>
-        </w:rPr>
-        <w:t xml:space="preserve">S1 </w:t>
-      </w:r>
-      <w:r>
-        <w:rPr>
-          <w:rFonts w:cs="B Koodak" w:hint="cs"/>
-          <w:b/>
-          <w:bCs/>
-          <w:sz w:val="32"/>
-          <w:szCs w:val="32"/>
-          <w:rtl/>
-          <w:lang w:bidi="fa-IR"/>
-        </w:rPr>
-        <w:t xml:space="preserve"> تا </w:t>
-      </w:r>
-      <w:r>
-        <w:rPr>
-          <w:rFonts w:cs="B Koodak"/>
-          <w:b/>
-          <w:bCs/>
-          <w:sz w:val="32"/>
-          <w:szCs w:val="32"/>
-          <w:lang w:bidi="fa-IR"/>
-        </w:rPr>
-        <w:t>S5</w:t>
-      </w:r>
-      <w:r>
-        <w:rPr>
-          <w:rFonts w:cs="B Koodak" w:hint="cs"/>
-          <w:b/>
-          <w:bCs/>
-          <w:sz w:val="32"/>
-          <w:szCs w:val="32"/>
-          <w:rtl/>
-          <w:lang w:bidi="fa-IR"/>
-        </w:rPr>
-        <w:t xml:space="preserve"> را ، 10 فیلم 5 در 5 سانتی متر با ضخامت 0.4 میلی‌متر بسازید. یعنی برای هر فیلم بین 0.9 تا 1 گرم از نمونه.</w:t>
-      </w:r>
-      <w:r>
-        <w:rPr>
-          <w:rFonts w:cs="B Koodak" w:hint="cs"/>
-          <w:b/>
-          <w:bCs/>
-          <w:sz w:val="32"/>
-          <w:szCs w:val="32"/>
-          <w:rtl/>
-          <w:lang w:bidi="fa-IR"/>
-        </w:rPr>
-        <w:t>( اعداد فرضی است و  توسط اپراتور می‌تواند بهینه شود.)</w:t>
+          <w:sz w:val="32"/>
+          <w:szCs w:val="32"/>
+          <w:rtl/>
+          <w:lang w:bidi="fa-IR"/>
+        </w:rPr>
+        <w:t>پس از شست</w:t>
+      </w:r>
+      <w:r>
+        <w:rPr>
+          <w:rFonts w:cs="B Koodak" w:hint="cs"/>
+          <w:sz w:val="32"/>
+          <w:szCs w:val="32"/>
+          <w:rtl/>
+          <w:lang w:bidi="fa-IR"/>
+        </w:rPr>
+        <w:t>‌و</w:t>
+      </w:r>
+      <w:r>
+        <w:rPr>
+          <w:rFonts w:cs="B Koodak" w:hint="cs"/>
+          <w:sz w:val="32"/>
+          <w:szCs w:val="32"/>
+          <w:rtl/>
+          <w:lang w:bidi="fa-IR"/>
+        </w:rPr>
+        <w:t>شو با آب، م</w:t>
+      </w:r>
+      <w:r>
+        <w:rPr>
+          <w:rFonts w:cs="B Koodak" w:hint="cs"/>
+          <w:sz w:val="32"/>
+          <w:szCs w:val="32"/>
+          <w:rtl/>
+          <w:lang w:bidi="fa-IR"/>
+        </w:rPr>
+        <w:t>ح</w:t>
+      </w:r>
+      <w:r>
+        <w:rPr>
+          <w:rFonts w:cs="B Koodak" w:hint="cs"/>
+          <w:sz w:val="32"/>
+          <w:szCs w:val="32"/>
+          <w:rtl/>
+          <w:lang w:bidi="fa-IR"/>
+        </w:rPr>
+        <w:t xml:space="preserve">صول جامد را یک بار با 75 میلی‌لیتر اتانول در دمای اتاق </w:t>
+      </w:r>
+      <w:r>
+        <w:rPr>
+          <w:rFonts w:cs="B Koodak" w:hint="cs"/>
+          <w:sz w:val="32"/>
+          <w:szCs w:val="32"/>
+          <w:rtl/>
+          <w:lang w:bidi="fa-IR"/>
+        </w:rPr>
+        <w:t xml:space="preserve">به مدت 10 دقیقه </w:t>
+      </w:r>
+      <w:r>
+        <w:rPr>
+          <w:rFonts w:cs="B Koodak" w:hint="cs"/>
+          <w:sz w:val="32"/>
+          <w:szCs w:val="32"/>
+          <w:rtl/>
+          <w:lang w:bidi="fa-IR"/>
+        </w:rPr>
+        <w:t>شستشو دهید و مجدد فیلتر کنید.</w:t>
+      </w:r>
+      <w:r>
+        <w:rPr>
+          <w:rFonts w:cs="B Koodak" w:hint="cs"/>
+          <w:sz w:val="32"/>
+          <w:szCs w:val="32"/>
+          <w:rtl/>
+          <w:lang w:bidi="fa-IR"/>
+        </w:rPr>
+        <w:t xml:space="preserve"> سرعت پیشنهادی 150 تا 200 </w:t>
+      </w:r>
+      <w:r>
+        <w:rPr>
+          <w:rFonts w:cs="B Koodak"/>
+          <w:sz w:val="32"/>
+          <w:szCs w:val="32"/>
+          <w:lang w:bidi="fa-IR"/>
+        </w:rPr>
+        <w:t>rpm</w:t>
+      </w:r>
+      <w:r>
+        <w:rPr>
+          <w:rFonts w:cs="B Koodak" w:hint="cs"/>
+          <w:sz w:val="32"/>
+          <w:szCs w:val="32"/>
+          <w:rtl/>
+          <w:lang w:bidi="fa-IR"/>
+        </w:rPr>
+        <w:t xml:space="preserve"> </w:t>
+      </w:r>
+      <w:r>
+        <w:rPr>
+          <w:rFonts w:cs="B Koodak" w:hint="cs"/>
+          <w:sz w:val="32"/>
+          <w:szCs w:val="32"/>
+          <w:rtl/>
+          <w:lang w:bidi="fa-IR"/>
+        </w:rPr>
+        <w:t>می‌باشد.</w:t>
       </w:r>
     </w:p>
     <w:p>
@@ -9867,14 +9936,61 @@
       <w:r>
         <w:rPr>
           <w:rFonts w:cs="B Koodak" w:hint="cs"/>
-          <w:b/>
-          <w:bCs/>
-          <w:sz w:val="32"/>
-          <w:szCs w:val="32"/>
-          <w:rtl/>
-          <w:lang w:bidi="fa-IR"/>
-        </w:rPr>
-        <w:t>برای نمونه شاهد کافیست تنها 0.9 تا 1 گرم را بردارید و پرس کنید.</w:t>
+          <w:sz w:val="32"/>
+          <w:szCs w:val="32"/>
+          <w:rtl/>
+          <w:lang w:bidi="fa-IR"/>
+        </w:rPr>
+        <w:t xml:space="preserve">سپس محصول جامد را با 100 میلی‌لیتر </w:t>
+      </w:r>
+      <w:r>
+        <w:rPr>
+          <w:rFonts w:cs="B Koodak" w:hint="cs"/>
+          <w:sz w:val="32"/>
+          <w:szCs w:val="32"/>
+          <w:rtl/>
+          <w:lang w:bidi="fa-IR"/>
+        </w:rPr>
+        <w:t>در تماس بدهید و</w:t>
+      </w:r>
+      <w:r>
+        <w:rPr>
+          <w:rFonts w:cs="B Koodak" w:hint="cs"/>
+          <w:sz w:val="32"/>
+          <w:szCs w:val="32"/>
+          <w:rtl/>
+          <w:lang w:bidi="fa-IR"/>
+        </w:rPr>
+        <w:t xml:space="preserve"> شستشو دهید</w:t>
+      </w:r>
+      <w:r>
+        <w:rPr>
+          <w:rFonts w:cs="B Koodak" w:hint="cs"/>
+          <w:sz w:val="32"/>
+          <w:szCs w:val="32"/>
+          <w:rtl/>
+          <w:lang w:bidi="fa-IR"/>
+        </w:rPr>
+        <w:t xml:space="preserve">. در دمای اتاق و بدون حرارت با سرعت پیشنهادی 150 تا 200 </w:t>
+      </w:r>
+      <w:r>
+        <w:rPr>
+          <w:rFonts w:cs="B Koodak"/>
+          <w:sz w:val="32"/>
+          <w:szCs w:val="32"/>
+          <w:lang w:bidi="fa-IR"/>
+        </w:rPr>
+        <w:t>rpm</w:t>
+      </w:r>
+      <w:r>
+        <w:rPr>
+          <w:rFonts w:cs="B Koodak" w:hint="cs"/>
+          <w:sz w:val="32"/>
+          <w:szCs w:val="32"/>
+          <w:rtl/>
+          <w:lang w:bidi="fa-IR"/>
+        </w:rPr>
+        <w:t xml:space="preserve"> به مدت 4 ساعت. سپس فیلتراسیون کنید.</w:t>
       </w:r>
     </w:p>
     <w:p>
@@ -9894,14 +10010,12 @@
       <w:r>
         <w:rPr>
           <w:rFonts w:cs="B Koodak" w:hint="cs"/>
-          <w:b/>
-          <w:bCs/>
-          <w:sz w:val="32"/>
-          <w:szCs w:val="32"/>
-          <w:rtl/>
-          <w:lang w:bidi="fa-IR"/>
-        </w:rPr>
-        <w:t>ابعاد و ضخامت برای همه فیلم‌ها و همه نمونه‌ها یکسان باشد.</w:t>
+          <w:sz w:val="32"/>
+          <w:szCs w:val="32"/>
+          <w:rtl/>
+          <w:lang w:bidi="fa-IR"/>
+        </w:rPr>
+        <w:t>سه بار شستشو با استون تازه را انجام دهید (مجموع 12 ساعت)</w:t>
       </w:r>
     </w:p>
     <w:p>
@@ -9915,23 +10029,314 @@
           <w:rFonts w:cs="B Koodak"/>
           <w:sz w:val="32"/>
           <w:szCs w:val="32"/>
-          <w:highlight w:val="red"/>
-          <w:lang w:bidi="fa-IR"/>
-        </w:rPr>
-      </w:pPr>
-      <w:r>
-        <w:rPr>
-          <w:rFonts w:cs="B Koodak" w:hint="cs"/>
+          <w:lang w:bidi="fa-IR"/>
+        </w:rPr>
+      </w:pPr>
+      <w:r>
+        <w:rPr>
+          <w:rFonts w:cs="B Koodak" w:hint="cs"/>
+          <w:sz w:val="32"/>
+          <w:szCs w:val="32"/>
+          <w:rtl/>
+          <w:lang w:bidi="fa-IR"/>
+        </w:rPr>
+        <w:t>سپس به طور کامل استخراج کنید و فیلتراسیون کنید و در آون با دمای 60 درجه به مدت 24 ساعت خشک کنید.</w:t>
+      </w:r>
+    </w:p>
+    <w:p>
+      <w:pPr>
+        <w:numPr>
+          <w:ilvl w:val="0"/>
+          <w:numId w:val="8"/>
+        </w:numPr>
+        <w:bidi/>
+        <w:rPr>
+          <w:rFonts w:cs="B Koodak"/>
+          <w:sz w:val="32"/>
+          <w:szCs w:val="32"/>
+          <w:lang w:bidi="fa-IR"/>
+        </w:rPr>
+      </w:pPr>
+      <w:r>
+        <w:rPr>
+          <w:rFonts w:cs="B Koodak"/>
+          <w:sz w:val="32"/>
+          <w:szCs w:val="32"/>
+          <w:rtl/>
+        </w:rPr>
+        <w:t xml:space="preserve">پس از خشک‌کردن، نمونه را در شرایط مناسب </w:t>
+      </w:r>
+      <w:r>
+        <w:rPr>
+          <w:rFonts w:cs="B Koodak" w:hint="cs"/>
+          <w:sz w:val="32"/>
+          <w:szCs w:val="32"/>
+          <w:rtl/>
+        </w:rPr>
+        <w:t xml:space="preserve">تا دمای اتاق </w:t>
+      </w:r>
+      <w:r>
+        <w:rPr>
+          <w:rFonts w:cs="B Koodak"/>
+          <w:sz w:val="32"/>
+          <w:szCs w:val="32"/>
+          <w:rtl/>
+        </w:rPr>
+        <w:t>سرد کرده و جرم آن را اندازه‌گیری کنید. در صورت مشاهده تغییر جرم</w:t>
+      </w:r>
+      <w:r>
+        <w:rPr>
+          <w:rFonts w:cs="B Koodak" w:hint="cs"/>
+          <w:sz w:val="32"/>
+          <w:szCs w:val="32"/>
+          <w:rtl/>
+        </w:rPr>
+        <w:t xml:space="preserve"> در فواصل 10 دقیقه‌ای </w:t>
+      </w:r>
+      <w:r>
+        <w:rPr>
+          <w:rFonts w:cs="B Koodak"/>
+          <w:sz w:val="32"/>
+          <w:szCs w:val="32"/>
+          <w:rtl/>
+        </w:rPr>
+        <w:t>خشک‌کردن</w:t>
+      </w:r>
+      <w:r>
+        <w:rPr>
+          <w:rFonts w:cs="B Koodak" w:hint="cs"/>
+          <w:sz w:val="32"/>
+          <w:szCs w:val="32"/>
+          <w:rtl/>
+        </w:rPr>
+        <w:t xml:space="preserve"> با آون</w:t>
+      </w:r>
+      <w:r>
+        <w:rPr>
+          <w:rFonts w:cs="B Koodak"/>
+          <w:sz w:val="32"/>
+          <w:szCs w:val="32"/>
+          <w:rtl/>
+        </w:rPr>
+        <w:t xml:space="preserve"> و توزین را تکرار کنید تا </w:t>
+      </w:r>
+      <w:r>
+        <w:rPr>
+          <w:rFonts w:cs="B Koodak"/>
           <w:b/>
           <w:bCs/>
           <w:sz w:val="32"/>
           <w:szCs w:val="32"/>
-          <w:highlight w:val="red"/>
-          <w:rtl/>
-          <w:lang w:bidi="fa-IR"/>
-        </w:rPr>
-        <w:t>در صورت نیاز، از کل جرم یک نمونه به صورت پ</w:t>
-      </w:r>
+          <w:rtl/>
+        </w:rPr>
+        <w:t>جرم ثابت</w:t>
+      </w:r>
+      <w:r>
+        <w:rPr>
+          <w:rFonts w:cs="B Koodak"/>
+          <w:sz w:val="32"/>
+          <w:szCs w:val="32"/>
+          <w:rtl/>
+        </w:rPr>
+        <w:t xml:space="preserve"> حاصل شود</w:t>
+      </w:r>
+      <w:r>
+        <w:rPr>
+          <w:rFonts w:cs="B Koodak"/>
+          <w:sz w:val="32"/>
+          <w:szCs w:val="32"/>
+          <w:lang w:bidi="fa-IR"/>
+        </w:rPr>
+        <w:t>.</w:t>
+      </w:r>
+      <w:r>
+        <w:rPr>
+          <w:rFonts w:cs="B Koodak" w:hint="cs"/>
+          <w:sz w:val="32"/>
+          <w:szCs w:val="32"/>
+          <w:rtl/>
+          <w:lang w:bidi="fa-IR"/>
+        </w:rPr>
+        <w:t xml:space="preserve"> </w:t>
+      </w:r>
+      <w:r>
+        <w:rPr>
+          <w:rFonts w:cs="B Koodak"/>
+          <w:sz w:val="32"/>
+          <w:szCs w:val="32"/>
+          <w:rtl/>
+          <w:lang w:bidi="fa-IR"/>
+        </w:rPr>
+        <w:br/>
+      </w:r>
+      <w:r>
+        <w:rPr>
+          <w:rFonts w:cs="B Koodak" w:hint="cs"/>
+          <w:sz w:val="32"/>
+          <w:szCs w:val="32"/>
+          <w:rtl/>
+          <w:lang w:bidi="fa-IR"/>
+        </w:rPr>
+        <w:t>(</w:t>
+      </w:r>
+      <w:r>
+        <w:rPr>
+          <w:rFonts w:cs="B Koodak"/>
+          <w:sz w:val="32"/>
+          <w:szCs w:val="32"/>
+          <w:lang w:bidi="fa-IR"/>
+        </w:rPr>
+        <w:t>m</w:t>
+      </w:r>
+      <w:r>
+        <w:rPr>
+          <w:rFonts w:ascii="Cambria Math" w:hAnsi="Cambria Math" w:cs="Cambria Math"/>
+          <w:sz w:val="32"/>
+          <w:szCs w:val="32"/>
+          <w:lang w:bidi="fa-IR"/>
+        </w:rPr>
+        <w:t>ₙ</w:t>
+      </w:r>
+      <w:r>
+        <w:rPr>
+          <w:rFonts w:cs="B Koodak"/>
+          <w:sz w:val="32"/>
+          <w:szCs w:val="32"/>
+          <w:lang w:bidi="fa-IR"/>
+        </w:rPr>
+        <w:t xml:space="preserve"> </w:t>
+      </w:r>
+      <w:r>
+        <w:rPr>
+          <w:rFonts w:ascii="Aptos" w:hAnsi="Aptos" w:cs="Aptos"/>
+          <w:sz w:val="32"/>
+          <w:szCs w:val="32"/>
+          <w:lang w:bidi="fa-IR"/>
+        </w:rPr>
+        <w:t>≈</w:t>
+      </w:r>
+      <w:r>
+        <w:rPr>
+          <w:rFonts w:cs="B Koodak"/>
+          <w:sz w:val="32"/>
+          <w:szCs w:val="32"/>
+          <w:lang w:bidi="fa-IR"/>
+        </w:rPr>
+        <w:t xml:space="preserve"> m</w:t>
+      </w:r>
+      <w:r>
+        <w:rPr>
+          <w:rFonts w:ascii="Cambria Math" w:hAnsi="Cambria Math" w:cs="Cambria Math"/>
+          <w:sz w:val="32"/>
+          <w:szCs w:val="32"/>
+          <w:lang w:bidi="fa-IR"/>
+        </w:rPr>
+        <w:t>ₙ₋</w:t>
+      </w:r>
+      <w:r>
+        <w:rPr>
+          <w:rFonts w:ascii="Aptos" w:hAnsi="Aptos" w:cs="Aptos"/>
+          <w:sz w:val="32"/>
+          <w:szCs w:val="32"/>
+          <w:lang w:bidi="fa-IR"/>
+        </w:rPr>
+        <w:t>₁</w:t>
+      </w:r>
+      <w:r>
+        <w:rPr>
+          <w:rFonts w:cs="B Koodak"/>
+          <w:sz w:val="32"/>
+          <w:szCs w:val="32"/>
+          <w:lang w:bidi="fa-IR"/>
+        </w:rPr>
+        <w:t xml:space="preserve"> </w:t>
+      </w:r>
+      <w:r>
+        <w:rPr>
+          <w:rFonts w:cs="B Koodak" w:hint="cs"/>
+          <w:sz w:val="32"/>
+          <w:szCs w:val="32"/>
+          <w:rtl/>
+          <w:lang w:bidi="fa-IR"/>
+        </w:rPr>
+        <w:t>)</w:t>
+      </w:r>
+    </w:p>
+    <w:p>
+      <w:pPr>
+        <w:bidi/>
+        <w:ind w:left="720"/>
+        <w:rPr>
+          <w:rFonts w:cs="B Koodak"/>
+          <w:sz w:val="32"/>
+          <w:szCs w:val="32"/>
+          <w:rtl/>
+          <w:lang w:bidi="fa-IR"/>
+        </w:rPr>
+      </w:pPr>
+    </w:p>
+    <w:p>
+      <w:pPr>
+        <w:pStyle w:val="Heading3"/>
+        <w:bidi/>
+        <w:rPr>
+          <w:rFonts w:cs="B Koodak"/>
+          <w:lang w:bidi="fa-IR"/>
+        </w:rPr>
+      </w:pPr>
+      <w:r>
+        <w:rPr>
+          <w:rFonts w:cs="B Koodak"/>
+          <w:lang w:bidi="fa-IR"/>
+        </w:rPr>
+        <w:t>(4-</w:t>
+      </w:r>
+      <w:r>
+        <w:rPr>
+          <w:rFonts w:cs="B Koodak"/>
+          <w:lang w:bidi="fa-IR"/>
+        </w:rPr>
+        <w:t>6</w:t>
+      </w:r>
+      <w:proofErr w:type="gramStart"/>
+      <w:r>
+        <w:rPr>
+          <w:rFonts w:cs="B Koodak"/>
+          <w:lang w:bidi="fa-IR"/>
+        </w:rPr>
+        <w:t xml:space="preserve">) </w:t>
+      </w:r>
+      <w:r>
+        <w:rPr>
+          <w:rFonts w:cs="B Koodak" w:hint="cs"/>
+          <w:rtl/>
+        </w:rPr>
+        <w:t xml:space="preserve"> فیلم</w:t>
+      </w:r>
+      <w:proofErr w:type="gramEnd"/>
+      <w:r>
+        <w:rPr>
+          <w:rFonts w:cs="B Koodak" w:hint="cs"/>
+          <w:rtl/>
+        </w:rPr>
+        <w:t xml:space="preserve"> سازی</w:t>
+      </w:r>
+    </w:p>
+    <w:p>
+      <w:pPr>
+        <w:pStyle w:val="ListParagraph"/>
+        <w:numPr>
+          <w:ilvl w:val="0"/>
+          <w:numId w:val="24"/>
+        </w:numPr>
+        <w:bidi/>
+        <w:rPr>
+          <w:rFonts w:cs="B Koodak"/>
+          <w:sz w:val="32"/>
+          <w:szCs w:val="32"/>
+          <w:lang w:bidi="fa-IR"/>
+        </w:rPr>
+      </w:pPr>
       <w:r>
         <w:rPr>
           <w:rFonts w:cs="B Koodak" w:hint="cs"/>
@@ -9939,24 +10344,21 @@
           <w:bCs/>
           <w:sz w:val="32"/>
           <w:szCs w:val="32"/>
-          <w:highlight w:val="red"/>
-          <w:rtl/>
-          <w:lang w:bidi="fa-IR"/>
-        </w:rPr>
-        <w:t>و</w:t>
-      </w:r>
-      <w:r>
-        <w:rPr>
-          <w:rFonts w:cs="B Koodak" w:hint="cs"/>
+          <w:rtl/>
+          <w:lang w:bidi="fa-IR"/>
+        </w:rPr>
+        <w:t>نمونه شاهد(</w:t>
+      </w:r>
+      <w:r>
+        <w:rPr>
+          <w:rFonts w:cs="B Koodak"/>
           <w:b/>
           <w:bCs/>
           <w:sz w:val="32"/>
           <w:szCs w:val="32"/>
-          <w:highlight w:val="red"/>
-          <w:rtl/>
-          <w:lang w:bidi="fa-IR"/>
-        </w:rPr>
-        <w:t>در رسوب‌شده، قبل از ساختن فیلم، مقادیر مورد نیاز جهت انجام آزمون‌ها بردارید (به مقدار یکسان برای تمام نمونه‌ها)</w:t>
+          <w:lang w:bidi="fa-IR"/>
+        </w:rPr>
+        <w:t>PP</w:t>
       </w:r>
       <w:r>
         <w:rPr>
@@ -9965,70 +10367,12 @@
           <w:bCs/>
           <w:sz w:val="32"/>
           <w:szCs w:val="32"/>
-          <w:highlight w:val="red"/>
-          <w:rtl/>
-          <w:lang w:bidi="fa-IR"/>
-        </w:rPr>
-        <w:t xml:space="preserve"> از جرم باقی‌مانده نمونه، فیلم‌ها را بسازید.</w:t>
-      </w:r>
-    </w:p>
-    <w:p>
-      <w:pPr>
-        <w:bidi/>
-        <w:rPr>
-          <w:rFonts w:cs="B Koodak"/>
-          <w:sz w:val="32"/>
-          <w:szCs w:val="32"/>
-          <w:lang w:bidi="fa-IR"/>
-        </w:rPr>
-      </w:pPr>
-      <w:r>
-        <w:rPr>
-          <w:rFonts w:cs="B Koodak"/>
-          <w:sz w:val="32"/>
-          <w:szCs w:val="32"/>
-          <w:lang w:bidi="fa-IR"/>
-        </w:rPr>
-        <w:pict w14:anchorId="3C71646C">
-          <v:rect id="_x0000_i1026" style="width:0;height:1.5pt" o:hralign="center" o:hrstd="t" o:hr="t" fillcolor="#a0a0a0" stroked="f"/>
-        </w:pict>
-      </w:r>
-    </w:p>
-    <w:p>
-      <w:pPr>
-        <w:pStyle w:val="Heading2"/>
-        <w:bidi/>
-        <w:rPr>
-          <w:rFonts w:cs="B Koodak"/>
-          <w:rtl/>
-        </w:rPr>
-      </w:pPr>
-      <w:r>
-        <w:rPr>
-          <w:rFonts w:cs="B Koodak"/>
-          <w:lang w:bidi="fa-IR"/>
-        </w:rPr>
-        <w:t xml:space="preserve"> (5) </w:t>
-      </w:r>
-      <w:r>
-        <w:rPr>
-          <w:rFonts w:cs="B Koodak" w:hint="cs"/>
-          <w:rtl/>
-          <w:lang w:bidi="fa-IR"/>
-        </w:rPr>
-        <w:t xml:space="preserve">آزمون‌ها، </w:t>
-      </w:r>
-      <w:r>
-        <w:rPr>
-          <w:rFonts w:cs="B Koodak"/>
-          <w:rtl/>
-        </w:rPr>
-        <w:t>متریک‌ها، دستگاه‌ها، فرمول‌ها و نحوه گزارش</w:t>
-      </w:r>
-    </w:p>
-    <w:p>
-      <w:pPr>
-        <w:bidi/>
+          <w:rtl/>
+          <w:lang w:bidi="fa-IR"/>
+        </w:rPr>
+        <w:t xml:space="preserve"> خام کوئنچ</w:t>
+      </w:r>
+      <w:r>
         <w:rPr>
           <w:rFonts w:cs="B Koodak"/>
           <w:b/>
@@ -10037,7 +10381,8 @@
           <w:szCs w:val="32"/>
           <w:lang w:bidi="fa-IR"/>
         </w:rPr>
-      </w:pPr>
+        <w:t>(</w:t>
+      </w:r>
       <w:r>
         <w:rPr>
           <w:rFonts w:cs="B Koodak" w:hint="cs"/>
@@ -10045,10 +10390,10 @@
           <w:bCs/>
           <w:sz w:val="32"/>
           <w:szCs w:val="32"/>
-          <w:highlight w:val="green"/>
-          <w:rtl/>
-        </w:rPr>
-        <w:t xml:space="preserve">برای تمام متریک‌ها و آزمون‌ها، همزمان روی </w:t>
+          <w:rtl/>
+          <w:lang w:bidi="fa-IR"/>
+        </w:rPr>
+        <w:t xml:space="preserve"> و نمونه‌های مجهول </w:t>
       </w:r>
       <w:r>
         <w:rPr>
@@ -10057,9 +10402,9 @@
           <w:bCs/>
           <w:sz w:val="32"/>
           <w:szCs w:val="32"/>
-          <w:highlight w:val="green"/>
-        </w:rPr>
-        <w:t>PP</w:t>
+          <w:lang w:bidi="fa-IR"/>
+        </w:rPr>
+        <w:t>S1</w:t>
       </w:r>
       <w:r>
         <w:rPr>
@@ -10068,24 +10413,21 @@
           <w:bCs/>
           <w:sz w:val="32"/>
           <w:szCs w:val="32"/>
-          <w:highlight w:val="green"/>
-          <w:rtl/>
-          <w:lang w:bidi="fa-IR"/>
-        </w:rPr>
-        <w:t xml:space="preserve"> خام کوئنچ(شاهد) و</w:t>
-      </w:r>
-      <w:r>
-        <w:rPr>
-          <w:rFonts w:cs="B Koodak" w:hint="cs"/>
+          <w:rtl/>
+          <w:lang w:bidi="fa-IR"/>
+        </w:rPr>
+        <w:t xml:space="preserve"> تا </w:t>
+      </w:r>
+      <w:r>
+        <w:rPr>
+          <w:rFonts w:cs="B Koodak"/>
           <w:b/>
           <w:bCs/>
           <w:sz w:val="32"/>
           <w:szCs w:val="32"/>
-          <w:highlight w:val="green"/>
-          <w:rtl/>
-          <w:lang w:bidi="fa-IR"/>
-        </w:rPr>
-        <w:t xml:space="preserve"> تمام</w:t>
+          <w:lang w:bidi="fa-IR"/>
+        </w:rPr>
+        <w:t>S5</w:t>
       </w:r>
       <w:r>
         <w:rPr>
@@ -10094,24 +10436,21 @@
           <w:bCs/>
           <w:sz w:val="32"/>
           <w:szCs w:val="32"/>
-          <w:highlight w:val="green"/>
-          <w:rtl/>
-          <w:lang w:bidi="fa-IR"/>
-        </w:rPr>
-        <w:t xml:space="preserve"> نمونه</w:t>
-      </w:r>
-      <w:r>
-        <w:rPr>
-          <w:rFonts w:cs="B Koodak" w:hint="cs"/>
+          <w:rtl/>
+          <w:lang w:bidi="fa-IR"/>
+        </w:rPr>
+        <w:t xml:space="preserve"> را تحت </w:t>
+      </w:r>
+      <w:r>
+        <w:rPr>
+          <w:rFonts w:cs="B Koodak"/>
           <w:b/>
           <w:bCs/>
           <w:sz w:val="32"/>
           <w:szCs w:val="32"/>
-          <w:highlight w:val="green"/>
-          <w:rtl/>
-          <w:lang w:bidi="fa-IR"/>
-        </w:rPr>
-        <w:t>‌ها</w:t>
+          <w:lang w:bidi="fa-IR"/>
+        </w:rPr>
+        <w:t>Hot Press</w:t>
       </w:r>
       <w:r>
         <w:rPr>
@@ -10120,18 +10459,30 @@
           <w:bCs/>
           <w:sz w:val="32"/>
           <w:szCs w:val="32"/>
-          <w:highlight w:val="green"/>
-          <w:rtl/>
-          <w:lang w:bidi="fa-IR"/>
-        </w:rPr>
-        <w:t>(محصول نهایی پس از شستشو و خشک شدن) انجام شود.</w:t>
-      </w:r>
-    </w:p>
-    <w:p>
-      <w:pPr>
-        <w:bidi/>
-        <w:rPr>
-          <w:rFonts w:cs="B Koodak"/>
+          <w:rtl/>
+          <w:lang w:bidi="fa-IR"/>
+        </w:rPr>
+        <w:t xml:space="preserve"> به ابعاد 5 در 5 سانتی‌متر با ضخامت 0.4 میلی‌متر تهیه کنید.</w:t>
+      </w:r>
+    </w:p>
+    <w:p>
+      <w:pPr>
+        <w:pStyle w:val="ListParagraph"/>
+        <w:numPr>
+          <w:ilvl w:val="0"/>
+          <w:numId w:val="24"/>
+        </w:numPr>
+        <w:bidi/>
+        <w:rPr>
+          <w:rFonts w:cs="B Koodak"/>
+          <w:sz w:val="32"/>
+          <w:szCs w:val="32"/>
+          <w:lang w:bidi="fa-IR"/>
+        </w:rPr>
+      </w:pPr>
+      <w:r>
+        <w:rPr>
+          <w:rFonts w:cs="B Koodak" w:hint="cs"/>
           <w:b/>
           <w:bCs/>
           <w:sz w:val="32"/>
@@ -10139,52 +10490,45 @@
           <w:rtl/>
           <w:lang w:bidi="fa-IR"/>
         </w:rPr>
-      </w:pPr>
-      <w:r>
-        <w:rPr>
-          <w:rFonts w:cs="B Koodak" w:hint="cs"/>
+        <w:t xml:space="preserve">از آنجا که سایز بچ نمونه، 10 گرم است، بهتر آنکه از وزن کل نمونه </w:t>
+      </w:r>
+      <w:r>
+        <w:rPr>
+          <w:rFonts w:cs="B Koodak"/>
           <w:b/>
           <w:bCs/>
           <w:sz w:val="32"/>
           <w:szCs w:val="32"/>
-          <w:highlight w:val="cyan"/>
-          <w:rtl/>
-          <w:lang w:bidi="fa-IR"/>
-        </w:rPr>
-        <w:t>نام و مشخصات وسیله اندازه‌گیری به همراه دقت وسیله اندازه گیری گزارش شود.</w:t>
-      </w:r>
-      <w:r>
-        <w:rPr>
-          <w:rFonts w:cs="B Koodak"/>
+          <w:lang w:bidi="fa-IR"/>
+        </w:rPr>
+        <w:t xml:space="preserve">S1 </w:t>
+      </w:r>
+      <w:r>
+        <w:rPr>
+          <w:rFonts w:cs="B Koodak" w:hint="cs"/>
           <w:b/>
           <w:bCs/>
           <w:sz w:val="32"/>
           <w:szCs w:val="32"/>
-          <w:highlight w:val="cyan"/>
-          <w:rtl/>
-          <w:lang w:bidi="fa-IR"/>
-        </w:rPr>
-        <w:br/>
-      </w:r>
-      <w:r>
-        <w:rPr>
-          <w:rFonts w:cs="B Koodak" w:hint="cs"/>
+          <w:rtl/>
+          <w:lang w:bidi="fa-IR"/>
+        </w:rPr>
+        <w:t xml:space="preserve"> تا </w:t>
+      </w:r>
+      <w:r>
+        <w:rPr>
+          <w:rFonts w:cs="B Koodak"/>
           <w:b/>
           <w:bCs/>
           <w:sz w:val="32"/>
           <w:szCs w:val="32"/>
-          <w:highlight w:val="cyan"/>
-          <w:rtl/>
-          <w:lang w:bidi="fa-IR"/>
-        </w:rPr>
-        <w:t>برای مثال، پیپت 10 میلی‌لیتر با دقت +- 0.01 میلی‌لیتر</w:t>
-      </w:r>
-    </w:p>
-    <w:p>
-      <w:pPr>
-        <w:bidi/>
-        <w:rPr>
-          <w:rFonts w:cs="B Koodak"/>
+          <w:lang w:bidi="fa-IR"/>
+        </w:rPr>
+        <w:t>S5</w:t>
+      </w:r>
+      <w:r>
+        <w:rPr>
+          <w:rFonts w:cs="B Koodak" w:hint="cs"/>
           <w:b/>
           <w:bCs/>
           <w:sz w:val="32"/>
@@ -10192,11 +10536,9 @@
           <w:rtl/>
           <w:lang w:bidi="fa-IR"/>
         </w:rPr>
-      </w:pPr>
-    </w:p>
-    <w:p>
-      <w:pPr>
-        <w:bidi/>
+        <w:t xml:space="preserve"> را ، 10 فیلم 5 در 5 سانتی متر با ضخامت 0.4 میلی‌متر بسازید. یعنی برای هر فیلم بین 0.9 تا 1 گرم از نمونه.</w:t>
+      </w:r>
+      <w:r>
         <w:rPr>
           <w:rFonts w:cs="B Koodak"/>
           <w:b/>
@@ -10206,7 +10548,8 @@
           <w:rtl/>
           <w:lang w:bidi="fa-IR"/>
         </w:rPr>
-      </w:pPr>
+        <w:br/>
+      </w:r>
       <w:r>
         <w:rPr>
           <w:rFonts w:cs="B Koodak" w:hint="cs"/>
@@ -10217,8 +10560,24 @@
           <w:rtl/>
           <w:lang w:bidi="fa-IR"/>
         </w:rPr>
-        <w:t>برای هر آزمون، متغیرها،</w:t>
-      </w:r>
+        <w:t>( اعداد فرضی است و  توسط اپراتور می‌تواند بهینه شود.)</w:t>
+      </w:r>
+    </w:p>
+    <w:p>
+      <w:pPr>
+        <w:pStyle w:val="ListParagraph"/>
+        <w:numPr>
+          <w:ilvl w:val="0"/>
+          <w:numId w:val="24"/>
+        </w:numPr>
+        <w:bidi/>
+        <w:rPr>
+          <w:rFonts w:cs="B Koodak"/>
+          <w:sz w:val="32"/>
+          <w:szCs w:val="32"/>
+          <w:lang w:bidi="fa-IR"/>
+        </w:rPr>
+      </w:pPr>
       <w:r>
         <w:rPr>
           <w:rFonts w:cs="B Koodak" w:hint="cs"/>
@@ -10229,8 +10588,24 @@
           <w:rtl/>
           <w:lang w:bidi="fa-IR"/>
         </w:rPr>
-        <w:t xml:space="preserve"> </w:t>
-      </w:r>
+        <w:t>برای نمونه شاهد کافیست تنها 0.9 تا 1 گرم را بردارید و پرس کنید.</w:t>
+      </w:r>
+    </w:p>
+    <w:p>
+      <w:pPr>
+        <w:pStyle w:val="ListParagraph"/>
+        <w:numPr>
+          <w:ilvl w:val="0"/>
+          <w:numId w:val="24"/>
+        </w:numPr>
+        <w:bidi/>
+        <w:rPr>
+          <w:rFonts w:cs="B Koodak"/>
+          <w:sz w:val="32"/>
+          <w:szCs w:val="32"/>
+          <w:lang w:bidi="fa-IR"/>
+        </w:rPr>
+      </w:pPr>
       <w:r>
         <w:rPr>
           <w:rFonts w:cs="B Koodak" w:hint="cs"/>
@@ -10241,22 +10616,38 @@
           <w:rtl/>
           <w:lang w:bidi="fa-IR"/>
         </w:rPr>
-        <w:t>پارامترها، جداول، نمودار یا طیف، و هر اطلاعات قابل استخراج و تفسیر گزارش شود.</w:t>
-      </w:r>
-    </w:p>
-    <w:p>
-      <w:pPr>
-        <w:bidi/>
-        <w:rPr>
-          <w:rFonts w:cs="B Koodak"/>
+        <w:t>ابعاد و ضخامت برای همه فیلم‌ها و همه نمونه‌ها یکسان باشد.</w:t>
+      </w:r>
+    </w:p>
+    <w:p>
+      <w:pPr>
+        <w:pStyle w:val="ListParagraph"/>
+        <w:numPr>
+          <w:ilvl w:val="0"/>
+          <w:numId w:val="24"/>
+        </w:numPr>
+        <w:bidi/>
+        <w:rPr>
+          <w:rFonts w:cs="B Koodak"/>
+          <w:sz w:val="32"/>
+          <w:szCs w:val="32"/>
+          <w:highlight w:val="red"/>
+          <w:lang w:bidi="fa-IR"/>
+        </w:rPr>
+      </w:pPr>
+      <w:r>
+        <w:rPr>
+          <w:rFonts w:cs="B Koodak" w:hint="cs"/>
           <w:b/>
           <w:bCs/>
           <w:sz w:val="32"/>
           <w:szCs w:val="32"/>
-          <w:rtl/>
-          <w:lang w:bidi="fa-IR"/>
-        </w:rPr>
-      </w:pPr>
+          <w:highlight w:val="red"/>
+          <w:rtl/>
+          <w:lang w:bidi="fa-IR"/>
+        </w:rPr>
+        <w:t>در صورت نیاز، از کل جرم یک نمونه به صورت پ</w:t>
+      </w:r>
       <w:r>
         <w:rPr>
           <w:rFonts w:cs="B Koodak" w:hint="cs"/>
@@ -10264,10 +10655,11 @@
           <w:bCs/>
           <w:sz w:val="32"/>
           <w:szCs w:val="32"/>
-          <w:rtl/>
-          <w:lang w:bidi="fa-IR"/>
-        </w:rPr>
-        <w:t>هر آزمونی که به دلیل نبود تجهیزات امکان انجام نیست، در گزارش نهایی، ذکر شود</w:t>
+          <w:highlight w:val="red"/>
+          <w:rtl/>
+          <w:lang w:bidi="fa-IR"/>
+        </w:rPr>
+        <w:t>و</w:t>
       </w:r>
       <w:r>
         <w:rPr>
@@ -10276,10 +10668,65 @@
           <w:bCs/>
           <w:sz w:val="32"/>
           <w:szCs w:val="32"/>
-          <w:rtl/>
-          <w:lang w:bidi="fa-IR"/>
-        </w:rPr>
-        <w:t>.</w:t>
+          <w:highlight w:val="red"/>
+          <w:rtl/>
+          <w:lang w:bidi="fa-IR"/>
+        </w:rPr>
+        <w:t>در رسوب‌شده، قبل از ساختن فیلم، مقادیر مورد نیاز جهت انجام آزمون‌ها بردارید (به مقدار یکسان برای تمام نمونه‌ها) از جرم باقی‌مانده نمونه، فیلم‌ها را بسازید.</w:t>
+      </w:r>
+    </w:p>
+    <w:p>
+      <w:pPr>
+        <w:bidi/>
+        <w:rPr>
+          <w:rFonts w:cs="B Koodak"/>
+          <w:sz w:val="32"/>
+          <w:szCs w:val="32"/>
+          <w:lang w:bidi="fa-IR"/>
+        </w:rPr>
+      </w:pPr>
+      <w:r>
+        <w:rPr>
+          <w:rFonts w:cs="B Koodak"/>
+          <w:sz w:val="32"/>
+          <w:szCs w:val="32"/>
+          <w:lang w:bidi="fa-IR"/>
+        </w:rPr>
+        <w:pict w14:anchorId="3C71646C">
+          <v:rect id="_x0000_i1040" style="width:0;height:1.5pt" o:hralign="center" o:hrstd="t" o:hr="t" fillcolor="#a0a0a0" stroked="f"/>
+        </w:pict>
+      </w:r>
+    </w:p>
+    <w:p>
+      <w:pPr>
+        <w:pStyle w:val="Heading2"/>
+        <w:bidi/>
+        <w:rPr>
+          <w:rFonts w:cs="B Koodak"/>
+          <w:rtl/>
+        </w:rPr>
+      </w:pPr>
+      <w:r>
+        <w:rPr>
+          <w:rFonts w:cs="B Koodak"/>
+          <w:lang w:bidi="fa-IR"/>
+        </w:rPr>
+        <w:t xml:space="preserve"> (5) </w:t>
+      </w:r>
+      <w:r>
+        <w:rPr>
+          <w:rFonts w:cs="B Koodak" w:hint="cs"/>
+          <w:rtl/>
+          <w:lang w:bidi="fa-IR"/>
+        </w:rPr>
+        <w:t xml:space="preserve">آزمون‌ها، </w:t>
+      </w:r>
+      <w:r>
+        <w:rPr>
+          <w:rFonts w:cs="B Koodak"/>
+          <w:rtl/>
+        </w:rPr>
+        <w:t>متریک‌ها، دستگاه‌ها، فرمول‌ها و نحوه گزارش</w:t>
       </w:r>
     </w:p>
     <w:p>
@@ -10291,7 +10738,6 @@
           <w:bCs/>
           <w:sz w:val="32"/>
           <w:szCs w:val="32"/>
-          <w:rtl/>
           <w:lang w:bidi="fa-IR"/>
         </w:rPr>
       </w:pPr>
@@ -10302,35 +10748,292 @@
           <w:bCs/>
           <w:sz w:val="32"/>
           <w:szCs w:val="32"/>
-          <w:rtl/>
-          <w:lang w:bidi="fa-IR"/>
-        </w:rPr>
-        <w:t>راهنمای آزمون و گزارش، برای هر نمونه در ذیل مشاهده می‌شود:</w:t>
-      </w:r>
-    </w:p>
-    <w:p>
-      <w:pPr>
-        <w:bidi/>
+          <w:highlight w:val="green"/>
+          <w:rtl/>
+        </w:rPr>
+        <w:t xml:space="preserve">برای تمام متریک‌ها و آزمون‌ها، همزمان روی </w:t>
+      </w:r>
+      <w:r>
         <w:rPr>
           <w:rFonts w:cs="B Koodak"/>
           <w:b/>
           <w:bCs/>
           <w:sz w:val="32"/>
           <w:szCs w:val="32"/>
-          <w:rtl/>
-          <w:lang w:bidi="fa-IR"/>
-        </w:rPr>
-      </w:pPr>
-    </w:p>
-    <w:p>
-      <w:pPr>
-        <w:bidi/>
-        <w:rPr>
-          <w:rFonts w:cs="B Koodak"/>
+          <w:highlight w:val="green"/>
+        </w:rPr>
+        <w:t>PP</w:t>
+      </w:r>
+      <w:r>
+        <w:rPr>
+          <w:rFonts w:cs="B Koodak" w:hint="cs"/>
           <w:b/>
           <w:bCs/>
           <w:sz w:val="32"/>
           <w:szCs w:val="32"/>
+          <w:highlight w:val="green"/>
+          <w:rtl/>
+          <w:lang w:bidi="fa-IR"/>
+        </w:rPr>
+        <w:t xml:space="preserve"> خام کوئنچ(شاهد) و</w:t>
+      </w:r>
+      <w:r>
+        <w:rPr>
+          <w:rFonts w:cs="B Koodak" w:hint="cs"/>
+          <w:b/>
+          <w:bCs/>
+          <w:sz w:val="32"/>
+          <w:szCs w:val="32"/>
+          <w:highlight w:val="green"/>
+          <w:rtl/>
+          <w:lang w:bidi="fa-IR"/>
+        </w:rPr>
+        <w:t xml:space="preserve"> تمام</w:t>
+      </w:r>
+      <w:r>
+        <w:rPr>
+          <w:rFonts w:cs="B Koodak" w:hint="cs"/>
+          <w:b/>
+          <w:bCs/>
+          <w:sz w:val="32"/>
+          <w:szCs w:val="32"/>
+          <w:highlight w:val="green"/>
+          <w:rtl/>
+          <w:lang w:bidi="fa-IR"/>
+        </w:rPr>
+        <w:t xml:space="preserve"> نمونه</w:t>
+      </w:r>
+      <w:r>
+        <w:rPr>
+          <w:rFonts w:cs="B Koodak" w:hint="cs"/>
+          <w:b/>
+          <w:bCs/>
+          <w:sz w:val="32"/>
+          <w:szCs w:val="32"/>
+          <w:highlight w:val="green"/>
+          <w:rtl/>
+          <w:lang w:bidi="fa-IR"/>
+        </w:rPr>
+        <w:t>‌ها</w:t>
+      </w:r>
+      <w:r>
+        <w:rPr>
+          <w:rFonts w:cs="B Koodak" w:hint="cs"/>
+          <w:b/>
+          <w:bCs/>
+          <w:sz w:val="32"/>
+          <w:szCs w:val="32"/>
+          <w:highlight w:val="green"/>
+          <w:rtl/>
+          <w:lang w:bidi="fa-IR"/>
+        </w:rPr>
+        <w:t>(محصول نهایی پس از شستشو و خشک شدن) انجام شود.</w:t>
+      </w:r>
+    </w:p>
+    <w:p>
+      <w:pPr>
+        <w:bidi/>
+        <w:rPr>
+          <w:rFonts w:cs="B Koodak"/>
+          <w:b/>
+          <w:bCs/>
+          <w:sz w:val="32"/>
+          <w:szCs w:val="32"/>
+          <w:rtl/>
+          <w:lang w:bidi="fa-IR"/>
+        </w:rPr>
+      </w:pPr>
+      <w:r>
+        <w:rPr>
+          <w:rFonts w:cs="B Koodak" w:hint="cs"/>
+          <w:b/>
+          <w:bCs/>
+          <w:sz w:val="32"/>
+          <w:szCs w:val="32"/>
+          <w:highlight w:val="cyan"/>
+          <w:rtl/>
+          <w:lang w:bidi="fa-IR"/>
+        </w:rPr>
+        <w:t>نام و مشخصات وسیله اندازه‌گیری به همراه دقت وسیله اندازه گیری گزارش شود.</w:t>
+      </w:r>
+      <w:r>
+        <w:rPr>
+          <w:rFonts w:cs="B Koodak"/>
+          <w:b/>
+          <w:bCs/>
+          <w:sz w:val="32"/>
+          <w:szCs w:val="32"/>
+          <w:highlight w:val="cyan"/>
+          <w:rtl/>
+          <w:lang w:bidi="fa-IR"/>
+        </w:rPr>
+        <w:br/>
+      </w:r>
+      <w:r>
+        <w:rPr>
+          <w:rFonts w:cs="B Koodak" w:hint="cs"/>
+          <w:b/>
+          <w:bCs/>
+          <w:sz w:val="32"/>
+          <w:szCs w:val="32"/>
+          <w:highlight w:val="cyan"/>
+          <w:rtl/>
+          <w:lang w:bidi="fa-IR"/>
+        </w:rPr>
+        <w:t>برای مثال، پیپت 10 میلی‌لیتر با دقت +- 0.01 میلی‌لیتر</w:t>
+      </w:r>
+    </w:p>
+    <w:p>
+      <w:pPr>
+        <w:bidi/>
+        <w:rPr>
+          <w:rFonts w:cs="B Koodak"/>
+          <w:b/>
+          <w:bCs/>
+          <w:sz w:val="32"/>
+          <w:szCs w:val="32"/>
+          <w:rtl/>
+          <w:lang w:bidi="fa-IR"/>
+        </w:rPr>
+      </w:pPr>
+    </w:p>
+    <w:p>
+      <w:pPr>
+        <w:bidi/>
+        <w:rPr>
+          <w:rFonts w:cs="B Koodak"/>
+          <w:b/>
+          <w:bCs/>
+          <w:sz w:val="32"/>
+          <w:szCs w:val="32"/>
+          <w:rtl/>
+          <w:lang w:bidi="fa-IR"/>
+        </w:rPr>
+      </w:pPr>
+      <w:r>
+        <w:rPr>
+          <w:rFonts w:cs="B Koodak" w:hint="cs"/>
+          <w:b/>
+          <w:bCs/>
+          <w:sz w:val="32"/>
+          <w:szCs w:val="32"/>
+          <w:rtl/>
+          <w:lang w:bidi="fa-IR"/>
+        </w:rPr>
+        <w:t>برای هر آزمون، متغیرها،</w:t>
+      </w:r>
+      <w:r>
+        <w:rPr>
+          <w:rFonts w:cs="B Koodak" w:hint="cs"/>
+          <w:b/>
+          <w:bCs/>
+          <w:sz w:val="32"/>
+          <w:szCs w:val="32"/>
+          <w:rtl/>
+          <w:lang w:bidi="fa-IR"/>
+        </w:rPr>
+        <w:t xml:space="preserve"> </w:t>
+      </w:r>
+      <w:r>
+        <w:rPr>
+          <w:rFonts w:cs="B Koodak" w:hint="cs"/>
+          <w:b/>
+          <w:bCs/>
+          <w:sz w:val="32"/>
+          <w:szCs w:val="32"/>
+          <w:rtl/>
+          <w:lang w:bidi="fa-IR"/>
+        </w:rPr>
+        <w:t>پارامترها، جداول، نمودار یا طیف، و هر اطلاعات قابل استخراج و تفسیر گزارش شود.</w:t>
+      </w:r>
+    </w:p>
+    <w:p>
+      <w:pPr>
+        <w:bidi/>
+        <w:rPr>
+          <w:rFonts w:cs="B Koodak"/>
+          <w:b/>
+          <w:bCs/>
+          <w:sz w:val="32"/>
+          <w:szCs w:val="32"/>
+          <w:rtl/>
+          <w:lang w:bidi="fa-IR"/>
+        </w:rPr>
+      </w:pPr>
+      <w:r>
+        <w:rPr>
+          <w:rFonts w:cs="B Koodak" w:hint="cs"/>
+          <w:b/>
+          <w:bCs/>
+          <w:sz w:val="32"/>
+          <w:szCs w:val="32"/>
+          <w:rtl/>
+          <w:lang w:bidi="fa-IR"/>
+        </w:rPr>
+        <w:t>هر آزمونی که به دلیل نبود تجهیزات امکان انجام نیست، در گزارش نهایی، ذکر شود</w:t>
+      </w:r>
+      <w:r>
+        <w:rPr>
+          <w:rFonts w:cs="B Koodak" w:hint="cs"/>
+          <w:b/>
+          <w:bCs/>
+          <w:sz w:val="32"/>
+          <w:szCs w:val="32"/>
+          <w:rtl/>
+          <w:lang w:bidi="fa-IR"/>
+        </w:rPr>
+        <w:t>.</w:t>
+      </w:r>
+    </w:p>
+    <w:p>
+      <w:pPr>
+        <w:bidi/>
+        <w:rPr>
+          <w:rFonts w:cs="B Koodak"/>
+          <w:b/>
+          <w:bCs/>
+          <w:sz w:val="32"/>
+          <w:szCs w:val="32"/>
+          <w:rtl/>
+          <w:lang w:bidi="fa-IR"/>
+        </w:rPr>
+      </w:pPr>
+      <w:r>
+        <w:rPr>
+          <w:rFonts w:cs="B Koodak" w:hint="cs"/>
+          <w:b/>
+          <w:bCs/>
+          <w:sz w:val="32"/>
+          <w:szCs w:val="32"/>
+          <w:rtl/>
+          <w:lang w:bidi="fa-IR"/>
+        </w:rPr>
+        <w:t>راهنمای آزمون و گزارش، برای هر نمونه در ذیل مشاهده می‌شود:</w:t>
+      </w:r>
+    </w:p>
+    <w:p>
+      <w:pPr>
+        <w:bidi/>
+        <w:rPr>
+          <w:rFonts w:cs="B Koodak"/>
+          <w:b/>
+          <w:bCs/>
+          <w:sz w:val="32"/>
+          <w:szCs w:val="32"/>
+          <w:rtl/>
+          <w:lang w:bidi="fa-IR"/>
+        </w:rPr>
+      </w:pPr>
+    </w:p>
+    <w:p>
+      <w:pPr>
+        <w:bidi/>
+        <w:rPr>
+          <w:rFonts w:cs="B Koodak"/>
+          <w:b/>
+          <w:bCs/>
+          <w:sz w:val="32"/>
+          <w:szCs w:val="32"/>
           <w:rtl/>
           <w:lang w:bidi="fa-IR"/>
         </w:rPr>
@@ -10351,7 +11054,15 @@
           <w:rFonts w:cs="B Koodak"/>
           <w:lang w:bidi="fa-IR"/>
         </w:rPr>
-        <w:t xml:space="preserve"> : (5-1) </w:t>
+        <w:t xml:space="preserve"> : (5-1</w:t>
+      </w:r>
+      <w:proofErr w:type="gramStart"/>
+      <w:r>
+        <w:rPr>
+          <w:rFonts w:cs="B Koodak"/>
+          <w:lang w:bidi="fa-IR"/>
+        </w:rPr>
+        <w:t xml:space="preserve">) </w:t>
       </w:r>
       <w:r>
         <w:rPr>
@@ -10368,6 +11079,7 @@
         </w:rPr>
         <w:t>GP</w:t>
       </w:r>
+      <w:proofErr w:type="gramEnd"/>
       <w:r>
         <w:rPr>
           <w:rFonts w:cs="B Koodak" w:hint="cs"/>
@@ -10679,6 +11391,7 @@
         </w:rPr>
         <w:t xml:space="preserve"> MFI</w:t>
       </w:r>
+      <w:proofErr w:type="gramStart"/>
       <w:r>
         <w:rPr>
           <w:rFonts w:cs="B Koodak"/>
@@ -10691,7 +11404,15 @@
           <w:rFonts w:cs="B Koodak"/>
           <w:lang w:bidi="fa-IR"/>
         </w:rPr>
-        <w:t xml:space="preserve">: (5-2) </w:t>
+        <w:t>:</w:t>
+      </w:r>
+      <w:proofErr w:type="gramEnd"/>
+      <w:r>
+        <w:rPr>
+          <w:rFonts w:cs="B Koodak"/>
+          <w:lang w:bidi="fa-IR"/>
+        </w:rPr>
+        <w:t xml:space="preserve"> (5-2) </w:t>
       </w:r>
     </w:p>
     <w:p>
@@ -10995,7 +11716,15 @@
           <w:rFonts w:cs="B Koodak"/>
           <w:lang w:bidi="fa-IR"/>
         </w:rPr>
-        <w:t xml:space="preserve">5-3) </w:t>
+        <w:t>5-3</w:t>
+      </w:r>
+      <w:proofErr w:type="gramStart"/>
+      <w:r>
+        <w:rPr>
+          <w:rFonts w:cs="B Koodak"/>
+          <w:lang w:bidi="fa-IR"/>
+        </w:rPr>
+        <w:t xml:space="preserve">) </w:t>
       </w:r>
       <w:r>
         <w:rPr>
@@ -11013,6 +11742,7 @@
         </w:rPr>
         <w:t>:</w:t>
       </w:r>
+      <w:proofErr w:type="gramEnd"/>
       <w:r>
         <w:rPr>
           <w:rFonts w:cs="B Koodak" w:hint="cs"/>
@@ -11420,15 +12150,32 @@
           <w:rFonts w:cs="B Koodak"/>
           <w:lang w:bidi="fa-IR"/>
         </w:rPr>
-        <w:t xml:space="preserve">5-5) </w:t>
-      </w:r>
-      <w:r>
-        <w:rPr>
-          <w:rFonts w:cs="B Koodak" w:hint="cs"/>
-          <w:rtl/>
-          <w:lang w:bidi="fa-IR"/>
-        </w:rPr>
-        <w:t xml:space="preserve">): </w:t>
+        <w:t>5-5</w:t>
+      </w:r>
+      <w:proofErr w:type="gramStart"/>
+      <w:r>
+        <w:rPr>
+          <w:rFonts w:cs="B Koodak"/>
+          <w:lang w:bidi="fa-IR"/>
+        </w:rPr>
+        <w:t xml:space="preserve">) </w:t>
+      </w:r>
+      <w:r>
+        <w:rPr>
+          <w:rFonts w:cs="B Koodak" w:hint="cs"/>
+          <w:rtl/>
+          <w:lang w:bidi="fa-IR"/>
+        </w:rPr>
+        <w:t>)</w:t>
+      </w:r>
+      <w:proofErr w:type="gramEnd"/>
+      <w:r>
+        <w:rPr>
+          <w:rFonts w:cs="B Koodak" w:hint="cs"/>
+          <w:rtl/>
+          <w:lang w:bidi="fa-IR"/>
+        </w:rPr>
+        <w:t xml:space="preserve">: </w:t>
       </w:r>
       <w:r>
         <w:rPr>
@@ -11895,7 +12642,15 @@
           <w:rFonts w:cs="B Koodak"/>
           <w:lang w:bidi="fa-IR"/>
         </w:rPr>
-        <w:t xml:space="preserve">(5-6) </w:t>
+        <w:t>(5-6</w:t>
+      </w:r>
+      <w:proofErr w:type="gramStart"/>
+      <w:r>
+        <w:rPr>
+          <w:rFonts w:cs="B Koodak"/>
+          <w:lang w:bidi="fa-IR"/>
+        </w:rPr>
+        <w:t xml:space="preserve">) </w:t>
       </w:r>
       <w:r>
         <w:rPr>
@@ -11911,7 +12666,16 @@
           <w:rtl/>
           <w:lang w:bidi="fa-IR"/>
         </w:rPr>
-        <w:t xml:space="preserve">: </w:t>
+        <w:t>:</w:t>
+      </w:r>
+      <w:proofErr w:type="gramEnd"/>
+      <w:r>
+        <w:rPr>
+          <w:rFonts w:cs="B Koodak" w:hint="cs"/>
+          <w:rtl/>
+          <w:lang w:bidi="fa-IR"/>
+        </w:rPr>
+        <w:t xml:space="preserve"> </w:t>
       </w:r>
       <w:r>
         <w:rPr>
@@ -12048,8 +12812,19 @@
           <w:szCs w:val="32"/>
           <w:lang w:bidi="fa-IR"/>
         </w:rPr>
-        <w:t xml:space="preserve"> μL</w:t>
-      </w:r>
+        <w:t xml:space="preserve"> </w:t>
+      </w:r>
+      <w:proofErr w:type="spellStart"/>
+      <w:r>
+        <w:rPr>
+          <w:rFonts w:cs="B Koodak"/>
+          <w:sz w:val="32"/>
+          <w:szCs w:val="32"/>
+          <w:lang w:bidi="fa-IR"/>
+        </w:rPr>
+        <w:t>μL</w:t>
+      </w:r>
+      <w:proofErr w:type="spellEnd"/>
       <w:r>
         <w:rPr>
           <w:rFonts w:cs="B Koodak"/>
@@ -12222,7 +12997,15 @@
           <w:rFonts w:cs="B Koodak"/>
           <w:lang w:bidi="fa-IR"/>
         </w:rPr>
-        <w:t xml:space="preserve">5-7) </w:t>
+        <w:t>5-7</w:t>
+      </w:r>
+      <w:proofErr w:type="gramStart"/>
+      <w:r>
+        <w:rPr>
+          <w:rFonts w:cs="B Koodak"/>
+          <w:lang w:bidi="fa-IR"/>
+        </w:rPr>
+        <w:t xml:space="preserve">) </w:t>
       </w:r>
       <w:r>
         <w:rPr>
@@ -12232,6 +13015,7 @@
         </w:rPr>
         <w:t>)</w:t>
       </w:r>
+      <w:proofErr w:type="gramEnd"/>
       <w:r>
         <w:rPr>
           <w:rFonts w:cs="B Koodak"/>
@@ -12475,6 +13259,7 @@
           <w14:ligatures w14:val="none"/>
         </w:rPr>
       </w:pPr>
+      <w:proofErr w:type="spellStart"/>
       <w:r>
         <w:rPr>
           <w:rFonts w:ascii="Times New Roman" w:eastAsia="Times New Roman" w:hAnsi="Times New Roman" w:cs="B Koodak"/>
@@ -12485,6 +13270,7 @@
         </w:rPr>
         <w:t>ΔHm</w:t>
       </w:r>
+      <w:proofErr w:type="spellEnd"/>
     </w:p>
     <w:p>
       <w:pPr>
@@ -12502,6 +13288,7 @@
           <w14:ligatures w14:val="none"/>
         </w:rPr>
       </w:pPr>
+      <w:proofErr w:type="spellStart"/>
       <w:r>
         <w:rPr>
           <w:rFonts w:ascii="Times New Roman" w:eastAsia="Times New Roman" w:hAnsi="Times New Roman" w:cs="B Koodak"/>
@@ -12512,6 +13299,7 @@
         </w:rPr>
         <w:t>Xc</w:t>
       </w:r>
+      <w:proofErr w:type="spellEnd"/>
     </w:p>
     <w:p>
       <w:pPr>
@@ -13464,7 +14252,43 @@
           <w:sz w:val="32"/>
           <w:szCs w:val="32"/>
         </w:rPr>
-        <w:t xml:space="preserve">  TGA Tonset / Tmax / residue</w:t>
+        <w:t xml:space="preserve">  TGA </w:t>
+      </w:r>
+      <w:proofErr w:type="spellStart"/>
+      <w:r>
+        <w:rPr>
+          <w:rFonts w:cs="B Koodak"/>
+          <w:sz w:val="32"/>
+          <w:szCs w:val="32"/>
+        </w:rPr>
+        <w:t>Tonset</w:t>
+      </w:r>
+      <w:proofErr w:type="spellEnd"/>
+      <w:r>
+        <w:rPr>
+          <w:rFonts w:cs="B Koodak"/>
+          <w:sz w:val="32"/>
+          <w:szCs w:val="32"/>
+        </w:rPr>
+        <w:t xml:space="preserve"> / </w:t>
+      </w:r>
+      <w:proofErr w:type="spellStart"/>
+      <w:r>
+        <w:rPr>
+          <w:rFonts w:cs="B Koodak"/>
+          <w:sz w:val="32"/>
+          <w:szCs w:val="32"/>
+        </w:rPr>
+        <w:t>Tmax</w:t>
+      </w:r>
+      <w:proofErr w:type="spellEnd"/>
+      <w:r>
+        <w:rPr>
+          <w:rFonts w:cs="B Koodak"/>
+          <w:sz w:val="32"/>
+          <w:szCs w:val="32"/>
+        </w:rPr>
+        <w:t xml:space="preserve"> / residue</w:t>
       </w:r>
     </w:p>
     <w:p>
@@ -13626,6 +14450,92 @@
 <file path=word/numbering.xml><?xml version="1.0" encoding="utf-8"?>
 <w:numbering xmlns:wpc="http://schemas.microsoft.com/office/word/2010/wordprocessingCanvas" xmlns:cx="http://schemas.microsoft.com/office/drawing/2014/chartex" xmlns:cx1="http://schemas.microsoft.com/office/drawing/2015/9/8/chartex" xmlns:cx2="http://schemas.microsoft.com/office/drawing/2015/10/21/chartex" xmlns:cx3="http://schemas.microsoft.com/office/drawing/2016/5/9/chartex" xmlns:cx4="http://schemas.microsoft.com/office/drawing/2016/5/10/chartex" xmlns:cx5="http://schemas.microsoft.com/office/drawing/2016/5/11/chartex" xmlns:cx6="http://schemas.microsoft.com/office/drawing/2016/5/12/chartex" xmlns:cx7="http://schemas.microsoft.com/office/drawing/2016/5/13/chartex" xmlns:cx8="http://schemas.microsoft.com/office/drawing/2016/5/14/chartex" xmlns:mc="http://schemas.openxmlformats.org/markup-compatibility/2006" xmlns:aink="http://schemas.microsoft.com/office/drawing/2016/ink" xmlns:am3d="http://schemas.microsoft.com/office/drawing/2017/model3d" xmlns:o="urn:schemas-microsoft-com:office:office" xmlns:oel="http://schemas.microsoft.com/office/2019/extlst" xmlns:r="http://schemas.openxmlformats.org/officeDocument/2006/relationships" xmlns:m="http://schemas.openxmlformats.org/officeDocument/2006/math" xmlns:v="urn:schemas-microsoft-com:vml" xmlns:wp14="http://schemas.microsoft.com/office/word/2010/wordprocessingDrawing" xmlns:wp="http://schemas.openxmlformats.org/drawingml/2006/wordprocessingDrawing" xmlns:w10="urn:schemas-microsoft-com:office:word" xmlns:w="http://schemas.openxmlformats.org/wordprocessingml/2006/main" xmlns:w14="http://schemas.microsoft.com/office/word/2010/wordml" xmlns:w15="http://schemas.microsoft.com/office/word/2012/wordml" xmlns:w16cex="http://schemas.microsoft.com/office/word/2018/wordml/cex" xmlns:w16cid="http://schemas.microsoft.com/office/word/2016/wordml/cid" xmlns:w16="http://schemas.microsoft.com/office/word/2018/wordml" xmlns:w16du="http://schemas.microsoft.com/office/word/2023/wordml/word16du" xmlns:w16sdtdh="http://schemas.microsoft.com/office/word/2020/wordml/sdtdatahash" xmlns:w16sdtfl="http://schemas.microsoft.com/office/word/2024/wordml/sdtformatlock" xmlns:w16se="http://schemas.microsoft.com/office/word/2015/wordml/symex" xmlns:wpg="http://schemas.microsoft.com/office/word/2010/wordprocessingGroup" xmlns:wpi="http://schemas.microsoft.com/office/word/2010/wordprocessingInk" xmlns:wne="http://schemas.microsoft.com/office/word/2006/wordml" xmlns:wps="http://schemas.microsoft.com/office/word/2010/wordprocessingShape" mc:Ignorable="w14 w15 w16se w16cid w16 w16cex w16sdtdh w16sdtfl w16du wp14">
   <w:abstractNum w:abstractNumId="0" w15:restartNumberingAfterBreak="0">
+    <w:nsid w:val="07114FC3"/>
+    <w:multiLevelType w:val="hybridMultilevel"/>
+    <w:tmpl w:val="54302742"/>
+    <w:lvl w:ilvl="0" w:tplc="0409000F">
+      <w:start w:val="1"/>
+      <w:numFmt w:val="decimal"/>
+      <w:lvlText w:val="%1."/>
+      <w:lvlJc w:val="left"/>
+      <w:pPr>
+        <w:ind w:left="1080" w:hanging="360"/>
+      </w:pPr>
+    </w:lvl>
+    <w:lvl w:ilvl="1" w:tplc="04090019" w:tentative="1">
+      <w:start w:val="1"/>
+      <w:numFmt w:val="lowerLetter"/>
+      <w:lvlText w:val="%2."/>
+      <w:lvlJc w:val="left"/>
+      <w:pPr>
+        <w:ind w:left="1800" w:hanging="360"/>
+      </w:pPr>
+    </w:lvl>
+    <w:lvl w:ilvl="2" w:tplc="0409001B" w:tentative="1">
+      <w:start w:val="1"/>
+      <w:numFmt w:val="lowerRoman"/>
+      <w:lvlText w:val="%3."/>
+      <w:lvlJc w:val="right"/>
+      <w:pPr>
+        <w:ind w:left="2520" w:hanging="180"/>
+      </w:pPr>
+    </w:lvl>
+    <w:lvl w:ilvl="3" w:tplc="0409000F" w:tentative="1">
+      <w:start w:val="1"/>
+      <w:numFmt w:val="decimal"/>
+      <w:lvlText w:val="%4."/>
+      <w:lvlJc w:val="left"/>
+      <w:pPr>
+        <w:ind w:left="3240" w:hanging="360"/>
+      </w:pPr>
+    </w:lvl>
+    <w:lvl w:ilvl="4" w:tplc="04090019" w:tentative="1">
+      <w:start w:val="1"/>
+      <w:numFmt w:val="lowerLetter"/>
+      <w:lvlText w:val="%5."/>
+      <w:lvlJc w:val="left"/>
+      <w:pPr>
+        <w:ind w:left="3960" w:hanging="360"/>
+      </w:pPr>
+    </w:lvl>
+    <w:lvl w:ilvl="5" w:tplc="0409001B" w:tentative="1">
+      <w:start w:val="1"/>
+      <w:numFmt w:val="lowerRoman"/>
+      <w:lvlText w:val="%6."/>
+      <w:lvlJc w:val="right"/>
+      <w:pPr>
+        <w:ind w:left="4680" w:hanging="180"/>
+      </w:pPr>
+    </w:lvl>
+    <w:lvl w:ilvl="6" w:tplc="0409000F" w:tentative="1">
+      <w:start w:val="1"/>
+      <w:numFmt w:val="decimal"/>
+      <w:lvlText w:val="%7."/>
+      <w:lvlJc w:val="left"/>
+      <w:pPr>
+        <w:ind w:left="5400" w:hanging="360"/>
+      </w:pPr>
+    </w:lvl>
+    <w:lvl w:ilvl="7" w:tplc="04090019" w:tentative="1">
+      <w:start w:val="1"/>
+      <w:numFmt w:val="lowerLetter"/>
+      <w:lvlText w:val="%8."/>
+      <w:lvlJc w:val="left"/>
+      <w:pPr>
+        <w:ind w:left="6120" w:hanging="360"/>
+      </w:pPr>
+    </w:lvl>
+    <w:lvl w:ilvl="8" w:tplc="0409001B" w:tentative="1">
+      <w:start w:val="1"/>
+      <w:numFmt w:val="lowerRoman"/>
+      <w:lvlText w:val="%9."/>
+      <w:lvlJc w:val="right"/>
+      <w:pPr>
+        <w:ind w:left="6840" w:hanging="180"/>
+      </w:pPr>
+    </w:lvl>
+  </w:abstractNum>
+  <w:abstractNum w:abstractNumId="1" w15:restartNumberingAfterBreak="0">
     <w:nsid w:val="10304283"/>
     <w:multiLevelType w:val="multilevel"/>
     <w:tmpl w:val="A4C251AC"/>
@@ -13774,7 +14684,7 @@
       </w:rPr>
     </w:lvl>
   </w:abstractNum>
-  <w:abstractNum w:abstractNumId="1" w15:restartNumberingAfterBreak="0">
+  <w:abstractNum w:abstractNumId="2" w15:restartNumberingAfterBreak="0">
     <w:nsid w:val="1AE866FA"/>
     <w:multiLevelType w:val="multilevel"/>
     <w:tmpl w:val="C9D80DE0"/>
@@ -13923,7 +14833,7 @@
       </w:rPr>
     </w:lvl>
   </w:abstractNum>
-  <w:abstractNum w:abstractNumId="2" w15:restartNumberingAfterBreak="0">
+  <w:abstractNum w:abstractNumId="3" w15:restartNumberingAfterBreak="0">
     <w:nsid w:val="2174211D"/>
     <w:multiLevelType w:val="multilevel"/>
     <w:tmpl w:val="14EE2EA0"/>
@@ -14072,7 +14982,7 @@
       </w:rPr>
     </w:lvl>
   </w:abstractNum>
-  <w:abstractNum w:abstractNumId="3" w15:restartNumberingAfterBreak="0">
+  <w:abstractNum w:abstractNumId="4" w15:restartNumberingAfterBreak="0">
     <w:nsid w:val="239954A6"/>
     <w:multiLevelType w:val="multilevel"/>
     <w:tmpl w:val="7B34DCAC"/>
@@ -14185,7 +15095,7 @@
       </w:pPr>
     </w:lvl>
   </w:abstractNum>
-  <w:abstractNum w:abstractNumId="4" w15:restartNumberingAfterBreak="0">
+  <w:abstractNum w:abstractNumId="5" w15:restartNumberingAfterBreak="0">
     <w:nsid w:val="28684871"/>
     <w:multiLevelType w:val="multilevel"/>
     <w:tmpl w:val="D74C36DA"/>
@@ -14334,7 +15244,7 @@
       </w:rPr>
     </w:lvl>
   </w:abstractNum>
-  <w:abstractNum w:abstractNumId="5" w15:restartNumberingAfterBreak="0">
+  <w:abstractNum w:abstractNumId="6" w15:restartNumberingAfterBreak="0">
     <w:nsid w:val="2B5E6EB0"/>
     <w:multiLevelType w:val="multilevel"/>
     <w:tmpl w:val="669A86EA"/>
@@ -14483,7 +15393,7 @@
       </w:rPr>
     </w:lvl>
   </w:abstractNum>
-  <w:abstractNum w:abstractNumId="6" w15:restartNumberingAfterBreak="0">
+  <w:abstractNum w:abstractNumId="7" w15:restartNumberingAfterBreak="0">
     <w:nsid w:val="2BDF52D4"/>
     <w:multiLevelType w:val="multilevel"/>
     <w:tmpl w:val="99B2D0E4"/>
@@ -14632,7 +15542,7 @@
       </w:rPr>
     </w:lvl>
   </w:abstractNum>
-  <w:abstractNum w:abstractNumId="7" w15:restartNumberingAfterBreak="0">
+  <w:abstractNum w:abstractNumId="8" w15:restartNumberingAfterBreak="0">
     <w:nsid w:val="40FD6D4A"/>
     <w:multiLevelType w:val="multilevel"/>
     <w:tmpl w:val="FB827224"/>
@@ -14781,7 +15691,7 @@
       </w:rPr>
     </w:lvl>
   </w:abstractNum>
-  <w:abstractNum w:abstractNumId="8" w15:restartNumberingAfterBreak="0">
+  <w:abstractNum w:abstractNumId="9" w15:restartNumberingAfterBreak="0">
     <w:nsid w:val="46020150"/>
     <w:multiLevelType w:val="multilevel"/>
     <w:tmpl w:val="0DC48594"/>
@@ -14930,7 +15840,7 @@
       </w:rPr>
     </w:lvl>
   </w:abstractNum>
-  <w:abstractNum w:abstractNumId="9" w15:restartNumberingAfterBreak="0">
+  <w:abstractNum w:abstractNumId="10" w15:restartNumberingAfterBreak="0">
     <w:nsid w:val="4D080443"/>
     <w:multiLevelType w:val="multilevel"/>
     <w:tmpl w:val="584CCB1E"/>
@@ -15043,7 +15953,7 @@
       </w:pPr>
     </w:lvl>
   </w:abstractNum>
-  <w:abstractNum w:abstractNumId="10" w15:restartNumberingAfterBreak="0">
+  <w:abstractNum w:abstractNumId="11" w15:restartNumberingAfterBreak="0">
     <w:nsid w:val="5108798E"/>
     <w:multiLevelType w:val="multilevel"/>
     <w:tmpl w:val="0C009800"/>
@@ -15192,7 +16102,7 @@
       </w:rPr>
     </w:lvl>
   </w:abstractNum>
-  <w:abstractNum w:abstractNumId="11" w15:restartNumberingAfterBreak="0">
+  <w:abstractNum w:abstractNumId="12" w15:restartNumberingAfterBreak="0">
     <w:nsid w:val="52A37324"/>
     <w:multiLevelType w:val="multilevel"/>
     <w:tmpl w:val="E7A68B1E"/>
@@ -15341,7 +16251,7 @@
       </w:rPr>
     </w:lvl>
   </w:abstractNum>
-  <w:abstractNum w:abstractNumId="12" w15:restartNumberingAfterBreak="0">
+  <w:abstractNum w:abstractNumId="13" w15:restartNumberingAfterBreak="0">
     <w:nsid w:val="553754EE"/>
     <w:multiLevelType w:val="multilevel"/>
     <w:tmpl w:val="E0584FC0"/>
@@ -15490,7 +16400,7 @@
       </w:rPr>
     </w:lvl>
   </w:abstractNum>
-  <w:abstractNum w:abstractNumId="13" w15:restartNumberingAfterBreak="0">
+  <w:abstractNum w:abstractNumId="14" w15:restartNumberingAfterBreak="0">
     <w:nsid w:val="5AFD734C"/>
     <w:multiLevelType w:val="multilevel"/>
     <w:tmpl w:val="E528B1D4"/>
@@ -15639,7 +16549,7 @@
       </w:rPr>
     </w:lvl>
   </w:abstractNum>
-  <w:abstractNum w:abstractNumId="14" w15:restartNumberingAfterBreak="0">
+  <w:abstractNum w:abstractNumId="15" w15:restartNumberingAfterBreak="0">
     <w:nsid w:val="60BE1A70"/>
     <w:multiLevelType w:val="multilevel"/>
     <w:tmpl w:val="DB968EA6"/>
@@ -15788,7 +16698,7 @@
       </w:rPr>
     </w:lvl>
   </w:abstractNum>
-  <w:abstractNum w:abstractNumId="15" w15:restartNumberingAfterBreak="0">
+  <w:abstractNum w:abstractNumId="16" w15:restartNumberingAfterBreak="0">
     <w:nsid w:val="65332EB7"/>
     <w:multiLevelType w:val="multilevel"/>
     <w:tmpl w:val="A73ADBF4"/>
@@ -15901,7 +16811,7 @@
       </w:pPr>
     </w:lvl>
   </w:abstractNum>
-  <w:abstractNum w:abstractNumId="16" w15:restartNumberingAfterBreak="0">
+  <w:abstractNum w:abstractNumId="17" w15:restartNumberingAfterBreak="0">
     <w:nsid w:val="74262115"/>
     <w:multiLevelType w:val="multilevel"/>
     <w:tmpl w:val="AEC6606C"/>
@@ -16050,7 +16960,7 @@
       </w:rPr>
     </w:lvl>
   </w:abstractNum>
-  <w:abstractNum w:abstractNumId="17" w15:restartNumberingAfterBreak="0">
+  <w:abstractNum w:abstractNumId="18" w15:restartNumberingAfterBreak="0">
     <w:nsid w:val="74DB45D3"/>
     <w:multiLevelType w:val="multilevel"/>
     <w:tmpl w:val="0652C7E2"/>
@@ -16199,7 +17109,7 @@
       </w:rPr>
     </w:lvl>
   </w:abstractNum>
-  <w:abstractNum w:abstractNumId="18" w15:restartNumberingAfterBreak="0">
+  <w:abstractNum w:abstractNumId="19" w15:restartNumberingAfterBreak="0">
     <w:nsid w:val="78D428EE"/>
     <w:multiLevelType w:val="multilevel"/>
     <w:tmpl w:val="C9C40A60"/>
@@ -16348,7 +17258,7 @@
       </w:rPr>
     </w:lvl>
   </w:abstractNum>
-  <w:abstractNum w:abstractNumId="19" w15:restartNumberingAfterBreak="0">
+  <w:abstractNum w:abstractNumId="20" w15:restartNumberingAfterBreak="0">
     <w:nsid w:val="79335D1F"/>
     <w:multiLevelType w:val="multilevel"/>
     <w:tmpl w:val="892E46AC"/>
@@ -16497,7 +17407,7 @@
       </w:rPr>
     </w:lvl>
   </w:abstractNum>
-  <w:abstractNum w:abstractNumId="20" w15:restartNumberingAfterBreak="0">
+  <w:abstractNum w:abstractNumId="21" w15:restartNumberingAfterBreak="0">
     <w:nsid w:val="79871396"/>
     <w:multiLevelType w:val="multilevel"/>
     <w:tmpl w:val="476676AE"/>
@@ -16646,7 +17556,7 @@
       </w:rPr>
     </w:lvl>
   </w:abstractNum>
-  <w:abstractNum w:abstractNumId="21" w15:restartNumberingAfterBreak="0">
+  <w:abstractNum w:abstractNumId="22" w15:restartNumberingAfterBreak="0">
     <w:nsid w:val="7C201CE5"/>
     <w:multiLevelType w:val="multilevel"/>
     <w:tmpl w:val="61428D6E"/>
@@ -16759,7 +17669,7 @@
       </w:pPr>
     </w:lvl>
   </w:abstractNum>
-  <w:abstractNum w:abstractNumId="22" w15:restartNumberingAfterBreak="0">
+  <w:abstractNum w:abstractNumId="23" w15:restartNumberingAfterBreak="0">
     <w:nsid w:val="7E4E4312"/>
     <w:multiLevelType w:val="multilevel"/>
     <w:tmpl w:val="AB5A129E"/>
@@ -16873,73 +17783,76 @@
     </w:lvl>
   </w:abstractNum>
   <w:num w:numId="1" w16cid:durableId="1100030452">
+    <w:abstractNumId w:val="20"/>
+  </w:num>
+  <w:num w:numId="2" w16cid:durableId="1846434367">
+    <w:abstractNumId w:val="13"/>
+  </w:num>
+  <w:num w:numId="3" w16cid:durableId="1202745663">
+    <w:abstractNumId w:val="14"/>
+  </w:num>
+  <w:num w:numId="4" w16cid:durableId="1540707121">
+    <w:abstractNumId w:val="16"/>
+  </w:num>
+  <w:num w:numId="5" w16cid:durableId="1917082336">
+    <w:abstractNumId w:val="10"/>
+  </w:num>
+  <w:num w:numId="6" w16cid:durableId="1431774083">
+    <w:abstractNumId w:val="23"/>
+  </w:num>
+  <w:num w:numId="7" w16cid:durableId="847602227">
+    <w:abstractNumId w:val="4"/>
+  </w:num>
+  <w:num w:numId="8" w16cid:durableId="629670825">
+    <w:abstractNumId w:val="22"/>
+  </w:num>
+  <w:num w:numId="9" w16cid:durableId="370804843">
+    <w:abstractNumId w:val="8"/>
+  </w:num>
+  <w:num w:numId="10" w16cid:durableId="270550498">
+    <w:abstractNumId w:val="6"/>
+  </w:num>
+  <w:num w:numId="11" w16cid:durableId="293828989">
+    <w:abstractNumId w:val="3"/>
+  </w:num>
+  <w:num w:numId="12" w16cid:durableId="1582324447">
+    <w:abstractNumId w:val="18"/>
+  </w:num>
+  <w:num w:numId="13" w16cid:durableId="641353815">
+    <w:abstractNumId w:val="21"/>
+  </w:num>
+  <w:num w:numId="14" w16cid:durableId="1113667632">
     <w:abstractNumId w:val="19"/>
   </w:num>
-  <w:num w:numId="2" w16cid:durableId="1846434367">
+  <w:num w:numId="15" w16cid:durableId="952401103">
     <w:abstractNumId w:val="12"/>
   </w:num>
-  <w:num w:numId="3" w16cid:durableId="1202745663">
-    <w:abstractNumId w:val="13"/>
+  <w:num w:numId="16" w16cid:durableId="1037975549">
+    <w:abstractNumId w:val="17"/>
   </w:num>
-  <w:num w:numId="4" w16cid:durableId="1540707121">
+  <w:num w:numId="17" w16cid:durableId="1516534393">
+    <w:abstractNumId w:val="5"/>
+  </w:num>
+  <w:num w:numId="18" w16cid:durableId="122695396">
     <w:abstractNumId w:val="15"/>
   </w:num>
-  <w:num w:numId="5" w16cid:durableId="1917082336">
+  <w:num w:numId="19" w16cid:durableId="56244555">
     <w:abstractNumId w:val="9"/>
   </w:num>
-  <w:num w:numId="6" w16cid:durableId="1431774083">
-    <w:abstractNumId w:val="22"/>
+  <w:num w:numId="20" w16cid:durableId="1819375943">
+    <w:abstractNumId w:val="11"/>
   </w:num>
-  <w:num w:numId="7" w16cid:durableId="847602227">
-    <w:abstractNumId w:val="3"/>
+  <w:num w:numId="21" w16cid:durableId="1690526820">
+    <w:abstractNumId w:val="2"/>
   </w:num>
-  <w:num w:numId="8" w16cid:durableId="629670825">
-    <w:abstractNumId w:val="21"/>
+  <w:num w:numId="22" w16cid:durableId="1729373996">
+    <w:abstractNumId w:val="1"/>
   </w:num>
-  <w:num w:numId="9" w16cid:durableId="370804843">
+  <w:num w:numId="23" w16cid:durableId="739521411">
     <w:abstractNumId w:val="7"/>
   </w:num>
-  <w:num w:numId="10" w16cid:durableId="270550498">
-    <w:abstractNumId w:val="5"/>
-  </w:num>
-  <w:num w:numId="11" w16cid:durableId="293828989">
-    <w:abstractNumId w:val="2"/>
-  </w:num>
-  <w:num w:numId="12" w16cid:durableId="1582324447">
-    <w:abstractNumId w:val="17"/>
-  </w:num>
-  <w:num w:numId="13" w16cid:durableId="641353815">
-    <w:abstractNumId w:val="20"/>
-  </w:num>
-  <w:num w:numId="14" w16cid:durableId="1113667632">
-    <w:abstractNumId w:val="18"/>
-  </w:num>
-  <w:num w:numId="15" w16cid:durableId="952401103">
-    <w:abstractNumId w:val="11"/>
-  </w:num>
-  <w:num w:numId="16" w16cid:durableId="1037975549">
-    <w:abstractNumId w:val="16"/>
-  </w:num>
-  <w:num w:numId="17" w16cid:durableId="1516534393">
-    <w:abstractNumId w:val="4"/>
-  </w:num>
-  <w:num w:numId="18" w16cid:durableId="122695396">
-    <w:abstractNumId w:val="14"/>
-  </w:num>
-  <w:num w:numId="19" w16cid:durableId="56244555">
-    <w:abstractNumId w:val="8"/>
-  </w:num>
-  <w:num w:numId="20" w16cid:durableId="1819375943">
-    <w:abstractNumId w:val="10"/>
-  </w:num>
-  <w:num w:numId="21" w16cid:durableId="1690526820">
-    <w:abstractNumId w:val="1"/>
-  </w:num>
-  <w:num w:numId="22" w16cid:durableId="1729373996">
+  <w:num w:numId="24" w16cid:durableId="1754470834">
     <w:abstractNumId w:val="0"/>
-  </w:num>
-  <w:num w:numId="23" w16cid:durableId="739521411">
-    <w:abstractNumId w:val="6"/>
   </w:num>
 </w:numbering>
 </file>

--- a/گرافت/RAG/PP-g-St-co-GMA Suspension/دستوالعمل آزمایشگاهی-سناریو.docx
+++ b/گرافت/RAG/PP-g-St-co-GMA Suspension/دستوالعمل آزمایشگاهی-سناریو.docx
@@ -134,7 +134,6 @@
           <w:lang w:bidi="fa-IR"/>
         </w:rPr>
       </w:pPr>
-      <w:proofErr w:type="gramStart"/>
       <w:r>
         <w:rPr>
           <w:rFonts w:cs="B Koodak"/>
@@ -148,16 +147,7 @@
           <w:rtl/>
           <w:lang w:bidi="fa-IR"/>
         </w:rPr>
-        <w:t>)</w:t>
-      </w:r>
-      <w:proofErr w:type="gramEnd"/>
-      <w:r>
-        <w:rPr>
-          <w:rFonts w:cs="B Koodak" w:hint="cs"/>
-          <w:rtl/>
-          <w:lang w:bidi="fa-IR"/>
-        </w:rPr>
-        <w:t xml:space="preserve"> </w:t>
+        <w:t xml:space="preserve">) </w:t>
       </w:r>
       <w:r>
         <w:rPr>
@@ -1763,32 +1753,15 @@
           <w:rFonts w:cs="B Koodak"/>
           <w:lang w:bidi="fa-IR"/>
         </w:rPr>
-        <w:t>3-2</w:t>
-      </w:r>
-      <w:proofErr w:type="gramStart"/>
-      <w:r>
-        <w:rPr>
-          <w:rFonts w:cs="B Koodak"/>
+        <w:t xml:space="preserve">3-2) </w:t>
+      </w:r>
+      <w:r>
+        <w:rPr>
+          <w:rFonts w:cs="B Koodak" w:hint="cs"/>
+          <w:rtl/>
           <w:lang w:bidi="fa-IR"/>
         </w:rPr>
         <w:t xml:space="preserve">) </w:t>
-      </w:r>
-      <w:r>
-        <w:rPr>
-          <w:rFonts w:cs="B Koodak" w:hint="cs"/>
-          <w:rtl/>
-          <w:lang w:bidi="fa-IR"/>
-        </w:rPr>
-        <w:t>)</w:t>
-      </w:r>
-      <w:proofErr w:type="gramEnd"/>
-      <w:r>
-        <w:rPr>
-          <w:rFonts w:cs="B Koodak" w:hint="cs"/>
-          <w:rtl/>
-          <w:lang w:bidi="fa-IR"/>
-        </w:rPr>
-        <w:t xml:space="preserve"> </w:t>
       </w:r>
       <w:r>
         <w:rPr>
@@ -1821,33 +1794,7 @@
           <w:szCs w:val="32"/>
           <w:lang w:bidi="fa-IR"/>
         </w:rPr>
-        <w:t xml:space="preserve"> </w:t>
-      </w:r>
-      <w:proofErr w:type="spellStart"/>
-      <w:proofErr w:type="gramStart"/>
-      <w:r>
-        <w:rPr>
-          <w:rFonts w:cs="B Koodak"/>
-          <w:b/>
-          <w:bCs/>
-          <w:sz w:val="32"/>
-          <w:szCs w:val="32"/>
-          <w:lang w:bidi="fa-IR"/>
-        </w:rPr>
-        <w:t>Styrene:GMA</w:t>
-      </w:r>
-      <w:proofErr w:type="spellEnd"/>
-      <w:proofErr w:type="gramEnd"/>
-      <w:r>
-        <w:rPr>
-          <w:rFonts w:cs="B Koodak"/>
-          <w:b/>
-          <w:bCs/>
-          <w:sz w:val="32"/>
-          <w:szCs w:val="32"/>
-          <w:lang w:bidi="fa-IR"/>
-        </w:rPr>
-        <w:t xml:space="preserve"> = 1.5:1 </w:t>
+        <w:t xml:space="preserve"> Styrene:GMA = 1.5:1 </w:t>
       </w:r>
       <w:r>
         <w:rPr>
@@ -2360,21 +2307,7 @@
               <w:rPr>
                 <w:rFonts w:cs="B Koodak"/>
               </w:rPr>
-              <w:t xml:space="preserve">0 </w:t>
-            </w:r>
-            <w:proofErr w:type="spellStart"/>
-            <w:r>
-              <w:rPr>
-                <w:rFonts w:cs="B Koodak"/>
-              </w:rPr>
-              <w:t>wt</w:t>
-            </w:r>
-            <w:proofErr w:type="spellEnd"/>
-            <w:r>
-              <w:rPr>
-                <w:rFonts w:cs="B Koodak"/>
-              </w:rPr>
-              <w:t>%</w:t>
+              <w:t>0 wt%</w:t>
             </w:r>
           </w:p>
         </w:tc>
@@ -2527,21 +2460,7 @@
               <w:rPr>
                 <w:rFonts w:cs="B Koodak"/>
               </w:rPr>
-              <w:t xml:space="preserve">0.5 </w:t>
-            </w:r>
-            <w:proofErr w:type="spellStart"/>
-            <w:r>
-              <w:rPr>
-                <w:rFonts w:cs="B Koodak"/>
-              </w:rPr>
-              <w:t>wt</w:t>
-            </w:r>
-            <w:proofErr w:type="spellEnd"/>
-            <w:r>
-              <w:rPr>
-                <w:rFonts w:cs="B Koodak"/>
-              </w:rPr>
-              <w:t>%</w:t>
+              <w:t>0.5 wt%</w:t>
             </w:r>
           </w:p>
         </w:tc>
@@ -2708,21 +2627,7 @@
               <w:rPr>
                 <w:rFonts w:cs="B Koodak"/>
               </w:rPr>
-              <w:t xml:space="preserve"> </w:t>
-            </w:r>
-            <w:proofErr w:type="spellStart"/>
-            <w:r>
-              <w:rPr>
-                <w:rFonts w:cs="B Koodak"/>
-              </w:rPr>
-              <w:t>wt</w:t>
-            </w:r>
-            <w:proofErr w:type="spellEnd"/>
-            <w:r>
-              <w:rPr>
-                <w:rFonts w:cs="B Koodak"/>
-              </w:rPr>
-              <w:t>%</w:t>
+              <w:t xml:space="preserve"> wt%</w:t>
             </w:r>
           </w:p>
         </w:tc>
@@ -2914,21 +2819,7 @@
               <w:rPr>
                 <w:rFonts w:cs="B Koodak"/>
               </w:rPr>
-              <w:t xml:space="preserve"> </w:t>
-            </w:r>
-            <w:proofErr w:type="spellStart"/>
-            <w:r>
-              <w:rPr>
-                <w:rFonts w:cs="B Koodak"/>
-              </w:rPr>
-              <w:t>wt</w:t>
-            </w:r>
-            <w:proofErr w:type="spellEnd"/>
-            <w:r>
-              <w:rPr>
-                <w:rFonts w:cs="B Koodak"/>
-              </w:rPr>
-              <w:t>%</w:t>
+              <w:t xml:space="preserve"> wt%</w:t>
             </w:r>
           </w:p>
         </w:tc>
@@ -3113,21 +3004,7 @@
               <w:rPr>
                 <w:rFonts w:cs="B Koodak"/>
               </w:rPr>
-              <w:t xml:space="preserve"> </w:t>
-            </w:r>
-            <w:proofErr w:type="spellStart"/>
-            <w:r>
-              <w:rPr>
-                <w:rFonts w:cs="B Koodak"/>
-              </w:rPr>
-              <w:t>wt</w:t>
-            </w:r>
-            <w:proofErr w:type="spellEnd"/>
-            <w:r>
-              <w:rPr>
-                <w:rFonts w:cs="B Koodak"/>
-              </w:rPr>
-              <w:t>%</w:t>
+              <w:t xml:space="preserve"> wt%</w:t>
             </w:r>
           </w:p>
         </w:tc>
@@ -3312,21 +3189,7 @@
               <w:rPr>
                 <w:rFonts w:cs="B Koodak"/>
               </w:rPr>
-              <w:t xml:space="preserve"> </w:t>
-            </w:r>
-            <w:proofErr w:type="spellStart"/>
-            <w:r>
-              <w:rPr>
-                <w:rFonts w:cs="B Koodak"/>
-              </w:rPr>
-              <w:t>wt</w:t>
-            </w:r>
-            <w:proofErr w:type="spellEnd"/>
-            <w:r>
-              <w:rPr>
-                <w:rFonts w:cs="B Koodak"/>
-              </w:rPr>
-              <w:t>%</w:t>
+              <w:t xml:space="preserve"> wt%</w:t>
             </w:r>
           </w:p>
         </w:tc>
@@ -3511,21 +3374,7 @@
               <w:rPr>
                 <w:rFonts w:cs="B Koodak"/>
               </w:rPr>
-              <w:t xml:space="preserve"> </w:t>
-            </w:r>
-            <w:proofErr w:type="spellStart"/>
-            <w:r>
-              <w:rPr>
-                <w:rFonts w:cs="B Koodak"/>
-              </w:rPr>
-              <w:t>wt</w:t>
-            </w:r>
-            <w:proofErr w:type="spellEnd"/>
-            <w:r>
-              <w:rPr>
-                <w:rFonts w:cs="B Koodak"/>
-              </w:rPr>
-              <w:t>%</w:t>
+              <w:t xml:space="preserve"> wt%</w:t>
             </w:r>
           </w:p>
         </w:tc>
@@ -6264,7 +6113,6 @@
         </w:rPr>
         <w:t xml:space="preserve">(4-1) </w:t>
       </w:r>
-      <w:proofErr w:type="gramStart"/>
       <w:r>
         <w:rPr>
           <w:rFonts w:cs="B Koodak" w:hint="cs"/>
@@ -6279,7 +6127,6 @@
         </w:rPr>
         <w:t xml:space="preserve"> PP</w:t>
       </w:r>
-      <w:proofErr w:type="gramEnd"/>
     </w:p>
     <w:p>
       <w:pPr>
@@ -6750,6 +6597,16 @@
       </w:r>
       <w:r>
         <w:rPr>
+          <w:rFonts w:cs="B Koodak"/>
+          <w:sz w:val="32"/>
+          <w:szCs w:val="32"/>
+          <w:rtl/>
+          <w:lang w:bidi="fa-IR"/>
+        </w:rPr>
+        <w:br/>
+      </w:r>
+      <w:r>
+        <w:rPr>
           <w:rFonts w:cs="B Koodak" w:hint="cs"/>
           <w:sz w:val="32"/>
           <w:szCs w:val="32"/>
@@ -6858,96 +6715,28 @@
           <w:rtl/>
           <w:lang w:bidi="fa-IR"/>
         </w:rPr>
-        <w:t xml:space="preserve"> 140 درجه سانتی‌گراد دما را افزایش دهید. سرعت همزدن </w:t>
-      </w:r>
-      <w:r>
-        <w:rPr>
-          <w:rFonts w:cs="B Koodak" w:hint="cs"/>
-          <w:sz w:val="32"/>
-          <w:szCs w:val="32"/>
-          <w:rtl/>
-          <w:lang w:bidi="fa-IR"/>
-        </w:rPr>
-        <w:t>40</w:t>
-      </w:r>
-      <w:r>
-        <w:rPr>
-          <w:rFonts w:cs="B Koodak" w:hint="cs"/>
-          <w:sz w:val="32"/>
-          <w:szCs w:val="32"/>
-          <w:rtl/>
-          <w:lang w:bidi="fa-IR"/>
-        </w:rPr>
-        <w:t>0</w:t>
-      </w:r>
-      <w:r>
-        <w:rPr>
-          <w:rFonts w:cs="B Koodak" w:hint="cs"/>
-          <w:sz w:val="32"/>
-          <w:szCs w:val="32"/>
-          <w:rtl/>
-          <w:lang w:bidi="fa-IR"/>
-        </w:rPr>
-        <w:t>-450</w:t>
-      </w:r>
-      <w:r>
-        <w:rPr>
-          <w:rFonts w:cs="B Koodak" w:hint="cs"/>
-          <w:sz w:val="32"/>
-          <w:szCs w:val="32"/>
-          <w:rtl/>
-          <w:lang w:bidi="fa-IR"/>
-        </w:rPr>
-        <w:t xml:space="preserve"> </w:t>
-      </w:r>
-      <w:r>
-        <w:rPr>
-          <w:rFonts w:cs="B Koodak"/>
-          <w:sz w:val="32"/>
-          <w:szCs w:val="32"/>
-          <w:lang w:bidi="fa-IR"/>
-        </w:rPr>
-        <w:t>rpm</w:t>
-      </w:r>
-      <w:r>
-        <w:rPr>
-          <w:rFonts w:cs="B Koodak" w:hint="cs"/>
-          <w:sz w:val="32"/>
-          <w:szCs w:val="32"/>
-          <w:rtl/>
-          <w:lang w:bidi="fa-IR"/>
-        </w:rPr>
-        <w:t xml:space="preserve"> باشد.</w:t>
-      </w:r>
-      <w:r>
-        <w:rPr>
-          <w:rFonts w:cs="B Koodak" w:hint="cs"/>
-          <w:sz w:val="32"/>
-          <w:szCs w:val="32"/>
-          <w:rtl/>
-          <w:lang w:bidi="fa-IR"/>
-        </w:rPr>
-        <w:t xml:space="preserve"> باید گرانول‌ها یکنواخت پخش بشوند و تجمع یا </w:t>
-      </w:r>
-      <w:r>
-        <w:rPr>
-          <w:rFonts w:cs="B Koodak" w:hint="cs"/>
-          <w:sz w:val="32"/>
-          <w:szCs w:val="32"/>
-          <w:rtl/>
-          <w:lang w:bidi="fa-IR"/>
-        </w:rPr>
-        <w:t>کلوخه</w:t>
-      </w:r>
-      <w:r>
-        <w:rPr>
-          <w:rFonts w:cs="B Koodak" w:hint="cs"/>
-          <w:sz w:val="32"/>
-          <w:szCs w:val="32"/>
-          <w:rtl/>
-          <w:lang w:bidi="fa-IR"/>
-        </w:rPr>
-        <w:t xml:space="preserve"> نشوند. از پاشش زایلین به بیرون جلوگیری شود.</w:t>
+        <w:t xml:space="preserve"> 140 درجه سانتی‌گراد دما را افزایش دهید. </w:t>
+      </w:r>
+      <w:r>
+        <w:rPr>
+          <w:rFonts w:cs="B Koodak"/>
+          <w:sz w:val="32"/>
+          <w:szCs w:val="32"/>
+          <w:rtl/>
+          <w:lang w:bidi="fa-IR"/>
+        </w:rPr>
+        <w:br/>
+      </w:r>
+      <w:r>
+        <w:rPr>
+          <w:rFonts w:cs="B Koodak" w:hint="cs"/>
+          <w:sz w:val="32"/>
+          <w:szCs w:val="32"/>
+          <w:highlight w:val="yellow"/>
+          <w:rtl/>
+          <w:lang w:bidi="fa-IR"/>
+        </w:rPr>
+        <w:t>(افزایش دما پلکانی با گام های 10 درجه سلسیوس و فواصل 1 دقیقه ای)</w:t>
       </w:r>
     </w:p>
     <w:p>
@@ -6972,26 +6761,96 @@
           <w:rtl/>
           <w:lang w:bidi="fa-IR"/>
         </w:rPr>
-        <w:t xml:space="preserve">گرانول‌های </w:t>
-      </w:r>
-      <w:r>
-        <w:rPr>
-          <w:rFonts w:cs="B Koodak"/>
-          <w:sz w:val="32"/>
-          <w:szCs w:val="32"/>
-          <w:lang w:bidi="fa-IR"/>
-        </w:rPr>
-        <w:t>PP</w:t>
-      </w:r>
-      <w:r>
-        <w:rPr>
-          <w:rFonts w:cs="B Koodak" w:hint="cs"/>
-          <w:sz w:val="32"/>
-          <w:szCs w:val="32"/>
-          <w:rtl/>
-          <w:lang w:bidi="fa-IR"/>
-        </w:rPr>
-        <w:t xml:space="preserve"> باید کاملا در زایلین حل شوند.</w:t>
+        <w:t xml:space="preserve">سرعت همزدن </w:t>
+      </w:r>
+      <w:r>
+        <w:rPr>
+          <w:rFonts w:cs="B Koodak" w:hint="cs"/>
+          <w:sz w:val="32"/>
+          <w:szCs w:val="32"/>
+          <w:rtl/>
+          <w:lang w:bidi="fa-IR"/>
+        </w:rPr>
+        <w:t>40</w:t>
+      </w:r>
+      <w:r>
+        <w:rPr>
+          <w:rFonts w:cs="B Koodak" w:hint="cs"/>
+          <w:sz w:val="32"/>
+          <w:szCs w:val="32"/>
+          <w:rtl/>
+          <w:lang w:bidi="fa-IR"/>
+        </w:rPr>
+        <w:t>0</w:t>
+      </w:r>
+      <w:r>
+        <w:rPr>
+          <w:rFonts w:cs="B Koodak" w:hint="cs"/>
+          <w:sz w:val="32"/>
+          <w:szCs w:val="32"/>
+          <w:rtl/>
+          <w:lang w:bidi="fa-IR"/>
+        </w:rPr>
+        <w:t>-450</w:t>
+      </w:r>
+      <w:r>
+        <w:rPr>
+          <w:rFonts w:cs="B Koodak" w:hint="cs"/>
+          <w:sz w:val="32"/>
+          <w:szCs w:val="32"/>
+          <w:rtl/>
+          <w:lang w:bidi="fa-IR"/>
+        </w:rPr>
+        <w:t xml:space="preserve"> </w:t>
+      </w:r>
+      <w:r>
+        <w:rPr>
+          <w:rFonts w:cs="B Koodak"/>
+          <w:sz w:val="32"/>
+          <w:szCs w:val="32"/>
+          <w:lang w:bidi="fa-IR"/>
+        </w:rPr>
+        <w:t>rpm</w:t>
+      </w:r>
+      <w:r>
+        <w:rPr>
+          <w:rFonts w:cs="B Koodak" w:hint="cs"/>
+          <w:sz w:val="32"/>
+          <w:szCs w:val="32"/>
+          <w:rtl/>
+          <w:lang w:bidi="fa-IR"/>
+        </w:rPr>
+        <w:t xml:space="preserve"> باشد.</w:t>
+      </w:r>
+      <w:r>
+        <w:rPr>
+          <w:rFonts w:cs="B Koodak" w:hint="cs"/>
+          <w:sz w:val="32"/>
+          <w:szCs w:val="32"/>
+          <w:rtl/>
+          <w:lang w:bidi="fa-IR"/>
+        </w:rPr>
+        <w:t xml:space="preserve"> باید گرانول‌ها یکنواخت پخش بشوند و تجمع یا </w:t>
+      </w:r>
+      <w:r>
+        <w:rPr>
+          <w:rFonts w:cs="B Koodak" w:hint="cs"/>
+          <w:sz w:val="32"/>
+          <w:szCs w:val="32"/>
+          <w:rtl/>
+          <w:lang w:bidi="fa-IR"/>
+        </w:rPr>
+        <w:t>کلوخه</w:t>
+      </w:r>
+      <w:r>
+        <w:rPr>
+          <w:rFonts w:cs="B Koodak" w:hint="cs"/>
+          <w:sz w:val="32"/>
+          <w:szCs w:val="32"/>
+          <w:rtl/>
+          <w:lang w:bidi="fa-IR"/>
+        </w:rPr>
+        <w:t xml:space="preserve"> نشوند. از پاشش زایلین به بیرون جلوگیری شود.</w:t>
       </w:r>
     </w:p>
     <w:p>
@@ -7016,17 +6875,7 @@
           <w:rtl/>
           <w:lang w:bidi="fa-IR"/>
         </w:rPr>
-        <w:t xml:space="preserve">این فرایند را </w:t>
-      </w:r>
-      <w:r>
-        <w:rPr>
-          <w:rFonts w:cs="B Koodak" w:hint="cs"/>
-          <w:sz w:val="32"/>
-          <w:szCs w:val="32"/>
-          <w:rtl/>
-          <w:lang w:bidi="fa-IR"/>
-        </w:rPr>
-        <w:t xml:space="preserve">تا زمانی که به محلول یکنواخت </w:t>
+        <w:t xml:space="preserve">گرانول‌های </w:t>
       </w:r>
       <w:r>
         <w:rPr>
@@ -7045,17 +6894,7 @@
           <w:rtl/>
           <w:lang w:bidi="fa-IR"/>
         </w:rPr>
-        <w:t xml:space="preserve"> و زایلین برسید ادامه دهید</w:t>
-      </w:r>
-      <w:r>
-        <w:rPr>
-          <w:rFonts w:cs="B Koodak" w:hint="cs"/>
-          <w:sz w:val="32"/>
-          <w:szCs w:val="32"/>
-          <w:rtl/>
-          <w:lang w:bidi="fa-IR"/>
-        </w:rPr>
-        <w:t>. این فرایند باید 60 دقیقه ادامه یابد.</w:t>
+        <w:t xml:space="preserve"> باید کاملا در زایلین حل شوند.</w:t>
       </w:r>
     </w:p>
     <w:p>
@@ -7074,21 +6913,72 @@
       </w:pPr>
       <w:r>
         <w:rPr>
-          <w:rFonts w:cs="B Koodak"/>
-          <w:sz w:val="32"/>
-          <w:szCs w:val="32"/>
-          <w:rtl/>
-        </w:rPr>
-        <w:t>پیش از پایان مرحله حرارت‌دهی، مقدار کافی آب دیونیزه و یخ آماده کنید تا یک حمام یخ با دمای تقریبی 0 تا 5 درجه سانتی‌گراد فراهم شود</w:t>
-      </w:r>
-      <w:r>
-        <w:rPr>
-          <w:rFonts w:cs="B Koodak"/>
-          <w:sz w:val="32"/>
-          <w:szCs w:val="32"/>
-          <w:lang w:bidi="fa-IR"/>
-        </w:rPr>
-        <w:t>.</w:t>
+          <w:rFonts w:cs="B Koodak" w:hint="cs"/>
+          <w:sz w:val="32"/>
+          <w:szCs w:val="32"/>
+          <w:rtl/>
+          <w:lang w:bidi="fa-IR"/>
+        </w:rPr>
+        <w:t xml:space="preserve">این فرایند را </w:t>
+      </w:r>
+      <w:r>
+        <w:rPr>
+          <w:rFonts w:cs="B Koodak" w:hint="cs"/>
+          <w:sz w:val="32"/>
+          <w:szCs w:val="32"/>
+          <w:rtl/>
+          <w:lang w:bidi="fa-IR"/>
+        </w:rPr>
+        <w:t xml:space="preserve">تا زمانی که به محلول یکنواخت </w:t>
+      </w:r>
+      <w:r>
+        <w:rPr>
+          <w:rFonts w:cs="B Koodak"/>
+          <w:sz w:val="32"/>
+          <w:szCs w:val="32"/>
+          <w:lang w:bidi="fa-IR"/>
+        </w:rPr>
+        <w:t>PP</w:t>
+      </w:r>
+      <w:r>
+        <w:rPr>
+          <w:rFonts w:cs="B Koodak" w:hint="cs"/>
+          <w:sz w:val="32"/>
+          <w:szCs w:val="32"/>
+          <w:rtl/>
+          <w:lang w:bidi="fa-IR"/>
+        </w:rPr>
+        <w:t xml:space="preserve"> و زایلین برسید ادامه دهید</w:t>
+      </w:r>
+      <w:r>
+        <w:rPr>
+          <w:rFonts w:cs="B Koodak" w:hint="cs"/>
+          <w:sz w:val="32"/>
+          <w:szCs w:val="32"/>
+          <w:rtl/>
+          <w:lang w:bidi="fa-IR"/>
+        </w:rPr>
+        <w:t xml:space="preserve">. </w:t>
+      </w:r>
+      <w:r>
+        <w:rPr>
+          <w:rFonts w:cs="B Koodak" w:hint="cs"/>
+          <w:sz w:val="32"/>
+          <w:szCs w:val="32"/>
+          <w:rtl/>
+          <w:lang w:bidi="fa-IR"/>
+        </w:rPr>
+        <w:t xml:space="preserve">حداقل </w:t>
+      </w:r>
+      <w:r>
+        <w:rPr>
+          <w:rFonts w:cs="B Koodak" w:hint="cs"/>
+          <w:sz w:val="32"/>
+          <w:szCs w:val="32"/>
+          <w:rtl/>
+          <w:lang w:bidi="fa-IR"/>
+        </w:rPr>
+        <w:t>این فرایند باید 60 دقیقه ادامه یابد.</w:t>
       </w:r>
     </w:p>
     <w:p>
@@ -7112,127 +7002,16 @@
           <w:szCs w:val="32"/>
           <w:rtl/>
         </w:rPr>
-        <w:t>پس از پایان پیش‌تیمار حرارتی، مخلوط داغ</w:t>
-      </w:r>
-      <w:r>
-        <w:rPr>
-          <w:rFonts w:cs="B Koodak"/>
-          <w:sz w:val="32"/>
-          <w:szCs w:val="32"/>
-          <w:lang w:bidi="fa-IR"/>
-        </w:rPr>
-        <w:t xml:space="preserve"> PP </w:t>
-      </w:r>
-      <w:r>
-        <w:rPr>
-          <w:rFonts w:cs="B Koodak"/>
-          <w:sz w:val="32"/>
-          <w:szCs w:val="32"/>
-          <w:rtl/>
-        </w:rPr>
-        <w:t xml:space="preserve">و زایلین را بدون تأخیر در شرایط ایمن و تحت کنترل </w:t>
-      </w:r>
-      <w:r>
-        <w:rPr>
-          <w:rFonts w:cs="B Koodak" w:hint="cs"/>
-          <w:sz w:val="32"/>
-          <w:szCs w:val="32"/>
-          <w:rtl/>
-        </w:rPr>
-        <w:t xml:space="preserve">، زیر هود ، </w:t>
-      </w:r>
-      <w:r>
-        <w:rPr>
-          <w:rFonts w:cs="B Koodak"/>
-          <w:sz w:val="32"/>
-          <w:szCs w:val="32"/>
-          <w:rtl/>
-        </w:rPr>
-        <w:t>به محیط آب</w:t>
-      </w:r>
-      <w:r>
-        <w:rPr>
-          <w:rFonts w:cs="B Koodak" w:hint="cs"/>
-          <w:sz w:val="32"/>
-          <w:szCs w:val="32"/>
-          <w:rtl/>
-        </w:rPr>
-        <w:t xml:space="preserve"> و</w:t>
-      </w:r>
-      <w:r>
-        <w:rPr>
-          <w:rFonts w:cs="B Koodak"/>
-          <w:sz w:val="32"/>
-          <w:szCs w:val="32"/>
-          <w:rtl/>
-        </w:rPr>
-        <w:t xml:space="preserve"> یخ منتقل کنید تا سردشدن سریع</w:t>
-      </w:r>
-      <w:r>
-        <w:rPr>
-          <w:rFonts w:cs="B Koodak"/>
-          <w:sz w:val="32"/>
-          <w:szCs w:val="32"/>
-          <w:lang w:bidi="fa-IR"/>
-        </w:rPr>
-        <w:t xml:space="preserve"> </w:t>
-      </w:r>
-      <w:r>
-        <w:rPr>
-          <w:rFonts w:cs="B Koodak" w:hint="cs"/>
-          <w:sz w:val="32"/>
-          <w:szCs w:val="32"/>
-          <w:rtl/>
-          <w:lang w:bidi="fa-IR"/>
-        </w:rPr>
-        <w:t xml:space="preserve"> </w:t>
-      </w:r>
-      <w:r>
-        <w:rPr>
-          <w:rFonts w:cs="B Koodak"/>
-          <w:sz w:val="32"/>
-          <w:szCs w:val="32"/>
-          <w:lang w:bidi="fa-IR"/>
-        </w:rPr>
-        <w:t xml:space="preserve">(Quenching) </w:t>
-      </w:r>
-      <w:r>
-        <w:rPr>
-          <w:rFonts w:cs="B Koodak" w:hint="cs"/>
-          <w:sz w:val="32"/>
-          <w:szCs w:val="32"/>
-          <w:rtl/>
-          <w:lang w:bidi="fa-IR"/>
-        </w:rPr>
-        <w:t xml:space="preserve"> </w:t>
-      </w:r>
-      <w:r>
-        <w:rPr>
-          <w:rFonts w:cs="B Koodak"/>
-          <w:sz w:val="32"/>
-          <w:szCs w:val="32"/>
-          <w:rtl/>
-        </w:rPr>
-        <w:t>انجام شود.</w:t>
-      </w:r>
-      <w:r>
-        <w:rPr>
-          <w:rFonts w:cs="B Koodak" w:hint="cs"/>
-          <w:sz w:val="32"/>
-          <w:szCs w:val="32"/>
-          <w:rtl/>
-        </w:rPr>
-        <w:t xml:space="preserve"> دما باید بین 2 تا  درجه باشد و تا رسوب کامل در این دما نگه دارید.</w:t>
-      </w:r>
-      <w:r>
-        <w:rPr>
-          <w:rFonts w:cs="B Koodak" w:hint="cs"/>
-          <w:sz w:val="32"/>
-          <w:szCs w:val="32"/>
-          <w:rtl/>
-          <w:lang w:bidi="fa-IR"/>
-        </w:rPr>
-        <w:t>(حداقل زمان = 10 دقیقه)</w:t>
+        <w:t>پیش از پایان مرحله حرارت‌دهی، مقدار کافی آب دیونیزه و یخ آماده کنید تا یک حمام یخ با دمای تقریبی 0 تا 5 درجه سانتی‌گراد فراهم شود</w:t>
+      </w:r>
+      <w:r>
+        <w:rPr>
+          <w:rFonts w:cs="B Koodak"/>
+          <w:sz w:val="32"/>
+          <w:szCs w:val="32"/>
+          <w:lang w:bidi="fa-IR"/>
+        </w:rPr>
+        <w:t>.</w:t>
       </w:r>
     </w:p>
     <w:p>
@@ -7256,7 +7035,7 @@
           <w:szCs w:val="32"/>
           <w:rtl/>
         </w:rPr>
-        <w:t xml:space="preserve"> در این مرحله</w:t>
+        <w:t>پس از پایان پیش‌تیمار حرارتی، مخلوط داغ</w:t>
       </w:r>
       <w:r>
         <w:rPr>
@@ -7274,57 +7053,127 @@
           <w:szCs w:val="32"/>
           <w:rtl/>
         </w:rPr>
-        <w:t>از محیط زایلین خارج شده و ذرات</w:t>
-      </w:r>
-      <w:r>
-        <w:rPr>
-          <w:rFonts w:cs="B Koodak"/>
-          <w:sz w:val="32"/>
-          <w:szCs w:val="32"/>
-          <w:lang w:bidi="fa-IR"/>
-        </w:rPr>
-        <w:t xml:space="preserve"> PP </w:t>
-      </w:r>
-      <w:r>
-        <w:rPr>
-          <w:rFonts w:cs="B Koodak"/>
-          <w:sz w:val="32"/>
-          <w:szCs w:val="32"/>
-          <w:rtl/>
-        </w:rPr>
-        <w:t>با ساختار کم‌بلور و متخلخل تشکیل و بازیابی می‌شوند</w:t>
-      </w:r>
-      <w:r>
-        <w:rPr>
-          <w:rFonts w:cs="B Koodak"/>
-          <w:sz w:val="32"/>
-          <w:szCs w:val="32"/>
-          <w:lang w:bidi="fa-IR"/>
-        </w:rPr>
-        <w:t xml:space="preserve">. </w:t>
-      </w:r>
-    </w:p>
-    <w:p>
-      <w:pPr>
-        <w:bidi/>
-        <w:ind w:left="810"/>
-        <w:rPr>
-          <w:rFonts w:cs="B Koodak"/>
-          <w:sz w:val="32"/>
-          <w:szCs w:val="32"/>
-          <w:lang w:bidi="fa-IR"/>
-        </w:rPr>
-      </w:pPr>
-      <w:r>
-        <w:rPr>
-          <w:rFonts w:cs="B Koodak" w:hint="cs"/>
-          <w:sz w:val="32"/>
-          <w:szCs w:val="32"/>
-          <w:highlight w:val="yellow"/>
-          <w:rtl/>
-          <w:lang w:bidi="fa-IR"/>
-        </w:rPr>
-        <w:t>(توجه کنید که در هنگام قراردادن در حمام یخ تا انتها، راکتور همچنان تحت کندانسور رفلاکس و گاز نیتروژن باشد)</w:t>
+        <w:t xml:space="preserve">و زایلین را بدون تأخیر در شرایط ایمن و تحت کنترل </w:t>
+      </w:r>
+      <w:r>
+        <w:rPr>
+          <w:rFonts w:cs="B Koodak" w:hint="cs"/>
+          <w:sz w:val="32"/>
+          <w:szCs w:val="32"/>
+          <w:rtl/>
+        </w:rPr>
+        <w:t xml:space="preserve">، زیر هود ، </w:t>
+      </w:r>
+      <w:r>
+        <w:rPr>
+          <w:rFonts w:cs="B Koodak"/>
+          <w:sz w:val="32"/>
+          <w:szCs w:val="32"/>
+          <w:rtl/>
+        </w:rPr>
+        <w:t>به محیط آب</w:t>
+      </w:r>
+      <w:r>
+        <w:rPr>
+          <w:rFonts w:cs="B Koodak" w:hint="cs"/>
+          <w:sz w:val="32"/>
+          <w:szCs w:val="32"/>
+          <w:rtl/>
+        </w:rPr>
+        <w:t xml:space="preserve"> و</w:t>
+      </w:r>
+      <w:r>
+        <w:rPr>
+          <w:rFonts w:cs="B Koodak"/>
+          <w:sz w:val="32"/>
+          <w:szCs w:val="32"/>
+          <w:rtl/>
+        </w:rPr>
+        <w:t xml:space="preserve"> یخ منتقل کنید تا سردشدن سریع</w:t>
+      </w:r>
+      <w:r>
+        <w:rPr>
+          <w:rFonts w:cs="B Koodak"/>
+          <w:sz w:val="32"/>
+          <w:szCs w:val="32"/>
+          <w:lang w:bidi="fa-IR"/>
+        </w:rPr>
+        <w:t xml:space="preserve"> </w:t>
+      </w:r>
+      <w:r>
+        <w:rPr>
+          <w:rFonts w:cs="B Koodak" w:hint="cs"/>
+          <w:sz w:val="32"/>
+          <w:szCs w:val="32"/>
+          <w:rtl/>
+          <w:lang w:bidi="fa-IR"/>
+        </w:rPr>
+        <w:t xml:space="preserve"> </w:t>
+      </w:r>
+      <w:r>
+        <w:rPr>
+          <w:rFonts w:cs="B Koodak"/>
+          <w:sz w:val="32"/>
+          <w:szCs w:val="32"/>
+          <w:lang w:bidi="fa-IR"/>
+        </w:rPr>
+        <w:t xml:space="preserve">(Quenching) </w:t>
+      </w:r>
+      <w:r>
+        <w:rPr>
+          <w:rFonts w:cs="B Koodak" w:hint="cs"/>
+          <w:sz w:val="32"/>
+          <w:szCs w:val="32"/>
+          <w:rtl/>
+          <w:lang w:bidi="fa-IR"/>
+        </w:rPr>
+        <w:t xml:space="preserve"> </w:t>
+      </w:r>
+      <w:r>
+        <w:rPr>
+          <w:rFonts w:cs="B Koodak"/>
+          <w:sz w:val="32"/>
+          <w:szCs w:val="32"/>
+          <w:rtl/>
+        </w:rPr>
+        <w:t>انجام شود.</w:t>
+      </w:r>
+      <w:r>
+        <w:rPr>
+          <w:rFonts w:cs="B Koodak" w:hint="cs"/>
+          <w:sz w:val="32"/>
+          <w:szCs w:val="32"/>
+          <w:rtl/>
+        </w:rPr>
+        <w:t xml:space="preserve"> دما باید بین 2 تا </w:t>
+      </w:r>
+      <w:r>
+        <w:rPr>
+          <w:rFonts w:cs="B Koodak" w:hint="cs"/>
+          <w:sz w:val="32"/>
+          <w:szCs w:val="32"/>
+          <w:rtl/>
+        </w:rPr>
+        <w:t>5</w:t>
+      </w:r>
+      <w:r>
+        <w:rPr>
+          <w:rFonts w:cs="B Koodak" w:hint="cs"/>
+          <w:sz w:val="32"/>
+          <w:szCs w:val="32"/>
+          <w:rtl/>
+        </w:rPr>
+        <w:t xml:space="preserve"> درجه باشد و تا رسوب کامل در این دما نگه دارید.</w:t>
+      </w:r>
+      <w:r>
+        <w:rPr>
+          <w:rFonts w:cs="B Koodak" w:hint="cs"/>
+          <w:sz w:val="32"/>
+          <w:szCs w:val="32"/>
+          <w:rtl/>
+          <w:lang w:bidi="fa-IR"/>
+        </w:rPr>
+        <w:t>(حداقل زمان = 10 دقیقه)</w:t>
       </w:r>
     </w:p>
     <w:p>
@@ -7348,7 +7197,7 @@
           <w:szCs w:val="32"/>
           <w:rtl/>
         </w:rPr>
-        <w:t>ذرات</w:t>
+        <w:t xml:space="preserve"> در این مرحله</w:t>
       </w:r>
       <w:r>
         <w:rPr>
@@ -7366,43 +7215,25 @@
           <w:szCs w:val="32"/>
           <w:rtl/>
         </w:rPr>
-        <w:t xml:space="preserve">کوئنچ‌شده را پس از بازیابی و فیلتراسیون، </w:t>
-      </w:r>
-      <w:r>
-        <w:rPr>
-          <w:rFonts w:cs="B Koodak" w:hint="cs"/>
-          <w:sz w:val="32"/>
-          <w:szCs w:val="32"/>
-          <w:rtl/>
-        </w:rPr>
-        <w:t>5</w:t>
-      </w:r>
-      <w:r>
-        <w:rPr>
-          <w:rFonts w:cs="B Koodak" w:hint="cs"/>
-          <w:sz w:val="32"/>
-          <w:szCs w:val="32"/>
-          <w:rtl/>
-        </w:rPr>
-        <w:t xml:space="preserve"> </w:t>
-      </w:r>
-      <w:r>
-        <w:rPr>
-          <w:rFonts w:cs="B Koodak" w:hint="cs"/>
-          <w:sz w:val="32"/>
-          <w:szCs w:val="32"/>
-          <w:rtl/>
-        </w:rPr>
-        <w:t>بار</w:t>
-      </w:r>
-      <w:r>
-        <w:rPr>
-          <w:rFonts w:cs="B Koodak"/>
-          <w:sz w:val="32"/>
-          <w:szCs w:val="32"/>
-          <w:rtl/>
-        </w:rPr>
-        <w:t xml:space="preserve"> با آب دیونیزه شست‌وشو دهید تا بقایای سطحی زایلین و مواد محلول حذف شوند</w:t>
+        <w:t>از محیط زایلین خارج شده و ذرات</w:t>
+      </w:r>
+      <w:r>
+        <w:rPr>
+          <w:rFonts w:cs="B Koodak"/>
+          <w:sz w:val="32"/>
+          <w:szCs w:val="32"/>
+          <w:lang w:bidi="fa-IR"/>
+        </w:rPr>
+        <w:t xml:space="preserve"> PP </w:t>
+      </w:r>
+      <w:r>
+        <w:rPr>
+          <w:rFonts w:cs="B Koodak"/>
+          <w:sz w:val="32"/>
+          <w:szCs w:val="32"/>
+          <w:rtl/>
+        </w:rPr>
+        <w:t>با ساختار کم‌بلور و متخلخل تشکیل و بازیابی می‌شوند</w:t>
       </w:r>
       <w:r>
         <w:rPr>
@@ -7412,6 +7243,29 @@
           <w:lang w:bidi="fa-IR"/>
         </w:rPr>
         <w:t xml:space="preserve">. </w:t>
+      </w:r>
+    </w:p>
+    <w:p>
+      <w:pPr>
+        <w:bidi/>
+        <w:ind w:left="810"/>
+        <w:rPr>
+          <w:rFonts w:cs="B Koodak"/>
+          <w:sz w:val="32"/>
+          <w:szCs w:val="32"/>
+          <w:lang w:bidi="fa-IR"/>
+        </w:rPr>
+      </w:pPr>
+      <w:r>
+        <w:rPr>
+          <w:rFonts w:cs="B Koodak" w:hint="cs"/>
+          <w:sz w:val="32"/>
+          <w:szCs w:val="32"/>
+          <w:highlight w:val="yellow"/>
+          <w:rtl/>
+          <w:lang w:bidi="fa-IR"/>
+        </w:rPr>
+        <w:t>(توجه کنید که در هنگام قراردادن در حمام یخ تا انتها، راکتور همچنان تحت کندانسور رفلاکس و گاز نیتروژن باشد)</w:t>
       </w:r>
     </w:p>
     <w:p>
@@ -7430,42 +7284,93 @@
       </w:pPr>
       <w:r>
         <w:rPr>
-          <w:rFonts w:cs="B Koodak" w:hint="cs"/>
-          <w:sz w:val="32"/>
-          <w:szCs w:val="32"/>
-          <w:rtl/>
-          <w:lang w:bidi="fa-IR"/>
-        </w:rPr>
-        <w:t xml:space="preserve">در هربار شستشو ، </w:t>
-      </w:r>
-      <w:r>
-        <w:rPr>
-          <w:rFonts w:cs="B Koodak" w:hint="cs"/>
-          <w:sz w:val="32"/>
-          <w:szCs w:val="32"/>
-          <w:rtl/>
-          <w:lang w:bidi="fa-IR"/>
-        </w:rPr>
-        <w:t xml:space="preserve">ذرات </w:t>
-      </w:r>
-      <w:r>
-        <w:rPr>
-          <w:rFonts w:cs="B Koodak"/>
-          <w:sz w:val="32"/>
-          <w:szCs w:val="32"/>
-          <w:lang w:bidi="fa-IR"/>
-        </w:rPr>
-        <w:t>PP</w:t>
-      </w:r>
-      <w:r>
-        <w:rPr>
-          <w:rFonts w:cs="B Koodak" w:hint="cs"/>
-          <w:sz w:val="32"/>
-          <w:szCs w:val="32"/>
-          <w:rtl/>
-          <w:lang w:bidi="fa-IR"/>
-        </w:rPr>
-        <w:t xml:space="preserve"> را به اندازه کافی از هم فاصله دهید تا جلوه کلوخه شدن گرفته شود.</w:t>
+          <w:rFonts w:cs="B Koodak"/>
+          <w:sz w:val="32"/>
+          <w:szCs w:val="32"/>
+          <w:rtl/>
+        </w:rPr>
+        <w:t>ذرات</w:t>
+      </w:r>
+      <w:r>
+        <w:rPr>
+          <w:rFonts w:cs="B Koodak"/>
+          <w:sz w:val="32"/>
+          <w:szCs w:val="32"/>
+          <w:lang w:bidi="fa-IR"/>
+        </w:rPr>
+        <w:t xml:space="preserve"> PP </w:t>
+      </w:r>
+      <w:r>
+        <w:rPr>
+          <w:rFonts w:cs="B Koodak"/>
+          <w:sz w:val="32"/>
+          <w:szCs w:val="32"/>
+          <w:rtl/>
+        </w:rPr>
+        <w:t xml:space="preserve">کوئنچ‌شده را پس از بازیابی و فیلتراسیون، </w:t>
+      </w:r>
+      <w:r>
+        <w:rPr>
+          <w:rFonts w:cs="B Koodak" w:hint="cs"/>
+          <w:sz w:val="32"/>
+          <w:szCs w:val="32"/>
+          <w:rtl/>
+        </w:rPr>
+        <w:t>5</w:t>
+      </w:r>
+      <w:r>
+        <w:rPr>
+          <w:rFonts w:cs="B Koodak" w:hint="cs"/>
+          <w:sz w:val="32"/>
+          <w:szCs w:val="32"/>
+          <w:rtl/>
+        </w:rPr>
+        <w:t xml:space="preserve"> </w:t>
+      </w:r>
+      <w:r>
+        <w:rPr>
+          <w:rFonts w:cs="B Koodak" w:hint="cs"/>
+          <w:sz w:val="32"/>
+          <w:szCs w:val="32"/>
+          <w:rtl/>
+        </w:rPr>
+        <w:t>بار</w:t>
+      </w:r>
+      <w:r>
+        <w:rPr>
+          <w:rFonts w:cs="B Koodak"/>
+          <w:sz w:val="32"/>
+          <w:szCs w:val="32"/>
+          <w:rtl/>
+        </w:rPr>
+        <w:t xml:space="preserve"> با آب دیونیزه شست‌وشو دهید </w:t>
+      </w:r>
+      <w:r>
+        <w:rPr>
+          <w:rFonts w:cs="B Koodak" w:hint="cs"/>
+          <w:sz w:val="32"/>
+          <w:szCs w:val="32"/>
+          <w:rtl/>
+        </w:rPr>
+        <w:t xml:space="preserve">و مجدد فیلتر کنید </w:t>
+      </w:r>
+      <w:r>
+        <w:rPr>
+          <w:rFonts w:cs="B Koodak"/>
+          <w:sz w:val="32"/>
+          <w:szCs w:val="32"/>
+          <w:rtl/>
+        </w:rPr>
+        <w:t>تا بقایای سطحی زایلین و مواد محلول حذف شوند</w:t>
+      </w:r>
+      <w:r>
+        <w:rPr>
+          <w:rFonts w:cs="B Koodak"/>
+          <w:sz w:val="32"/>
+          <w:szCs w:val="32"/>
+          <w:lang w:bidi="fa-IR"/>
+        </w:rPr>
+        <w:t xml:space="preserve">. </w:t>
       </w:r>
     </w:p>
     <w:p>
@@ -7490,6 +7395,16 @@
           <w:rtl/>
           <w:lang w:bidi="fa-IR"/>
         </w:rPr>
+        <w:t xml:space="preserve">در هربار شستشو ، </w:t>
+      </w:r>
+      <w:r>
+        <w:rPr>
+          <w:rFonts w:cs="B Koodak" w:hint="cs"/>
+          <w:sz w:val="32"/>
+          <w:szCs w:val="32"/>
+          <w:rtl/>
+          <w:lang w:bidi="fa-IR"/>
+        </w:rPr>
         <w:t xml:space="preserve">ذرات </w:t>
       </w:r>
       <w:r>
@@ -7509,99 +7424,27 @@
           <w:rtl/>
           <w:lang w:bidi="fa-IR"/>
         </w:rPr>
-        <w:t xml:space="preserve"> را به روش آون یا قراردادن در دمای اتاق خشک کنید تا به وزن ثابت برسید.</w:t>
-      </w:r>
-      <w:r>
-        <w:rPr>
-          <w:rFonts w:cs="B Koodak" w:hint="cs"/>
-          <w:sz w:val="32"/>
-          <w:szCs w:val="32"/>
-          <w:rtl/>
-          <w:lang w:bidi="fa-IR"/>
-        </w:rPr>
-        <w:t xml:space="preserve"> (</w:t>
-      </w:r>
-      <w:r>
-        <w:rPr>
-          <w:rFonts w:cs="B Koodak"/>
-          <w:sz w:val="32"/>
-          <w:szCs w:val="32"/>
-          <w:lang w:bidi="fa-IR"/>
-        </w:rPr>
-        <w:t>m</w:t>
-      </w:r>
-      <w:r>
-        <w:rPr>
-          <w:rFonts w:ascii="Cambria Math" w:hAnsi="Cambria Math" w:cs="Cambria Math"/>
-          <w:sz w:val="32"/>
-          <w:szCs w:val="32"/>
-          <w:lang w:bidi="fa-IR"/>
-        </w:rPr>
-        <w:t>ₙ</w:t>
-      </w:r>
-      <w:r>
-        <w:rPr>
-          <w:rFonts w:cs="B Koodak"/>
-          <w:sz w:val="32"/>
-          <w:szCs w:val="32"/>
-          <w:lang w:bidi="fa-IR"/>
-        </w:rPr>
-        <w:t xml:space="preserve"> </w:t>
-      </w:r>
-      <w:r>
-        <w:rPr>
-          <w:rFonts w:ascii="Aptos" w:hAnsi="Aptos" w:cs="Aptos"/>
-          <w:sz w:val="32"/>
-          <w:szCs w:val="32"/>
-          <w:lang w:bidi="fa-IR"/>
-        </w:rPr>
-        <w:t>≈</w:t>
-      </w:r>
-      <w:r>
-        <w:rPr>
-          <w:rFonts w:cs="B Koodak"/>
-          <w:sz w:val="32"/>
-          <w:szCs w:val="32"/>
-          <w:lang w:bidi="fa-IR"/>
-        </w:rPr>
-        <w:t xml:space="preserve"> m</w:t>
-      </w:r>
-      <w:r>
-        <w:rPr>
-          <w:rFonts w:ascii="Cambria Math" w:hAnsi="Cambria Math" w:cs="Cambria Math"/>
-          <w:sz w:val="32"/>
-          <w:szCs w:val="32"/>
-          <w:lang w:bidi="fa-IR"/>
-        </w:rPr>
-        <w:t>ₙ₋</w:t>
-      </w:r>
-      <w:r>
-        <w:rPr>
-          <w:rFonts w:ascii="Aptos" w:hAnsi="Aptos" w:cs="Aptos"/>
-          <w:sz w:val="32"/>
-          <w:szCs w:val="32"/>
-          <w:lang w:bidi="fa-IR"/>
-        </w:rPr>
-        <w:t>₁</w:t>
-      </w:r>
-      <w:r>
-        <w:rPr>
-          <w:rFonts w:cs="B Koodak"/>
-          <w:sz w:val="32"/>
-          <w:szCs w:val="32"/>
-          <w:lang w:bidi="fa-IR"/>
-        </w:rPr>
-        <w:t xml:space="preserve"> </w:t>
-      </w:r>
-      <w:r>
-        <w:rPr>
-          <w:rFonts w:cs="B Koodak" w:hint="cs"/>
-          <w:sz w:val="32"/>
-          <w:szCs w:val="32"/>
-          <w:rtl/>
-          <w:lang w:bidi="fa-IR"/>
-        </w:rPr>
-        <w:t>)</w:t>
+        <w:t xml:space="preserve"> را به اندازه کافی از هم فاصله دهید تا جلو</w:t>
+      </w:r>
+      <w:r>
+        <w:rPr>
+          <w:rFonts w:cs="B Koodak" w:hint="cs"/>
+          <w:sz w:val="32"/>
+          <w:szCs w:val="32"/>
+          <w:rtl/>
+          <w:lang w:bidi="fa-IR"/>
+        </w:rPr>
+        <w:t>ی</w:t>
+      </w:r>
+      <w:r>
+        <w:rPr>
+          <w:rFonts w:cs="B Koodak" w:hint="cs"/>
+          <w:sz w:val="32"/>
+          <w:szCs w:val="32"/>
+          <w:rtl/>
+          <w:lang w:bidi="fa-IR"/>
+        </w:rPr>
+        <w:t xml:space="preserve"> کلوخه شدن گرفته شود.</w:t>
       </w:r>
     </w:p>
     <w:p>
@@ -7626,6 +7469,172 @@
           <w:rtl/>
           <w:lang w:bidi="fa-IR"/>
         </w:rPr>
+        <w:t xml:space="preserve">ذرات </w:t>
+      </w:r>
+      <w:r>
+        <w:rPr>
+          <w:rFonts w:cs="B Koodak"/>
+          <w:sz w:val="32"/>
+          <w:szCs w:val="32"/>
+          <w:lang w:bidi="fa-IR"/>
+        </w:rPr>
+        <w:t>PP</w:t>
+      </w:r>
+      <w:r>
+        <w:rPr>
+          <w:rFonts w:cs="B Koodak" w:hint="cs"/>
+          <w:sz w:val="32"/>
+          <w:szCs w:val="32"/>
+          <w:rtl/>
+          <w:lang w:bidi="fa-IR"/>
+        </w:rPr>
+        <w:t xml:space="preserve"> را به روش آون </w:t>
+      </w:r>
+      <w:r>
+        <w:rPr>
+          <w:rFonts w:cs="B Koodak" w:hint="cs"/>
+          <w:sz w:val="32"/>
+          <w:szCs w:val="32"/>
+          <w:rtl/>
+          <w:lang w:bidi="fa-IR"/>
+        </w:rPr>
+        <w:t xml:space="preserve">خشک کنید </w:t>
+      </w:r>
+      <w:r>
+        <w:rPr>
+          <w:rFonts w:cs="B Koodak" w:hint="cs"/>
+          <w:sz w:val="32"/>
+          <w:szCs w:val="32"/>
+          <w:rtl/>
+          <w:lang w:bidi="fa-IR"/>
+        </w:rPr>
+        <w:t>تا به وزن ثابت برسید.</w:t>
+      </w:r>
+      <w:r>
+        <w:rPr>
+          <w:rFonts w:cs="B Koodak"/>
+          <w:sz w:val="32"/>
+          <w:szCs w:val="32"/>
+          <w:rtl/>
+          <w:lang w:bidi="fa-IR"/>
+        </w:rPr>
+        <w:br/>
+      </w:r>
+      <w:r>
+        <w:rPr>
+          <w:rFonts w:cs="B Koodak" w:hint="cs"/>
+          <w:sz w:val="32"/>
+          <w:szCs w:val="32"/>
+          <w:rtl/>
+          <w:lang w:bidi="fa-IR"/>
+        </w:rPr>
+        <w:t xml:space="preserve"> (</w:t>
+      </w:r>
+      <w:r>
+        <w:rPr>
+          <w:rFonts w:cs="B Koodak"/>
+          <w:sz w:val="32"/>
+          <w:szCs w:val="32"/>
+          <w:lang w:bidi="fa-IR"/>
+        </w:rPr>
+        <w:t>m</w:t>
+      </w:r>
+      <w:r>
+        <w:rPr>
+          <w:rFonts w:ascii="Cambria Math" w:hAnsi="Cambria Math" w:cs="Cambria Math"/>
+          <w:sz w:val="32"/>
+          <w:szCs w:val="32"/>
+          <w:lang w:bidi="fa-IR"/>
+        </w:rPr>
+        <w:t>ₙ</w:t>
+      </w:r>
+      <w:r>
+        <w:rPr>
+          <w:rFonts w:cs="B Koodak"/>
+          <w:sz w:val="32"/>
+          <w:szCs w:val="32"/>
+          <w:lang w:bidi="fa-IR"/>
+        </w:rPr>
+        <w:t xml:space="preserve"> </w:t>
+      </w:r>
+      <w:r>
+        <w:rPr>
+          <w:rFonts w:ascii="Aptos" w:hAnsi="Aptos" w:cs="Aptos"/>
+          <w:sz w:val="32"/>
+          <w:szCs w:val="32"/>
+          <w:lang w:bidi="fa-IR"/>
+        </w:rPr>
+        <w:t>≈</w:t>
+      </w:r>
+      <w:r>
+        <w:rPr>
+          <w:rFonts w:cs="B Koodak"/>
+          <w:sz w:val="32"/>
+          <w:szCs w:val="32"/>
+          <w:lang w:bidi="fa-IR"/>
+        </w:rPr>
+        <w:t xml:space="preserve"> m</w:t>
+      </w:r>
+      <w:r>
+        <w:rPr>
+          <w:rFonts w:ascii="Cambria Math" w:hAnsi="Cambria Math" w:cs="Cambria Math"/>
+          <w:sz w:val="32"/>
+          <w:szCs w:val="32"/>
+          <w:lang w:bidi="fa-IR"/>
+        </w:rPr>
+        <w:t>ₙ₋</w:t>
+      </w:r>
+      <w:r>
+        <w:rPr>
+          <w:rFonts w:ascii="Aptos" w:hAnsi="Aptos" w:cs="Aptos"/>
+          <w:sz w:val="32"/>
+          <w:szCs w:val="32"/>
+          <w:lang w:bidi="fa-IR"/>
+        </w:rPr>
+        <w:t>₁</w:t>
+      </w:r>
+      <w:r>
+        <w:rPr>
+          <w:rFonts w:cs="B Koodak"/>
+          <w:sz w:val="32"/>
+          <w:szCs w:val="32"/>
+          <w:lang w:bidi="fa-IR"/>
+        </w:rPr>
+        <w:t xml:space="preserve"> </w:t>
+      </w:r>
+      <w:r>
+        <w:rPr>
+          <w:rFonts w:cs="B Koodak" w:hint="cs"/>
+          <w:sz w:val="32"/>
+          <w:szCs w:val="32"/>
+          <w:rtl/>
+          <w:lang w:bidi="fa-IR"/>
+        </w:rPr>
+        <w:t>)</w:t>
+      </w:r>
+    </w:p>
+    <w:p>
+      <w:pPr>
+        <w:numPr>
+          <w:ilvl w:val="0"/>
+          <w:numId w:val="4"/>
+        </w:numPr>
+        <w:bidi/>
+        <w:rPr>
+          <w:rFonts w:cs="B Koodak"/>
+          <w:sz w:val="32"/>
+          <w:szCs w:val="32"/>
+          <w:lang w:bidi="fa-IR"/>
+        </w:rPr>
+      </w:pPr>
+      <w:r>
+        <w:rPr>
+          <w:rFonts w:cs="B Koodak" w:hint="cs"/>
+          <w:sz w:val="32"/>
+          <w:szCs w:val="32"/>
+          <w:rtl/>
+          <w:lang w:bidi="fa-IR"/>
+        </w:rPr>
         <w:t>این ذرات، برای نمونه شاهد و نمونه مجهول، در مراحل بعدی استفاده و توزین می‌شوند.</w:t>
       </w:r>
     </w:p>
@@ -8006,17 +8015,27 @@
           <w:rtl/>
           <w:lang w:bidi="fa-IR"/>
         </w:rPr>
-        <w:t>ابتدا گاز نیتروژن را جهت خارج کردن اکسیژن در راکتور، باز کنید.</w:t>
-      </w:r>
-      <w:r>
-        <w:rPr>
-          <w:rFonts w:cs="B Koodak" w:hint="cs"/>
-          <w:sz w:val="32"/>
-          <w:szCs w:val="32"/>
-          <w:rtl/>
-          <w:lang w:bidi="fa-IR"/>
-        </w:rPr>
-        <w:t xml:space="preserve"> با سرعت 50 </w:t>
+        <w:t xml:space="preserve">ابتدا گاز نیتروژن را جهت خارج کردن اکسیژن در راکتور، باز کنید. با سرعت </w:t>
+      </w:r>
+      <w:r>
+        <w:rPr>
+          <w:rFonts w:cs="B Koodak" w:hint="cs"/>
+          <w:sz w:val="32"/>
+          <w:szCs w:val="32"/>
+          <w:rtl/>
+          <w:lang w:bidi="fa-IR"/>
+        </w:rPr>
+        <w:t>1</w:t>
+      </w:r>
+      <w:r>
+        <w:rPr>
+          <w:rFonts w:cs="B Koodak" w:hint="cs"/>
+          <w:sz w:val="32"/>
+          <w:szCs w:val="32"/>
+          <w:rtl/>
+          <w:lang w:bidi="fa-IR"/>
+        </w:rPr>
+        <w:t xml:space="preserve">50 </w:t>
       </w:r>
       <w:r>
         <w:rPr>
@@ -8035,7 +8054,27 @@
           <w:rtl/>
           <w:lang w:bidi="fa-IR"/>
         </w:rPr>
-        <w:t xml:space="preserve"> به مدت 25 دقیقه برای </w:t>
+        <w:t xml:space="preserve"> به مدت </w:t>
+      </w:r>
+      <w:r>
+        <w:rPr>
+          <w:rFonts w:cs="B Koodak" w:hint="cs"/>
+          <w:sz w:val="32"/>
+          <w:szCs w:val="32"/>
+          <w:rtl/>
+          <w:lang w:bidi="fa-IR"/>
+        </w:rPr>
+        <w:t>1</w:t>
+      </w:r>
+      <w:r>
+        <w:rPr>
+          <w:rFonts w:cs="B Koodak" w:hint="cs"/>
+          <w:sz w:val="32"/>
+          <w:szCs w:val="32"/>
+          <w:rtl/>
+          <w:lang w:bidi="fa-IR"/>
+        </w:rPr>
+        <w:t xml:space="preserve">5 دقیقه برای </w:t>
       </w:r>
       <w:r>
         <w:rPr>
@@ -8079,6 +8118,7 @@
           <w:rtl/>
           <w:lang w:bidi="fa-IR"/>
         </w:rPr>
+        <w:lastRenderedPageBreak/>
         <w:t xml:space="preserve">سپس سرعت نیتروژن را به 25 </w:t>
       </w:r>
       <w:r>
@@ -8719,6 +8759,16 @@
       </w:r>
       <w:r>
         <w:rPr>
+          <w:rFonts w:cs="B Koodak"/>
+          <w:sz w:val="32"/>
+          <w:szCs w:val="32"/>
+          <w:rtl/>
+          <w:lang w:bidi="fa-IR"/>
+        </w:rPr>
+        <w:br/>
+      </w:r>
+      <w:r>
+        <w:rPr>
           <w:rFonts w:cs="B Koodak" w:hint="cs"/>
           <w:sz w:val="32"/>
           <w:szCs w:val="32"/>
@@ -8790,7 +8840,7 @@
           <w:rtl/>
           <w:lang w:bidi="fa-IR"/>
         </w:rPr>
-        <w:t>. در صورت نیاز دما را تا 85 درجه تغییر دهید</w:t>
+        <w:t xml:space="preserve">. در صورت نیاز دما را تا 85 درجه </w:t>
       </w:r>
       <w:r>
         <w:rPr>
@@ -8801,6 +8851,28 @@
           <w:rtl/>
           <w:lang w:bidi="fa-IR"/>
         </w:rPr>
+        <w:t>کاهش</w:t>
+      </w:r>
+      <w:r>
+        <w:rPr>
+          <w:rFonts w:cs="B Koodak" w:hint="cs"/>
+          <w:sz w:val="32"/>
+          <w:szCs w:val="32"/>
+          <w:highlight w:val="red"/>
+          <w:rtl/>
+          <w:lang w:bidi="fa-IR"/>
+        </w:rPr>
+        <w:t xml:space="preserve"> دهید</w:t>
+      </w:r>
+      <w:r>
+        <w:rPr>
+          <w:rFonts w:cs="B Koodak" w:hint="cs"/>
+          <w:sz w:val="32"/>
+          <w:szCs w:val="32"/>
+          <w:highlight w:val="red"/>
+          <w:rtl/>
+          <w:lang w:bidi="fa-IR"/>
+        </w:rPr>
         <w:t>)</w:t>
       </w:r>
     </w:p>
@@ -8830,32 +8902,15 @@
           <w:rFonts w:cs="B Koodak"/>
           <w:lang w:bidi="fa-IR"/>
         </w:rPr>
-        <w:t>4-3</w:t>
-      </w:r>
-      <w:proofErr w:type="gramStart"/>
-      <w:r>
-        <w:rPr>
-          <w:rFonts w:cs="B Koodak"/>
+        <w:t xml:space="preserve">4-3) </w:t>
+      </w:r>
+      <w:r>
+        <w:rPr>
+          <w:rFonts w:cs="B Koodak" w:hint="cs"/>
+          <w:rtl/>
           <w:lang w:bidi="fa-IR"/>
         </w:rPr>
         <w:t xml:space="preserve">) </w:t>
-      </w:r>
-      <w:r>
-        <w:rPr>
-          <w:rFonts w:cs="B Koodak" w:hint="cs"/>
-          <w:rtl/>
-          <w:lang w:bidi="fa-IR"/>
-        </w:rPr>
-        <w:t>)</w:t>
-      </w:r>
-      <w:proofErr w:type="gramEnd"/>
-      <w:r>
-        <w:rPr>
-          <w:rFonts w:cs="B Koodak" w:hint="cs"/>
-          <w:rtl/>
-          <w:lang w:bidi="fa-IR"/>
-        </w:rPr>
-        <w:t xml:space="preserve"> </w:t>
       </w:r>
       <w:r>
         <w:rPr>
@@ -8977,7 +9032,7 @@
         <w:bidi/>
         <w:ind w:left="720"/>
         <w:rPr>
-          <w:rFonts w:cs="B Koodak" w:hint="cs"/>
+          <w:rFonts w:cs="B Koodak"/>
           <w:sz w:val="32"/>
           <w:szCs w:val="32"/>
           <w:rtl/>
@@ -9112,7 +9167,6 @@
         </w:rPr>
         <w:t xml:space="preserve">‌ و </w:t>
       </w:r>
-      <w:proofErr w:type="spellStart"/>
       <w:r>
         <w:rPr>
           <w:rFonts w:cs="B Koodak"/>
@@ -9122,7 +9176,6 @@
         </w:rPr>
         <w:t>Gma</w:t>
       </w:r>
-      <w:proofErr w:type="spellEnd"/>
       <w:r>
         <w:rPr>
           <w:rFonts w:cs="B Koodak" w:hint="cs"/>
@@ -9163,7 +9216,7 @@
         <w:bidi/>
         <w:ind w:left="720"/>
         <w:rPr>
-          <w:rFonts w:cs="B Koodak" w:hint="cs"/>
+          <w:rFonts w:cs="B Koodak"/>
           <w:sz w:val="32"/>
           <w:szCs w:val="32"/>
           <w:rtl/>
@@ -10298,7 +10351,6 @@
         </w:rPr>
         <w:t>6</w:t>
       </w:r>
-      <w:proofErr w:type="gramStart"/>
       <w:r>
         <w:rPr>
           <w:rFonts w:cs="B Koodak"/>
@@ -10311,15 +10363,7 @@
           <w:rFonts w:cs="B Koodak" w:hint="cs"/>
           <w:rtl/>
         </w:rPr>
-        <w:t xml:space="preserve"> فیلم</w:t>
-      </w:r>
-      <w:proofErr w:type="gramEnd"/>
-      <w:r>
-        <w:rPr>
-          <w:rFonts w:cs="B Koodak" w:hint="cs"/>
-          <w:rtl/>
-        </w:rPr>
-        <w:t xml:space="preserve"> سازی</w:t>
+        <w:t xml:space="preserve"> فیلم سازی</w:t>
       </w:r>
     </w:p>
     <w:p>
@@ -10693,7 +10737,7 @@
           <w:lang w:bidi="fa-IR"/>
         </w:rPr>
         <w:pict w14:anchorId="3C71646C">
-          <v:rect id="_x0000_i1040" style="width:0;height:1.5pt" o:hralign="center" o:hrstd="t" o:hr="t" fillcolor="#a0a0a0" stroked="f"/>
+          <v:rect id="_x0000_i1026" style="width:0;height:1.5pt" o:hralign="center" o:hrstd="t" o:hr="t" fillcolor="#a0a0a0" stroked="f"/>
         </w:pict>
       </w:r>
     </w:p>
@@ -11054,15 +11098,7 @@
           <w:rFonts w:cs="B Koodak"/>
           <w:lang w:bidi="fa-IR"/>
         </w:rPr>
-        <w:t xml:space="preserve"> : (5-1</w:t>
-      </w:r>
-      <w:proofErr w:type="gramStart"/>
-      <w:r>
-        <w:rPr>
-          <w:rFonts w:cs="B Koodak"/>
-          <w:lang w:bidi="fa-IR"/>
-        </w:rPr>
-        <w:t xml:space="preserve">) </w:t>
+        <w:t xml:space="preserve"> : (5-1) </w:t>
       </w:r>
       <w:r>
         <w:rPr>
@@ -11079,7 +11115,6 @@
         </w:rPr>
         <w:t>GP</w:t>
       </w:r>
-      <w:proofErr w:type="gramEnd"/>
       <w:r>
         <w:rPr>
           <w:rFonts w:cs="B Koodak" w:hint="cs"/>
@@ -11391,7 +11426,6 @@
         </w:rPr>
         <w:t xml:space="preserve"> MFI</w:t>
       </w:r>
-      <w:proofErr w:type="gramStart"/>
       <w:r>
         <w:rPr>
           <w:rFonts w:cs="B Koodak"/>
@@ -11404,15 +11438,7 @@
           <w:rFonts w:cs="B Koodak"/>
           <w:lang w:bidi="fa-IR"/>
         </w:rPr>
-        <w:t>:</w:t>
-      </w:r>
-      <w:proofErr w:type="gramEnd"/>
-      <w:r>
-        <w:rPr>
-          <w:rFonts w:cs="B Koodak"/>
-          <w:lang w:bidi="fa-IR"/>
-        </w:rPr>
-        <w:t xml:space="preserve"> (5-2) </w:t>
+        <w:t xml:space="preserve">: (5-2) </w:t>
       </w:r>
     </w:p>
     <w:p>
@@ -11716,15 +11742,7 @@
           <w:rFonts w:cs="B Koodak"/>
           <w:lang w:bidi="fa-IR"/>
         </w:rPr>
-        <w:t>5-3</w:t>
-      </w:r>
-      <w:proofErr w:type="gramStart"/>
-      <w:r>
-        <w:rPr>
-          <w:rFonts w:cs="B Koodak"/>
-          <w:lang w:bidi="fa-IR"/>
-        </w:rPr>
-        <w:t xml:space="preserve">) </w:t>
+        <w:t xml:space="preserve">5-3) </w:t>
       </w:r>
       <w:r>
         <w:rPr>
@@ -11742,7 +11760,6 @@
         </w:rPr>
         <w:t>:</w:t>
       </w:r>
-      <w:proofErr w:type="gramEnd"/>
       <w:r>
         <w:rPr>
           <w:rFonts w:cs="B Koodak" w:hint="cs"/>
@@ -12150,32 +12167,15 @@
           <w:rFonts w:cs="B Koodak"/>
           <w:lang w:bidi="fa-IR"/>
         </w:rPr>
-        <w:t>5-5</w:t>
-      </w:r>
-      <w:proofErr w:type="gramStart"/>
-      <w:r>
-        <w:rPr>
-          <w:rFonts w:cs="B Koodak"/>
-          <w:lang w:bidi="fa-IR"/>
-        </w:rPr>
-        <w:t xml:space="preserve">) </w:t>
-      </w:r>
-      <w:r>
-        <w:rPr>
-          <w:rFonts w:cs="B Koodak" w:hint="cs"/>
-          <w:rtl/>
-          <w:lang w:bidi="fa-IR"/>
-        </w:rPr>
-        <w:t>)</w:t>
-      </w:r>
-      <w:proofErr w:type="gramEnd"/>
-      <w:r>
-        <w:rPr>
-          <w:rFonts w:cs="B Koodak" w:hint="cs"/>
-          <w:rtl/>
-          <w:lang w:bidi="fa-IR"/>
-        </w:rPr>
-        <w:t xml:space="preserve">: </w:t>
+        <w:t xml:space="preserve">5-5) </w:t>
+      </w:r>
+      <w:r>
+        <w:rPr>
+          <w:rFonts w:cs="B Koodak" w:hint="cs"/>
+          <w:rtl/>
+          <w:lang w:bidi="fa-IR"/>
+        </w:rPr>
+        <w:t xml:space="preserve">): </w:t>
       </w:r>
       <w:r>
         <w:rPr>
@@ -12642,15 +12642,7 @@
           <w:rFonts w:cs="B Koodak"/>
           <w:lang w:bidi="fa-IR"/>
         </w:rPr>
-        <w:t>(5-6</w:t>
-      </w:r>
-      <w:proofErr w:type="gramStart"/>
-      <w:r>
-        <w:rPr>
-          <w:rFonts w:cs="B Koodak"/>
-          <w:lang w:bidi="fa-IR"/>
-        </w:rPr>
-        <w:t xml:space="preserve">) </w:t>
+        <w:t xml:space="preserve">(5-6) </w:t>
       </w:r>
       <w:r>
         <w:rPr>
@@ -12666,16 +12658,7 @@
           <w:rtl/>
           <w:lang w:bidi="fa-IR"/>
         </w:rPr>
-        <w:t>:</w:t>
-      </w:r>
-      <w:proofErr w:type="gramEnd"/>
-      <w:r>
-        <w:rPr>
-          <w:rFonts w:cs="B Koodak" w:hint="cs"/>
-          <w:rtl/>
-          <w:lang w:bidi="fa-IR"/>
-        </w:rPr>
-        <w:t xml:space="preserve"> </w:t>
+        <w:t xml:space="preserve">: </w:t>
       </w:r>
       <w:r>
         <w:rPr>
@@ -12812,19 +12795,8 @@
           <w:szCs w:val="32"/>
           <w:lang w:bidi="fa-IR"/>
         </w:rPr>
-        <w:t xml:space="preserve"> </w:t>
-      </w:r>
-      <w:proofErr w:type="spellStart"/>
-      <w:r>
-        <w:rPr>
-          <w:rFonts w:cs="B Koodak"/>
-          <w:sz w:val="32"/>
-          <w:szCs w:val="32"/>
-          <w:lang w:bidi="fa-IR"/>
-        </w:rPr>
-        <w:t>μL</w:t>
-      </w:r>
-      <w:proofErr w:type="spellEnd"/>
+        <w:t xml:space="preserve"> μL</w:t>
+      </w:r>
       <w:r>
         <w:rPr>
           <w:rFonts w:cs="B Koodak"/>
@@ -12997,15 +12969,7 @@
           <w:rFonts w:cs="B Koodak"/>
           <w:lang w:bidi="fa-IR"/>
         </w:rPr>
-        <w:t>5-7</w:t>
-      </w:r>
-      <w:proofErr w:type="gramStart"/>
-      <w:r>
-        <w:rPr>
-          <w:rFonts w:cs="B Koodak"/>
-          <w:lang w:bidi="fa-IR"/>
-        </w:rPr>
-        <w:t xml:space="preserve">) </w:t>
+        <w:t xml:space="preserve">5-7) </w:t>
       </w:r>
       <w:r>
         <w:rPr>
@@ -13015,7 +12979,6 @@
         </w:rPr>
         <w:t>)</w:t>
       </w:r>
-      <w:proofErr w:type="gramEnd"/>
       <w:r>
         <w:rPr>
           <w:rFonts w:cs="B Koodak"/>
@@ -13259,7 +13222,6 @@
           <w14:ligatures w14:val="none"/>
         </w:rPr>
       </w:pPr>
-      <w:proofErr w:type="spellStart"/>
       <w:r>
         <w:rPr>
           <w:rFonts w:ascii="Times New Roman" w:eastAsia="Times New Roman" w:hAnsi="Times New Roman" w:cs="B Koodak"/>
@@ -13270,7 +13232,6 @@
         </w:rPr>
         <w:t>ΔHm</w:t>
       </w:r>
-      <w:proofErr w:type="spellEnd"/>
     </w:p>
     <w:p>
       <w:pPr>
@@ -13288,7 +13249,6 @@
           <w14:ligatures w14:val="none"/>
         </w:rPr>
       </w:pPr>
-      <w:proofErr w:type="spellStart"/>
       <w:r>
         <w:rPr>
           <w:rFonts w:ascii="Times New Roman" w:eastAsia="Times New Roman" w:hAnsi="Times New Roman" w:cs="B Koodak"/>
@@ -13299,7 +13259,6 @@
         </w:rPr>
         <w:t>Xc</w:t>
       </w:r>
-      <w:proofErr w:type="spellEnd"/>
     </w:p>
     <w:p>
       <w:pPr>
@@ -13484,6 +13443,7 @@
           <w:rFonts w:cs="B Koodak"/>
           <w:lang w:bidi="fa-IR"/>
         </w:rPr>
+        <w:lastRenderedPageBreak/>
         <w:t xml:space="preserve"> (</w:t>
       </w:r>
       <w:r>
@@ -14252,43 +14212,7 @@
           <w:sz w:val="32"/>
           <w:szCs w:val="32"/>
         </w:rPr>
-        <w:t xml:space="preserve">  TGA </w:t>
-      </w:r>
-      <w:proofErr w:type="spellStart"/>
-      <w:r>
-        <w:rPr>
-          <w:rFonts w:cs="B Koodak"/>
-          <w:sz w:val="32"/>
-          <w:szCs w:val="32"/>
-        </w:rPr>
-        <w:t>Tonset</w:t>
-      </w:r>
-      <w:proofErr w:type="spellEnd"/>
-      <w:r>
-        <w:rPr>
-          <w:rFonts w:cs="B Koodak"/>
-          <w:sz w:val="32"/>
-          <w:szCs w:val="32"/>
-        </w:rPr>
-        <w:t xml:space="preserve"> / </w:t>
-      </w:r>
-      <w:proofErr w:type="spellStart"/>
-      <w:r>
-        <w:rPr>
-          <w:rFonts w:cs="B Koodak"/>
-          <w:sz w:val="32"/>
-          <w:szCs w:val="32"/>
-        </w:rPr>
-        <w:t>Tmax</w:t>
-      </w:r>
-      <w:proofErr w:type="spellEnd"/>
-      <w:r>
-        <w:rPr>
-          <w:rFonts w:cs="B Koodak"/>
-          <w:sz w:val="32"/>
-          <w:szCs w:val="32"/>
-        </w:rPr>
-        <w:t xml:space="preserve"> / residue</w:t>
+        <w:t xml:space="preserve">  TGA Tonset / Tmax / residue</w:t>
       </w:r>
     </w:p>
     <w:p>
@@ -18461,6 +18385,7 @@
   <w:style w:type="character" w:default="1" w:styleId="DefaultParagraphFont">
     <w:name w:val="Default Paragraph Font"/>
     <w:uiPriority w:val="1"/>
+    <w:semiHidden/>
     <w:unhideWhenUsed/>
   </w:style>
   <w:style w:type="table" w:default="1" w:styleId="TableNormal">

--- a/گرافت/RAG/PP-g-St-co-GMA Suspension/دستوالعمل آزمایشگاهی-سناریو.docx
+++ b/گرافت/RAG/PP-g-St-co-GMA Suspension/دستوالعمل آزمایشگاهی-سناریو.docx
@@ -134,6 +134,7 @@
           <w:lang w:bidi="fa-IR"/>
         </w:rPr>
       </w:pPr>
+      <w:proofErr w:type="gramStart"/>
       <w:r>
         <w:rPr>
           <w:rFonts w:cs="B Koodak"/>
@@ -147,7 +148,16 @@
           <w:rtl/>
           <w:lang w:bidi="fa-IR"/>
         </w:rPr>
-        <w:t xml:space="preserve">) </w:t>
+        <w:t>)</w:t>
+      </w:r>
+      <w:proofErr w:type="gramEnd"/>
+      <w:r>
+        <w:rPr>
+          <w:rFonts w:cs="B Koodak" w:hint="cs"/>
+          <w:rtl/>
+          <w:lang w:bidi="fa-IR"/>
+        </w:rPr>
+        <w:t xml:space="preserve"> </w:t>
       </w:r>
       <w:r>
         <w:rPr>
@@ -1753,15 +1763,32 @@
           <w:rFonts w:cs="B Koodak"/>
           <w:lang w:bidi="fa-IR"/>
         </w:rPr>
-        <w:t xml:space="preserve">3-2) </w:t>
-      </w:r>
-      <w:r>
-        <w:rPr>
-          <w:rFonts w:cs="B Koodak" w:hint="cs"/>
-          <w:rtl/>
+        <w:t>3-2</w:t>
+      </w:r>
+      <w:proofErr w:type="gramStart"/>
+      <w:r>
+        <w:rPr>
+          <w:rFonts w:cs="B Koodak"/>
           <w:lang w:bidi="fa-IR"/>
         </w:rPr>
         <w:t xml:space="preserve">) </w:t>
+      </w:r>
+      <w:r>
+        <w:rPr>
+          <w:rFonts w:cs="B Koodak" w:hint="cs"/>
+          <w:rtl/>
+          <w:lang w:bidi="fa-IR"/>
+        </w:rPr>
+        <w:t>)</w:t>
+      </w:r>
+      <w:proofErr w:type="gramEnd"/>
+      <w:r>
+        <w:rPr>
+          <w:rFonts w:cs="B Koodak" w:hint="cs"/>
+          <w:rtl/>
+          <w:lang w:bidi="fa-IR"/>
+        </w:rPr>
+        <w:t xml:space="preserve"> </w:t>
       </w:r>
       <w:r>
         <w:rPr>
@@ -1794,7 +1821,33 @@
           <w:szCs w:val="32"/>
           <w:lang w:bidi="fa-IR"/>
         </w:rPr>
-        <w:t xml:space="preserve"> Styrene:GMA = 1.5:1 </w:t>
+        <w:t xml:space="preserve"> </w:t>
+      </w:r>
+      <w:proofErr w:type="spellStart"/>
+      <w:proofErr w:type="gramStart"/>
+      <w:r>
+        <w:rPr>
+          <w:rFonts w:cs="B Koodak"/>
+          <w:b/>
+          <w:bCs/>
+          <w:sz w:val="32"/>
+          <w:szCs w:val="32"/>
+          <w:lang w:bidi="fa-IR"/>
+        </w:rPr>
+        <w:t>Styrene:GMA</w:t>
+      </w:r>
+      <w:proofErr w:type="spellEnd"/>
+      <w:proofErr w:type="gramEnd"/>
+      <w:r>
+        <w:rPr>
+          <w:rFonts w:cs="B Koodak"/>
+          <w:b/>
+          <w:bCs/>
+          <w:sz w:val="32"/>
+          <w:szCs w:val="32"/>
+          <w:lang w:bidi="fa-IR"/>
+        </w:rPr>
+        <w:t xml:space="preserve"> = 1.5:1 </w:t>
       </w:r>
       <w:r>
         <w:rPr>
@@ -2307,7 +2360,21 @@
               <w:rPr>
                 <w:rFonts w:cs="B Koodak"/>
               </w:rPr>
-              <w:t>0 wt%</w:t>
+              <w:t xml:space="preserve">0 </w:t>
+            </w:r>
+            <w:proofErr w:type="spellStart"/>
+            <w:r>
+              <w:rPr>
+                <w:rFonts w:cs="B Koodak"/>
+              </w:rPr>
+              <w:t>wt</w:t>
+            </w:r>
+            <w:proofErr w:type="spellEnd"/>
+            <w:r>
+              <w:rPr>
+                <w:rFonts w:cs="B Koodak"/>
+              </w:rPr>
+              <w:t>%</w:t>
             </w:r>
           </w:p>
         </w:tc>
@@ -2460,7 +2527,21 @@
               <w:rPr>
                 <w:rFonts w:cs="B Koodak"/>
               </w:rPr>
-              <w:t>0.5 wt%</w:t>
+              <w:t xml:space="preserve">0.5 </w:t>
+            </w:r>
+            <w:proofErr w:type="spellStart"/>
+            <w:r>
+              <w:rPr>
+                <w:rFonts w:cs="B Koodak"/>
+              </w:rPr>
+              <w:t>wt</w:t>
+            </w:r>
+            <w:proofErr w:type="spellEnd"/>
+            <w:r>
+              <w:rPr>
+                <w:rFonts w:cs="B Koodak"/>
+              </w:rPr>
+              <w:t>%</w:t>
             </w:r>
           </w:p>
         </w:tc>
@@ -2627,7 +2708,21 @@
               <w:rPr>
                 <w:rFonts w:cs="B Koodak"/>
               </w:rPr>
-              <w:t xml:space="preserve"> wt%</w:t>
+              <w:t xml:space="preserve"> </w:t>
+            </w:r>
+            <w:proofErr w:type="spellStart"/>
+            <w:r>
+              <w:rPr>
+                <w:rFonts w:cs="B Koodak"/>
+              </w:rPr>
+              <w:t>wt</w:t>
+            </w:r>
+            <w:proofErr w:type="spellEnd"/>
+            <w:r>
+              <w:rPr>
+                <w:rFonts w:cs="B Koodak"/>
+              </w:rPr>
+              <w:t>%</w:t>
             </w:r>
           </w:p>
         </w:tc>
@@ -2819,7 +2914,21 @@
               <w:rPr>
                 <w:rFonts w:cs="B Koodak"/>
               </w:rPr>
-              <w:t xml:space="preserve"> wt%</w:t>
+              <w:t xml:space="preserve"> </w:t>
+            </w:r>
+            <w:proofErr w:type="spellStart"/>
+            <w:r>
+              <w:rPr>
+                <w:rFonts w:cs="B Koodak"/>
+              </w:rPr>
+              <w:t>wt</w:t>
+            </w:r>
+            <w:proofErr w:type="spellEnd"/>
+            <w:r>
+              <w:rPr>
+                <w:rFonts w:cs="B Koodak"/>
+              </w:rPr>
+              <w:t>%</w:t>
             </w:r>
           </w:p>
         </w:tc>
@@ -3004,7 +3113,21 @@
               <w:rPr>
                 <w:rFonts w:cs="B Koodak"/>
               </w:rPr>
-              <w:t xml:space="preserve"> wt%</w:t>
+              <w:t xml:space="preserve"> </w:t>
+            </w:r>
+            <w:proofErr w:type="spellStart"/>
+            <w:r>
+              <w:rPr>
+                <w:rFonts w:cs="B Koodak"/>
+              </w:rPr>
+              <w:t>wt</w:t>
+            </w:r>
+            <w:proofErr w:type="spellEnd"/>
+            <w:r>
+              <w:rPr>
+                <w:rFonts w:cs="B Koodak"/>
+              </w:rPr>
+              <w:t>%</w:t>
             </w:r>
           </w:p>
         </w:tc>
@@ -3189,7 +3312,21 @@
               <w:rPr>
                 <w:rFonts w:cs="B Koodak"/>
               </w:rPr>
-              <w:t xml:space="preserve"> wt%</w:t>
+              <w:t xml:space="preserve"> </w:t>
+            </w:r>
+            <w:proofErr w:type="spellStart"/>
+            <w:r>
+              <w:rPr>
+                <w:rFonts w:cs="B Koodak"/>
+              </w:rPr>
+              <w:t>wt</w:t>
+            </w:r>
+            <w:proofErr w:type="spellEnd"/>
+            <w:r>
+              <w:rPr>
+                <w:rFonts w:cs="B Koodak"/>
+              </w:rPr>
+              <w:t>%</w:t>
             </w:r>
           </w:p>
         </w:tc>
@@ -3374,7 +3511,21 @@
               <w:rPr>
                 <w:rFonts w:cs="B Koodak"/>
               </w:rPr>
-              <w:t xml:space="preserve"> wt%</w:t>
+              <w:t xml:space="preserve"> </w:t>
+            </w:r>
+            <w:proofErr w:type="spellStart"/>
+            <w:r>
+              <w:rPr>
+                <w:rFonts w:cs="B Koodak"/>
+              </w:rPr>
+              <w:t>wt</w:t>
+            </w:r>
+            <w:proofErr w:type="spellEnd"/>
+            <w:r>
+              <w:rPr>
+                <w:rFonts w:cs="B Koodak"/>
+              </w:rPr>
+              <w:t>%</w:t>
             </w:r>
           </w:p>
         </w:tc>
@@ -6113,6 +6264,7 @@
         </w:rPr>
         <w:t xml:space="preserve">(4-1) </w:t>
       </w:r>
+      <w:proofErr w:type="gramStart"/>
       <w:r>
         <w:rPr>
           <w:rFonts w:cs="B Koodak" w:hint="cs"/>
@@ -6127,6 +6279,7 @@
         </w:rPr>
         <w:t xml:space="preserve"> PP</w:t>
       </w:r>
+      <w:proofErr w:type="gramEnd"/>
     </w:p>
     <w:p>
       <w:pPr>
@@ -6583,6 +6736,48 @@
           <w:rtl/>
           <w:lang w:bidi="fa-IR"/>
         </w:rPr>
+        <w:t>40</w:t>
+      </w:r>
+      <w:r>
+        <w:rPr>
+          <w:rFonts w:cs="B Koodak" w:hint="cs"/>
+          <w:sz w:val="32"/>
+          <w:szCs w:val="32"/>
+          <w:rtl/>
+          <w:lang w:bidi="fa-IR"/>
+        </w:rPr>
+        <w:t xml:space="preserve"> میلی‌لیتر زایلین به راکتور اضافه کنید.</w:t>
+      </w:r>
+      <w:r>
+        <w:rPr>
+          <w:rFonts w:cs="B Koodak"/>
+          <w:sz w:val="32"/>
+          <w:szCs w:val="32"/>
+          <w:rtl/>
+          <w:lang w:bidi="fa-IR"/>
+        </w:rPr>
+        <w:br/>
+      </w:r>
+      <w:r>
+        <w:rPr>
+          <w:rFonts w:cs="B Koodak" w:hint="cs"/>
+          <w:sz w:val="32"/>
+          <w:szCs w:val="32"/>
+          <w:highlight w:val="yellow"/>
+          <w:rtl/>
+          <w:lang w:bidi="fa-IR"/>
+        </w:rPr>
+        <w:t>(</w:t>
+      </w:r>
+      <w:r>
+        <w:rPr>
+          <w:rFonts w:cs="B Koodak" w:hint="cs"/>
+          <w:sz w:val="32"/>
+          <w:szCs w:val="32"/>
+          <w:highlight w:val="yellow"/>
+          <w:rtl/>
+          <w:lang w:bidi="fa-IR"/>
+        </w:rPr>
         <w:t>5</w:t>
       </w:r>
       <w:r>
@@ -6590,69 +6785,172 @@
           <w:rFonts w:cs="B Koodak" w:hint="cs"/>
           <w:sz w:val="32"/>
           <w:szCs w:val="32"/>
-          <w:rtl/>
-          <w:lang w:bidi="fa-IR"/>
-        </w:rPr>
-        <w:t xml:space="preserve"> میلی‌لیتر زایلین به راکتور اضافه کنید.</w:t>
-      </w:r>
-      <w:r>
-        <w:rPr>
-          <w:rFonts w:cs="B Koodak"/>
-          <w:sz w:val="32"/>
-          <w:szCs w:val="32"/>
-          <w:rtl/>
+          <w:highlight w:val="yellow"/>
+          <w:rtl/>
+          <w:lang w:bidi="fa-IR"/>
+        </w:rPr>
+        <w:t xml:space="preserve">0 </w:t>
+      </w:r>
+      <w:r>
+        <w:rPr>
+          <w:rFonts w:cs="B Koodak"/>
+          <w:sz w:val="32"/>
+          <w:szCs w:val="32"/>
+          <w:highlight w:val="yellow"/>
+          <w:lang w:bidi="fa-IR"/>
+        </w:rPr>
+        <w:t>ml</w:t>
+      </w:r>
+      <w:r>
+        <w:rPr>
+          <w:rFonts w:cs="B Koodak" w:hint="cs"/>
+          <w:sz w:val="32"/>
+          <w:szCs w:val="32"/>
+          <w:highlight w:val="yellow"/>
+          <w:rtl/>
+          <w:lang w:bidi="fa-IR"/>
+        </w:rPr>
+        <w:t xml:space="preserve"> زایلین)</w:t>
+      </w:r>
+      <w:r>
+        <w:rPr>
+          <w:rFonts w:cs="B Koodak"/>
+          <w:sz w:val="32"/>
+          <w:szCs w:val="32"/>
           <w:lang w:bidi="fa-IR"/>
         </w:rPr>
         <w:br/>
       </w:r>
       <w:r>
         <w:rPr>
-          <w:rFonts w:cs="B Koodak" w:hint="cs"/>
-          <w:sz w:val="32"/>
-          <w:szCs w:val="32"/>
-          <w:rtl/>
-          <w:lang w:bidi="fa-IR"/>
-        </w:rPr>
-        <w:t>(</w:t>
-      </w:r>
-      <w:r>
-        <w:rPr>
-          <w:rFonts w:cs="B Koodak" w:hint="cs"/>
-          <w:sz w:val="32"/>
-          <w:szCs w:val="32"/>
-          <w:rtl/>
-          <w:lang w:bidi="fa-IR"/>
-        </w:rPr>
-        <w:t>5</w:t>
-      </w:r>
-      <w:r>
-        <w:rPr>
-          <w:rFonts w:cs="B Koodak" w:hint="cs"/>
-          <w:sz w:val="32"/>
-          <w:szCs w:val="32"/>
-          <w:rtl/>
-          <w:lang w:bidi="fa-IR"/>
-        </w:rPr>
-        <w:t xml:space="preserve">0 </w:t>
-      </w:r>
-      <w:r>
-        <w:rPr>
-          <w:rFonts w:cs="B Koodak"/>
-          <w:sz w:val="32"/>
-          <w:szCs w:val="32"/>
-          <w:lang w:bidi="fa-IR"/>
-        </w:rPr>
-        <w:t>ml</w:t>
-      </w:r>
-      <w:r>
-        <w:rPr>
-          <w:rFonts w:cs="B Koodak" w:hint="cs"/>
-          <w:sz w:val="32"/>
-          <w:szCs w:val="32"/>
-          <w:rtl/>
-          <w:lang w:bidi="fa-IR"/>
-        </w:rPr>
-        <w:t xml:space="preserve"> زایلین)</w:t>
+          <w:rFonts w:cs="B Koodak"/>
+          <w:sz w:val="32"/>
+          <w:szCs w:val="32"/>
+          <w:highlight w:val="green"/>
+          <w:lang w:bidi="fa-IR"/>
+        </w:rPr>
+        <w:t>)</w:t>
+      </w:r>
+      <w:r>
+        <w:rPr>
+          <w:highlight w:val="green"/>
+          <w:rtl/>
+        </w:rPr>
+        <w:t xml:space="preserve"> </w:t>
+      </w:r>
+      <w:r>
+        <w:rPr>
+          <w:rFonts w:cs="B Koodak"/>
+          <w:sz w:val="32"/>
+          <w:szCs w:val="32"/>
+          <w:highlight w:val="green"/>
+          <w:rtl/>
+        </w:rPr>
+        <w:t>چگالی تقریبی زایلین حدود 0.86 تا 0.87</w:t>
+      </w:r>
+      <w:r>
+        <w:rPr>
+          <w:rFonts w:cs="B Koodak"/>
+          <w:sz w:val="32"/>
+          <w:szCs w:val="32"/>
+          <w:highlight w:val="green"/>
+          <w:lang w:bidi="fa-IR"/>
+        </w:rPr>
+        <w:t xml:space="preserve"> g/mL</w:t>
+      </w:r>
+      <w:r>
+        <w:rPr>
+          <w:rFonts w:cs="B Koodak"/>
+          <w:sz w:val="32"/>
+          <w:szCs w:val="32"/>
+          <w:highlight w:val="green"/>
+          <w:rtl/>
+        </w:rPr>
+        <w:t xml:space="preserve">، تقریباً </w:t>
+      </w:r>
+      <w:r>
+        <w:rPr>
+          <w:rFonts w:cs="B Koodak" w:hint="cs"/>
+          <w:sz w:val="32"/>
+          <w:szCs w:val="32"/>
+          <w:highlight w:val="green"/>
+          <w:rtl/>
+        </w:rPr>
+        <w:t>34.4</w:t>
+      </w:r>
+      <w:r>
+        <w:rPr>
+          <w:rFonts w:cs="B Koodak"/>
+          <w:sz w:val="32"/>
+          <w:szCs w:val="32"/>
+          <w:highlight w:val="green"/>
+          <w:lang w:bidi="fa-IR"/>
+        </w:rPr>
+        <w:t xml:space="preserve"> g</w:t>
+      </w:r>
+      <w:r>
+        <w:rPr>
+          <w:rFonts w:cs="B Koodak"/>
+          <w:sz w:val="32"/>
+          <w:szCs w:val="32"/>
+          <w:highlight w:val="green"/>
+          <w:lang w:bidi="fa-IR"/>
+        </w:rPr>
+        <w:t xml:space="preserve"> </w:t>
+      </w:r>
+      <w:r>
+        <w:rPr>
+          <w:rFonts w:cs="B Koodak" w:hint="cs"/>
+          <w:sz w:val="32"/>
+          <w:szCs w:val="32"/>
+          <w:highlight w:val="green"/>
+          <w:rtl/>
+          <w:lang w:bidi="fa-IR"/>
+        </w:rPr>
+        <w:t xml:space="preserve">زایلین داریم. نسبت </w:t>
+      </w:r>
+      <w:r>
+        <w:rPr>
+          <w:rFonts w:cs="B Koodak"/>
+          <w:sz w:val="32"/>
+          <w:szCs w:val="32"/>
+          <w:highlight w:val="green"/>
+          <w:lang w:bidi="fa-IR"/>
+        </w:rPr>
+        <w:t>PP/Xylene</w:t>
+      </w:r>
+      <w:r>
+        <w:rPr>
+          <w:rFonts w:cs="B Koodak" w:hint="cs"/>
+          <w:sz w:val="32"/>
+          <w:szCs w:val="32"/>
+          <w:highlight w:val="green"/>
+          <w:rtl/>
+          <w:lang w:bidi="fa-IR"/>
+        </w:rPr>
+        <w:t xml:space="preserve"> برابر 1:</w:t>
+      </w:r>
+      <w:r>
+        <w:rPr>
+          <w:rFonts w:cs="B Koodak" w:hint="cs"/>
+          <w:sz w:val="32"/>
+          <w:szCs w:val="32"/>
+          <w:highlight w:val="green"/>
+          <w:rtl/>
+          <w:lang w:bidi="fa-IR"/>
+        </w:rPr>
+        <w:t>3.44</w:t>
+      </w:r>
+      <w:r>
+        <w:rPr>
+          <w:rFonts w:cs="B Koodak" w:hint="cs"/>
+          <w:sz w:val="32"/>
+          <w:szCs w:val="32"/>
+          <w:highlight w:val="green"/>
+          <w:rtl/>
+          <w:lang w:bidi="fa-IR"/>
+        </w:rPr>
+        <w:t xml:space="preserve"> است)</w:t>
       </w:r>
     </w:p>
     <w:p>
@@ -6736,7 +7034,110 @@
           <w:rtl/>
           <w:lang w:bidi="fa-IR"/>
         </w:rPr>
+        <w:t xml:space="preserve">(پرج اولیه نیروژن با سرعت 150 </w:t>
+      </w:r>
+      <w:r>
+        <w:rPr>
+          <w:rFonts w:cs="B Koodak"/>
+          <w:sz w:val="32"/>
+          <w:szCs w:val="32"/>
+          <w:highlight w:val="yellow"/>
+          <w:lang w:bidi="fa-IR"/>
+        </w:rPr>
+        <w:t>ml/min</w:t>
+      </w:r>
+      <w:r>
+        <w:rPr>
+          <w:rFonts w:cs="B Koodak" w:hint="cs"/>
+          <w:sz w:val="32"/>
+          <w:szCs w:val="32"/>
+          <w:highlight w:val="yellow"/>
+          <w:rtl/>
+          <w:lang w:bidi="fa-IR"/>
+        </w:rPr>
+        <w:t xml:space="preserve"> به مدت 15 دقیقه قبل اط حرارت)</w:t>
+      </w:r>
+      <w:r>
+        <w:rPr>
+          <w:rFonts w:cs="B Koodak"/>
+          <w:sz w:val="32"/>
+          <w:szCs w:val="32"/>
+          <w:rtl/>
+          <w:lang w:bidi="fa-IR"/>
+        </w:rPr>
+        <w:br/>
+      </w:r>
+      <w:r>
+        <w:rPr>
+          <w:rFonts w:cs="B Koodak" w:hint="cs"/>
+          <w:sz w:val="32"/>
+          <w:szCs w:val="32"/>
+          <w:highlight w:val="yellow"/>
+          <w:rtl/>
+          <w:lang w:bidi="fa-IR"/>
+        </w:rPr>
         <w:t>(افزایش دما پلکانی با گام های 10 درجه سلسیوس و فواصل 1 دقیقه ای)</w:t>
+      </w:r>
+    </w:p>
+    <w:p>
+      <w:pPr>
+        <w:bidi/>
+        <w:ind w:left="810"/>
+        <w:rPr>
+          <w:rFonts w:cs="B Koodak"/>
+          <w:sz w:val="32"/>
+          <w:szCs w:val="32"/>
+          <w:lang w:bidi="fa-IR"/>
+        </w:rPr>
+      </w:pPr>
+      <w:r>
+        <w:rPr>
+          <w:rFonts w:cs="B Koodak"/>
+          <w:sz w:val="32"/>
+          <w:szCs w:val="32"/>
+          <w:highlight w:val="green"/>
+          <w:rtl/>
+        </w:rPr>
+        <w:t>دما به‌صورت تدریجی و کنترل‌شده تا 140</w:t>
+      </w:r>
+      <w:r>
+        <w:rPr>
+          <w:rFonts w:cs="B Koodak"/>
+          <w:sz w:val="32"/>
+          <w:szCs w:val="32"/>
+          <w:highlight w:val="green"/>
+        </w:rPr>
+        <w:t xml:space="preserve"> </w:t>
+      </w:r>
+      <w:r>
+        <w:rPr>
+          <w:rFonts w:cs="B Koodak"/>
+          <w:sz w:val="32"/>
+          <w:szCs w:val="32"/>
+          <w:highlight w:val="green"/>
+          <w:lang w:bidi="fa-IR"/>
+        </w:rPr>
+        <w:t xml:space="preserve">°C </w:t>
+      </w:r>
+      <w:r>
+        <w:rPr>
+          <w:rFonts w:cs="B Koodak"/>
+          <w:sz w:val="32"/>
+          <w:szCs w:val="32"/>
+          <w:highlight w:val="green"/>
+          <w:rtl/>
+        </w:rPr>
+        <w:t>افزایش داده شود، به‌گونه‌ای که از جوشش شدید، پاشش و افزایش ناگهانی فشار جلوگیری شود</w:t>
+      </w:r>
+      <w:r>
+        <w:rPr>
+          <w:rFonts w:cs="B Koodak"/>
+          <w:sz w:val="32"/>
+          <w:szCs w:val="32"/>
+          <w:highlight w:val="green"/>
+          <w:lang w:bidi="fa-IR"/>
+        </w:rPr>
+        <w:t>.</w:t>
       </w:r>
     </w:p>
     <w:p>
@@ -6771,27 +7172,7 @@
           <w:rtl/>
           <w:lang w:bidi="fa-IR"/>
         </w:rPr>
-        <w:t>40</w:t>
-      </w:r>
-      <w:r>
-        <w:rPr>
-          <w:rFonts w:cs="B Koodak" w:hint="cs"/>
-          <w:sz w:val="32"/>
-          <w:szCs w:val="32"/>
-          <w:rtl/>
-          <w:lang w:bidi="fa-IR"/>
-        </w:rPr>
-        <w:t>0</w:t>
-      </w:r>
-      <w:r>
-        <w:rPr>
-          <w:rFonts w:cs="B Koodak" w:hint="cs"/>
-          <w:sz w:val="32"/>
-          <w:szCs w:val="32"/>
-          <w:rtl/>
-          <w:lang w:bidi="fa-IR"/>
-        </w:rPr>
-        <w:t>-450</w:t>
+        <w:t>300</w:t>
       </w:r>
       <w:r>
         <w:rPr>
@@ -6851,6 +7232,35 @@
           <w:lang w:bidi="fa-IR"/>
         </w:rPr>
         <w:t xml:space="preserve"> نشوند. از پاشش زایلین به بیرون جلوگیری شود.</w:t>
+      </w:r>
+      <w:r>
+        <w:rPr>
+          <w:rFonts w:cs="B Koodak"/>
+          <w:sz w:val="32"/>
+          <w:szCs w:val="32"/>
+          <w:rtl/>
+          <w:lang w:bidi="fa-IR"/>
+        </w:rPr>
+        <w:br/>
+      </w:r>
+      <w:r>
+        <w:rPr>
+          <w:rFonts w:cs="B Koodak"/>
+          <w:sz w:val="32"/>
+          <w:szCs w:val="32"/>
+          <w:lang w:bidi="fa-IR"/>
+        </w:rPr>
+        <w:t>vortex</w:t>
+      </w:r>
+      <w:r>
+        <w:rPr>
+          <w:rFonts w:cs="B Koodak" w:hint="cs"/>
+          <w:sz w:val="32"/>
+          <w:szCs w:val="32"/>
+          <w:rtl/>
+          <w:lang w:bidi="fa-IR"/>
+        </w:rPr>
+        <w:t xml:space="preserve"> یا گردابه شدید ایجاد نشود. مایع به کندانسور پرتاب نشود. </w:t>
       </w:r>
     </w:p>
     <w:p>
@@ -7002,7 +7412,33 @@
           <w:szCs w:val="32"/>
           <w:rtl/>
         </w:rPr>
-        <w:t>پیش از پایان مرحله حرارت‌دهی، مقدار کافی آب دیونیزه و یخ آماده کنید تا یک حمام یخ با دمای تقریبی 0 تا 5 درجه سانتی‌گراد فراهم شود</w:t>
+        <w:t xml:space="preserve">پیش از پایان مرحله حرارت‌دهی، </w:t>
+      </w:r>
+      <w:r>
+        <w:rPr>
+          <w:rFonts w:cs="B Koodak" w:hint="cs"/>
+          <w:sz w:val="32"/>
+          <w:szCs w:val="32"/>
+          <w:rtl/>
+        </w:rPr>
+        <w:t xml:space="preserve">500 </w:t>
+      </w:r>
+      <w:r>
+        <w:rPr>
+          <w:rFonts w:cs="B Koodak"/>
+          <w:sz w:val="32"/>
+          <w:szCs w:val="32"/>
+        </w:rPr>
+        <w:t>ml</w:t>
+      </w:r>
+      <w:r>
+        <w:rPr>
+          <w:rFonts w:cs="B Koodak"/>
+          <w:sz w:val="32"/>
+          <w:szCs w:val="32"/>
+          <w:rtl/>
+        </w:rPr>
+        <w:t xml:space="preserve"> آب دیونیزه و یخ آماده کنید تا یک حمام یخ با دمای تقریبی 0 تا 5 درجه سانتی‌گراد فراهم شود</w:t>
       </w:r>
       <w:r>
         <w:rPr>
@@ -7012,6 +7448,27 @@
           <w:lang w:bidi="fa-IR"/>
         </w:rPr>
         <w:t>.</w:t>
+      </w:r>
+      <w:r>
+        <w:rPr>
+          <w:rFonts w:cs="B Koodak"/>
+          <w:sz w:val="32"/>
+          <w:szCs w:val="32"/>
+          <w:rtl/>
+          <w:lang w:bidi="fa-IR"/>
+        </w:rPr>
+        <w:br/>
+      </w:r>
+      <w:r>
+        <w:rPr>
+          <w:rFonts w:cs="B Koodak" w:hint="cs"/>
+          <w:sz w:val="32"/>
+          <w:szCs w:val="32"/>
+          <w:highlight w:val="yellow"/>
+          <w:rtl/>
+          <w:lang w:bidi="fa-IR"/>
+        </w:rPr>
+        <w:t>(نسبت زایلین به آب برابر 1:10 می‌باشد.)</w:t>
       </w:r>
     </w:p>
     <w:p>
@@ -7316,7 +7773,7 @@
           <w:szCs w:val="32"/>
           <w:rtl/>
         </w:rPr>
-        <w:t>5</w:t>
+        <w:t>3</w:t>
       </w:r>
       <w:r>
         <w:rPr>
@@ -7488,7 +7945,27 @@
           <w:rtl/>
           <w:lang w:bidi="fa-IR"/>
         </w:rPr>
-        <w:t xml:space="preserve"> را به روش آون </w:t>
+        <w:t xml:space="preserve"> را به روش آون</w:t>
+      </w:r>
+      <w:r>
+        <w:rPr>
+          <w:rFonts w:cs="B Koodak" w:hint="cs"/>
+          <w:sz w:val="32"/>
+          <w:szCs w:val="32"/>
+          <w:rtl/>
+          <w:lang w:bidi="fa-IR"/>
+        </w:rPr>
+        <w:t xml:space="preserve"> خلا با دمای 50 درجه سلسیوس</w:t>
+      </w:r>
+      <w:r>
+        <w:rPr>
+          <w:rFonts w:cs="B Koodak" w:hint="cs"/>
+          <w:sz w:val="32"/>
+          <w:szCs w:val="32"/>
+          <w:rtl/>
+          <w:lang w:bidi="fa-IR"/>
+        </w:rPr>
+        <w:t xml:space="preserve"> </w:t>
       </w:r>
       <w:r>
         <w:rPr>
@@ -7896,56 +8373,7 @@
           <w:rtl/>
           <w:lang w:bidi="fa-IR"/>
         </w:rPr>
-        <w:t xml:space="preserve">مقدار </w:t>
-      </w:r>
-      <w:r>
-        <w:rPr>
-          <w:rFonts w:cs="B Koodak" w:hint="cs"/>
-          <w:sz w:val="32"/>
-          <w:szCs w:val="32"/>
-          <w:rtl/>
-          <w:lang w:bidi="fa-IR"/>
-        </w:rPr>
-        <w:t>30</w:t>
-      </w:r>
-      <w:r>
-        <w:rPr>
-          <w:rFonts w:cs="B Koodak" w:hint="cs"/>
-          <w:sz w:val="32"/>
-          <w:szCs w:val="32"/>
-          <w:rtl/>
-          <w:lang w:bidi="fa-IR"/>
-        </w:rPr>
-        <w:t xml:space="preserve"> میلی‌لیتر </w:t>
-      </w:r>
-      <w:r>
-        <w:rPr>
-          <w:rFonts w:cs="B Koodak"/>
-          <w:sz w:val="32"/>
-          <w:szCs w:val="32"/>
-          <w:lang w:bidi="fa-IR"/>
-        </w:rPr>
-        <w:t xml:space="preserve">Xylene </w:t>
-      </w:r>
-      <w:r>
-        <w:rPr>
-          <w:rFonts w:cs="B Koodak" w:hint="cs"/>
-          <w:sz w:val="32"/>
-          <w:szCs w:val="32"/>
-          <w:rtl/>
-          <w:lang w:bidi="fa-IR"/>
-        </w:rPr>
-        <w:t xml:space="preserve"> </w:t>
-      </w:r>
-      <w:r>
-        <w:rPr>
-          <w:rFonts w:cs="B Koodak" w:hint="cs"/>
-          <w:sz w:val="32"/>
-          <w:szCs w:val="32"/>
-          <w:rtl/>
-          <w:lang w:bidi="fa-IR"/>
-        </w:rPr>
-        <w:t xml:space="preserve"> را اضافه کنید.</w:t>
+        <w:t>مقدار 80 میلی‌لیتر آب دیونیزه را اضافه کنید.</w:t>
       </w:r>
     </w:p>
     <w:p>
@@ -7980,17 +8408,66 @@
           <w:rtl/>
           <w:lang w:bidi="fa-IR"/>
         </w:rPr>
-        <w:t>8</w:t>
-      </w:r>
-      <w:r>
-        <w:rPr>
-          <w:rFonts w:cs="B Koodak" w:hint="cs"/>
-          <w:sz w:val="32"/>
-          <w:szCs w:val="32"/>
-          <w:rtl/>
-          <w:lang w:bidi="fa-IR"/>
-        </w:rPr>
-        <w:t>0 میلی‌لیتر آب دیونیزه را اضافه کنید.</w:t>
+        <w:t>3</w:t>
+      </w:r>
+      <w:r>
+        <w:rPr>
+          <w:rFonts w:cs="B Koodak" w:hint="cs"/>
+          <w:sz w:val="32"/>
+          <w:szCs w:val="32"/>
+          <w:rtl/>
+          <w:lang w:bidi="fa-IR"/>
+        </w:rPr>
+        <w:t>0</w:t>
+      </w:r>
+      <w:r>
+        <w:rPr>
+          <w:rFonts w:cs="B Koodak" w:hint="cs"/>
+          <w:sz w:val="32"/>
+          <w:szCs w:val="32"/>
+          <w:rtl/>
+          <w:lang w:bidi="fa-IR"/>
+        </w:rPr>
+        <w:t xml:space="preserve"> میلی‌لیتر </w:t>
+      </w:r>
+      <w:r>
+        <w:rPr>
+          <w:rFonts w:cs="B Koodak"/>
+          <w:sz w:val="32"/>
+          <w:szCs w:val="32"/>
+          <w:lang w:bidi="fa-IR"/>
+        </w:rPr>
+        <w:t xml:space="preserve">Xylene </w:t>
+      </w:r>
+      <w:r>
+        <w:rPr>
+          <w:rFonts w:cs="B Koodak" w:hint="cs"/>
+          <w:sz w:val="32"/>
+          <w:szCs w:val="32"/>
+          <w:rtl/>
+          <w:lang w:bidi="fa-IR"/>
+        </w:rPr>
+        <w:t xml:space="preserve"> </w:t>
+      </w:r>
+      <w:r>
+        <w:rPr>
+          <w:rFonts w:cs="B Koodak" w:hint="cs"/>
+          <w:sz w:val="32"/>
+          <w:szCs w:val="32"/>
+          <w:rtl/>
+          <w:lang w:bidi="fa-IR"/>
+        </w:rPr>
+        <w:t xml:space="preserve"> را اضافه کنید.</w:t>
+      </w:r>
+      <w:r>
+        <w:rPr>
+          <w:rFonts w:cs="B Koodak" w:hint="cs"/>
+          <w:sz w:val="32"/>
+          <w:szCs w:val="32"/>
+          <w:rtl/>
+          <w:lang w:bidi="fa-IR"/>
+        </w:rPr>
+        <w:t>(پلکانی در طی 10 الی 15 دقیقه)</w:t>
       </w:r>
     </w:p>
     <w:p>
@@ -8163,35 +8640,47 @@
           <w:rtl/>
           <w:lang w:bidi="fa-IR"/>
         </w:rPr>
-        <w:t xml:space="preserve">دما را به مدت </w:t>
-      </w:r>
-      <w:r>
-        <w:rPr>
-          <w:rFonts w:cs="B Koodak"/>
-          <w:sz w:val="32"/>
-          <w:szCs w:val="32"/>
-          <w:lang w:bidi="fa-IR"/>
-        </w:rPr>
-        <w:t>6</w:t>
-      </w:r>
-      <w:r>
-        <w:rPr>
-          <w:rFonts w:cs="B Koodak"/>
-          <w:sz w:val="32"/>
-          <w:szCs w:val="32"/>
-          <w:lang w:bidi="fa-IR"/>
-        </w:rPr>
-        <w:t>0</w:t>
-      </w:r>
-      <w:r>
-        <w:rPr>
-          <w:rFonts w:cs="B Koodak" w:hint="cs"/>
-          <w:sz w:val="32"/>
-          <w:szCs w:val="32"/>
-          <w:rtl/>
-          <w:lang w:bidi="fa-IR"/>
-        </w:rPr>
-        <w:t xml:space="preserve"> دقیقه تا در </w:t>
+        <w:t xml:space="preserve">مدت </w:t>
+      </w:r>
+      <w:r>
+        <w:rPr>
+          <w:rFonts w:cs="B Koodak" w:hint="cs"/>
+          <w:sz w:val="32"/>
+          <w:szCs w:val="32"/>
+          <w:rtl/>
+          <w:lang w:bidi="fa-IR"/>
+        </w:rPr>
+        <w:t>120</w:t>
+      </w:r>
+      <w:r>
+        <w:rPr>
+          <w:rFonts w:cs="B Koodak" w:hint="cs"/>
+          <w:sz w:val="32"/>
+          <w:szCs w:val="32"/>
+          <w:rtl/>
+          <w:lang w:bidi="fa-IR"/>
+        </w:rPr>
+        <w:t xml:space="preserve"> دقیقه</w:t>
+      </w:r>
+      <w:r>
+        <w:rPr>
+          <w:rFonts w:cs="B Koodak" w:hint="cs"/>
+          <w:sz w:val="32"/>
+          <w:szCs w:val="32"/>
+          <w:rtl/>
+          <w:lang w:bidi="fa-IR"/>
+        </w:rPr>
+        <w:t xml:space="preserve"> دما را</w:t>
+      </w:r>
+      <w:r>
+        <w:rPr>
+          <w:rFonts w:cs="B Koodak" w:hint="cs"/>
+          <w:sz w:val="32"/>
+          <w:szCs w:val="32"/>
+          <w:rtl/>
+          <w:lang w:bidi="fa-IR"/>
+        </w:rPr>
+        <w:t xml:space="preserve"> در </w:t>
       </w:r>
       <w:r>
         <w:rPr>
@@ -8266,7 +8755,7 @@
           <w:rtl/>
           <w:lang w:bidi="fa-IR"/>
         </w:rPr>
-        <w:t xml:space="preserve">  400</w:t>
+        <w:t xml:space="preserve">  </w:t>
       </w:r>
       <w:r>
         <w:rPr>
@@ -8277,7 +8766,7 @@
           <w:rtl/>
           <w:lang w:bidi="fa-IR"/>
         </w:rPr>
-        <w:t>-450</w:t>
+        <w:t>300</w:t>
       </w:r>
       <w:r>
         <w:rPr>
@@ -8661,22 +9150,48 @@
       </w:r>
       <w:r>
         <w:rPr>
-          <w:rFonts w:cs="B Koodak"/>
+          <w:rFonts w:cs="B Koodak" w:hint="cs"/>
           <w:b/>
           <w:bCs/>
           <w:sz w:val="32"/>
           <w:szCs w:val="32"/>
           <w:u w:val="single"/>
-          <w:lang w:bidi="fa-IR"/>
-        </w:rPr>
-        <w:t>60 min</w:t>
-      </w:r>
-      <w:r>
-        <w:rPr>
-          <w:rFonts w:cs="B Koodak"/>
+          <w:rtl/>
+          <w:lang w:bidi="fa-IR"/>
+        </w:rPr>
+        <w:t>1</w:t>
+      </w:r>
+      <w:r>
+        <w:rPr>
+          <w:rFonts w:cs="B Koodak" w:hint="cs"/>
+          <w:b/>
+          <w:bCs/>
           <w:sz w:val="32"/>
           <w:szCs w:val="32"/>
           <w:u w:val="single"/>
+          <w:rtl/>
+          <w:lang w:bidi="fa-IR"/>
+        </w:rPr>
+        <w:t>0</w:t>
+      </w:r>
+      <w:r>
+        <w:rPr>
+          <w:rFonts w:cs="B Koodak"/>
+          <w:b/>
+          <w:bCs/>
+          <w:sz w:val="32"/>
+          <w:szCs w:val="32"/>
+          <w:u w:val="single"/>
+          <w:lang w:bidi="fa-IR"/>
+        </w:rPr>
+        <w:t xml:space="preserve"> min</w:t>
+      </w:r>
+      <w:r>
+        <w:rPr>
+          <w:rFonts w:cs="B Koodak"/>
+          <w:sz w:val="32"/>
+          <w:szCs w:val="32"/>
+          <w:u w:val="single"/>
           <w:lang w:bidi="fa-IR"/>
         </w:rPr>
         <w:t xml:space="preserve"> </w:t>
@@ -8902,15 +9417,32 @@
           <w:rFonts w:cs="B Koodak"/>
           <w:lang w:bidi="fa-IR"/>
         </w:rPr>
-        <w:t xml:space="preserve">4-3) </w:t>
-      </w:r>
-      <w:r>
-        <w:rPr>
-          <w:rFonts w:cs="B Koodak" w:hint="cs"/>
-          <w:rtl/>
+        <w:t>4-3</w:t>
+      </w:r>
+      <w:proofErr w:type="gramStart"/>
+      <w:r>
+        <w:rPr>
+          <w:rFonts w:cs="B Koodak"/>
           <w:lang w:bidi="fa-IR"/>
         </w:rPr>
         <w:t xml:space="preserve">) </w:t>
+      </w:r>
+      <w:r>
+        <w:rPr>
+          <w:rFonts w:cs="B Koodak" w:hint="cs"/>
+          <w:rtl/>
+          <w:lang w:bidi="fa-IR"/>
+        </w:rPr>
+        <w:t>)</w:t>
+      </w:r>
+      <w:proofErr w:type="gramEnd"/>
+      <w:r>
+        <w:rPr>
+          <w:rFonts w:cs="B Koodak" w:hint="cs"/>
+          <w:rtl/>
+          <w:lang w:bidi="fa-IR"/>
+        </w:rPr>
+        <w:t xml:space="preserve"> </w:t>
       </w:r>
       <w:r>
         <w:rPr>
@@ -9005,6 +9537,7 @@
           <w:rtl/>
           <w:lang w:bidi="fa-IR"/>
         </w:rPr>
+        <w:lastRenderedPageBreak/>
         <w:t xml:space="preserve">بعد از حل شدن، به صورت قطره ای و آرام محلول </w:t>
       </w:r>
       <w:r>
@@ -9167,6 +9700,7 @@
         </w:rPr>
         <w:t xml:space="preserve">‌ و </w:t>
       </w:r>
+      <w:proofErr w:type="spellStart"/>
       <w:r>
         <w:rPr>
           <w:rFonts w:cs="B Koodak"/>
@@ -9176,6 +9710,7 @@
         </w:rPr>
         <w:t>Gma</w:t>
       </w:r>
+      <w:proofErr w:type="spellEnd"/>
       <w:r>
         <w:rPr>
           <w:rFonts w:cs="B Koodak" w:hint="cs"/>
@@ -9599,6 +10134,7 @@
           <w:rFonts w:cs="B Koodak"/>
           <w:lang w:bidi="fa-IR"/>
         </w:rPr>
+        <w:lastRenderedPageBreak/>
         <w:t xml:space="preserve">(4-5) </w:t>
       </w:r>
       <w:r>
@@ -10117,6 +10653,7 @@
           <w:szCs w:val="32"/>
           <w:rtl/>
         </w:rPr>
+        <w:lastRenderedPageBreak/>
         <w:t xml:space="preserve">پس از خشک‌کردن، نمونه را در شرایط مناسب </w:t>
       </w:r>
       <w:r>
@@ -10351,6 +10888,7 @@
         </w:rPr>
         <w:t>6</w:t>
       </w:r>
+      <w:proofErr w:type="gramStart"/>
       <w:r>
         <w:rPr>
           <w:rFonts w:cs="B Koodak"/>
@@ -10363,7 +10901,15 @@
           <w:rFonts w:cs="B Koodak" w:hint="cs"/>
           <w:rtl/>
         </w:rPr>
-        <w:t xml:space="preserve"> فیلم سازی</w:t>
+        <w:t xml:space="preserve"> فیلم</w:t>
+      </w:r>
+      <w:proofErr w:type="gramEnd"/>
+      <w:r>
+        <w:rPr>
+          <w:rFonts w:cs="B Koodak" w:hint="cs"/>
+          <w:rtl/>
+        </w:rPr>
+        <w:t xml:space="preserve"> سازی</w:t>
       </w:r>
     </w:p>
     <w:p>
@@ -10755,6 +11301,7 @@
           <w:rFonts w:cs="B Koodak"/>
           <w:lang w:bidi="fa-IR"/>
         </w:rPr>
+        <w:lastRenderedPageBreak/>
         <w:t xml:space="preserve"> (5) </w:t>
       </w:r>
       <w:r>
@@ -11098,7 +11645,15 @@
           <w:rFonts w:cs="B Koodak"/>
           <w:lang w:bidi="fa-IR"/>
         </w:rPr>
-        <w:t xml:space="preserve"> : (5-1) </w:t>
+        <w:t xml:space="preserve"> : (5-1</w:t>
+      </w:r>
+      <w:proofErr w:type="gramStart"/>
+      <w:r>
+        <w:rPr>
+          <w:rFonts w:cs="B Koodak"/>
+          <w:lang w:bidi="fa-IR"/>
+        </w:rPr>
+        <w:t xml:space="preserve">) </w:t>
       </w:r>
       <w:r>
         <w:rPr>
@@ -11115,6 +11670,7 @@
         </w:rPr>
         <w:t>GP</w:t>
       </w:r>
+      <w:proofErr w:type="gramEnd"/>
       <w:r>
         <w:rPr>
           <w:rFonts w:cs="B Koodak" w:hint="cs"/>
@@ -11358,6 +11914,7 @@
           <w:szCs w:val="32"/>
           <w:rtl/>
         </w:rPr>
+        <w:lastRenderedPageBreak/>
         <w:t>حجم و جرم کل مخلوط مونومرها (کل مونومر خوراک)</w:t>
       </w:r>
       <w:r>
@@ -11426,6 +11983,7 @@
         </w:rPr>
         <w:t xml:space="preserve"> MFI</w:t>
       </w:r>
+      <w:proofErr w:type="gramStart"/>
       <w:r>
         <w:rPr>
           <w:rFonts w:cs="B Koodak"/>
@@ -11438,7 +11996,15 @@
           <w:rFonts w:cs="B Koodak"/>
           <w:lang w:bidi="fa-IR"/>
         </w:rPr>
-        <w:t xml:space="preserve">: (5-2) </w:t>
+        <w:t>:</w:t>
+      </w:r>
+      <w:proofErr w:type="gramEnd"/>
+      <w:r>
+        <w:rPr>
+          <w:rFonts w:cs="B Koodak"/>
+          <w:lang w:bidi="fa-IR"/>
+        </w:rPr>
+        <w:t xml:space="preserve"> (5-2) </w:t>
       </w:r>
     </w:p>
     <w:p>
@@ -11742,7 +12308,15 @@
           <w:rFonts w:cs="B Koodak"/>
           <w:lang w:bidi="fa-IR"/>
         </w:rPr>
-        <w:t xml:space="preserve">5-3) </w:t>
+        <w:t>5-3</w:t>
+      </w:r>
+      <w:proofErr w:type="gramStart"/>
+      <w:r>
+        <w:rPr>
+          <w:rFonts w:cs="B Koodak"/>
+          <w:lang w:bidi="fa-IR"/>
+        </w:rPr>
+        <w:t xml:space="preserve">) </w:t>
       </w:r>
       <w:r>
         <w:rPr>
@@ -11760,6 +12334,7 @@
         </w:rPr>
         <w:t>:</w:t>
       </w:r>
+      <w:proofErr w:type="gramEnd"/>
       <w:r>
         <w:rPr>
           <w:rFonts w:cs="B Koodak" w:hint="cs"/>
@@ -12167,15 +12742,32 @@
           <w:rFonts w:cs="B Koodak"/>
           <w:lang w:bidi="fa-IR"/>
         </w:rPr>
-        <w:t xml:space="preserve">5-5) </w:t>
-      </w:r>
-      <w:r>
-        <w:rPr>
-          <w:rFonts w:cs="B Koodak" w:hint="cs"/>
-          <w:rtl/>
-          <w:lang w:bidi="fa-IR"/>
-        </w:rPr>
-        <w:t xml:space="preserve">): </w:t>
+        <w:t>5-5</w:t>
+      </w:r>
+      <w:proofErr w:type="gramStart"/>
+      <w:r>
+        <w:rPr>
+          <w:rFonts w:cs="B Koodak"/>
+          <w:lang w:bidi="fa-IR"/>
+        </w:rPr>
+        <w:t xml:space="preserve">) </w:t>
+      </w:r>
+      <w:r>
+        <w:rPr>
+          <w:rFonts w:cs="B Koodak" w:hint="cs"/>
+          <w:rtl/>
+          <w:lang w:bidi="fa-IR"/>
+        </w:rPr>
+        <w:t>)</w:t>
+      </w:r>
+      <w:proofErr w:type="gramEnd"/>
+      <w:r>
+        <w:rPr>
+          <w:rFonts w:cs="B Koodak" w:hint="cs"/>
+          <w:rtl/>
+          <w:lang w:bidi="fa-IR"/>
+        </w:rPr>
+        <w:t xml:space="preserve">: </w:t>
       </w:r>
       <w:r>
         <w:rPr>
@@ -12642,7 +13234,15 @@
           <w:rFonts w:cs="B Koodak"/>
           <w:lang w:bidi="fa-IR"/>
         </w:rPr>
-        <w:t xml:space="preserve">(5-6) </w:t>
+        <w:t>(5-6</w:t>
+      </w:r>
+      <w:proofErr w:type="gramStart"/>
+      <w:r>
+        <w:rPr>
+          <w:rFonts w:cs="B Koodak"/>
+          <w:lang w:bidi="fa-IR"/>
+        </w:rPr>
+        <w:t xml:space="preserve">) </w:t>
       </w:r>
       <w:r>
         <w:rPr>
@@ -12658,7 +13258,16 @@
           <w:rtl/>
           <w:lang w:bidi="fa-IR"/>
         </w:rPr>
-        <w:t xml:space="preserve">: </w:t>
+        <w:t>:</w:t>
+      </w:r>
+      <w:proofErr w:type="gramEnd"/>
+      <w:r>
+        <w:rPr>
+          <w:rFonts w:cs="B Koodak" w:hint="cs"/>
+          <w:rtl/>
+          <w:lang w:bidi="fa-IR"/>
+        </w:rPr>
+        <w:t xml:space="preserve"> </w:t>
       </w:r>
       <w:r>
         <w:rPr>
@@ -12795,8 +13404,19 @@
           <w:szCs w:val="32"/>
           <w:lang w:bidi="fa-IR"/>
         </w:rPr>
-        <w:t xml:space="preserve"> μL</w:t>
-      </w:r>
+        <w:t xml:space="preserve"> </w:t>
+      </w:r>
+      <w:proofErr w:type="spellStart"/>
+      <w:r>
+        <w:rPr>
+          <w:rFonts w:cs="B Koodak"/>
+          <w:sz w:val="32"/>
+          <w:szCs w:val="32"/>
+          <w:lang w:bidi="fa-IR"/>
+        </w:rPr>
+        <w:t>μL</w:t>
+      </w:r>
+      <w:proofErr w:type="spellEnd"/>
       <w:r>
         <w:rPr>
           <w:rFonts w:cs="B Koodak"/>
@@ -12844,6 +13464,7 @@
           <w:szCs w:val="32"/>
           <w:rtl/>
         </w:rPr>
+        <w:lastRenderedPageBreak/>
         <w:t>موارد الزام گزارش:</w:t>
       </w:r>
     </w:p>
@@ -12969,7 +13590,15 @@
           <w:rFonts w:cs="B Koodak"/>
           <w:lang w:bidi="fa-IR"/>
         </w:rPr>
-        <w:t xml:space="preserve">5-7) </w:t>
+        <w:t>5-7</w:t>
+      </w:r>
+      <w:proofErr w:type="gramStart"/>
+      <w:r>
+        <w:rPr>
+          <w:rFonts w:cs="B Koodak"/>
+          <w:lang w:bidi="fa-IR"/>
+        </w:rPr>
+        <w:t xml:space="preserve">) </w:t>
       </w:r>
       <w:r>
         <w:rPr>
@@ -12979,6 +13608,7 @@
         </w:rPr>
         <w:t>)</w:t>
       </w:r>
+      <w:proofErr w:type="gramEnd"/>
       <w:r>
         <w:rPr>
           <w:rFonts w:cs="B Koodak"/>
@@ -13222,6 +13852,7 @@
           <w14:ligatures w14:val="none"/>
         </w:rPr>
       </w:pPr>
+      <w:proofErr w:type="spellStart"/>
       <w:r>
         <w:rPr>
           <w:rFonts w:ascii="Times New Roman" w:eastAsia="Times New Roman" w:hAnsi="Times New Roman" w:cs="B Koodak"/>
@@ -13232,6 +13863,7 @@
         </w:rPr>
         <w:t>ΔHm</w:t>
       </w:r>
+      <w:proofErr w:type="spellEnd"/>
     </w:p>
     <w:p>
       <w:pPr>
@@ -13249,6 +13881,7 @@
           <w14:ligatures w14:val="none"/>
         </w:rPr>
       </w:pPr>
+      <w:proofErr w:type="spellStart"/>
       <w:r>
         <w:rPr>
           <w:rFonts w:ascii="Times New Roman" w:eastAsia="Times New Roman" w:hAnsi="Times New Roman" w:cs="B Koodak"/>
@@ -13259,6 +13892,7 @@
         </w:rPr>
         <w:t>Xc</w:t>
       </w:r>
+      <w:proofErr w:type="spellEnd"/>
     </w:p>
     <w:p>
       <w:pPr>
@@ -13443,7 +14077,6 @@
           <w:rFonts w:cs="B Koodak"/>
           <w:lang w:bidi="fa-IR"/>
         </w:rPr>
-        <w:lastRenderedPageBreak/>
         <w:t xml:space="preserve"> (</w:t>
       </w:r>
       <w:r>
@@ -13739,6 +14372,7 @@
           <w:sz w:val="32"/>
           <w:szCs w:val="32"/>
         </w:rPr>
+        <w:lastRenderedPageBreak/>
         <w:t xml:space="preserve">  </w:t>
       </w:r>
       <w:r>
@@ -14212,7 +14846,43 @@
           <w:sz w:val="32"/>
           <w:szCs w:val="32"/>
         </w:rPr>
-        <w:t xml:space="preserve">  TGA Tonset / Tmax / residue</w:t>
+        <w:t xml:space="preserve">  TGA </w:t>
+      </w:r>
+      <w:proofErr w:type="spellStart"/>
+      <w:r>
+        <w:rPr>
+          <w:rFonts w:cs="B Koodak"/>
+          <w:sz w:val="32"/>
+          <w:szCs w:val="32"/>
+        </w:rPr>
+        <w:t>Tonset</w:t>
+      </w:r>
+      <w:proofErr w:type="spellEnd"/>
+      <w:r>
+        <w:rPr>
+          <w:rFonts w:cs="B Koodak"/>
+          <w:sz w:val="32"/>
+          <w:szCs w:val="32"/>
+        </w:rPr>
+        <w:t xml:space="preserve"> / </w:t>
+      </w:r>
+      <w:proofErr w:type="spellStart"/>
+      <w:r>
+        <w:rPr>
+          <w:rFonts w:cs="B Koodak"/>
+          <w:sz w:val="32"/>
+          <w:szCs w:val="32"/>
+        </w:rPr>
+        <w:t>Tmax</w:t>
+      </w:r>
+      <w:proofErr w:type="spellEnd"/>
+      <w:r>
+        <w:rPr>
+          <w:rFonts w:cs="B Koodak"/>
+          <w:sz w:val="32"/>
+          <w:szCs w:val="32"/>
+        </w:rPr>
+        <w:t xml:space="preserve"> / residue</w:t>
       </w:r>
     </w:p>
     <w:p>
@@ -14301,6 +14971,7 @@
           <w:sz w:val="32"/>
           <w:szCs w:val="32"/>
         </w:rPr>
+        <w:lastRenderedPageBreak/>
         <w:t xml:space="preserve"> </w:t>
       </w:r>
       <w:r>
@@ -14609,6 +15280,155 @@
     </w:lvl>
   </w:abstractNum>
   <w:abstractNum w:abstractNumId="2" w15:restartNumberingAfterBreak="0">
+    <w:nsid w:val="156F74FD"/>
+    <w:multiLevelType w:val="multilevel"/>
+    <w:tmpl w:val="CF6E4526"/>
+    <w:lvl w:ilvl="0">
+      <w:start w:val="1"/>
+      <w:numFmt w:val="bullet"/>
+      <w:lvlText w:val=""/>
+      <w:lvlJc w:val="left"/>
+      <w:pPr>
+        <w:tabs>
+          <w:tab w:val="num" w:pos="720"/>
+        </w:tabs>
+        <w:ind w:left="720" w:hanging="360"/>
+      </w:pPr>
+      <w:rPr>
+        <w:rFonts w:ascii="Symbol" w:hAnsi="Symbol" w:hint="default"/>
+        <w:sz w:val="20"/>
+      </w:rPr>
+    </w:lvl>
+    <w:lvl w:ilvl="1" w:tentative="1">
+      <w:start w:val="1"/>
+      <w:numFmt w:val="bullet"/>
+      <w:lvlText w:val="o"/>
+      <w:lvlJc w:val="left"/>
+      <w:pPr>
+        <w:tabs>
+          <w:tab w:val="num" w:pos="1440"/>
+        </w:tabs>
+        <w:ind w:left="1440" w:hanging="360"/>
+      </w:pPr>
+      <w:rPr>
+        <w:rFonts w:ascii="Courier New" w:hAnsi="Courier New" w:hint="default"/>
+        <w:sz w:val="20"/>
+      </w:rPr>
+    </w:lvl>
+    <w:lvl w:ilvl="2" w:tentative="1">
+      <w:start w:val="1"/>
+      <w:numFmt w:val="bullet"/>
+      <w:lvlText w:val=""/>
+      <w:lvlJc w:val="left"/>
+      <w:pPr>
+        <w:tabs>
+          <w:tab w:val="num" w:pos="2160"/>
+        </w:tabs>
+        <w:ind w:left="2160" w:hanging="360"/>
+      </w:pPr>
+      <w:rPr>
+        <w:rFonts w:ascii="Wingdings" w:hAnsi="Wingdings" w:hint="default"/>
+        <w:sz w:val="20"/>
+      </w:rPr>
+    </w:lvl>
+    <w:lvl w:ilvl="3" w:tentative="1">
+      <w:start w:val="1"/>
+      <w:numFmt w:val="bullet"/>
+      <w:lvlText w:val=""/>
+      <w:lvlJc w:val="left"/>
+      <w:pPr>
+        <w:tabs>
+          <w:tab w:val="num" w:pos="2880"/>
+        </w:tabs>
+        <w:ind w:left="2880" w:hanging="360"/>
+      </w:pPr>
+      <w:rPr>
+        <w:rFonts w:ascii="Wingdings" w:hAnsi="Wingdings" w:hint="default"/>
+        <w:sz w:val="20"/>
+      </w:rPr>
+    </w:lvl>
+    <w:lvl w:ilvl="4" w:tentative="1">
+      <w:start w:val="1"/>
+      <w:numFmt w:val="bullet"/>
+      <w:lvlText w:val=""/>
+      <w:lvlJc w:val="left"/>
+      <w:pPr>
+        <w:tabs>
+          <w:tab w:val="num" w:pos="3600"/>
+        </w:tabs>
+        <w:ind w:left="3600" w:hanging="360"/>
+      </w:pPr>
+      <w:rPr>
+        <w:rFonts w:ascii="Wingdings" w:hAnsi="Wingdings" w:hint="default"/>
+        <w:sz w:val="20"/>
+      </w:rPr>
+    </w:lvl>
+    <w:lvl w:ilvl="5" w:tentative="1">
+      <w:start w:val="1"/>
+      <w:numFmt w:val="bullet"/>
+      <w:lvlText w:val=""/>
+      <w:lvlJc w:val="left"/>
+      <w:pPr>
+        <w:tabs>
+          <w:tab w:val="num" w:pos="4320"/>
+        </w:tabs>
+        <w:ind w:left="4320" w:hanging="360"/>
+      </w:pPr>
+      <w:rPr>
+        <w:rFonts w:ascii="Wingdings" w:hAnsi="Wingdings" w:hint="default"/>
+        <w:sz w:val="20"/>
+      </w:rPr>
+    </w:lvl>
+    <w:lvl w:ilvl="6" w:tentative="1">
+      <w:start w:val="1"/>
+      <w:numFmt w:val="bullet"/>
+      <w:lvlText w:val=""/>
+      <w:lvlJc w:val="left"/>
+      <w:pPr>
+        <w:tabs>
+          <w:tab w:val="num" w:pos="5040"/>
+        </w:tabs>
+        <w:ind w:left="5040" w:hanging="360"/>
+      </w:pPr>
+      <w:rPr>
+        <w:rFonts w:ascii="Wingdings" w:hAnsi="Wingdings" w:hint="default"/>
+        <w:sz w:val="20"/>
+      </w:rPr>
+    </w:lvl>
+    <w:lvl w:ilvl="7" w:tentative="1">
+      <w:start w:val="1"/>
+      <w:numFmt w:val="bullet"/>
+      <w:lvlText w:val=""/>
+      <w:lvlJc w:val="left"/>
+      <w:pPr>
+        <w:tabs>
+          <w:tab w:val="num" w:pos="5760"/>
+        </w:tabs>
+        <w:ind w:left="5760" w:hanging="360"/>
+      </w:pPr>
+      <w:rPr>
+        <w:rFonts w:ascii="Wingdings" w:hAnsi="Wingdings" w:hint="default"/>
+        <w:sz w:val="20"/>
+      </w:rPr>
+    </w:lvl>
+    <w:lvl w:ilvl="8" w:tentative="1">
+      <w:start w:val="1"/>
+      <w:numFmt w:val="bullet"/>
+      <w:lvlText w:val=""/>
+      <w:lvlJc w:val="left"/>
+      <w:pPr>
+        <w:tabs>
+          <w:tab w:val="num" w:pos="6480"/>
+        </w:tabs>
+        <w:ind w:left="6480" w:hanging="360"/>
+      </w:pPr>
+      <w:rPr>
+        <w:rFonts w:ascii="Wingdings" w:hAnsi="Wingdings" w:hint="default"/>
+        <w:sz w:val="20"/>
+      </w:rPr>
+    </w:lvl>
+  </w:abstractNum>
+  <w:abstractNum w:abstractNumId="3" w15:restartNumberingAfterBreak="0">
     <w:nsid w:val="1AE866FA"/>
     <w:multiLevelType w:val="multilevel"/>
     <w:tmpl w:val="C9D80DE0"/>
@@ -14757,7 +15577,7 @@
       </w:rPr>
     </w:lvl>
   </w:abstractNum>
-  <w:abstractNum w:abstractNumId="3" w15:restartNumberingAfterBreak="0">
+  <w:abstractNum w:abstractNumId="4" w15:restartNumberingAfterBreak="0">
     <w:nsid w:val="2174211D"/>
     <w:multiLevelType w:val="multilevel"/>
     <w:tmpl w:val="14EE2EA0"/>
@@ -14906,7 +15726,7 @@
       </w:rPr>
     </w:lvl>
   </w:abstractNum>
-  <w:abstractNum w:abstractNumId="4" w15:restartNumberingAfterBreak="0">
+  <w:abstractNum w:abstractNumId="5" w15:restartNumberingAfterBreak="0">
     <w:nsid w:val="239954A6"/>
     <w:multiLevelType w:val="multilevel"/>
     <w:tmpl w:val="7B34DCAC"/>
@@ -15019,7 +15839,7 @@
       </w:pPr>
     </w:lvl>
   </w:abstractNum>
-  <w:abstractNum w:abstractNumId="5" w15:restartNumberingAfterBreak="0">
+  <w:abstractNum w:abstractNumId="6" w15:restartNumberingAfterBreak="0">
     <w:nsid w:val="28684871"/>
     <w:multiLevelType w:val="multilevel"/>
     <w:tmpl w:val="D74C36DA"/>
@@ -15168,7 +15988,7 @@
       </w:rPr>
     </w:lvl>
   </w:abstractNum>
-  <w:abstractNum w:abstractNumId="6" w15:restartNumberingAfterBreak="0">
+  <w:abstractNum w:abstractNumId="7" w15:restartNumberingAfterBreak="0">
     <w:nsid w:val="2B5E6EB0"/>
     <w:multiLevelType w:val="multilevel"/>
     <w:tmpl w:val="669A86EA"/>
@@ -15317,7 +16137,7 @@
       </w:rPr>
     </w:lvl>
   </w:abstractNum>
-  <w:abstractNum w:abstractNumId="7" w15:restartNumberingAfterBreak="0">
+  <w:abstractNum w:abstractNumId="8" w15:restartNumberingAfterBreak="0">
     <w:nsid w:val="2BDF52D4"/>
     <w:multiLevelType w:val="multilevel"/>
     <w:tmpl w:val="99B2D0E4"/>
@@ -15466,7 +16286,7 @@
       </w:rPr>
     </w:lvl>
   </w:abstractNum>
-  <w:abstractNum w:abstractNumId="8" w15:restartNumberingAfterBreak="0">
+  <w:abstractNum w:abstractNumId="9" w15:restartNumberingAfterBreak="0">
     <w:nsid w:val="40FD6D4A"/>
     <w:multiLevelType w:val="multilevel"/>
     <w:tmpl w:val="FB827224"/>
@@ -15615,7 +16435,7 @@
       </w:rPr>
     </w:lvl>
   </w:abstractNum>
-  <w:abstractNum w:abstractNumId="9" w15:restartNumberingAfterBreak="0">
+  <w:abstractNum w:abstractNumId="10" w15:restartNumberingAfterBreak="0">
     <w:nsid w:val="46020150"/>
     <w:multiLevelType w:val="multilevel"/>
     <w:tmpl w:val="0DC48594"/>
@@ -15764,7 +16584,7 @@
       </w:rPr>
     </w:lvl>
   </w:abstractNum>
-  <w:abstractNum w:abstractNumId="10" w15:restartNumberingAfterBreak="0">
+  <w:abstractNum w:abstractNumId="11" w15:restartNumberingAfterBreak="0">
     <w:nsid w:val="4D080443"/>
     <w:multiLevelType w:val="multilevel"/>
     <w:tmpl w:val="584CCB1E"/>
@@ -15877,7 +16697,7 @@
       </w:pPr>
     </w:lvl>
   </w:abstractNum>
-  <w:abstractNum w:abstractNumId="11" w15:restartNumberingAfterBreak="0">
+  <w:abstractNum w:abstractNumId="12" w15:restartNumberingAfterBreak="0">
     <w:nsid w:val="5108798E"/>
     <w:multiLevelType w:val="multilevel"/>
     <w:tmpl w:val="0C009800"/>
@@ -16026,7 +16846,7 @@
       </w:rPr>
     </w:lvl>
   </w:abstractNum>
-  <w:abstractNum w:abstractNumId="12" w15:restartNumberingAfterBreak="0">
+  <w:abstractNum w:abstractNumId="13" w15:restartNumberingAfterBreak="0">
     <w:nsid w:val="52A37324"/>
     <w:multiLevelType w:val="multilevel"/>
     <w:tmpl w:val="E7A68B1E"/>
@@ -16175,7 +16995,7 @@
       </w:rPr>
     </w:lvl>
   </w:abstractNum>
-  <w:abstractNum w:abstractNumId="13" w15:restartNumberingAfterBreak="0">
+  <w:abstractNum w:abstractNumId="14" w15:restartNumberingAfterBreak="0">
     <w:nsid w:val="553754EE"/>
     <w:multiLevelType w:val="multilevel"/>
     <w:tmpl w:val="E0584FC0"/>
@@ -16324,7 +17144,7 @@
       </w:rPr>
     </w:lvl>
   </w:abstractNum>
-  <w:abstractNum w:abstractNumId="14" w15:restartNumberingAfterBreak="0">
+  <w:abstractNum w:abstractNumId="15" w15:restartNumberingAfterBreak="0">
     <w:nsid w:val="5AFD734C"/>
     <w:multiLevelType w:val="multilevel"/>
     <w:tmpl w:val="E528B1D4"/>
@@ -16473,7 +17293,7 @@
       </w:rPr>
     </w:lvl>
   </w:abstractNum>
-  <w:abstractNum w:abstractNumId="15" w15:restartNumberingAfterBreak="0">
+  <w:abstractNum w:abstractNumId="16" w15:restartNumberingAfterBreak="0">
     <w:nsid w:val="60BE1A70"/>
     <w:multiLevelType w:val="multilevel"/>
     <w:tmpl w:val="DB968EA6"/>
@@ -16622,7 +17442,7 @@
       </w:rPr>
     </w:lvl>
   </w:abstractNum>
-  <w:abstractNum w:abstractNumId="16" w15:restartNumberingAfterBreak="0">
+  <w:abstractNum w:abstractNumId="17" w15:restartNumberingAfterBreak="0">
     <w:nsid w:val="65332EB7"/>
     <w:multiLevelType w:val="multilevel"/>
     <w:tmpl w:val="A73ADBF4"/>
@@ -16735,7 +17555,7 @@
       </w:pPr>
     </w:lvl>
   </w:abstractNum>
-  <w:abstractNum w:abstractNumId="17" w15:restartNumberingAfterBreak="0">
+  <w:abstractNum w:abstractNumId="18" w15:restartNumberingAfterBreak="0">
     <w:nsid w:val="74262115"/>
     <w:multiLevelType w:val="multilevel"/>
     <w:tmpl w:val="AEC6606C"/>
@@ -16884,7 +17704,7 @@
       </w:rPr>
     </w:lvl>
   </w:abstractNum>
-  <w:abstractNum w:abstractNumId="18" w15:restartNumberingAfterBreak="0">
+  <w:abstractNum w:abstractNumId="19" w15:restartNumberingAfterBreak="0">
     <w:nsid w:val="74DB45D3"/>
     <w:multiLevelType w:val="multilevel"/>
     <w:tmpl w:val="0652C7E2"/>
@@ -17033,7 +17853,7 @@
       </w:rPr>
     </w:lvl>
   </w:abstractNum>
-  <w:abstractNum w:abstractNumId="19" w15:restartNumberingAfterBreak="0">
+  <w:abstractNum w:abstractNumId="20" w15:restartNumberingAfterBreak="0">
     <w:nsid w:val="78D428EE"/>
     <w:multiLevelType w:val="multilevel"/>
     <w:tmpl w:val="C9C40A60"/>
@@ -17182,7 +18002,7 @@
       </w:rPr>
     </w:lvl>
   </w:abstractNum>
-  <w:abstractNum w:abstractNumId="20" w15:restartNumberingAfterBreak="0">
+  <w:abstractNum w:abstractNumId="21" w15:restartNumberingAfterBreak="0">
     <w:nsid w:val="79335D1F"/>
     <w:multiLevelType w:val="multilevel"/>
     <w:tmpl w:val="892E46AC"/>
@@ -17331,7 +18151,7 @@
       </w:rPr>
     </w:lvl>
   </w:abstractNum>
-  <w:abstractNum w:abstractNumId="21" w15:restartNumberingAfterBreak="0">
+  <w:abstractNum w:abstractNumId="22" w15:restartNumberingAfterBreak="0">
     <w:nsid w:val="79871396"/>
     <w:multiLevelType w:val="multilevel"/>
     <w:tmpl w:val="476676AE"/>
@@ -17480,7 +18300,7 @@
       </w:rPr>
     </w:lvl>
   </w:abstractNum>
-  <w:abstractNum w:abstractNumId="22" w15:restartNumberingAfterBreak="0">
+  <w:abstractNum w:abstractNumId="23" w15:restartNumberingAfterBreak="0">
     <w:nsid w:val="7C201CE5"/>
     <w:multiLevelType w:val="multilevel"/>
     <w:tmpl w:val="61428D6E"/>
@@ -17593,7 +18413,7 @@
       </w:pPr>
     </w:lvl>
   </w:abstractNum>
-  <w:abstractNum w:abstractNumId="23" w15:restartNumberingAfterBreak="0">
+  <w:abstractNum w:abstractNumId="24" w15:restartNumberingAfterBreak="0">
     <w:nsid w:val="7E4E4312"/>
     <w:multiLevelType w:val="multilevel"/>
     <w:tmpl w:val="AB5A129E"/>
@@ -17707,76 +18527,79 @@
     </w:lvl>
   </w:abstractNum>
   <w:num w:numId="1" w16cid:durableId="1100030452">
+    <w:abstractNumId w:val="21"/>
+  </w:num>
+  <w:num w:numId="2" w16cid:durableId="1846434367">
+    <w:abstractNumId w:val="14"/>
+  </w:num>
+  <w:num w:numId="3" w16cid:durableId="1202745663">
+    <w:abstractNumId w:val="15"/>
+  </w:num>
+  <w:num w:numId="4" w16cid:durableId="1540707121">
+    <w:abstractNumId w:val="17"/>
+  </w:num>
+  <w:num w:numId="5" w16cid:durableId="1917082336">
+    <w:abstractNumId w:val="11"/>
+  </w:num>
+  <w:num w:numId="6" w16cid:durableId="1431774083">
+    <w:abstractNumId w:val="24"/>
+  </w:num>
+  <w:num w:numId="7" w16cid:durableId="847602227">
+    <w:abstractNumId w:val="5"/>
+  </w:num>
+  <w:num w:numId="8" w16cid:durableId="629670825">
+    <w:abstractNumId w:val="23"/>
+  </w:num>
+  <w:num w:numId="9" w16cid:durableId="370804843">
+    <w:abstractNumId w:val="9"/>
+  </w:num>
+  <w:num w:numId="10" w16cid:durableId="270550498">
+    <w:abstractNumId w:val="7"/>
+  </w:num>
+  <w:num w:numId="11" w16cid:durableId="293828989">
+    <w:abstractNumId w:val="4"/>
+  </w:num>
+  <w:num w:numId="12" w16cid:durableId="1582324447">
+    <w:abstractNumId w:val="19"/>
+  </w:num>
+  <w:num w:numId="13" w16cid:durableId="641353815">
+    <w:abstractNumId w:val="22"/>
+  </w:num>
+  <w:num w:numId="14" w16cid:durableId="1113667632">
     <w:abstractNumId w:val="20"/>
   </w:num>
-  <w:num w:numId="2" w16cid:durableId="1846434367">
+  <w:num w:numId="15" w16cid:durableId="952401103">
     <w:abstractNumId w:val="13"/>
   </w:num>
-  <w:num w:numId="3" w16cid:durableId="1202745663">
-    <w:abstractNumId w:val="14"/>
+  <w:num w:numId="16" w16cid:durableId="1037975549">
+    <w:abstractNumId w:val="18"/>
   </w:num>
-  <w:num w:numId="4" w16cid:durableId="1540707121">
+  <w:num w:numId="17" w16cid:durableId="1516534393">
+    <w:abstractNumId w:val="6"/>
+  </w:num>
+  <w:num w:numId="18" w16cid:durableId="122695396">
     <w:abstractNumId w:val="16"/>
   </w:num>
-  <w:num w:numId="5" w16cid:durableId="1917082336">
+  <w:num w:numId="19" w16cid:durableId="56244555">
     <w:abstractNumId w:val="10"/>
   </w:num>
-  <w:num w:numId="6" w16cid:durableId="1431774083">
-    <w:abstractNumId w:val="23"/>
-  </w:num>
-  <w:num w:numId="7" w16cid:durableId="847602227">
-    <w:abstractNumId w:val="4"/>
-  </w:num>
-  <w:num w:numId="8" w16cid:durableId="629670825">
-    <w:abstractNumId w:val="22"/>
-  </w:num>
-  <w:num w:numId="9" w16cid:durableId="370804843">
-    <w:abstractNumId w:val="8"/>
-  </w:num>
-  <w:num w:numId="10" w16cid:durableId="270550498">
-    <w:abstractNumId w:val="6"/>
-  </w:num>
-  <w:num w:numId="11" w16cid:durableId="293828989">
-    <w:abstractNumId w:val="3"/>
-  </w:num>
-  <w:num w:numId="12" w16cid:durableId="1582324447">
-    <w:abstractNumId w:val="18"/>
-  </w:num>
-  <w:num w:numId="13" w16cid:durableId="641353815">
-    <w:abstractNumId w:val="21"/>
-  </w:num>
-  <w:num w:numId="14" w16cid:durableId="1113667632">
-    <w:abstractNumId w:val="19"/>
-  </w:num>
-  <w:num w:numId="15" w16cid:durableId="952401103">
+  <w:num w:numId="20" w16cid:durableId="1819375943">
     <w:abstractNumId w:val="12"/>
   </w:num>
-  <w:num w:numId="16" w16cid:durableId="1037975549">
-    <w:abstractNumId w:val="17"/>
-  </w:num>
-  <w:num w:numId="17" w16cid:durableId="1516534393">
-    <w:abstractNumId w:val="5"/>
-  </w:num>
-  <w:num w:numId="18" w16cid:durableId="122695396">
-    <w:abstractNumId w:val="15"/>
-  </w:num>
-  <w:num w:numId="19" w16cid:durableId="56244555">
-    <w:abstractNumId w:val="9"/>
-  </w:num>
-  <w:num w:numId="20" w16cid:durableId="1819375943">
-    <w:abstractNumId w:val="11"/>
-  </w:num>
   <w:num w:numId="21" w16cid:durableId="1690526820">
-    <w:abstractNumId w:val="2"/>
+    <w:abstractNumId w:val="3"/>
   </w:num>
   <w:num w:numId="22" w16cid:durableId="1729373996">
     <w:abstractNumId w:val="1"/>
   </w:num>
   <w:num w:numId="23" w16cid:durableId="739521411">
-    <w:abstractNumId w:val="7"/>
+    <w:abstractNumId w:val="8"/>
   </w:num>
   <w:num w:numId="24" w16cid:durableId="1754470834">
     <w:abstractNumId w:val="0"/>
+  </w:num>
+  <w:num w:numId="25" w16cid:durableId="720204938">
+    <w:abstractNumId w:val="2"/>
   </w:num>
 </w:numbering>
 </file>
@@ -18385,7 +19208,6 @@
   <w:style w:type="character" w:default="1" w:styleId="DefaultParagraphFont">
     <w:name w:val="Default Paragraph Font"/>
     <w:uiPriority w:val="1"/>
-    <w:semiHidden/>
     <w:unhideWhenUsed/>
   </w:style>
   <w:style w:type="table" w:default="1" w:styleId="TableNormal">

--- a/گرافت/RAG/PP-g-St-co-GMA Suspension/دستوالعمل آزمایشگاهی-سناریو.docx
+++ b/گرافت/RAG/PP-g-St-co-GMA Suspension/دستوالعمل آزمایشگاهی-سناریو.docx
@@ -6886,17 +6886,7 @@
           <w:highlight w:val="green"/>
           <w:lang w:bidi="fa-IR"/>
         </w:rPr>
-        <w:t xml:space="preserve"> g</w:t>
-      </w:r>
-      <w:r>
-        <w:rPr>
-          <w:rFonts w:cs="B Koodak"/>
-          <w:sz w:val="32"/>
-          <w:szCs w:val="32"/>
-          <w:highlight w:val="green"/>
-          <w:lang w:bidi="fa-IR"/>
-        </w:rPr>
-        <w:t xml:space="preserve"> </w:t>
+        <w:t xml:space="preserve"> g </w:t>
       </w:r>
       <w:r>
         <w:rPr>
@@ -8595,7 +8585,6 @@
           <w:rtl/>
           <w:lang w:bidi="fa-IR"/>
         </w:rPr>
-        <w:lastRenderedPageBreak/>
         <w:t xml:space="preserve">سپس سرعت نیتروژن را به 25 </w:t>
       </w:r>
       <w:r>
@@ -9537,7 +9526,6 @@
           <w:rtl/>
           <w:lang w:bidi="fa-IR"/>
         </w:rPr>
-        <w:lastRenderedPageBreak/>
         <w:t xml:space="preserve">بعد از حل شدن، به صورت قطره ای و آرام محلول </w:t>
       </w:r>
       <w:r>
@@ -9557,7 +9545,26 @@
           <w:rtl/>
           <w:lang w:bidi="fa-IR"/>
         </w:rPr>
-        <w:t xml:space="preserve">‌ و زایلین را به راکتور اضافه کنید. پس از تزریق کامل، 20 دقیقه در همان دما و سرعت و اتمسفر نیتروژن، سیستم را نگهدارید. </w:t>
+        <w:t xml:space="preserve">‌ و زایلین را به راکتور اضافه کنید. پس از تزریق کامل، </w:t>
+      </w:r>
+      <w:r>
+        <w:rPr>
+          <w:rFonts w:cs="B Koodak"/>
+          <w:sz w:val="32"/>
+          <w:szCs w:val="32"/>
+          <w:lang w:bidi="fa-IR"/>
+        </w:rPr>
+        <w:t>15</w:t>
+      </w:r>
+      <w:r>
+        <w:rPr>
+          <w:rFonts w:cs="B Koodak" w:hint="cs"/>
+          <w:sz w:val="32"/>
+          <w:szCs w:val="32"/>
+          <w:rtl/>
+          <w:lang w:bidi="fa-IR"/>
+        </w:rPr>
+        <w:t xml:space="preserve"> دقیقه در همان دما و سرعت و اتمسفر نیتروژن، سیستم را نگهدارید. </w:t>
       </w:r>
     </w:p>
     <w:p>
@@ -9625,6 +9632,125 @@
           <w:lang w:bidi="fa-IR"/>
         </w:rPr>
         <w:t>قیقه</w:t>
+      </w:r>
+      <w:r>
+        <w:rPr>
+          <w:rFonts w:cs="B Koodak"/>
+          <w:sz w:val="32"/>
+          <w:szCs w:val="32"/>
+          <w:highlight w:val="yellow"/>
+          <w:lang w:bidi="fa-IR"/>
+        </w:rPr>
+        <w:t xml:space="preserve"> </w:t>
+      </w:r>
+      <w:r>
+        <w:rPr>
+          <w:rFonts w:cs="B Koodak" w:hint="cs"/>
+          <w:sz w:val="32"/>
+          <w:szCs w:val="32"/>
+          <w:highlight w:val="yellow"/>
+          <w:rtl/>
+          <w:lang w:bidi="fa-IR"/>
+        </w:rPr>
+        <w:t xml:space="preserve"> </w:t>
+      </w:r>
+      <w:r>
+        <w:rPr>
+          <w:rFonts w:cs="B Koodak" w:hint="cs"/>
+          <w:sz w:val="32"/>
+          <w:szCs w:val="32"/>
+          <w:highlight w:val="yellow"/>
+          <w:rtl/>
+          <w:lang w:bidi="fa-IR"/>
+        </w:rPr>
+        <w:t>)</w:t>
+      </w:r>
+      <w:r>
+        <w:rPr>
+          <w:rFonts w:cs="B Koodak"/>
+          <w:sz w:val="32"/>
+          <w:szCs w:val="32"/>
+          <w:highlight w:val="yellow"/>
+          <w:rtl/>
+          <w:lang w:bidi="fa-IR"/>
+        </w:rPr>
+        <w:br/>
+      </w:r>
+      <w:r>
+        <w:rPr>
+          <w:rFonts w:cs="B Koodak" w:hint="cs"/>
+          <w:sz w:val="32"/>
+          <w:szCs w:val="32"/>
+          <w:highlight w:val="yellow"/>
+          <w:rtl/>
+          <w:lang w:bidi="fa-IR"/>
+        </w:rPr>
+        <w:t>(</w:t>
+      </w:r>
+      <w:r>
+        <w:rPr>
+          <w:rFonts w:cs="B Koodak" w:hint="cs"/>
+          <w:sz w:val="32"/>
+          <w:szCs w:val="32"/>
+          <w:highlight w:val="yellow"/>
+          <w:rtl/>
+          <w:lang w:bidi="fa-IR"/>
+        </w:rPr>
+        <w:t>بهتر</w:t>
+      </w:r>
+      <w:r>
+        <w:rPr>
+          <w:rFonts w:cs="B Koodak" w:hint="cs"/>
+          <w:sz w:val="32"/>
+          <w:szCs w:val="32"/>
+          <w:highlight w:val="yellow"/>
+          <w:rtl/>
+          <w:lang w:bidi="fa-IR"/>
+        </w:rPr>
+        <w:t xml:space="preserve"> -</w:t>
+      </w:r>
+      <w:r>
+        <w:rPr>
+          <w:rFonts w:cs="Calibri" w:hint="cs"/>
+          <w:sz w:val="32"/>
+          <w:szCs w:val="32"/>
+          <w:highlight w:val="yellow"/>
+          <w:rtl/>
+          <w:lang w:bidi="fa-IR"/>
+        </w:rPr>
+        <w:t>&gt;</w:t>
+      </w:r>
+      <w:r>
+        <w:rPr>
+          <w:rFonts w:cs="B Koodak" w:hint="cs"/>
+          <w:sz w:val="32"/>
+          <w:szCs w:val="32"/>
+          <w:highlight w:val="yellow"/>
+          <w:rtl/>
+          <w:lang w:bidi="fa-IR"/>
+        </w:rPr>
+        <w:t xml:space="preserve"> 0.25</w:t>
+      </w:r>
+      <w:r>
+        <w:rPr>
+          <w:rFonts w:cs="B Koodak"/>
+          <w:sz w:val="32"/>
+          <w:szCs w:val="32"/>
+          <w:highlight w:val="yellow"/>
+          <w:lang w:bidi="fa-IR"/>
+        </w:rPr>
+        <w:t>ml</w:t>
+      </w:r>
+      <w:r>
+        <w:rPr>
+          <w:rFonts w:cs="B Koodak" w:hint="cs"/>
+          <w:sz w:val="32"/>
+          <w:szCs w:val="32"/>
+          <w:highlight w:val="yellow"/>
+          <w:rtl/>
+          <w:lang w:bidi="fa-IR"/>
+        </w:rPr>
+        <w:t xml:space="preserve"> بر دقیقه = 4 دقیقه</w:t>
       </w:r>
       <w:r>
         <w:rPr>
@@ -9660,7 +9786,27 @@
           <w:rtl/>
           <w:lang w:bidi="fa-IR"/>
         </w:rPr>
-        <w:t xml:space="preserve">تا قبل از پایان 20 دقیقه، در یک ظرف دیگر مقدار 5 </w:t>
+        <w:t xml:space="preserve">تا قبل از پایان 20 دقیقه، در یک ظرف دیگر مقدار </w:t>
+      </w:r>
+      <w:r>
+        <w:rPr>
+          <w:rFonts w:cs="B Koodak" w:hint="cs"/>
+          <w:sz w:val="32"/>
+          <w:szCs w:val="32"/>
+          <w:rtl/>
+          <w:lang w:bidi="fa-IR"/>
+        </w:rPr>
+        <w:t>4</w:t>
+      </w:r>
+      <w:r>
+        <w:rPr>
+          <w:rFonts w:cs="B Koodak" w:hint="cs"/>
+          <w:sz w:val="32"/>
+          <w:szCs w:val="32"/>
+          <w:rtl/>
+          <w:lang w:bidi="fa-IR"/>
+        </w:rPr>
+        <w:t xml:space="preserve"> </w:t>
       </w:r>
       <w:r>
         <w:rPr>
@@ -9788,7 +9934,40 @@
           <w:rtl/>
           <w:lang w:bidi="fa-IR"/>
         </w:rPr>
-        <w:t xml:space="preserve"> بر دقیقه = 10 دقیقه)</w:t>
+        <w:t xml:space="preserve"> بر دقیقه = 10 دقیقه</w:t>
+      </w:r>
+      <w:r>
+        <w:rPr>
+          <w:rFonts w:cs="B Koodak" w:hint="cs"/>
+          <w:sz w:val="32"/>
+          <w:szCs w:val="32"/>
+          <w:highlight w:val="yellow"/>
+          <w:rtl/>
+          <w:lang w:bidi="fa-IR"/>
+        </w:rPr>
+        <w:t xml:space="preserve"> -</w:t>
+      </w:r>
+      <w:r>
+        <w:rPr>
+          <w:rFonts w:cs="Calibri" w:hint="cs"/>
+          <w:sz w:val="32"/>
+          <w:szCs w:val="32"/>
+          <w:highlight w:val="yellow"/>
+          <w:rtl/>
+          <w:lang w:bidi="fa-IR"/>
+        </w:rPr>
+        <w:t>&gt; جلوگیری از غلظت  موضعی</w:t>
+      </w:r>
+      <w:r>
+        <w:rPr>
+          <w:rFonts w:cs="B Koodak" w:hint="cs"/>
+          <w:sz w:val="32"/>
+          <w:szCs w:val="32"/>
+          <w:highlight w:val="yellow"/>
+          <w:rtl/>
+          <w:lang w:bidi="fa-IR"/>
+        </w:rPr>
+        <w:t>)</w:t>
       </w:r>
     </w:p>
     <w:p>
@@ -10105,20 +10284,26 @@
           <w:szCs w:val="32"/>
           <w:rtl/>
         </w:rPr>
-        <w:t>و همراه رفلاکس و نیتروژن زیر هود، با حمام یخ، سرد کنید تا به دمای اتاق برسد.بعد از رسیدن به دمای اتاق، 5 دقیقه در همین دما نگه دارید.</w:t>
-      </w:r>
-    </w:p>
-    <w:p>
-      <w:pPr>
-        <w:bidi/>
-        <w:ind w:left="720"/>
-        <w:rPr>
-          <w:rFonts w:cs="B Koodak"/>
-          <w:sz w:val="32"/>
-          <w:szCs w:val="32"/>
-          <w:lang w:bidi="fa-IR"/>
-        </w:rPr>
-      </w:pPr>
+        <w:t>و همراه رفلاکس و نیتروژن زیر هود، با حمام یخ، سرد کنید تا به دمای اتاق برسد.</w:t>
+      </w:r>
+      <w:r>
+        <w:rPr>
+          <w:rFonts w:cs="B Koodak" w:hint="cs"/>
+          <w:sz w:val="32"/>
+          <w:szCs w:val="32"/>
+          <w:rtl/>
+        </w:rPr>
+        <w:t xml:space="preserve"> </w:t>
+      </w:r>
+      <w:r>
+        <w:rPr>
+          <w:rFonts w:cs="B Koodak" w:hint="cs"/>
+          <w:sz w:val="32"/>
+          <w:szCs w:val="32"/>
+          <w:rtl/>
+        </w:rPr>
+        <w:t>بعد از رسیدن به دمای اتاق، 5 دقیقه در همین دما نگه دارید.</w:t>
+      </w:r>
     </w:p>
     <w:p>
       <w:pPr>
@@ -10134,7 +10319,6 @@
           <w:rFonts w:cs="B Koodak"/>
           <w:lang w:bidi="fa-IR"/>
         </w:rPr>
-        <w:lastRenderedPageBreak/>
         <w:t xml:space="preserve">(4-5) </w:t>
       </w:r>
       <w:r>
@@ -10318,7 +10502,28 @@
           <w:rtl/>
           <w:lang w:bidi="fa-IR"/>
         </w:rPr>
-        <w:t xml:space="preserve">سرعت حدودا 150 تا 200 </w:t>
+        <w:lastRenderedPageBreak/>
+        <w:t xml:space="preserve">سرعت حدودا 150 تا </w:t>
+      </w:r>
+      <w:r>
+        <w:rPr>
+          <w:rFonts w:cs="B Koodak" w:hint="cs"/>
+          <w:sz w:val="32"/>
+          <w:szCs w:val="32"/>
+          <w:rtl/>
+          <w:lang w:bidi="fa-IR"/>
+        </w:rPr>
+        <w:t>100</w:t>
+      </w:r>
+      <w:r>
+        <w:rPr>
+          <w:rFonts w:cs="B Koodak" w:hint="cs"/>
+          <w:sz w:val="32"/>
+          <w:szCs w:val="32"/>
+          <w:rtl/>
+          <w:lang w:bidi="fa-IR"/>
+        </w:rPr>
+        <w:t xml:space="preserve"> </w:t>
       </w:r>
       <w:r>
         <w:rPr>
@@ -10347,6 +10552,16 @@
           <w:lang w:bidi="fa-IR"/>
         </w:rPr>
         <w:t>vortex</w:t>
+      </w:r>
+      <w:r>
+        <w:rPr>
+          <w:rFonts w:cs="B Koodak" w:hint="cs"/>
+          <w:sz w:val="32"/>
+          <w:szCs w:val="32"/>
+          <w:rtl/>
+          <w:lang w:bidi="fa-IR"/>
+        </w:rPr>
+        <w:t xml:space="preserve"> شدید</w:t>
       </w:r>
       <w:r>
         <w:rPr>
@@ -10446,7 +10661,27 @@
           <w:rtl/>
           <w:lang w:bidi="fa-IR"/>
         </w:rPr>
-        <w:t xml:space="preserve">صول جامد را یک بار با 75 میلی‌لیتر اتانول در دمای اتاق </w:t>
+        <w:t>صول جامد را یک بار با 75 میلی‌لیتر اتانول</w:t>
+      </w:r>
+      <w:r>
+        <w:rPr>
+          <w:rFonts w:cs="B Koodak" w:hint="cs"/>
+          <w:sz w:val="32"/>
+          <w:szCs w:val="32"/>
+          <w:rtl/>
+          <w:lang w:bidi="fa-IR"/>
+        </w:rPr>
+        <w:t xml:space="preserve"> یا متانول</w:t>
+      </w:r>
+      <w:r>
+        <w:rPr>
+          <w:rFonts w:cs="B Koodak" w:hint="cs"/>
+          <w:sz w:val="32"/>
+          <w:szCs w:val="32"/>
+          <w:rtl/>
+          <w:lang w:bidi="fa-IR"/>
+        </w:rPr>
+        <w:t xml:space="preserve"> در دمای اتاق </w:t>
       </w:r>
       <w:r>
         <w:rPr>
@@ -10476,7 +10711,27 @@
           <w:rtl/>
           <w:lang w:bidi="fa-IR"/>
         </w:rPr>
-        <w:t xml:space="preserve"> سرعت پیشنهادی 150 تا 200 </w:t>
+        <w:t xml:space="preserve"> سرعت پیشنهادی 150 تا </w:t>
+      </w:r>
+      <w:r>
+        <w:rPr>
+          <w:rFonts w:cs="B Koodak" w:hint="cs"/>
+          <w:sz w:val="32"/>
+          <w:szCs w:val="32"/>
+          <w:rtl/>
+          <w:lang w:bidi="fa-IR"/>
+        </w:rPr>
+        <w:t>100</w:t>
+      </w:r>
+      <w:r>
+        <w:rPr>
+          <w:rFonts w:cs="B Koodak" w:hint="cs"/>
+          <w:sz w:val="32"/>
+          <w:szCs w:val="32"/>
+          <w:rtl/>
+          <w:lang w:bidi="fa-IR"/>
+        </w:rPr>
+        <w:t xml:space="preserve"> </w:t>
       </w:r>
       <w:r>
         <w:rPr>
@@ -10530,7 +10785,27 @@
           <w:rtl/>
           <w:lang w:bidi="fa-IR"/>
         </w:rPr>
-        <w:t xml:space="preserve">سپس محصول جامد را با 100 میلی‌لیتر </w:t>
+        <w:t>سپس محصول جامد را با 100 میلی‌لیتر</w:t>
+      </w:r>
+      <w:r>
+        <w:rPr>
+          <w:rFonts w:cs="B Koodak" w:hint="cs"/>
+          <w:sz w:val="32"/>
+          <w:szCs w:val="32"/>
+          <w:rtl/>
+          <w:lang w:bidi="fa-IR"/>
+        </w:rPr>
+        <w:t xml:space="preserve"> استون</w:t>
+      </w:r>
+      <w:r>
+        <w:rPr>
+          <w:rFonts w:cs="B Koodak" w:hint="cs"/>
+          <w:sz w:val="32"/>
+          <w:szCs w:val="32"/>
+          <w:rtl/>
+          <w:lang w:bidi="fa-IR"/>
+        </w:rPr>
+        <w:t xml:space="preserve"> </w:t>
       </w:r>
       <w:r>
         <w:rPr>
@@ -10560,7 +10835,27 @@
           <w:rtl/>
           <w:lang w:bidi="fa-IR"/>
         </w:rPr>
-        <w:t xml:space="preserve">. در دمای اتاق و بدون حرارت با سرعت پیشنهادی 150 تا 200 </w:t>
+        <w:t xml:space="preserve">. در دمای اتاق و بدون حرارت با سرعت پیشنهادی 150 تا </w:t>
+      </w:r>
+      <w:r>
+        <w:rPr>
+          <w:rFonts w:cs="B Koodak" w:hint="cs"/>
+          <w:sz w:val="32"/>
+          <w:szCs w:val="32"/>
+          <w:rtl/>
+          <w:lang w:bidi="fa-IR"/>
+        </w:rPr>
+        <w:t>100</w:t>
+      </w:r>
+      <w:r>
+        <w:rPr>
+          <w:rFonts w:cs="B Koodak" w:hint="cs"/>
+          <w:sz w:val="32"/>
+          <w:szCs w:val="32"/>
+          <w:rtl/>
+          <w:lang w:bidi="fa-IR"/>
+        </w:rPr>
+        <w:t xml:space="preserve"> </w:t>
       </w:r>
       <w:r>
         <w:rPr>
@@ -10579,7 +10874,27 @@
           <w:rtl/>
           <w:lang w:bidi="fa-IR"/>
         </w:rPr>
-        <w:t xml:space="preserve"> به مدت 4 ساعت. سپس فیلتراسیون کنید.</w:t>
+        <w:t xml:space="preserve"> به مدت </w:t>
+      </w:r>
+      <w:r>
+        <w:rPr>
+          <w:rFonts w:cs="B Koodak" w:hint="cs"/>
+          <w:sz w:val="32"/>
+          <w:szCs w:val="32"/>
+          <w:rtl/>
+          <w:lang w:bidi="fa-IR"/>
+        </w:rPr>
+        <w:t>2</w:t>
+      </w:r>
+      <w:r>
+        <w:rPr>
+          <w:rFonts w:cs="B Koodak" w:hint="cs"/>
+          <w:sz w:val="32"/>
+          <w:szCs w:val="32"/>
+          <w:rtl/>
+          <w:lang w:bidi="fa-IR"/>
+        </w:rPr>
+        <w:t xml:space="preserve"> ساعت. سپس فیلتراسیون کنید.</w:t>
       </w:r>
     </w:p>
     <w:p>
@@ -10604,7 +10919,51 @@
           <w:rtl/>
           <w:lang w:bidi="fa-IR"/>
         </w:rPr>
-        <w:t>سه بار شستشو با استون تازه را انجام دهید (مجموع 12 ساعت)</w:t>
+        <w:t xml:space="preserve">اکنون با 150 </w:t>
+      </w:r>
+      <w:r>
+        <w:rPr>
+          <w:rFonts w:cs="B Koodak"/>
+          <w:sz w:val="32"/>
+          <w:szCs w:val="32"/>
+          <w:lang w:bidi="fa-IR"/>
+        </w:rPr>
+        <w:t>ml</w:t>
+      </w:r>
+      <w:r>
+        <w:rPr>
+          <w:rFonts w:cs="B Koodak" w:hint="cs"/>
+          <w:sz w:val="32"/>
+          <w:szCs w:val="32"/>
+          <w:rtl/>
+          <w:lang w:bidi="fa-IR"/>
+        </w:rPr>
+        <w:t xml:space="preserve"> اتیل استات در 1 یا 4 سیکل زیر هود بدون حرارت با سرعت 100 تا 150 به مدت 8 الی 6 ساعت شستشو دهید و سپس فیلتراسیون کنید.(استخراج سرد)</w:t>
+      </w:r>
+    </w:p>
+    <w:p>
+      <w:pPr>
+        <w:numPr>
+          <w:ilvl w:val="0"/>
+          <w:numId w:val="8"/>
+        </w:numPr>
+        <w:bidi/>
+        <w:rPr>
+          <w:rFonts w:cs="B Koodak"/>
+          <w:sz w:val="32"/>
+          <w:szCs w:val="32"/>
+          <w:lang w:bidi="fa-IR"/>
+        </w:rPr>
+      </w:pPr>
+      <w:r>
+        <w:rPr>
+          <w:rFonts w:cs="B Koodak" w:hint="cs"/>
+          <w:sz w:val="32"/>
+          <w:szCs w:val="32"/>
+          <w:rtl/>
+          <w:lang w:bidi="fa-IR"/>
+        </w:rPr>
+        <w:t>مرحله 8 و 7 طوری باشد که تبخیر حلال جلوگیری شود. بدین منظور در ارلن یا بالن با قراردادن شیشه ساعت روی دهانه، همزدن را انجام دهید و دقت بفرمایید که هود روشن باشد تا خطر استعال/انفجار کاهش یابد.</w:t>
       </w:r>
     </w:p>
     <w:p>
@@ -11301,7 +11660,6 @@
           <w:rFonts w:cs="B Koodak"/>
           <w:lang w:bidi="fa-IR"/>
         </w:rPr>
-        <w:lastRenderedPageBreak/>
         <w:t xml:space="preserve"> (5) </w:t>
       </w:r>
       <w:r>
@@ -11914,7 +12272,6 @@
           <w:szCs w:val="32"/>
           <w:rtl/>
         </w:rPr>
-        <w:lastRenderedPageBreak/>
         <w:t>حجم و جرم کل مخلوط مونومرها (کل مونومر خوراک)</w:t>
       </w:r>
       <w:r>
@@ -13464,7 +13821,6 @@
           <w:szCs w:val="32"/>
           <w:rtl/>
         </w:rPr>
-        <w:lastRenderedPageBreak/>
         <w:t>موارد الزام گزارش:</w:t>
       </w:r>
     </w:p>
@@ -14372,7 +14728,6 @@
           <w:sz w:val="32"/>
           <w:szCs w:val="32"/>
         </w:rPr>
-        <w:lastRenderedPageBreak/>
         <w:t xml:space="preserve">  </w:t>
       </w:r>
       <w:r>
@@ -14971,7 +15326,6 @@
           <w:sz w:val="32"/>
           <w:szCs w:val="32"/>
         </w:rPr>
-        <w:lastRenderedPageBreak/>
         <w:t xml:space="preserve"> </w:t>
       </w:r>
       <w:r>
@@ -19208,6 +19562,7 @@
   <w:style w:type="character" w:default="1" w:styleId="DefaultParagraphFont">
     <w:name w:val="Default Paragraph Font"/>
     <w:uiPriority w:val="1"/>
+    <w:semiHidden/>
     <w:unhideWhenUsed/>
   </w:style>
   <w:style w:type="table" w:default="1" w:styleId="TableNormal">

--- a/گرافت/RAG/PP-g-St-co-GMA Suspension/دستوالعمل آزمایشگاهی-سناریو.docx
+++ b/گرافت/RAG/PP-g-St-co-GMA Suspension/دستوالعمل آزمایشگاهی-سناریو.docx
@@ -813,6 +813,7 @@
                 <w:szCs w:val="32"/>
                 <w:lang w:bidi="fa-IR"/>
               </w:rPr>
+              <w:lastRenderedPageBreak/>
               <w:t>Acetone</w:t>
             </w:r>
           </w:p>
@@ -1391,6 +1392,7 @@
           <w:rFonts w:cs="B Koodak" w:hint="cs"/>
           <w:rtl/>
         </w:rPr>
+        <w:lastRenderedPageBreak/>
         <w:t xml:space="preserve">ج) </w:t>
       </w:r>
       <w:r>
@@ -2021,7 +2023,7 @@
       <w:pPr>
         <w:bidi/>
         <w:rPr>
-          <w:rFonts w:cs="B Koodak"/>
+          <w:rFonts w:cs="B Koodak" w:hint="cs"/>
           <w:b/>
           <w:bCs/>
           <w:sz w:val="32"/>
@@ -2055,6 +2057,7 @@
         <w:rPr>
           <w:rFonts w:cs="B Koodak"/>
         </w:rPr>
+        <w:lastRenderedPageBreak/>
         <w:t>(</w:t>
       </w:r>
       <w:r>
@@ -2838,7 +2841,9 @@
               <w:bidi/>
               <w:jc w:val="center"/>
               <w:rPr>
-                <w:rFonts w:cs="B Koodak"/>
+                <w:rFonts w:cs="B Koodak" w:hint="cs"/>
+                <w:rtl/>
+                <w:lang w:bidi="fa-IR"/>
               </w:rPr>
             </w:pPr>
             <w:r>
@@ -3757,12 +3762,13 @@
       <w:pPr>
         <w:bidi/>
         <w:rPr>
-          <w:rFonts w:cs="B Koodak"/>
+          <w:rFonts w:cs="B Koodak" w:hint="cs"/>
           <w:b/>
           <w:bCs/>
           <w:sz w:val="32"/>
           <w:szCs w:val="32"/>
           <w:rtl/>
+          <w:lang w:bidi="fa-IR"/>
         </w:rPr>
       </w:pPr>
     </w:p>
@@ -3892,6 +3898,7 @@
                 <w:szCs w:val="32"/>
                 <w:rtl/>
               </w:rPr>
+              <w:lastRenderedPageBreak/>
               <w:t>نمونه</w:t>
             </w:r>
           </w:p>
@@ -5160,12 +5167,13 @@
       <w:pPr>
         <w:bidi/>
         <w:rPr>
-          <w:rFonts w:cs="B Koodak"/>
+          <w:rFonts w:cs="B Koodak" w:hint="cs"/>
           <w:b/>
           <w:bCs/>
           <w:sz w:val="32"/>
           <w:szCs w:val="32"/>
           <w:rtl/>
+          <w:lang w:bidi="fa-IR"/>
         </w:rPr>
       </w:pPr>
     </w:p>
@@ -6038,11 +6046,12 @@
       <w:pPr>
         <w:bidi/>
         <w:rPr>
-          <w:rFonts w:cs="B Koodak"/>
+          <w:rFonts w:cs="B Koodak" w:hint="cs"/>
           <w:b/>
           <w:bCs/>
           <w:sz w:val="32"/>
           <w:szCs w:val="32"/>
+          <w:lang w:bidi="fa-IR"/>
         </w:rPr>
       </w:pPr>
     </w:p>
@@ -6303,6 +6312,15 @@
       </w:r>
       <w:r>
         <w:rPr>
+          <w:rFonts w:cs="B Koodak" w:hint="cs"/>
+          <w:sz w:val="32"/>
+          <w:szCs w:val="32"/>
+          <w:rtl/>
+        </w:rPr>
+        <w:t>.</w:t>
+      </w:r>
+      <w:r>
+        <w:rPr>
           <w:rFonts w:cs="B Koodak"/>
           <w:sz w:val="32"/>
           <w:szCs w:val="32"/>
@@ -6829,6 +6847,7 @@
           <w:highlight w:val="green"/>
           <w:lang w:bidi="fa-IR"/>
         </w:rPr>
+        <w:lastRenderedPageBreak/>
         <w:t>)</w:t>
       </w:r>
       <w:r>
@@ -7045,7 +7064,29 @@
           <w:rtl/>
           <w:lang w:bidi="fa-IR"/>
         </w:rPr>
-        <w:t xml:space="preserve"> به مدت 15 دقیقه قبل اط حرارت)</w:t>
+        <w:t xml:space="preserve"> به مدت 15 دقیقه قبل ا</w:t>
+      </w:r>
+      <w:r>
+        <w:rPr>
+          <w:rFonts w:cs="B Koodak" w:hint="cs"/>
+          <w:sz w:val="32"/>
+          <w:szCs w:val="32"/>
+          <w:highlight w:val="yellow"/>
+          <w:rtl/>
+          <w:lang w:bidi="fa-IR"/>
+        </w:rPr>
+        <w:t>ز</w:t>
+      </w:r>
+      <w:r>
+        <w:rPr>
+          <w:rFonts w:cs="B Koodak" w:hint="cs"/>
+          <w:sz w:val="32"/>
+          <w:szCs w:val="32"/>
+          <w:highlight w:val="yellow"/>
+          <w:rtl/>
+          <w:lang w:bidi="fa-IR"/>
+        </w:rPr>
+        <w:t xml:space="preserve"> حرارت)</w:t>
       </w:r>
       <w:r>
         <w:rPr>
@@ -7482,6 +7523,7 @@
           <w:szCs w:val="32"/>
           <w:rtl/>
         </w:rPr>
+        <w:lastRenderedPageBreak/>
         <w:t>پس از پایان پیش‌تیمار حرارتی، مخلوط داغ</w:t>
       </w:r>
       <w:r>
@@ -8118,6 +8160,7 @@
         <w:rPr>
           <w:rFonts w:cs="B Koodak"/>
         </w:rPr>
+        <w:lastRenderedPageBreak/>
         <w:t xml:space="preserve"> (</w:t>
       </w:r>
       <w:r>
@@ -9068,6 +9111,7 @@
           <w:szCs w:val="32"/>
           <w:rtl/>
         </w:rPr>
+        <w:lastRenderedPageBreak/>
         <w:t xml:space="preserve">دما را به </w:t>
       </w:r>
       <w:r>
@@ -10071,6 +10115,7 @@
           <w:szCs w:val="32"/>
           <w:rtl/>
         </w:rPr>
+        <w:lastRenderedPageBreak/>
         <w:t xml:space="preserve">بعد از افزوده شدن کامل مونومر، </w:t>
       </w:r>
       <w:r>
@@ -10502,7 +10547,6 @@
           <w:rtl/>
           <w:lang w:bidi="fa-IR"/>
         </w:rPr>
-        <w:lastRenderedPageBreak/>
         <w:t xml:space="preserve">سرعت حدودا 150 تا </w:t>
       </w:r>
       <w:r>
@@ -10621,6 +10665,7 @@
           <w:rtl/>
           <w:lang w:bidi="fa-IR"/>
         </w:rPr>
+        <w:lastRenderedPageBreak/>
         <w:t>پس از شست</w:t>
       </w:r>
       <w:r>
@@ -11012,7 +11057,6 @@
           <w:szCs w:val="32"/>
           <w:rtl/>
         </w:rPr>
-        <w:lastRenderedPageBreak/>
         <w:t xml:space="preserve">پس از خشک‌کردن، نمونه را در شرایط مناسب </w:t>
       </w:r>
       <w:r>
@@ -11216,7 +11260,7 @@
         <w:bidi/>
         <w:ind w:left="720"/>
         <w:rPr>
-          <w:rFonts w:cs="B Koodak"/>
+          <w:rFonts w:cs="B Koodak" w:hint="cs"/>
           <w:sz w:val="32"/>
           <w:szCs w:val="32"/>
           <w:rtl/>
@@ -12495,6 +12539,7 @@
           <w:szCs w:val="32"/>
           <w:lang w:bidi="fa-IR"/>
         </w:rPr>
+        <w:lastRenderedPageBreak/>
         <w:t xml:space="preserve"> </w:t>
       </w:r>
       <w:r>
@@ -13285,6 +13330,7 @@
           <w:sz w:val="32"/>
           <w:szCs w:val="32"/>
         </w:rPr>
+        <w:lastRenderedPageBreak/>
         <w:t>20°C/min</w:t>
       </w:r>
     </w:p>
@@ -13917,6 +13963,7 @@
           <w:szCs w:val="32"/>
           <w:rtl/>
         </w:rPr>
+        <w:lastRenderedPageBreak/>
         <w:t>عکس قطره</w:t>
       </w:r>
     </w:p>
@@ -14918,6 +14965,7 @@
           <w:sz w:val="32"/>
           <w:szCs w:val="32"/>
         </w:rPr>
+        <w:lastRenderedPageBreak/>
         <w:t xml:space="preserve">  </w:t>
       </w:r>
       <w:r>
